--- a/cv/front/CV - Jesús Hernández - Frontend - EN.docx
+++ b/cv/front/CV - Jesús Hernández - Frontend - EN.docx
@@ -15,13 +15,13 @@
           <w:lang w:eastAsia="es-ES_tradnl"/>
         </w:rPr>
         <w:drawing>
-          <wp:anchor distT="0" distB="0" distL="114300" distR="114300" simplePos="0" relativeHeight="251931648" behindDoc="1" locked="0" layoutInCell="1" allowOverlap="1" wp14:anchorId="6169C3EF" wp14:editId="2E3B43E2">
+          <wp:anchor distT="0" distB="0" distL="114300" distR="114300" simplePos="0" relativeHeight="251931648" behindDoc="1" locked="0" layoutInCell="1" allowOverlap="1" wp14:anchorId="6169C3EF" wp14:editId="31B0A354">
             <wp:simplePos x="0" y="0"/>
             <wp:positionH relativeFrom="page">
-              <wp:posOffset>5269288</wp:posOffset>
+              <wp:posOffset>5265420</wp:posOffset>
             </wp:positionH>
             <wp:positionV relativeFrom="paragraph">
-              <wp:posOffset>-937895</wp:posOffset>
+              <wp:posOffset>-930275</wp:posOffset>
             </wp:positionV>
             <wp:extent cx="2303145" cy="3119986"/>
             <wp:effectExtent l="0" t="0" r="1905" b="4445"/>
@@ -34,21 +34,17 @@
               <a:graphicData uri="http://schemas.openxmlformats.org/drawingml/2006/picture">
                 <pic:pic xmlns:pic="http://schemas.openxmlformats.org/drawingml/2006/picture">
                   <pic:nvPicPr>
-                    <pic:cNvPr id="0" name="Picture 4"/>
+                    <pic:cNvPr id="19" name="Imagen 19"/>
                     <pic:cNvPicPr>
                       <a:picLocks noChangeAspect="1" noChangeArrowheads="1"/>
                     </pic:cNvPicPr>
                   </pic:nvPicPr>
-                  <pic:blipFill rotWithShape="1">
-                    <a:blip r:embed="rId8">
-                      <a:extLst>
-                        <a:ext uri="{28A0092B-C50C-407E-A947-70E740481C1C}">
-                          <a14:useLocalDpi xmlns:a14="http://schemas.microsoft.com/office/drawing/2010/main" val="0"/>
-                        </a:ext>
-                      </a:extLst>
-                    </a:blip>
-                    <a:srcRect b="11502"/>
-                    <a:stretch/>
+                  <pic:blipFill>
+                    <a:blip r:embed="rId8"/>
+                    <a:srcRect t="26" b="26"/>
+                    <a:stretch>
+                      <a:fillRect/>
+                    </a:stretch>
                   </pic:blipFill>
                   <pic:spPr bwMode="auto">
                     <a:xfrm>
@@ -167,17 +163,7 @@
                                 <w:sz w:val="28"/>
                                 <w:szCs w:val="28"/>
                               </w:rPr>
-                              <w:t>/Dart</w:t>
-                            </w:r>
-                            <w:r>
-                              <w:rPr>
-                                <w:rFonts w:ascii="Century Gothic" w:hAnsi="Century Gothic"/>
-                                <w:b/>
-                                <w:color w:val="000000" w:themeColor="text1"/>
-                                <w:sz w:val="28"/>
-                                <w:szCs w:val="28"/>
-                              </w:rPr>
-                              <w:t xml:space="preserve"> </w:t>
+                              <w:t xml:space="preserve">/Dart </w:t>
                             </w:r>
                             <w:proofErr w:type="spellStart"/>
                             <w:r>
@@ -2220,13 +2206,19 @@
                               <w:fldChar w:fldCharType="begin"/>
                             </w:r>
                             <w:r>
+                              <w:instrText xml:space="preserve"> INCLUDEPICTURE  "https://lh3.googleusercontent.com/-zZva6319EVE/AAAAAAAAAAI/AAAAAAAAAAA/zKFGBYMviqc/photo.jpg" \* MERGEFORMATINET </w:instrText>
+                            </w:r>
+                            <w:r>
+                              <w:fldChar w:fldCharType="separate"/>
+                            </w:r>
+                            <w:r>
+                              <w:fldChar w:fldCharType="begin"/>
+                            </w:r>
+                            <w:r>
                               <w:instrText xml:space="preserve"> </w:instrText>
                             </w:r>
                             <w:r>
-                              <w:instrText xml:space="preserve">INCLUDEPICTURE  </w:instrText>
-                            </w:r>
-                            <w:r>
-                              <w:instrText>"https://lh3.googleusercontent.com/-zZva6319EVE/AAAAAAAAAAI/AAAAAAAAAAA/zKFGBYMviqc/photo.jpg" \* MERGEFORMATINET</w:instrText>
+                              <w:instrText>INCLUDEPICTURE  "https://lh3.googleusercontent.com/-zZva6319EVE/AAAAAAAAAAI/AAAAAAAAAAA/zKFGBYMviqc/photo.jpg" \* MERGEFORMATINET</w:instrText>
                             </w:r>
                             <w:r>
                               <w:instrText xml:space="preserve"> </w:instrText>
@@ -2240,6 +2232,9 @@
                                   <v:imagedata r:id="rId11" r:href="rId12" gain="109227f"/>
                                 </v:shape>
                               </w:pict>
+                            </w:r>
+                            <w:r>
+                              <w:fldChar w:fldCharType="end"/>
                             </w:r>
                             <w:r>
                               <w:fldChar w:fldCharType="end"/>
@@ -2956,7 +2951,7 @@
                         <a:effectLst/>
                         <a:extLst>
                           <a:ext uri="{C572A759-6A51-4108-AA02-DFA0A04FC94B}">
-                            <ma14:wrappingTextBoxFlag xmlns:oel="http://schemas.microsoft.com/office/2019/extlst" xmlns:w16du="http://schemas.microsoft.com/office/word/2023/wordml/word16du" xmlns="" xmlns:mo="http://schemas.microsoft.com/office/mac/office/2008/main" xmlns:mv="urn:schemas-microsoft-com:mac:vml" xmlns:o="urn:schemas-microsoft-com:office:office" xmlns:v="urn:schemas-microsoft-com:vml" xmlns:w10="urn:schemas-microsoft-com:office:word" xmlns:w="http://schemas.openxmlformats.org/wordprocessingml/2006/main" xmlns:ma14="http://schemas.microsoft.com/office/mac/drawingml/2011/main"/>
+                            <ma14:wrappingTextBoxFlag xmlns:ma14="http://schemas.microsoft.com/office/mac/drawingml/2011/main" xmlns:w="http://schemas.openxmlformats.org/wordprocessingml/2006/main" xmlns:w10="urn:schemas-microsoft-com:office:word" xmlns:v="urn:schemas-microsoft-com:vml" xmlns:o="urn:schemas-microsoft-com:office:office" xmlns:mv="urn:schemas-microsoft-com:mac:vml" xmlns:mo="http://schemas.microsoft.com/office/mac/office/2008/main" xmlns="" xmlns:w16du="http://schemas.microsoft.com/office/word/2023/wordml/word16du" xmlns:oel="http://schemas.microsoft.com/office/2019/extlst"/>
                           </a:ext>
                         </a:extLst>
                       </wps:spPr>
@@ -2997,7 +2992,7 @@
                                 <w:color w:val="808080" w:themeColor="background1" w:themeShade="80"/>
                                 <w:lang w:val="en-US"/>
                               </w:rPr>
-                              <w:t>Software development enthusiast, with experience in Flutter since it was in its Beta version.</w:t>
+                              <w:t>Software development enthusiast, with experience in Flutter since it was in Beta version.</w:t>
                             </w:r>
                           </w:p>
                           <w:p>
@@ -3055,7 +3050,11 @@
           </mc:Choice>
           <mc:Fallback>
             <w:pict>
-              <v:shape w14:anchorId="17686F5B" id="Cuadro de texto 8" o:spid="_x0000_s1031" type="#_x0000_t202" style="position:absolute;margin-left:14.25pt;margin-top:10.15pt;width:372.75pt;height:96.7pt;z-index:251724800;visibility:visible;mso-wrap-style:square;mso-width-percent:0;mso-height-percent:0;mso-wrap-distance-left:9pt;mso-wrap-distance-top:0;mso-wrap-distance-right:9pt;mso-wrap-distance-bottom:0;mso-position-horizontal:absolute;mso-position-horizontal-relative:page;mso-position-vertical:absolute;mso-position-vertical-relative:text;mso-width-percent:0;mso-height-percent:0;mso-width-relative:margin;mso-height-relative:margin;v-text-anchor:top" o:gfxdata="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" filled="f" stroked="f">
+              <v:shapetype w14:anchorId="17686F5B" id="_x0000_t202" coordsize="21600,21600" o:spt="202" path="m,l,21600r21600,l21600,xe">
+                <v:stroke joinstyle="miter"/>
+                <v:path gradientshapeok="t" o:connecttype="rect"/>
+              </v:shapetype>
+              <v:shape id="Cuadro de texto 8" o:spid="_x0000_s1031" type="#_x0000_t202" style="position:absolute;margin-left:14.25pt;margin-top:10.15pt;width:372.75pt;height:96.7pt;z-index:251724800;visibility:visible;mso-wrap-style:square;mso-width-percent:0;mso-height-percent:0;mso-wrap-distance-left:9pt;mso-wrap-distance-top:0;mso-wrap-distance-right:9pt;mso-wrap-distance-bottom:0;mso-position-horizontal:absolute;mso-position-horizontal-relative:page;mso-position-vertical:absolute;mso-position-vertical-relative:text;mso-width-percent:0;mso-height-percent:0;mso-width-relative:margin;mso-height-relative:margin;v-text-anchor:top" o:gfxdata="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" filled="f" stroked="f">
                 <v:textbox>
                   <w:txbxContent>
                     <w:p>
@@ -3093,7 +3092,7 @@
                           <w:color w:val="808080" w:themeColor="background1" w:themeShade="80"/>
                           <w:lang w:val="en-US"/>
                         </w:rPr>
-                        <w:t>Software development enthusiast, with experience in Flutter since it was in its Beta version.</w:t>
+                        <w:t>Software development enthusiast, with experience in Flutter since it was in Beta version.</w:t>
                       </w:r>
                     </w:p>
                     <w:p>
@@ -3233,7 +3232,7 @@
               </wp:anchor>
             </w:drawing>
           </mc:Choice>
-          <mc:Fallback xmlns:oel="http://schemas.microsoft.com/office/2019/extlst" xmlns:w16du="http://schemas.microsoft.com/office/word/2023/wordml/word16du">
+          <mc:Fallback xmlns:w16du="http://schemas.microsoft.com/office/word/2023/wordml/word16du" xmlns:oel="http://schemas.microsoft.com/office/2019/extlst">
             <w:pict>
               <v:shapetype w14:anchorId="56B36548" id="_x0000_t32" coordsize="21600,21600" o:spt="32" o:oned="t" path="m,l21600,21600e" filled="f">
                 <v:path arrowok="t" fillok="f" o:connecttype="none"/>
@@ -3312,7 +3311,7 @@
               </wp:anchor>
             </w:drawing>
           </mc:Choice>
-          <mc:Fallback xmlns:oel="http://schemas.microsoft.com/office/2019/extlst" xmlns:w16du="http://schemas.microsoft.com/office/word/2023/wordml/word16du">
+          <mc:Fallback xmlns:w16du="http://schemas.microsoft.com/office/word/2023/wordml/word16du" xmlns:oel="http://schemas.microsoft.com/office/2019/extlst">
             <w:pict>
               <v:shape w14:anchorId="5FCC3B20" id="AutoShape 212" o:spid="_x0000_s1026" type="#_x0000_t32" style="position:absolute;margin-left:-111.85pt;margin-top:17.7pt;width:.05pt;height:251.5pt;z-index:251664384;visibility:visible;mso-wrap-style:square;mso-width-percent:0;mso-height-percent:0;mso-wrap-distance-left:9pt;mso-wrap-distance-top:0;mso-wrap-distance-right:9pt;mso-wrap-distance-bottom:0;mso-position-horizontal:absolute;mso-position-horizontal-relative:text;mso-position-vertical:absolute;mso-position-vertical-relative:text;mso-width-percent:0;mso-height-percent:0;mso-width-relative:page;mso-height-relative:page" o:gfxdata="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" strokecolor="#00b0f0"/>
             </w:pict>
@@ -3394,7 +3393,7 @@
               </wp:anchor>
             </w:drawing>
           </mc:Choice>
-          <mc:Fallback xmlns:oel="http://schemas.microsoft.com/office/2019/extlst" xmlns:w16du="http://schemas.microsoft.com/office/word/2023/wordml/word16du">
+          <mc:Fallback xmlns:w16du="http://schemas.microsoft.com/office/word/2023/wordml/word16du" xmlns:oel="http://schemas.microsoft.com/office/2019/extlst">
             <w:pict>
               <v:shape w14:anchorId="1F9C3315" id="AutoShape 216" o:spid="_x0000_s1026" type="#_x0000_t32" style="position:absolute;margin-left:-351.3pt;margin-top:-12.15pt;width:11.35pt;height:0;z-index:251668480;visibility:visible;mso-wrap-style:square;mso-width-percent:0;mso-height-percent:0;mso-wrap-distance-left:9pt;mso-wrap-distance-top:0;mso-wrap-distance-right:9pt;mso-wrap-distance-bottom:0;mso-position-horizontal:absolute;mso-position-horizontal-relative:text;mso-position-vertical:absolute;mso-position-vertical-relative:text;mso-width-percent:0;mso-height-percent:0;mso-width-relative:page;mso-height-relative:page" o:gfxdata="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" strokecolor="#00b0f0"/>
             </w:pict>
@@ -4070,10 +4069,71 @@
           <w:noProof/>
         </w:rPr>
         <w:drawing>
-          <wp:anchor distT="0" distB="0" distL="114300" distR="114300" simplePos="0" relativeHeight="251838464" behindDoc="0" locked="0" layoutInCell="1" allowOverlap="1" wp14:anchorId="1EA359AF" wp14:editId="5656948A">
+          <wp:anchor distT="0" distB="0" distL="114300" distR="114300" simplePos="0" relativeHeight="251836416" behindDoc="0" locked="0" layoutInCell="1" allowOverlap="1" wp14:anchorId="5DEECA1F" wp14:editId="48C7EF41">
+            <wp:simplePos x="0" y="0"/>
+            <wp:positionH relativeFrom="margin">
+              <wp:posOffset>-260350</wp:posOffset>
+            </wp:positionH>
+            <wp:positionV relativeFrom="paragraph">
+              <wp:posOffset>184150</wp:posOffset>
+            </wp:positionV>
+            <wp:extent cx="215265" cy="215265"/>
+            <wp:effectExtent l="0" t="0" r="0" b="0"/>
+            <wp:wrapNone/>
+            <wp:docPr id="49" name="Gráfico 49" descr="Auricular"/>
+            <wp:cNvGraphicFramePr>
+              <a:graphicFrameLocks xmlns:a="http://schemas.openxmlformats.org/drawingml/2006/main" noChangeAspect="1"/>
+            </wp:cNvGraphicFramePr>
+            <a:graphic xmlns:a="http://schemas.openxmlformats.org/drawingml/2006/main">
+              <a:graphicData uri="http://schemas.openxmlformats.org/drawingml/2006/picture">
+                <pic:pic xmlns:pic="http://schemas.openxmlformats.org/drawingml/2006/picture">
+                  <pic:nvPicPr>
+                    <pic:cNvPr id="49" name="Receiver.svg"/>
+                    <pic:cNvPicPr/>
+                  </pic:nvPicPr>
+                  <pic:blipFill>
+                    <a:blip r:embed="rId15">
+                      <a:extLst>
+                        <a:ext uri="{96DAC541-7B7A-43D3-8B79-37D633B846F1}">
+                          <asvg:svgBlip xmlns:asvg="http://schemas.microsoft.com/office/drawing/2016/SVG/main" r:embed="rId16"/>
+                        </a:ext>
+                      </a:extLst>
+                    </a:blip>
+                    <a:stretch>
+                      <a:fillRect/>
+                    </a:stretch>
+                  </pic:blipFill>
+                  <pic:spPr>
+                    <a:xfrm>
+                      <a:off x="0" y="0"/>
+                      <a:ext cx="215265" cy="215265"/>
+                    </a:xfrm>
+                    <a:prstGeom prst="rect">
+                      <a:avLst/>
+                    </a:prstGeom>
+                  </pic:spPr>
+                </pic:pic>
+              </a:graphicData>
+            </a:graphic>
+            <wp14:sizeRelH relativeFrom="margin">
+              <wp14:pctWidth>0</wp14:pctWidth>
+            </wp14:sizeRelH>
+            <wp14:sizeRelV relativeFrom="margin">
+              <wp14:pctHeight>0</wp14:pctHeight>
+            </wp14:sizeRelV>
+          </wp:anchor>
+        </w:drawing>
+      </w:r>
+      <w:r>
+        <w:rPr>
+          <w:rFonts w:asciiTheme="minorHAnsi" w:hAnsiTheme="minorHAnsi" w:cstheme="minorHAnsi"/>
+          <w:noProof/>
+        </w:rPr>
+        <w:drawing>
+          <wp:anchor distT="0" distB="0" distL="114300" distR="114300" simplePos="0" relativeHeight="251838464" behindDoc="0" locked="0" layoutInCell="1" allowOverlap="1" wp14:anchorId="1EA359AF" wp14:editId="5D495F74">
             <wp:simplePos x="0" y="0"/>
             <wp:positionH relativeFrom="leftMargin">
-              <wp:posOffset>4226502</wp:posOffset>
+              <wp:posOffset>4264025</wp:posOffset>
             </wp:positionH>
             <wp:positionV relativeFrom="paragraph">
               <wp:posOffset>153035</wp:posOffset>
@@ -4093,10 +4153,10 @@
                     <pic:cNvPicPr/>
                   </pic:nvPicPr>
                   <pic:blipFill>
-                    <a:blip r:embed="rId15">
+                    <a:blip r:embed="rId17">
                       <a:extLst>
                         <a:ext uri="{96DAC541-7B7A-43D3-8B79-37D633B846F1}">
-                          <asvg:svgBlip xmlns:asvg="http://schemas.microsoft.com/office/drawing/2016/SVG/main" r:embed="rId16"/>
+                          <asvg:svgBlip xmlns:asvg="http://schemas.microsoft.com/office/drawing/2016/SVG/main" r:embed="rId18"/>
                         </a:ext>
                       </a:extLst>
                     </a:blip>
@@ -4131,10 +4191,10 @@
           <w:noProof/>
         </w:rPr>
         <w:drawing>
-          <wp:anchor distT="0" distB="0" distL="114300" distR="114300" simplePos="0" relativeHeight="251837440" behindDoc="0" locked="0" layoutInCell="1" allowOverlap="1" wp14:anchorId="4E067009" wp14:editId="1F7F8708">
+          <wp:anchor distT="0" distB="0" distL="114300" distR="114300" simplePos="0" relativeHeight="251837440" behindDoc="0" locked="0" layoutInCell="1" allowOverlap="1" wp14:anchorId="4E067009" wp14:editId="2F8E936B">
             <wp:simplePos x="0" y="0"/>
             <wp:positionH relativeFrom="margin">
-              <wp:posOffset>1336098</wp:posOffset>
+              <wp:posOffset>1602740</wp:posOffset>
             </wp:positionH>
             <wp:positionV relativeFrom="paragraph">
               <wp:posOffset>173990</wp:posOffset>
@@ -4154,10 +4214,10 @@
                     <pic:cNvPicPr/>
                   </pic:nvPicPr>
                   <pic:blipFill>
-                    <a:blip r:embed="rId17">
+                    <a:blip r:embed="rId19">
                       <a:extLst>
                         <a:ext uri="{96DAC541-7B7A-43D3-8B79-37D633B846F1}">
-                          <asvg:svgBlip xmlns:asvg="http://schemas.microsoft.com/office/drawing/2016/SVG/main" r:embed="rId18"/>
+                          <asvg:svgBlip xmlns:asvg="http://schemas.microsoft.com/office/drawing/2016/SVG/main" r:embed="rId20"/>
                         </a:ext>
                       </a:extLst>
                     </a:blip>
@@ -4194,7 +4254,7 @@
         <mc:AlternateContent>
           <mc:Choice Requires="wps">
             <w:drawing>
-              <wp:anchor distT="0" distB="0" distL="114300" distR="114300" simplePos="0" relativeHeight="251835392" behindDoc="0" locked="0" layoutInCell="1" allowOverlap="1" wp14:anchorId="0F08D93A" wp14:editId="635B005B">
+              <wp:anchor distT="0" distB="0" distL="114300" distR="114300" simplePos="0" relativeHeight="251835392" behindDoc="0" locked="0" layoutInCell="1" allowOverlap="1" wp14:anchorId="0F08D93A" wp14:editId="6E289DE1">
                 <wp:simplePos x="0" y="0"/>
                 <wp:positionH relativeFrom="margin">
                   <wp:posOffset>-804545</wp:posOffset>
@@ -4260,7 +4320,7 @@
                                 <w:szCs w:val="20"/>
                                 <w:lang w:val="es-CU"/>
                               </w:rPr>
-                              <w:t>+53 5 426 8660</w:t>
+                              <w:t xml:space="preserve">   </w:t>
                             </w:r>
                             <w:r>
                               <w:rPr>
@@ -4270,7 +4330,7 @@
                                 <w:szCs w:val="20"/>
                                 <w:lang w:val="es-CU"/>
                               </w:rPr>
-                              <w:t xml:space="preserve">        </w:t>
+                              <w:t>+53 5 426 8660</w:t>
                             </w:r>
                             <w:r>
                               <w:rPr>
@@ -4280,7 +4340,7 @@
                                 <w:szCs w:val="20"/>
                                 <w:lang w:val="es-CU"/>
                               </w:rPr>
-                              <w:t xml:space="preserve">   </w:t>
+                              <w:t xml:space="preserve">        </w:t>
                             </w:r>
                             <w:r>
                               <w:rPr>
@@ -4290,7 +4350,7 @@
                                 <w:szCs w:val="20"/>
                                 <w:lang w:val="es-CU"/>
                               </w:rPr>
-                              <w:t xml:space="preserve"> </w:t>
+                              <w:t xml:space="preserve">   </w:t>
                             </w:r>
                             <w:r>
                               <w:rPr>
@@ -4300,7 +4360,7 @@
                                 <w:szCs w:val="20"/>
                                 <w:lang w:val="es-CU"/>
                               </w:rPr>
-                              <w:t xml:space="preserve"> jhernandezb96@gmail.com</w:t>
+                              <w:t xml:space="preserve"> </w:t>
                             </w:r>
                             <w:r>
                               <w:rPr>
@@ -4310,7 +4370,7 @@
                                 <w:szCs w:val="20"/>
                                 <w:lang w:val="es-CU"/>
                               </w:rPr>
-                              <w:t xml:space="preserve">            </w:t>
+                              <w:t xml:space="preserve">    </w:t>
                             </w:r>
                             <w:r>
                               <w:rPr>
@@ -4320,17 +4380,17 @@
                                 <w:szCs w:val="20"/>
                                 <w:lang w:val="es-CU"/>
                               </w:rPr>
-                              <w:t xml:space="preserve"> </w:t>
-                            </w:r>
-                            <w:proofErr w:type="spellStart"/>
+                              <w:t xml:space="preserve"> jhernandezb96@gmail.com</w:t>
+                            </w:r>
                             <w:r>
                               <w:rPr>
                                 <w:rFonts w:ascii="Century Gothic" w:hAnsi="Century Gothic"/>
                                 <w:color w:val="000000" w:themeColor="text1"/>
                                 <w:sz w:val="20"/>
                                 <w:szCs w:val="20"/>
-                              </w:rPr>
-                              <w:t>Yucat</w:t>
+                                <w:lang w:val="es-CU"/>
+                              </w:rPr>
+                              <w:t xml:space="preserve">            </w:t>
                             </w:r>
                             <w:r>
                               <w:rPr>
@@ -4338,8 +4398,9 @@
                                 <w:color w:val="000000" w:themeColor="text1"/>
                                 <w:sz w:val="20"/>
                                 <w:szCs w:val="20"/>
-                              </w:rPr>
-                              <w:t>a</w:t>
+                                <w:lang w:val="es-CU"/>
+                              </w:rPr>
+                              <w:t xml:space="preserve">   </w:t>
                             </w:r>
                             <w:r>
                               <w:rPr>
@@ -4348,17 +4409,7 @@
                                 <w:sz w:val="20"/>
                                 <w:szCs w:val="20"/>
                               </w:rPr>
-                              <w:t>n</w:t>
-                            </w:r>
-                            <w:proofErr w:type="spellEnd"/>
-                            <w:r>
-                              <w:rPr>
-                                <w:rFonts w:ascii="Century Gothic" w:hAnsi="Century Gothic"/>
-                                <w:color w:val="000000" w:themeColor="text1"/>
-                                <w:sz w:val="20"/>
-                                <w:szCs w:val="20"/>
-                              </w:rPr>
-                              <w:t xml:space="preserve">, </w:t>
+                              <w:t xml:space="preserve"> </w:t>
                             </w:r>
                             <w:proofErr w:type="spellStart"/>
                             <w:r>
@@ -4444,11 +4495,7 @@
           </mc:Choice>
           <mc:Fallback>
             <w:pict>
-              <v:shapetype w14:anchorId="0F08D93A" id="_x0000_t202" coordsize="21600,21600" o:spt="202" path="m,l,21600r21600,l21600,xe">
-                <v:stroke joinstyle="miter"/>
-                <v:path gradientshapeok="t" o:connecttype="rect"/>
-              </v:shapetype>
-              <v:shape id="Cuadro de texto 66" o:spid="_x0000_s1033" type="#_x0000_t202" style="position:absolute;margin-left:-63.35pt;margin-top:32.15pt;width:378.9pt;height:24.3pt;z-index:251835392;visibility:visible;mso-wrap-style:square;mso-width-percent:0;mso-height-percent:0;mso-wrap-distance-left:9pt;mso-wrap-distance-top:0;mso-wrap-distance-right:9pt;mso-wrap-distance-bottom:0;mso-position-horizontal:absolute;mso-position-horizontal-relative:margin;mso-position-vertical:absolute;mso-position-vertical-relative:text;mso-width-percent:0;mso-height-percent:0;mso-width-relative:margin;mso-height-relative:margin;v-text-anchor:top" o:gfxdata="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" filled="f" stroked="f">
+              <v:shape w14:anchorId="0F08D93A" id="Cuadro de texto 66" o:spid="_x0000_s1033" type="#_x0000_t202" style="position:absolute;margin-left:-63.35pt;margin-top:32.15pt;width:378.9pt;height:24.3pt;z-index:251835392;visibility:visible;mso-wrap-style:square;mso-width-percent:0;mso-height-percent:0;mso-wrap-distance-left:9pt;mso-wrap-distance-top:0;mso-wrap-distance-right:9pt;mso-wrap-distance-bottom:0;mso-position-horizontal:absolute;mso-position-horizontal-relative:margin;mso-position-vertical:absolute;mso-position-vertical-relative:text;mso-width-percent:0;mso-height-percent:0;mso-width-relative:margin;mso-height-relative:margin;v-text-anchor:top" o:gfxdata="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" filled="f" stroked="f">
                 <v:textbox>
                   <w:txbxContent>
                     <w:p>
@@ -4470,7 +4517,7 @@
                           <w:szCs w:val="20"/>
                           <w:lang w:val="es-CU"/>
                         </w:rPr>
-                        <w:t>+53 5 426 8660</w:t>
+                        <w:t xml:space="preserve">   </w:t>
                       </w:r>
                       <w:r>
                         <w:rPr>
@@ -4480,7 +4527,7 @@
                           <w:szCs w:val="20"/>
                           <w:lang w:val="es-CU"/>
                         </w:rPr>
-                        <w:t xml:space="preserve">        </w:t>
+                        <w:t>+53 5 426 8660</w:t>
                       </w:r>
                       <w:r>
                         <w:rPr>
@@ -4490,7 +4537,7 @@
                           <w:szCs w:val="20"/>
                           <w:lang w:val="es-CU"/>
                         </w:rPr>
-                        <w:t xml:space="preserve">   </w:t>
+                        <w:t xml:space="preserve">        </w:t>
                       </w:r>
                       <w:r>
                         <w:rPr>
@@ -4500,7 +4547,7 @@
                           <w:szCs w:val="20"/>
                           <w:lang w:val="es-CU"/>
                         </w:rPr>
-                        <w:t xml:space="preserve"> </w:t>
+                        <w:t xml:space="preserve">   </w:t>
                       </w:r>
                       <w:r>
                         <w:rPr>
@@ -4510,7 +4557,7 @@
                           <w:szCs w:val="20"/>
                           <w:lang w:val="es-CU"/>
                         </w:rPr>
-                        <w:t xml:space="preserve"> jhernandezb96@gmail.com</w:t>
+                        <w:t xml:space="preserve"> </w:t>
                       </w:r>
                       <w:r>
                         <w:rPr>
@@ -4520,7 +4567,7 @@
                           <w:szCs w:val="20"/>
                           <w:lang w:val="es-CU"/>
                         </w:rPr>
-                        <w:t xml:space="preserve">            </w:t>
+                        <w:t xml:space="preserve">    </w:t>
                       </w:r>
                       <w:r>
                         <w:rPr>
@@ -4530,7 +4577,7 @@
                           <w:szCs w:val="20"/>
                           <w:lang w:val="es-CU"/>
                         </w:rPr>
-                        <w:t xml:space="preserve"> </w:t>
+                        <w:t xml:space="preserve"> jhernandezb96@gmail.com</w:t>
                       </w:r>
                       <w:r>
                         <w:rPr>
@@ -4538,8 +4585,9 @@
                           <w:color w:val="000000" w:themeColor="text1"/>
                           <w:sz w:val="20"/>
                           <w:szCs w:val="20"/>
-                        </w:rPr>
-                        <w:t>Yucat</w:t>
+                          <w:lang w:val="es-CU"/>
+                        </w:rPr>
+                        <w:t xml:space="preserve">            </w:t>
                       </w:r>
                       <w:r>
                         <w:rPr>
@@ -4547,8 +4595,9 @@
                           <w:color w:val="000000" w:themeColor="text1"/>
                           <w:sz w:val="20"/>
                           <w:szCs w:val="20"/>
-                        </w:rPr>
-                        <w:t>a</w:t>
+                          <w:lang w:val="es-CU"/>
+                        </w:rPr>
+                        <w:t xml:space="preserve">   </w:t>
                       </w:r>
                       <w:r>
                         <w:rPr>
@@ -4557,8 +4606,9 @@
                           <w:sz w:val="20"/>
                           <w:szCs w:val="20"/>
                         </w:rPr>
-                        <w:t>n, M</w:t>
-                      </w:r>
+                        <w:t xml:space="preserve"> </w:t>
+                      </w:r>
+                      <w:proofErr w:type="spellStart"/>
                       <w:r>
                         <w:rPr>
                           <w:rFonts w:ascii="Century Gothic" w:hAnsi="Century Gothic"/>
@@ -4566,7 +4616,7 @@
                           <w:sz w:val="20"/>
                           <w:szCs w:val="20"/>
                         </w:rPr>
-                        <w:t>e</w:t>
+                        <w:t>M</w:t>
                       </w:r>
                       <w:r>
                         <w:rPr>
@@ -4575,8 +4625,18 @@
                           <w:sz w:val="20"/>
                           <w:szCs w:val="20"/>
                         </w:rPr>
+                        <w:t>e</w:t>
+                      </w:r>
+                      <w:r>
+                        <w:rPr>
+                          <w:rFonts w:ascii="Century Gothic" w:hAnsi="Century Gothic"/>
+                          <w:color w:val="000000" w:themeColor="text1"/>
+                          <w:sz w:val="20"/>
+                          <w:szCs w:val="20"/>
+                        </w:rPr>
                         <w:t>xico</w:t>
                       </w:r>
+                      <w:proofErr w:type="spellEnd"/>
                       <w:r>
                         <w:rPr>
                           <w:rFonts w:ascii="Century Gothic" w:hAnsi="Century Gothic"/>
@@ -4617,67 +4677,6 @@
             </w:pict>
           </mc:Fallback>
         </mc:AlternateContent>
-      </w:r>
-      <w:r>
-        <w:rPr>
-          <w:rFonts w:asciiTheme="minorHAnsi" w:hAnsiTheme="minorHAnsi" w:cstheme="minorHAnsi"/>
-          <w:noProof/>
-        </w:rPr>
-        <w:drawing>
-          <wp:anchor distT="0" distB="0" distL="114300" distR="114300" simplePos="0" relativeHeight="251836416" behindDoc="0" locked="0" layoutInCell="1" allowOverlap="1" wp14:anchorId="5DEECA1F" wp14:editId="2657A91A">
-            <wp:simplePos x="0" y="0"/>
-            <wp:positionH relativeFrom="margin">
-              <wp:posOffset>-374650</wp:posOffset>
-            </wp:positionH>
-            <wp:positionV relativeFrom="paragraph">
-              <wp:posOffset>184150</wp:posOffset>
-            </wp:positionV>
-            <wp:extent cx="215265" cy="215265"/>
-            <wp:effectExtent l="0" t="0" r="0" b="0"/>
-            <wp:wrapNone/>
-            <wp:docPr id="49" name="Gráfico 49" descr="Auricular"/>
-            <wp:cNvGraphicFramePr>
-              <a:graphicFrameLocks xmlns:a="http://schemas.openxmlformats.org/drawingml/2006/main" noChangeAspect="1"/>
-            </wp:cNvGraphicFramePr>
-            <a:graphic xmlns:a="http://schemas.openxmlformats.org/drawingml/2006/main">
-              <a:graphicData uri="http://schemas.openxmlformats.org/drawingml/2006/picture">
-                <pic:pic xmlns:pic="http://schemas.openxmlformats.org/drawingml/2006/picture">
-                  <pic:nvPicPr>
-                    <pic:cNvPr id="49" name="Receiver.svg"/>
-                    <pic:cNvPicPr/>
-                  </pic:nvPicPr>
-                  <pic:blipFill>
-                    <a:blip r:embed="rId19">
-                      <a:extLst>
-                        <a:ext uri="{96DAC541-7B7A-43D3-8B79-37D633B846F1}">
-                          <asvg:svgBlip xmlns:asvg="http://schemas.microsoft.com/office/drawing/2016/SVG/main" r:embed="rId20"/>
-                        </a:ext>
-                      </a:extLst>
-                    </a:blip>
-                    <a:stretch>
-                      <a:fillRect/>
-                    </a:stretch>
-                  </pic:blipFill>
-                  <pic:spPr>
-                    <a:xfrm>
-                      <a:off x="0" y="0"/>
-                      <a:ext cx="215265" cy="215265"/>
-                    </a:xfrm>
-                    <a:prstGeom prst="rect">
-                      <a:avLst/>
-                    </a:prstGeom>
-                  </pic:spPr>
-                </pic:pic>
-              </a:graphicData>
-            </a:graphic>
-            <wp14:sizeRelH relativeFrom="margin">
-              <wp14:pctWidth>0</wp14:pctWidth>
-            </wp14:sizeRelH>
-            <wp14:sizeRelV relativeFrom="margin">
-              <wp14:pctHeight>0</wp14:pctHeight>
-            </wp14:sizeRelV>
-          </wp:anchor>
-        </w:drawing>
       </w:r>
     </w:p>
     <w:p>
@@ -4745,7 +4744,7 @@
                         <a:effectLst/>
                         <a:extLst>
                           <a:ext uri="{C572A759-6A51-4108-AA02-DFA0A04FC94B}">
-                            <ma14:wrappingTextBoxFlag xmlns:oel="http://schemas.microsoft.com/office/2019/extlst" xmlns:w16du="http://schemas.microsoft.com/office/word/2023/wordml/word16du" xmlns="" xmlns:mo="http://schemas.microsoft.com/office/mac/office/2008/main" xmlns:mv="urn:schemas-microsoft-com:mac:vml" xmlns:o="urn:schemas-microsoft-com:office:office" xmlns:v="urn:schemas-microsoft-com:vml" xmlns:w10="urn:schemas-microsoft-com:office:word" xmlns:w="http://schemas.openxmlformats.org/wordprocessingml/2006/main" xmlns:ma14="http://schemas.microsoft.com/office/mac/drawingml/2011/main"/>
+                            <ma14:wrappingTextBoxFlag xmlns:ma14="http://schemas.microsoft.com/office/mac/drawingml/2011/main" xmlns:w="http://schemas.openxmlformats.org/wordprocessingml/2006/main" xmlns:w10="urn:schemas-microsoft-com:office:word" xmlns:v="urn:schemas-microsoft-com:vml" xmlns:o="urn:schemas-microsoft-com:office:office" xmlns:mv="urn:schemas-microsoft-com:mac:vml" xmlns:mo="http://schemas.microsoft.com/office/mac/office/2008/main" xmlns="" xmlns:w16du="http://schemas.microsoft.com/office/word/2023/wordml/word16du" xmlns:oel="http://schemas.microsoft.com/office/2019/extlst"/>
                           </a:ext>
                         </a:extLst>
                       </wps:spPr>
@@ -5075,7 +5074,7 @@
                         <a:effectLst/>
                         <a:extLst>
                           <a:ext uri="{C572A759-6A51-4108-AA02-DFA0A04FC94B}">
-                            <ma14:wrappingTextBoxFlag xmlns:oel="http://schemas.microsoft.com/office/2019/extlst" xmlns:w16du="http://schemas.microsoft.com/office/word/2023/wordml/word16du" xmlns="" xmlns:mo="http://schemas.microsoft.com/office/mac/office/2008/main" xmlns:mv="urn:schemas-microsoft-com:mac:vml" xmlns:o="urn:schemas-microsoft-com:office:office" xmlns:v="urn:schemas-microsoft-com:vml" xmlns:w10="urn:schemas-microsoft-com:office:word" xmlns:w="http://schemas.openxmlformats.org/wordprocessingml/2006/main" xmlns:ma14="http://schemas.microsoft.com/office/mac/drawingml/2011/main"/>
+                            <ma14:wrappingTextBoxFlag xmlns:ma14="http://schemas.microsoft.com/office/mac/drawingml/2011/main" xmlns:w="http://schemas.openxmlformats.org/wordprocessingml/2006/main" xmlns:w10="urn:schemas-microsoft-com:office:word" xmlns:v="urn:schemas-microsoft-com:vml" xmlns:o="urn:schemas-microsoft-com:office:office" xmlns:mv="urn:schemas-microsoft-com:mac:vml" xmlns:mo="http://schemas.microsoft.com/office/mac/office/2008/main" xmlns="" xmlns:w16du="http://schemas.microsoft.com/office/word/2023/wordml/word16du" xmlns:oel="http://schemas.microsoft.com/office/2019/extlst"/>
                           </a:ext>
                         </a:extLst>
                       </wps:spPr>
@@ -6105,7 +6104,7 @@
                         <a:effectLst/>
                         <a:extLst>
                           <a:ext uri="{C572A759-6A51-4108-AA02-DFA0A04FC94B}">
-                            <ma14:wrappingTextBoxFlag xmlns:oel="http://schemas.microsoft.com/office/2019/extlst" xmlns:w16du="http://schemas.microsoft.com/office/word/2023/wordml/word16du" xmlns="" xmlns:mo="http://schemas.microsoft.com/office/mac/office/2008/main" xmlns:mv="urn:schemas-microsoft-com:mac:vml" xmlns:o="urn:schemas-microsoft-com:office:office" xmlns:v="urn:schemas-microsoft-com:vml" xmlns:w10="urn:schemas-microsoft-com:office:word" xmlns:w="http://schemas.openxmlformats.org/wordprocessingml/2006/main" xmlns:ma14="http://schemas.microsoft.com/office/mac/drawingml/2011/main"/>
+                            <ma14:wrappingTextBoxFlag xmlns:ma14="http://schemas.microsoft.com/office/mac/drawingml/2011/main" xmlns:w="http://schemas.openxmlformats.org/wordprocessingml/2006/main" xmlns:w10="urn:schemas-microsoft-com:office:word" xmlns:v="urn:schemas-microsoft-com:vml" xmlns:o="urn:schemas-microsoft-com:office:office" xmlns:mv="urn:schemas-microsoft-com:mac:vml" xmlns:mo="http://schemas.microsoft.com/office/mac/office/2008/main" xmlns="" xmlns:w16du="http://schemas.microsoft.com/office/word/2023/wordml/word16du" xmlns:oel="http://schemas.microsoft.com/office/2019/extlst"/>
                           </a:ext>
                         </a:extLst>
                       </wps:spPr>
@@ -6398,7 +6397,7 @@
                         <a:effectLst/>
                         <a:extLst>
                           <a:ext uri="{C572A759-6A51-4108-AA02-DFA0A04FC94B}">
-                            <ma14:wrappingTextBoxFlag xmlns:oel="http://schemas.microsoft.com/office/2019/extlst" xmlns:w16du="http://schemas.microsoft.com/office/word/2023/wordml/word16du" xmlns="" xmlns:mo="http://schemas.microsoft.com/office/mac/office/2008/main" xmlns:mv="urn:schemas-microsoft-com:mac:vml" xmlns:o="urn:schemas-microsoft-com:office:office" xmlns:v="urn:schemas-microsoft-com:vml" xmlns:w10="urn:schemas-microsoft-com:office:word" xmlns:w="http://schemas.openxmlformats.org/wordprocessingml/2006/main" xmlns:ma14="http://schemas.microsoft.com/office/mac/drawingml/2011/main"/>
+                            <ma14:wrappingTextBoxFlag xmlns:ma14="http://schemas.microsoft.com/office/mac/drawingml/2011/main" xmlns:w="http://schemas.openxmlformats.org/wordprocessingml/2006/main" xmlns:w10="urn:schemas-microsoft-com:office:word" xmlns:v="urn:schemas-microsoft-com:vml" xmlns:o="urn:schemas-microsoft-com:office:office" xmlns:mv="urn:schemas-microsoft-com:mac:vml" xmlns:mo="http://schemas.microsoft.com/office/mac/office/2008/main" xmlns="" xmlns:w16du="http://schemas.microsoft.com/office/word/2023/wordml/word16du" xmlns:oel="http://schemas.microsoft.com/office/2019/extlst"/>
                           </a:ext>
                         </a:extLst>
                       </wps:spPr>
@@ -6812,7 +6811,7 @@
               </wp:anchor>
             </w:drawing>
           </mc:Choice>
-          <mc:Fallback xmlns:oel="http://schemas.microsoft.com/office/2019/extlst" xmlns:w16du="http://schemas.microsoft.com/office/word/2023/wordml/word16du">
+          <mc:Fallback xmlns:w16du="http://schemas.microsoft.com/office/word/2023/wordml/word16du" xmlns:oel="http://schemas.microsoft.com/office/2019/extlst">
             <w:pict>
               <v:shape w14:anchorId="6F0F331C" id="AutoShape 217" o:spid="_x0000_s1026" type="#_x0000_t32" style="position:absolute;margin-left:-351.5pt;margin-top:1.25pt;width:11.35pt;height:0;z-index:251669504;visibility:visible;mso-wrap-style:square;mso-width-percent:0;mso-height-percent:0;mso-wrap-distance-left:9pt;mso-wrap-distance-top:0;mso-wrap-distance-right:9pt;mso-wrap-distance-bottom:0;mso-position-horizontal:absolute;mso-position-horizontal-relative:text;mso-position-vertical:absolute;mso-position-vertical-relative:text;mso-width-percent:0;mso-height-percent:0;mso-width-relative:page;mso-height-relative:page" o:gfxdata="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" strokecolor="#00b0f0"/>
             </w:pict>
@@ -7148,7 +7147,7 @@
                         <a:effectLst/>
                         <a:extLst>
                           <a:ext uri="{C572A759-6A51-4108-AA02-DFA0A04FC94B}">
-                            <ma14:wrappingTextBoxFlag xmlns:oel="http://schemas.microsoft.com/office/2019/extlst" xmlns:w16du="http://schemas.microsoft.com/office/word/2023/wordml/word16du" xmlns="" xmlns:mo="http://schemas.microsoft.com/office/mac/office/2008/main" xmlns:mv="urn:schemas-microsoft-com:mac:vml" xmlns:o="urn:schemas-microsoft-com:office:office" xmlns:v="urn:schemas-microsoft-com:vml" xmlns:w10="urn:schemas-microsoft-com:office:word" xmlns:w="http://schemas.openxmlformats.org/wordprocessingml/2006/main" xmlns:ma14="http://schemas.microsoft.com/office/mac/drawingml/2011/main"/>
+                            <ma14:wrappingTextBoxFlag xmlns:ma14="http://schemas.microsoft.com/office/mac/drawingml/2011/main" xmlns:w="http://schemas.openxmlformats.org/wordprocessingml/2006/main" xmlns:w10="urn:schemas-microsoft-com:office:word" xmlns:v="urn:schemas-microsoft-com:vml" xmlns:o="urn:schemas-microsoft-com:office:office" xmlns:mv="urn:schemas-microsoft-com:mac:vml" xmlns:mo="http://schemas.microsoft.com/office/mac/office/2008/main" xmlns="" xmlns:w16du="http://schemas.microsoft.com/office/word/2023/wordml/word16du" xmlns:oel="http://schemas.microsoft.com/office/2019/extlst"/>
                           </a:ext>
                         </a:extLst>
                       </wps:spPr>
@@ -7170,7 +7169,7 @@
                                 <w:sz w:val="15"/>
                                 <w:szCs w:val="15"/>
                               </w:rPr>
-                              <w:t>10</w:t>
+                              <w:t>01</w:t>
                             </w:r>
                             <w:r>
                               <w:rPr>
@@ -7188,7 +7187,7 @@
                                 <w:sz w:val="15"/>
                                 <w:szCs w:val="15"/>
                               </w:rPr>
-                              <w:t>2</w:t>
+                              <w:t>5</w:t>
                             </w:r>
                             <w:r>
                               <w:rPr>
@@ -7246,7 +7245,7 @@
                                 <w:sz w:val="13"/>
                                 <w:szCs w:val="13"/>
                               </w:rPr>
-                              <w:t>Ha</w:t>
+                              <w:t>M</w:t>
                             </w:r>
                             <w:r>
                               <w:rPr>
@@ -7255,7 +7254,7 @@
                                 <w:sz w:val="13"/>
                                 <w:szCs w:val="13"/>
                               </w:rPr>
-                              <w:t>v</w:t>
+                              <w:t>e</w:t>
                             </w:r>
                             <w:r>
                               <w:rPr>
@@ -7264,18 +7263,341 @@
                                 <w:sz w:val="13"/>
                                 <w:szCs w:val="13"/>
                               </w:rPr>
-                              <w:t>ana</w:t>
+                              <w:t>xico</w:t>
                             </w:r>
                             <w:proofErr w:type="spellEnd"/>
-                            <w:r>
+                          </w:p>
+                          <w:p>
+                            <w:pPr>
+                              <w:rPr>
+                                <w:rFonts w:ascii="Century Gothic" w:hAnsi="Century Gothic" w:cstheme="minorHAnsi"/>
+                                <w:color w:val="808080"/>
+                                <w:sz w:val="18"/>
+                                <w:szCs w:val="22"/>
+                              </w:rPr>
+                            </w:pPr>
+                          </w:p>
+                          <w:p>
+                            <w:pPr>
+                              <w:rPr>
+                                <w:rFonts w:ascii="Century Gothic" w:hAnsi="Century Gothic" w:cstheme="minorHAnsi"/>
+                                <w:color w:val="808080"/>
+                                <w:sz w:val="18"/>
+                                <w:szCs w:val="22"/>
+                              </w:rPr>
+                            </w:pPr>
+                          </w:p>
+                          <w:p>
+                            <w:pPr>
+                              <w:rPr>
+                                <w:rFonts w:ascii="Century Gothic" w:hAnsi="Century Gothic" w:cstheme="minorHAnsi"/>
+                                <w:color w:val="808080"/>
+                                <w:sz w:val="18"/>
+                                <w:szCs w:val="22"/>
+                              </w:rPr>
+                            </w:pPr>
+                          </w:p>
+                          <w:p>
+                            <w:pPr>
+                              <w:rPr>
+                                <w:rFonts w:ascii="Century Gothic" w:hAnsi="Century Gothic" w:cstheme="minorHAnsi"/>
+                                <w:color w:val="808080"/>
+                                <w:sz w:val="18"/>
+                                <w:szCs w:val="22"/>
+                              </w:rPr>
+                            </w:pPr>
+                          </w:p>
+                          <w:p>
+                            <w:pPr>
+                              <w:rPr>
+                                <w:rFonts w:ascii="Century Gothic" w:hAnsi="Century Gothic" w:cstheme="minorHAnsi"/>
+                                <w:color w:val="808080"/>
+                                <w:sz w:val="18"/>
+                                <w:szCs w:val="22"/>
+                              </w:rPr>
+                            </w:pPr>
+                          </w:p>
+                          <w:p>
+                            <w:pPr>
+                              <w:rPr>
+                                <w:rFonts w:ascii="Century Gothic" w:hAnsi="Century Gothic" w:cstheme="minorHAnsi"/>
+                                <w:color w:val="808080"/>
+                                <w:sz w:val="18"/>
+                                <w:szCs w:val="22"/>
+                              </w:rPr>
+                            </w:pPr>
+                          </w:p>
+                          <w:p>
+                            <w:pPr>
+                              <w:rPr>
+                                <w:rFonts w:ascii="Century Gothic" w:hAnsi="Century Gothic" w:cstheme="minorHAnsi"/>
+                                <w:color w:val="808080"/>
+                                <w:sz w:val="18"/>
+                                <w:szCs w:val="22"/>
+                              </w:rPr>
+                            </w:pPr>
+                          </w:p>
+                          <w:p>
+                            <w:pPr>
+                              <w:rPr>
+                                <w:rFonts w:ascii="Century Gothic" w:hAnsi="Century Gothic" w:cstheme="minorHAnsi"/>
+                                <w:color w:val="808080"/>
+                                <w:sz w:val="18"/>
+                                <w:szCs w:val="22"/>
+                              </w:rPr>
+                            </w:pPr>
+                          </w:p>
+                          <w:p>
+                            <w:pPr>
+                              <w:rPr>
+                                <w:rFonts w:ascii="Century Gothic" w:hAnsi="Century Gothic" w:cstheme="minorHAnsi"/>
+                                <w:color w:val="808080"/>
+                                <w:sz w:val="18"/>
+                                <w:szCs w:val="22"/>
+                              </w:rPr>
+                            </w:pPr>
+                          </w:p>
+                          <w:p>
+                            <w:pPr>
+                              <w:rPr>
+                                <w:rFonts w:ascii="Century Gothic" w:hAnsi="Century Gothic" w:cstheme="minorHAnsi"/>
+                                <w:color w:val="808080"/>
+                                <w:sz w:val="18"/>
+                                <w:szCs w:val="22"/>
+                              </w:rPr>
+                            </w:pPr>
+                          </w:p>
+                          <w:p>
+                            <w:pPr>
+                              <w:rPr>
+                                <w:rFonts w:ascii="Century Gothic" w:hAnsi="Century Gothic" w:cstheme="minorHAnsi"/>
+                                <w:color w:val="808080"/>
+                                <w:sz w:val="18"/>
+                                <w:szCs w:val="22"/>
+                              </w:rPr>
+                            </w:pPr>
+                          </w:p>
+                          <w:p>
+                            <w:pPr>
+                              <w:rPr>
+                                <w:rFonts w:ascii="Century Gothic" w:hAnsi="Century Gothic" w:cstheme="minorHAnsi"/>
+                                <w:color w:val="808080"/>
+                                <w:sz w:val="12"/>
+                                <w:szCs w:val="16"/>
+                              </w:rPr>
+                            </w:pPr>
+                          </w:p>
+                          <w:p>
+                            <w:pPr>
+                              <w:rPr>
+                                <w:rFonts w:ascii="Century Gothic" w:hAnsi="Century Gothic" w:cstheme="minorHAnsi"/>
+                                <w:color w:val="808080"/>
+                                <w:sz w:val="4"/>
+                                <w:szCs w:val="8"/>
+                              </w:rPr>
+                            </w:pPr>
+                          </w:p>
+                          <w:p>
+                            <w:pPr>
+                              <w:rPr>
+                                <w:rFonts w:ascii="Century Gothic" w:hAnsi="Century Gothic" w:cstheme="minorHAnsi"/>
+                                <w:color w:val="808080"/>
+                                <w:sz w:val="12"/>
+                                <w:szCs w:val="16"/>
+                              </w:rPr>
+                            </w:pPr>
+                          </w:p>
+                          <w:p>
+                            <w:pPr>
+                              <w:rPr>
+                                <w:rFonts w:ascii="Century Gothic" w:hAnsi="Century Gothic" w:cstheme="minorHAnsi"/>
+                                <w:color w:val="808080"/>
+                                <w:sz w:val="12"/>
+                                <w:szCs w:val="16"/>
+                              </w:rPr>
+                            </w:pPr>
+                          </w:p>
+                          <w:p>
+                            <w:pPr>
+                              <w:rPr>
+                                <w:rFonts w:ascii="Century Gothic" w:hAnsi="Century Gothic" w:cstheme="minorHAnsi"/>
+                                <w:color w:val="808080"/>
+                                <w:sz w:val="14"/>
+                                <w:szCs w:val="18"/>
+                              </w:rPr>
+                            </w:pPr>
+                          </w:p>
+                          <w:p>
+                            <w:pPr>
+                              <w:rPr>
+                                <w:rFonts w:ascii="Century Gothic" w:hAnsi="Century Gothic" w:cstheme="minorHAnsi"/>
+                                <w:color w:val="808080"/>
+                                <w:sz w:val="14"/>
+                                <w:szCs w:val="18"/>
+                              </w:rPr>
+                            </w:pPr>
+                          </w:p>
+                          <w:p>
+                            <w:pPr>
+                              <w:rPr>
+                                <w:rFonts w:ascii="Century Gothic" w:hAnsi="Century Gothic" w:cstheme="minorHAnsi"/>
+                                <w:color w:val="808080"/>
+                                <w:sz w:val="14"/>
+                                <w:szCs w:val="18"/>
+                              </w:rPr>
+                            </w:pPr>
+                          </w:p>
+                          <w:p>
+                            <w:pPr>
+                              <w:rPr>
+                                <w:rFonts w:ascii="Century Gothic" w:hAnsi="Century Gothic" w:cstheme="minorHAnsi"/>
+                                <w:color w:val="808080"/>
+                                <w:sz w:val="14"/>
+                                <w:szCs w:val="18"/>
+                              </w:rPr>
+                            </w:pPr>
+                          </w:p>
+                          <w:p>
+                            <w:pPr>
+                              <w:rPr>
+                                <w:rFonts w:ascii="Century Gothic" w:hAnsi="Century Gothic" w:cstheme="minorHAnsi"/>
+                                <w:color w:val="808080"/>
+                                <w:sz w:val="8"/>
+                                <w:szCs w:val="12"/>
+                              </w:rPr>
+                            </w:pPr>
+                          </w:p>
+                          <w:p>
+                            <w:pPr>
+                              <w:rPr>
+                                <w:rFonts w:ascii="Century Gothic" w:hAnsi="Century Gothic" w:cstheme="minorHAnsi"/>
+                                <w:color w:val="808080"/>
+                                <w:sz w:val="8"/>
+                                <w:szCs w:val="12"/>
+                              </w:rPr>
+                            </w:pPr>
+                          </w:p>
+                          <w:p>
+                            <w:pPr>
+                              <w:rPr>
+                                <w:rFonts w:ascii="Century Gothic" w:hAnsi="Century Gothic" w:cstheme="minorHAnsi"/>
+                                <w:color w:val="808080"/>
+                                <w:sz w:val="8"/>
+                                <w:szCs w:val="12"/>
+                              </w:rPr>
+                            </w:pPr>
+                          </w:p>
+                          <w:p>
+                            <w:pPr>
+                              <w:rPr>
+                                <w:rFonts w:ascii="Century Gothic" w:hAnsi="Century Gothic" w:cstheme="minorHAnsi"/>
+                                <w:color w:val="808080"/>
+                                <w:sz w:val="10"/>
+                                <w:szCs w:val="14"/>
+                              </w:rPr>
+                            </w:pPr>
+                          </w:p>
+                          <w:p>
+                            <w:pPr>
+                              <w:rPr>
+                                <w:rFonts w:ascii="Century Gothic" w:hAnsi="Century Gothic" w:cstheme="minorHAnsi"/>
+                                <w:color w:val="808080"/>
+                                <w:szCs w:val="32"/>
+                              </w:rPr>
+                            </w:pPr>
+                          </w:p>
+                          <w:p>
+                            <w:pPr>
+                              <w:rPr>
+                                <w:rFonts w:ascii="Century Gothic" w:hAnsi="Century Gothic" w:cstheme="minorHAnsi"/>
+                                <w:color w:val="808080"/>
+                                <w:sz w:val="4"/>
+                                <w:szCs w:val="8"/>
+                              </w:rPr>
+                            </w:pPr>
+                          </w:p>
+                          <w:p>
+                            <w:pPr>
+                              <w:rPr>
+                                <w:rFonts w:ascii="Century Gothic" w:hAnsi="Century Gothic" w:cstheme="minorHAnsi"/>
+                                <w:color w:val="808080"/>
+                                <w:sz w:val="15"/>
+                                <w:szCs w:val="15"/>
+                              </w:rPr>
+                            </w:pPr>
+                            <w:r>
+                              <w:rPr>
+                                <w:rFonts w:ascii="Century Gothic" w:hAnsi="Century Gothic" w:cstheme="minorHAnsi"/>
+                                <w:color w:val="808080"/>
+                                <w:sz w:val="15"/>
+                                <w:szCs w:val="15"/>
+                              </w:rPr>
+                              <w:t>10</w:t>
+                            </w:r>
+                            <w:r>
+                              <w:rPr>
+                                <w:rFonts w:ascii="Century Gothic" w:hAnsi="Century Gothic" w:cstheme="minorHAnsi"/>
+                                <w:color w:val="808080"/>
+                                <w:sz w:val="15"/>
+                                <w:szCs w:val="15"/>
+                              </w:rPr>
+                              <w:t>/202</w:t>
+                            </w:r>
+                            <w:r>
+                              <w:rPr>
+                                <w:rFonts w:ascii="Century Gothic" w:hAnsi="Century Gothic" w:cstheme="minorHAnsi"/>
+                                <w:color w:val="808080"/>
+                                <w:sz w:val="15"/>
+                                <w:szCs w:val="15"/>
+                              </w:rPr>
+                              <w:t>2</w:t>
+                            </w:r>
+                            <w:r>
+                              <w:rPr>
+                                <w:rFonts w:ascii="Century Gothic" w:hAnsi="Century Gothic" w:cstheme="minorHAnsi"/>
+                                <w:color w:val="808080"/>
+                                <w:sz w:val="15"/>
+                                <w:szCs w:val="15"/>
+                              </w:rPr>
+                              <w:t xml:space="preserve"> </w:t>
+                            </w:r>
+                            <w:r>
+                              <w:rPr>
+                                <w:rFonts w:ascii="Century Gothic" w:hAnsi="Century Gothic" w:cstheme="minorHAnsi"/>
+                                <w:color w:val="808080"/>
+                                <w:sz w:val="15"/>
+                                <w:szCs w:val="15"/>
+                              </w:rPr>
+                              <w:t>–</w:t>
+                            </w:r>
+                            <w:r>
+                              <w:rPr>
+                                <w:rFonts w:ascii="Century Gothic" w:hAnsi="Century Gothic" w:cstheme="minorHAnsi"/>
+                                <w:color w:val="808080"/>
+                                <w:sz w:val="15"/>
+                                <w:szCs w:val="15"/>
+                              </w:rPr>
+                              <w:t xml:space="preserve"> </w:t>
+                            </w:r>
+                            <w:r>
+                              <w:rPr>
+                                <w:rFonts w:ascii="Century Gothic" w:hAnsi="Century Gothic" w:cstheme="minorHAnsi"/>
+                                <w:color w:val="808080"/>
+                                <w:sz w:val="15"/>
+                                <w:szCs w:val="15"/>
+                              </w:rPr>
+                              <w:t>02/2025</w:t>
+                            </w:r>
+                          </w:p>
+                          <w:p>
+                            <w:pPr>
                               <w:rPr>
                                 <w:rFonts w:ascii="Century Gothic" w:hAnsi="Century Gothic" w:cstheme="minorHAnsi"/>
                                 <w:color w:val="808080"/>
                                 <w:sz w:val="13"/>
                                 <w:szCs w:val="13"/>
                               </w:rPr>
-                              <w:t xml:space="preserve"> </w:t>
-                            </w:r>
+                            </w:pPr>
                             <w:r>
                               <w:rPr>
                                 <w:rFonts w:ascii="Century Gothic" w:hAnsi="Century Gothic" w:cstheme="minorHAnsi"/>
@@ -7283,7 +7605,7 @@
                                 <w:sz w:val="13"/>
                                 <w:szCs w:val="13"/>
                               </w:rPr>
-                              <w:t>–</w:t>
+                              <w:t>Cuba</w:t>
                             </w:r>
                             <w:r>
                               <w:rPr>
@@ -7292,28 +7614,28 @@
                                 <w:sz w:val="13"/>
                                 <w:szCs w:val="13"/>
                               </w:rPr>
-                              <w:t xml:space="preserve"> Cuba</w:t>
-                            </w:r>
-                            <w:r>
+                              <w:t>,</w:t>
+                            </w:r>
+                          </w:p>
+                          <w:p>
+                            <w:pPr>
                               <w:rPr>
                                 <w:rFonts w:ascii="Century Gothic" w:hAnsi="Century Gothic" w:cstheme="minorHAnsi"/>
                                 <w:color w:val="808080"/>
                                 <w:sz w:val="13"/>
                                 <w:szCs w:val="13"/>
                               </w:rPr>
-                              <w:t>,</w:t>
-                            </w:r>
-                          </w:p>
-                          <w:p>
-                            <w:pPr>
+                            </w:pPr>
+                            <w:proofErr w:type="spellStart"/>
+                            <w:r>
                               <w:rPr>
                                 <w:rFonts w:ascii="Century Gothic" w:hAnsi="Century Gothic" w:cstheme="minorHAnsi"/>
                                 <w:color w:val="808080"/>
                                 <w:sz w:val="13"/>
                                 <w:szCs w:val="13"/>
                               </w:rPr>
-                            </w:pPr>
-                            <w:proofErr w:type="spellStart"/>
+                              <w:t>M</w:t>
+                            </w:r>
                             <w:r>
                               <w:rPr>
                                 <w:rFonts w:ascii="Century Gothic" w:hAnsi="Century Gothic" w:cstheme="minorHAnsi"/>
@@ -7321,7 +7643,7 @@
                                 <w:sz w:val="13"/>
                                 <w:szCs w:val="13"/>
                               </w:rPr>
-                              <w:t>Yucat</w:t>
+                              <w:t>e</w:t>
                             </w:r>
                             <w:r>
                               <w:rPr>
@@ -7330,487 +7652,9 @@
                                 <w:sz w:val="13"/>
                                 <w:szCs w:val="13"/>
                               </w:rPr>
-                              <w:t>a</w:t>
-                            </w:r>
-                            <w:r>
-                              <w:rPr>
-                                <w:rFonts w:ascii="Century Gothic" w:hAnsi="Century Gothic" w:cstheme="minorHAnsi"/>
-                                <w:color w:val="808080"/>
-                                <w:sz w:val="13"/>
-                                <w:szCs w:val="13"/>
-                              </w:rPr>
-                              <w:t>n</w:t>
+                              <w:t>xico</w:t>
                             </w:r>
                             <w:proofErr w:type="spellEnd"/>
-                            <w:r>
-                              <w:rPr>
-                                <w:rFonts w:ascii="Century Gothic" w:hAnsi="Century Gothic" w:cstheme="minorHAnsi"/>
-                                <w:color w:val="808080"/>
-                                <w:sz w:val="13"/>
-                                <w:szCs w:val="13"/>
-                              </w:rPr>
-                              <w:t xml:space="preserve"> – </w:t>
-                            </w:r>
-                            <w:proofErr w:type="spellStart"/>
-                            <w:r>
-                              <w:rPr>
-                                <w:rFonts w:ascii="Century Gothic" w:hAnsi="Century Gothic" w:cstheme="minorHAnsi"/>
-                                <w:color w:val="808080"/>
-                                <w:sz w:val="13"/>
-                                <w:szCs w:val="13"/>
-                              </w:rPr>
-                              <w:t>M</w:t>
-                            </w:r>
-                            <w:r>
-                              <w:rPr>
-                                <w:rFonts w:ascii="Century Gothic" w:hAnsi="Century Gothic" w:cstheme="minorHAnsi"/>
-                                <w:color w:val="808080"/>
-                                <w:sz w:val="13"/>
-                                <w:szCs w:val="13"/>
-                              </w:rPr>
-                              <w:t>e</w:t>
-                            </w:r>
-                            <w:r>
-                              <w:rPr>
-                                <w:rFonts w:ascii="Century Gothic" w:hAnsi="Century Gothic" w:cstheme="minorHAnsi"/>
-                                <w:color w:val="808080"/>
-                                <w:sz w:val="13"/>
-                                <w:szCs w:val="13"/>
-                              </w:rPr>
-                              <w:t>xico</w:t>
-                            </w:r>
-                            <w:proofErr w:type="spellEnd"/>
-                          </w:p>
-                          <w:p>
-                            <w:pPr>
-                              <w:rPr>
-                                <w:rFonts w:ascii="Century Gothic" w:hAnsi="Century Gothic" w:cstheme="minorHAnsi"/>
-                                <w:color w:val="808080"/>
-                                <w:sz w:val="18"/>
-                                <w:szCs w:val="22"/>
-                              </w:rPr>
-                            </w:pPr>
-                          </w:p>
-                          <w:p>
-                            <w:pPr>
-                              <w:rPr>
-                                <w:rFonts w:ascii="Century Gothic" w:hAnsi="Century Gothic" w:cstheme="minorHAnsi"/>
-                                <w:color w:val="808080"/>
-                                <w:sz w:val="18"/>
-                                <w:szCs w:val="22"/>
-                              </w:rPr>
-                            </w:pPr>
-                          </w:p>
-                          <w:p>
-                            <w:pPr>
-                              <w:rPr>
-                                <w:rFonts w:ascii="Century Gothic" w:hAnsi="Century Gothic" w:cstheme="minorHAnsi"/>
-                                <w:color w:val="808080"/>
-                                <w:sz w:val="18"/>
-                                <w:szCs w:val="22"/>
-                              </w:rPr>
-                            </w:pPr>
-                          </w:p>
-                          <w:p>
-                            <w:pPr>
-                              <w:rPr>
-                                <w:rFonts w:ascii="Century Gothic" w:hAnsi="Century Gothic" w:cstheme="minorHAnsi"/>
-                                <w:color w:val="808080"/>
-                                <w:sz w:val="18"/>
-                                <w:szCs w:val="22"/>
-                              </w:rPr>
-                            </w:pPr>
-                          </w:p>
-                          <w:p>
-                            <w:pPr>
-                              <w:rPr>
-                                <w:rFonts w:ascii="Century Gothic" w:hAnsi="Century Gothic" w:cstheme="minorHAnsi"/>
-                                <w:color w:val="808080"/>
-                                <w:sz w:val="18"/>
-                                <w:szCs w:val="22"/>
-                              </w:rPr>
-                            </w:pPr>
-                          </w:p>
-                          <w:p>
-                            <w:pPr>
-                              <w:rPr>
-                                <w:rFonts w:ascii="Century Gothic" w:hAnsi="Century Gothic" w:cstheme="minorHAnsi"/>
-                                <w:color w:val="808080"/>
-                                <w:sz w:val="18"/>
-                                <w:szCs w:val="22"/>
-                              </w:rPr>
-                            </w:pPr>
-                          </w:p>
-                          <w:p>
-                            <w:pPr>
-                              <w:rPr>
-                                <w:rFonts w:ascii="Century Gothic" w:hAnsi="Century Gothic" w:cstheme="minorHAnsi"/>
-                                <w:color w:val="808080"/>
-                                <w:sz w:val="18"/>
-                                <w:szCs w:val="22"/>
-                              </w:rPr>
-                            </w:pPr>
-                          </w:p>
-                          <w:p>
-                            <w:pPr>
-                              <w:rPr>
-                                <w:rFonts w:ascii="Century Gothic" w:hAnsi="Century Gothic" w:cstheme="minorHAnsi"/>
-                                <w:color w:val="808080"/>
-                                <w:sz w:val="18"/>
-                                <w:szCs w:val="22"/>
-                              </w:rPr>
-                            </w:pPr>
-                          </w:p>
-                          <w:p>
-                            <w:pPr>
-                              <w:rPr>
-                                <w:rFonts w:ascii="Century Gothic" w:hAnsi="Century Gothic" w:cstheme="minorHAnsi"/>
-                                <w:color w:val="808080"/>
-                                <w:sz w:val="18"/>
-                                <w:szCs w:val="22"/>
-                              </w:rPr>
-                            </w:pPr>
-                          </w:p>
-                          <w:p>
-                            <w:pPr>
-                              <w:rPr>
-                                <w:rFonts w:ascii="Century Gothic" w:hAnsi="Century Gothic" w:cstheme="minorHAnsi"/>
-                                <w:color w:val="808080"/>
-                                <w:sz w:val="18"/>
-                                <w:szCs w:val="22"/>
-                              </w:rPr>
-                            </w:pPr>
-                          </w:p>
-                          <w:p>
-                            <w:pPr>
-                              <w:rPr>
-                                <w:rFonts w:ascii="Century Gothic" w:hAnsi="Century Gothic" w:cstheme="minorHAnsi"/>
-                                <w:color w:val="808080"/>
-                                <w:sz w:val="18"/>
-                                <w:szCs w:val="22"/>
-                              </w:rPr>
-                            </w:pPr>
-                          </w:p>
-                          <w:p>
-                            <w:pPr>
-                              <w:rPr>
-                                <w:rFonts w:ascii="Century Gothic" w:hAnsi="Century Gothic" w:cstheme="minorHAnsi"/>
-                                <w:color w:val="808080"/>
-                                <w:sz w:val="12"/>
-                                <w:szCs w:val="16"/>
-                              </w:rPr>
-                            </w:pPr>
-                          </w:p>
-                          <w:p>
-                            <w:pPr>
-                              <w:rPr>
-                                <w:rFonts w:ascii="Century Gothic" w:hAnsi="Century Gothic" w:cstheme="minorHAnsi"/>
-                                <w:color w:val="808080"/>
-                                <w:sz w:val="4"/>
-                                <w:szCs w:val="8"/>
-                              </w:rPr>
-                            </w:pPr>
-                          </w:p>
-                          <w:p>
-                            <w:pPr>
-                              <w:rPr>
-                                <w:rFonts w:ascii="Century Gothic" w:hAnsi="Century Gothic" w:cstheme="minorHAnsi"/>
-                                <w:color w:val="808080"/>
-                                <w:sz w:val="12"/>
-                                <w:szCs w:val="16"/>
-                              </w:rPr>
-                            </w:pPr>
-                          </w:p>
-                          <w:p>
-                            <w:pPr>
-                              <w:rPr>
-                                <w:rFonts w:ascii="Century Gothic" w:hAnsi="Century Gothic" w:cstheme="minorHAnsi"/>
-                                <w:color w:val="808080"/>
-                                <w:sz w:val="12"/>
-                                <w:szCs w:val="16"/>
-                              </w:rPr>
-                            </w:pPr>
-                          </w:p>
-                          <w:p>
-                            <w:pPr>
-                              <w:rPr>
-                                <w:rFonts w:ascii="Century Gothic" w:hAnsi="Century Gothic" w:cstheme="minorHAnsi"/>
-                                <w:color w:val="808080"/>
-                                <w:sz w:val="14"/>
-                                <w:szCs w:val="18"/>
-                              </w:rPr>
-                            </w:pPr>
-                          </w:p>
-                          <w:p>
-                            <w:pPr>
-                              <w:rPr>
-                                <w:rFonts w:ascii="Century Gothic" w:hAnsi="Century Gothic" w:cstheme="minorHAnsi"/>
-                                <w:color w:val="808080"/>
-                                <w:sz w:val="14"/>
-                                <w:szCs w:val="18"/>
-                              </w:rPr>
-                            </w:pPr>
-                          </w:p>
-                          <w:p>
-                            <w:pPr>
-                              <w:rPr>
-                                <w:rFonts w:ascii="Century Gothic" w:hAnsi="Century Gothic" w:cstheme="minorHAnsi"/>
-                                <w:color w:val="808080"/>
-                                <w:sz w:val="14"/>
-                                <w:szCs w:val="18"/>
-                              </w:rPr>
-                            </w:pPr>
-                          </w:p>
-                          <w:p>
-                            <w:pPr>
-                              <w:rPr>
-                                <w:rFonts w:ascii="Century Gothic" w:hAnsi="Century Gothic" w:cstheme="minorHAnsi"/>
-                                <w:color w:val="808080"/>
-                                <w:sz w:val="14"/>
-                                <w:szCs w:val="18"/>
-                              </w:rPr>
-                            </w:pPr>
-                          </w:p>
-                          <w:p>
-                            <w:pPr>
-                              <w:rPr>
-                                <w:rFonts w:ascii="Century Gothic" w:hAnsi="Century Gothic" w:cstheme="minorHAnsi"/>
-                                <w:color w:val="808080"/>
-                                <w:sz w:val="8"/>
-                                <w:szCs w:val="12"/>
-                              </w:rPr>
-                            </w:pPr>
-                          </w:p>
-                          <w:p>
-                            <w:pPr>
-                              <w:rPr>
-                                <w:rFonts w:ascii="Century Gothic" w:hAnsi="Century Gothic" w:cstheme="minorHAnsi"/>
-                                <w:color w:val="808080"/>
-                                <w:sz w:val="8"/>
-                                <w:szCs w:val="12"/>
-                              </w:rPr>
-                            </w:pPr>
-                          </w:p>
-                          <w:p>
-                            <w:pPr>
-                              <w:rPr>
-                                <w:rFonts w:ascii="Century Gothic" w:hAnsi="Century Gothic" w:cstheme="minorHAnsi"/>
-                                <w:color w:val="808080"/>
-                                <w:sz w:val="8"/>
-                                <w:szCs w:val="12"/>
-                              </w:rPr>
-                            </w:pPr>
-                          </w:p>
-                          <w:p>
-                            <w:pPr>
-                              <w:rPr>
-                                <w:rFonts w:ascii="Century Gothic" w:hAnsi="Century Gothic" w:cstheme="minorHAnsi"/>
-                                <w:color w:val="808080"/>
-                                <w:sz w:val="8"/>
-                                <w:szCs w:val="12"/>
-                              </w:rPr>
-                            </w:pPr>
-                          </w:p>
-                          <w:p>
-                            <w:pPr>
-                              <w:rPr>
-                                <w:rFonts w:ascii="Century Gothic" w:hAnsi="Century Gothic" w:cstheme="minorHAnsi"/>
-                                <w:color w:val="808080"/>
-                                <w:sz w:val="8"/>
-                                <w:szCs w:val="12"/>
-                              </w:rPr>
-                            </w:pPr>
-                          </w:p>
-                          <w:p>
-                            <w:pPr>
-                              <w:rPr>
-                                <w:rFonts w:ascii="Century Gothic" w:hAnsi="Century Gothic" w:cstheme="minorHAnsi"/>
-                                <w:color w:val="808080"/>
-                                <w:sz w:val="8"/>
-                                <w:szCs w:val="12"/>
-                              </w:rPr>
-                            </w:pPr>
-                          </w:p>
-                          <w:p>
-                            <w:pPr>
-                              <w:rPr>
-                                <w:rFonts w:ascii="Century Gothic" w:hAnsi="Century Gothic" w:cstheme="minorHAnsi"/>
-                                <w:color w:val="808080"/>
-                                <w:sz w:val="8"/>
-                                <w:szCs w:val="12"/>
-                              </w:rPr>
-                            </w:pPr>
-                          </w:p>
-                          <w:p>
-                            <w:pPr>
-                              <w:rPr>
-                                <w:rFonts w:ascii="Century Gothic" w:hAnsi="Century Gothic" w:cstheme="minorHAnsi"/>
-                                <w:color w:val="808080"/>
-                                <w:sz w:val="8"/>
-                                <w:szCs w:val="12"/>
-                              </w:rPr>
-                            </w:pPr>
-                          </w:p>
-                          <w:p>
-                            <w:pPr>
-                              <w:rPr>
-                                <w:rFonts w:ascii="Century Gothic" w:hAnsi="Century Gothic" w:cstheme="minorHAnsi"/>
-                                <w:color w:val="808080"/>
-                                <w:sz w:val="8"/>
-                                <w:szCs w:val="12"/>
-                              </w:rPr>
-                            </w:pPr>
-                          </w:p>
-                          <w:p>
-                            <w:pPr>
-                              <w:rPr>
-                                <w:rFonts w:ascii="Century Gothic" w:hAnsi="Century Gothic" w:cstheme="minorHAnsi"/>
-                                <w:color w:val="808080"/>
-                                <w:sz w:val="8"/>
-                                <w:szCs w:val="12"/>
-                              </w:rPr>
-                            </w:pPr>
-                          </w:p>
-                          <w:p>
-                            <w:pPr>
-                              <w:rPr>
-                                <w:rFonts w:ascii="Century Gothic" w:hAnsi="Century Gothic" w:cstheme="minorHAnsi"/>
-                                <w:color w:val="808080"/>
-                                <w:sz w:val="10"/>
-                                <w:szCs w:val="14"/>
-                              </w:rPr>
-                            </w:pPr>
-                          </w:p>
-                          <w:p>
-                            <w:pPr>
-                              <w:rPr>
-                                <w:rFonts w:ascii="Century Gothic" w:hAnsi="Century Gothic" w:cstheme="minorHAnsi"/>
-                                <w:color w:val="808080"/>
-                                <w:sz w:val="4"/>
-                                <w:szCs w:val="8"/>
-                              </w:rPr>
-                            </w:pPr>
-                          </w:p>
-                          <w:p>
-                            <w:pPr>
-                              <w:rPr>
-                                <w:rFonts w:ascii="Century Gothic" w:hAnsi="Century Gothic" w:cstheme="minorHAnsi"/>
-                                <w:color w:val="808080"/>
-                                <w:sz w:val="15"/>
-                                <w:szCs w:val="15"/>
-                              </w:rPr>
-                            </w:pPr>
-                            <w:r>
-                              <w:rPr>
-                                <w:rFonts w:ascii="Century Gothic" w:hAnsi="Century Gothic" w:cstheme="minorHAnsi"/>
-                                <w:color w:val="808080"/>
-                                <w:sz w:val="15"/>
-                                <w:szCs w:val="15"/>
-                              </w:rPr>
-                              <w:t>01</w:t>
-                            </w:r>
-                            <w:r>
-                              <w:rPr>
-                                <w:rFonts w:ascii="Century Gothic" w:hAnsi="Century Gothic" w:cstheme="minorHAnsi"/>
-                                <w:color w:val="808080"/>
-                                <w:sz w:val="15"/>
-                                <w:szCs w:val="15"/>
-                              </w:rPr>
-                              <w:t>/202</w:t>
-                            </w:r>
-                            <w:r>
-                              <w:rPr>
-                                <w:rFonts w:ascii="Century Gothic" w:hAnsi="Century Gothic" w:cstheme="minorHAnsi"/>
-                                <w:color w:val="808080"/>
-                                <w:sz w:val="15"/>
-                                <w:szCs w:val="15"/>
-                              </w:rPr>
-                              <w:t>3</w:t>
-                            </w:r>
-                            <w:r>
-                              <w:rPr>
-                                <w:rFonts w:ascii="Century Gothic" w:hAnsi="Century Gothic" w:cstheme="minorHAnsi"/>
-                                <w:color w:val="808080"/>
-                                <w:sz w:val="15"/>
-                                <w:szCs w:val="15"/>
-                              </w:rPr>
-                              <w:t xml:space="preserve"> </w:t>
-                            </w:r>
-                            <w:r>
-                              <w:rPr>
-                                <w:rFonts w:ascii="Century Gothic" w:hAnsi="Century Gothic" w:cstheme="minorHAnsi"/>
-                                <w:color w:val="808080"/>
-                                <w:sz w:val="15"/>
-                                <w:szCs w:val="15"/>
-                              </w:rPr>
-                              <w:t>–</w:t>
-                            </w:r>
-                            <w:r>
-                              <w:rPr>
-                                <w:rFonts w:ascii="Century Gothic" w:hAnsi="Century Gothic" w:cstheme="minorHAnsi"/>
-                                <w:color w:val="808080"/>
-                                <w:sz w:val="15"/>
-                                <w:szCs w:val="15"/>
-                              </w:rPr>
-                              <w:t xml:space="preserve"> </w:t>
-                            </w:r>
-                            <w:r>
-                              <w:rPr>
-                                <w:rFonts w:ascii="Century Gothic" w:hAnsi="Century Gothic" w:cstheme="minorHAnsi"/>
-                                <w:color w:val="808080"/>
-                                <w:sz w:val="15"/>
-                                <w:szCs w:val="15"/>
-                              </w:rPr>
-                              <w:t>09/2023</w:t>
-                            </w:r>
-                          </w:p>
-                          <w:p>
-                            <w:pPr>
-                              <w:rPr>
-                                <w:rFonts w:ascii="Century Gothic" w:hAnsi="Century Gothic" w:cstheme="minorHAnsi"/>
-                                <w:color w:val="808080"/>
-                                <w:sz w:val="13"/>
-                                <w:szCs w:val="13"/>
-                              </w:rPr>
-                            </w:pPr>
-                            <w:proofErr w:type="spellStart"/>
-                            <w:r>
-                              <w:rPr>
-                                <w:rFonts w:ascii="Century Gothic" w:hAnsi="Century Gothic" w:cstheme="minorHAnsi"/>
-                                <w:color w:val="808080"/>
-                                <w:sz w:val="13"/>
-                                <w:szCs w:val="13"/>
-                              </w:rPr>
-                              <w:t>Ha</w:t>
-                            </w:r>
-                            <w:r>
-                              <w:rPr>
-                                <w:rFonts w:ascii="Century Gothic" w:hAnsi="Century Gothic" w:cstheme="minorHAnsi"/>
-                                <w:color w:val="808080"/>
-                                <w:sz w:val="13"/>
-                                <w:szCs w:val="13"/>
-                              </w:rPr>
-                              <w:t>v</w:t>
-                            </w:r>
-                            <w:r>
-                              <w:rPr>
-                                <w:rFonts w:ascii="Century Gothic" w:hAnsi="Century Gothic" w:cstheme="minorHAnsi"/>
-                                <w:color w:val="808080"/>
-                                <w:sz w:val="13"/>
-                                <w:szCs w:val="13"/>
-                              </w:rPr>
-                              <w:t>ana</w:t>
-                            </w:r>
-                            <w:proofErr w:type="spellEnd"/>
-                            <w:r>
-                              <w:rPr>
-                                <w:rFonts w:ascii="Century Gothic" w:hAnsi="Century Gothic" w:cstheme="minorHAnsi"/>
-                                <w:color w:val="808080"/>
-                                <w:sz w:val="13"/>
-                                <w:szCs w:val="13"/>
-                              </w:rPr>
-                              <w:t xml:space="preserve"> - Cuba</w:t>
-                            </w:r>
                           </w:p>
                           <w:p>
                             <w:pPr>
@@ -8013,7 +7857,7 @@
                           <w:sz w:val="15"/>
                           <w:szCs w:val="15"/>
                         </w:rPr>
-                        <w:t>10</w:t>
+                        <w:t>01</w:t>
                       </w:r>
                       <w:r>
                         <w:rPr>
@@ -8031,7 +7875,7 @@
                           <w:sz w:val="15"/>
                           <w:szCs w:val="15"/>
                         </w:rPr>
-                        <w:t>2</w:t>
+                        <w:t>5</w:t>
                       </w:r>
                       <w:r>
                         <w:rPr>
@@ -8089,7 +7933,7 @@
                           <w:sz w:val="13"/>
                           <w:szCs w:val="13"/>
                         </w:rPr>
-                        <w:t>Ha</w:t>
+                        <w:t>M</w:t>
                       </w:r>
                       <w:r>
                         <w:rPr>
@@ -8098,7 +7942,7 @@
                           <w:sz w:val="13"/>
                           <w:szCs w:val="13"/>
                         </w:rPr>
-                        <w:t>v</w:t>
+                        <w:t>e</w:t>
                       </w:r>
                       <w:r>
                         <w:rPr>
@@ -8107,18 +7951,341 @@
                           <w:sz w:val="13"/>
                           <w:szCs w:val="13"/>
                         </w:rPr>
-                        <w:t>ana</w:t>
+                        <w:t>xico</w:t>
                       </w:r>
                       <w:proofErr w:type="spellEnd"/>
-                      <w:r>
+                    </w:p>
+                    <w:p>
+                      <w:pPr>
+                        <w:rPr>
+                          <w:rFonts w:ascii="Century Gothic" w:hAnsi="Century Gothic" w:cstheme="minorHAnsi"/>
+                          <w:color w:val="808080"/>
+                          <w:sz w:val="18"/>
+                          <w:szCs w:val="22"/>
+                        </w:rPr>
+                      </w:pPr>
+                    </w:p>
+                    <w:p>
+                      <w:pPr>
+                        <w:rPr>
+                          <w:rFonts w:ascii="Century Gothic" w:hAnsi="Century Gothic" w:cstheme="minorHAnsi"/>
+                          <w:color w:val="808080"/>
+                          <w:sz w:val="18"/>
+                          <w:szCs w:val="22"/>
+                        </w:rPr>
+                      </w:pPr>
+                    </w:p>
+                    <w:p>
+                      <w:pPr>
+                        <w:rPr>
+                          <w:rFonts w:ascii="Century Gothic" w:hAnsi="Century Gothic" w:cstheme="minorHAnsi"/>
+                          <w:color w:val="808080"/>
+                          <w:sz w:val="18"/>
+                          <w:szCs w:val="22"/>
+                        </w:rPr>
+                      </w:pPr>
+                    </w:p>
+                    <w:p>
+                      <w:pPr>
+                        <w:rPr>
+                          <w:rFonts w:ascii="Century Gothic" w:hAnsi="Century Gothic" w:cstheme="minorHAnsi"/>
+                          <w:color w:val="808080"/>
+                          <w:sz w:val="18"/>
+                          <w:szCs w:val="22"/>
+                        </w:rPr>
+                      </w:pPr>
+                    </w:p>
+                    <w:p>
+                      <w:pPr>
+                        <w:rPr>
+                          <w:rFonts w:ascii="Century Gothic" w:hAnsi="Century Gothic" w:cstheme="minorHAnsi"/>
+                          <w:color w:val="808080"/>
+                          <w:sz w:val="18"/>
+                          <w:szCs w:val="22"/>
+                        </w:rPr>
+                      </w:pPr>
+                    </w:p>
+                    <w:p>
+                      <w:pPr>
+                        <w:rPr>
+                          <w:rFonts w:ascii="Century Gothic" w:hAnsi="Century Gothic" w:cstheme="minorHAnsi"/>
+                          <w:color w:val="808080"/>
+                          <w:sz w:val="18"/>
+                          <w:szCs w:val="22"/>
+                        </w:rPr>
+                      </w:pPr>
+                    </w:p>
+                    <w:p>
+                      <w:pPr>
+                        <w:rPr>
+                          <w:rFonts w:ascii="Century Gothic" w:hAnsi="Century Gothic" w:cstheme="minorHAnsi"/>
+                          <w:color w:val="808080"/>
+                          <w:sz w:val="18"/>
+                          <w:szCs w:val="22"/>
+                        </w:rPr>
+                      </w:pPr>
+                    </w:p>
+                    <w:p>
+                      <w:pPr>
+                        <w:rPr>
+                          <w:rFonts w:ascii="Century Gothic" w:hAnsi="Century Gothic" w:cstheme="minorHAnsi"/>
+                          <w:color w:val="808080"/>
+                          <w:sz w:val="18"/>
+                          <w:szCs w:val="22"/>
+                        </w:rPr>
+                      </w:pPr>
+                    </w:p>
+                    <w:p>
+                      <w:pPr>
+                        <w:rPr>
+                          <w:rFonts w:ascii="Century Gothic" w:hAnsi="Century Gothic" w:cstheme="minorHAnsi"/>
+                          <w:color w:val="808080"/>
+                          <w:sz w:val="18"/>
+                          <w:szCs w:val="22"/>
+                        </w:rPr>
+                      </w:pPr>
+                    </w:p>
+                    <w:p>
+                      <w:pPr>
+                        <w:rPr>
+                          <w:rFonts w:ascii="Century Gothic" w:hAnsi="Century Gothic" w:cstheme="minorHAnsi"/>
+                          <w:color w:val="808080"/>
+                          <w:sz w:val="18"/>
+                          <w:szCs w:val="22"/>
+                        </w:rPr>
+                      </w:pPr>
+                    </w:p>
+                    <w:p>
+                      <w:pPr>
+                        <w:rPr>
+                          <w:rFonts w:ascii="Century Gothic" w:hAnsi="Century Gothic" w:cstheme="minorHAnsi"/>
+                          <w:color w:val="808080"/>
+                          <w:sz w:val="18"/>
+                          <w:szCs w:val="22"/>
+                        </w:rPr>
+                      </w:pPr>
+                    </w:p>
+                    <w:p>
+                      <w:pPr>
+                        <w:rPr>
+                          <w:rFonts w:ascii="Century Gothic" w:hAnsi="Century Gothic" w:cstheme="minorHAnsi"/>
+                          <w:color w:val="808080"/>
+                          <w:sz w:val="12"/>
+                          <w:szCs w:val="16"/>
+                        </w:rPr>
+                      </w:pPr>
+                    </w:p>
+                    <w:p>
+                      <w:pPr>
+                        <w:rPr>
+                          <w:rFonts w:ascii="Century Gothic" w:hAnsi="Century Gothic" w:cstheme="minorHAnsi"/>
+                          <w:color w:val="808080"/>
+                          <w:sz w:val="4"/>
+                          <w:szCs w:val="8"/>
+                        </w:rPr>
+                      </w:pPr>
+                    </w:p>
+                    <w:p>
+                      <w:pPr>
+                        <w:rPr>
+                          <w:rFonts w:ascii="Century Gothic" w:hAnsi="Century Gothic" w:cstheme="minorHAnsi"/>
+                          <w:color w:val="808080"/>
+                          <w:sz w:val="12"/>
+                          <w:szCs w:val="16"/>
+                        </w:rPr>
+                      </w:pPr>
+                    </w:p>
+                    <w:p>
+                      <w:pPr>
+                        <w:rPr>
+                          <w:rFonts w:ascii="Century Gothic" w:hAnsi="Century Gothic" w:cstheme="minorHAnsi"/>
+                          <w:color w:val="808080"/>
+                          <w:sz w:val="12"/>
+                          <w:szCs w:val="16"/>
+                        </w:rPr>
+                      </w:pPr>
+                    </w:p>
+                    <w:p>
+                      <w:pPr>
+                        <w:rPr>
+                          <w:rFonts w:ascii="Century Gothic" w:hAnsi="Century Gothic" w:cstheme="minorHAnsi"/>
+                          <w:color w:val="808080"/>
+                          <w:sz w:val="14"/>
+                          <w:szCs w:val="18"/>
+                        </w:rPr>
+                      </w:pPr>
+                    </w:p>
+                    <w:p>
+                      <w:pPr>
+                        <w:rPr>
+                          <w:rFonts w:ascii="Century Gothic" w:hAnsi="Century Gothic" w:cstheme="minorHAnsi"/>
+                          <w:color w:val="808080"/>
+                          <w:sz w:val="14"/>
+                          <w:szCs w:val="18"/>
+                        </w:rPr>
+                      </w:pPr>
+                    </w:p>
+                    <w:p>
+                      <w:pPr>
+                        <w:rPr>
+                          <w:rFonts w:ascii="Century Gothic" w:hAnsi="Century Gothic" w:cstheme="minorHAnsi"/>
+                          <w:color w:val="808080"/>
+                          <w:sz w:val="14"/>
+                          <w:szCs w:val="18"/>
+                        </w:rPr>
+                      </w:pPr>
+                    </w:p>
+                    <w:p>
+                      <w:pPr>
+                        <w:rPr>
+                          <w:rFonts w:ascii="Century Gothic" w:hAnsi="Century Gothic" w:cstheme="minorHAnsi"/>
+                          <w:color w:val="808080"/>
+                          <w:sz w:val="14"/>
+                          <w:szCs w:val="18"/>
+                        </w:rPr>
+                      </w:pPr>
+                    </w:p>
+                    <w:p>
+                      <w:pPr>
+                        <w:rPr>
+                          <w:rFonts w:ascii="Century Gothic" w:hAnsi="Century Gothic" w:cstheme="minorHAnsi"/>
+                          <w:color w:val="808080"/>
+                          <w:sz w:val="8"/>
+                          <w:szCs w:val="12"/>
+                        </w:rPr>
+                      </w:pPr>
+                    </w:p>
+                    <w:p>
+                      <w:pPr>
+                        <w:rPr>
+                          <w:rFonts w:ascii="Century Gothic" w:hAnsi="Century Gothic" w:cstheme="minorHAnsi"/>
+                          <w:color w:val="808080"/>
+                          <w:sz w:val="8"/>
+                          <w:szCs w:val="12"/>
+                        </w:rPr>
+                      </w:pPr>
+                    </w:p>
+                    <w:p>
+                      <w:pPr>
+                        <w:rPr>
+                          <w:rFonts w:ascii="Century Gothic" w:hAnsi="Century Gothic" w:cstheme="minorHAnsi"/>
+                          <w:color w:val="808080"/>
+                          <w:sz w:val="8"/>
+                          <w:szCs w:val="12"/>
+                        </w:rPr>
+                      </w:pPr>
+                    </w:p>
+                    <w:p>
+                      <w:pPr>
+                        <w:rPr>
+                          <w:rFonts w:ascii="Century Gothic" w:hAnsi="Century Gothic" w:cstheme="minorHAnsi"/>
+                          <w:color w:val="808080"/>
+                          <w:sz w:val="10"/>
+                          <w:szCs w:val="14"/>
+                        </w:rPr>
+                      </w:pPr>
+                    </w:p>
+                    <w:p>
+                      <w:pPr>
+                        <w:rPr>
+                          <w:rFonts w:ascii="Century Gothic" w:hAnsi="Century Gothic" w:cstheme="minorHAnsi"/>
+                          <w:color w:val="808080"/>
+                          <w:szCs w:val="32"/>
+                        </w:rPr>
+                      </w:pPr>
+                    </w:p>
+                    <w:p>
+                      <w:pPr>
+                        <w:rPr>
+                          <w:rFonts w:ascii="Century Gothic" w:hAnsi="Century Gothic" w:cstheme="minorHAnsi"/>
+                          <w:color w:val="808080"/>
+                          <w:sz w:val="4"/>
+                          <w:szCs w:val="8"/>
+                        </w:rPr>
+                      </w:pPr>
+                    </w:p>
+                    <w:p>
+                      <w:pPr>
+                        <w:rPr>
+                          <w:rFonts w:ascii="Century Gothic" w:hAnsi="Century Gothic" w:cstheme="minorHAnsi"/>
+                          <w:color w:val="808080"/>
+                          <w:sz w:val="15"/>
+                          <w:szCs w:val="15"/>
+                        </w:rPr>
+                      </w:pPr>
+                      <w:r>
+                        <w:rPr>
+                          <w:rFonts w:ascii="Century Gothic" w:hAnsi="Century Gothic" w:cstheme="minorHAnsi"/>
+                          <w:color w:val="808080"/>
+                          <w:sz w:val="15"/>
+                          <w:szCs w:val="15"/>
+                        </w:rPr>
+                        <w:t>10</w:t>
+                      </w:r>
+                      <w:r>
+                        <w:rPr>
+                          <w:rFonts w:ascii="Century Gothic" w:hAnsi="Century Gothic" w:cstheme="minorHAnsi"/>
+                          <w:color w:val="808080"/>
+                          <w:sz w:val="15"/>
+                          <w:szCs w:val="15"/>
+                        </w:rPr>
+                        <w:t>/202</w:t>
+                      </w:r>
+                      <w:r>
+                        <w:rPr>
+                          <w:rFonts w:ascii="Century Gothic" w:hAnsi="Century Gothic" w:cstheme="minorHAnsi"/>
+                          <w:color w:val="808080"/>
+                          <w:sz w:val="15"/>
+                          <w:szCs w:val="15"/>
+                        </w:rPr>
+                        <w:t>2</w:t>
+                      </w:r>
+                      <w:r>
+                        <w:rPr>
+                          <w:rFonts w:ascii="Century Gothic" w:hAnsi="Century Gothic" w:cstheme="minorHAnsi"/>
+                          <w:color w:val="808080"/>
+                          <w:sz w:val="15"/>
+                          <w:szCs w:val="15"/>
+                        </w:rPr>
+                        <w:t xml:space="preserve"> </w:t>
+                      </w:r>
+                      <w:r>
+                        <w:rPr>
+                          <w:rFonts w:ascii="Century Gothic" w:hAnsi="Century Gothic" w:cstheme="minorHAnsi"/>
+                          <w:color w:val="808080"/>
+                          <w:sz w:val="15"/>
+                          <w:szCs w:val="15"/>
+                        </w:rPr>
+                        <w:t>–</w:t>
+                      </w:r>
+                      <w:r>
+                        <w:rPr>
+                          <w:rFonts w:ascii="Century Gothic" w:hAnsi="Century Gothic" w:cstheme="minorHAnsi"/>
+                          <w:color w:val="808080"/>
+                          <w:sz w:val="15"/>
+                          <w:szCs w:val="15"/>
+                        </w:rPr>
+                        <w:t xml:space="preserve"> </w:t>
+                      </w:r>
+                      <w:r>
+                        <w:rPr>
+                          <w:rFonts w:ascii="Century Gothic" w:hAnsi="Century Gothic" w:cstheme="minorHAnsi"/>
+                          <w:color w:val="808080"/>
+                          <w:sz w:val="15"/>
+                          <w:szCs w:val="15"/>
+                        </w:rPr>
+                        <w:t>02/2025</w:t>
+                      </w:r>
+                    </w:p>
+                    <w:p>
+                      <w:pPr>
                         <w:rPr>
                           <w:rFonts w:ascii="Century Gothic" w:hAnsi="Century Gothic" w:cstheme="minorHAnsi"/>
                           <w:color w:val="808080"/>
                           <w:sz w:val="13"/>
                           <w:szCs w:val="13"/>
                         </w:rPr>
-                        <w:t xml:space="preserve"> </w:t>
-                      </w:r>
+                      </w:pPr>
                       <w:r>
                         <w:rPr>
                           <w:rFonts w:ascii="Century Gothic" w:hAnsi="Century Gothic" w:cstheme="minorHAnsi"/>
@@ -8126,7 +8293,7 @@
                           <w:sz w:val="13"/>
                           <w:szCs w:val="13"/>
                         </w:rPr>
-                        <w:t>–</w:t>
+                        <w:t>Cuba</w:t>
                       </w:r>
                       <w:r>
                         <w:rPr>
@@ -8135,28 +8302,28 @@
                           <w:sz w:val="13"/>
                           <w:szCs w:val="13"/>
                         </w:rPr>
-                        <w:t xml:space="preserve"> Cuba</w:t>
-                      </w:r>
-                      <w:r>
+                        <w:t>,</w:t>
+                      </w:r>
+                    </w:p>
+                    <w:p>
+                      <w:pPr>
                         <w:rPr>
                           <w:rFonts w:ascii="Century Gothic" w:hAnsi="Century Gothic" w:cstheme="minorHAnsi"/>
                           <w:color w:val="808080"/>
                           <w:sz w:val="13"/>
                           <w:szCs w:val="13"/>
                         </w:rPr>
-                        <w:t>,</w:t>
-                      </w:r>
-                    </w:p>
-                    <w:p>
-                      <w:pPr>
+                      </w:pPr>
+                      <w:proofErr w:type="spellStart"/>
+                      <w:r>
                         <w:rPr>
                           <w:rFonts w:ascii="Century Gothic" w:hAnsi="Century Gothic" w:cstheme="minorHAnsi"/>
                           <w:color w:val="808080"/>
                           <w:sz w:val="13"/>
                           <w:szCs w:val="13"/>
                         </w:rPr>
-                      </w:pPr>
-                      <w:proofErr w:type="spellStart"/>
+                        <w:t>M</w:t>
+                      </w:r>
                       <w:r>
                         <w:rPr>
                           <w:rFonts w:ascii="Century Gothic" w:hAnsi="Century Gothic" w:cstheme="minorHAnsi"/>
@@ -8164,7 +8331,7 @@
                           <w:sz w:val="13"/>
                           <w:szCs w:val="13"/>
                         </w:rPr>
-                        <w:t>Yucat</w:t>
+                        <w:t>e</w:t>
                       </w:r>
                       <w:r>
                         <w:rPr>
@@ -8173,487 +8340,9 @@
                           <w:sz w:val="13"/>
                           <w:szCs w:val="13"/>
                         </w:rPr>
-                        <w:t>a</w:t>
-                      </w:r>
-                      <w:r>
-                        <w:rPr>
-                          <w:rFonts w:ascii="Century Gothic" w:hAnsi="Century Gothic" w:cstheme="minorHAnsi"/>
-                          <w:color w:val="808080"/>
-                          <w:sz w:val="13"/>
-                          <w:szCs w:val="13"/>
-                        </w:rPr>
-                        <w:t>n</w:t>
+                        <w:t>xico</w:t>
                       </w:r>
                       <w:proofErr w:type="spellEnd"/>
-                      <w:r>
-                        <w:rPr>
-                          <w:rFonts w:ascii="Century Gothic" w:hAnsi="Century Gothic" w:cstheme="minorHAnsi"/>
-                          <w:color w:val="808080"/>
-                          <w:sz w:val="13"/>
-                          <w:szCs w:val="13"/>
-                        </w:rPr>
-                        <w:t xml:space="preserve"> – </w:t>
-                      </w:r>
-                      <w:proofErr w:type="spellStart"/>
-                      <w:r>
-                        <w:rPr>
-                          <w:rFonts w:ascii="Century Gothic" w:hAnsi="Century Gothic" w:cstheme="minorHAnsi"/>
-                          <w:color w:val="808080"/>
-                          <w:sz w:val="13"/>
-                          <w:szCs w:val="13"/>
-                        </w:rPr>
-                        <w:t>M</w:t>
-                      </w:r>
-                      <w:r>
-                        <w:rPr>
-                          <w:rFonts w:ascii="Century Gothic" w:hAnsi="Century Gothic" w:cstheme="minorHAnsi"/>
-                          <w:color w:val="808080"/>
-                          <w:sz w:val="13"/>
-                          <w:szCs w:val="13"/>
-                        </w:rPr>
-                        <w:t>e</w:t>
-                      </w:r>
-                      <w:r>
-                        <w:rPr>
-                          <w:rFonts w:ascii="Century Gothic" w:hAnsi="Century Gothic" w:cstheme="minorHAnsi"/>
-                          <w:color w:val="808080"/>
-                          <w:sz w:val="13"/>
-                          <w:szCs w:val="13"/>
-                        </w:rPr>
-                        <w:t>xico</w:t>
-                      </w:r>
-                      <w:proofErr w:type="spellEnd"/>
-                    </w:p>
-                    <w:p>
-                      <w:pPr>
-                        <w:rPr>
-                          <w:rFonts w:ascii="Century Gothic" w:hAnsi="Century Gothic" w:cstheme="minorHAnsi"/>
-                          <w:color w:val="808080"/>
-                          <w:sz w:val="18"/>
-                          <w:szCs w:val="22"/>
-                        </w:rPr>
-                      </w:pPr>
-                    </w:p>
-                    <w:p>
-                      <w:pPr>
-                        <w:rPr>
-                          <w:rFonts w:ascii="Century Gothic" w:hAnsi="Century Gothic" w:cstheme="minorHAnsi"/>
-                          <w:color w:val="808080"/>
-                          <w:sz w:val="18"/>
-                          <w:szCs w:val="22"/>
-                        </w:rPr>
-                      </w:pPr>
-                    </w:p>
-                    <w:p>
-                      <w:pPr>
-                        <w:rPr>
-                          <w:rFonts w:ascii="Century Gothic" w:hAnsi="Century Gothic" w:cstheme="minorHAnsi"/>
-                          <w:color w:val="808080"/>
-                          <w:sz w:val="18"/>
-                          <w:szCs w:val="22"/>
-                        </w:rPr>
-                      </w:pPr>
-                    </w:p>
-                    <w:p>
-                      <w:pPr>
-                        <w:rPr>
-                          <w:rFonts w:ascii="Century Gothic" w:hAnsi="Century Gothic" w:cstheme="minorHAnsi"/>
-                          <w:color w:val="808080"/>
-                          <w:sz w:val="18"/>
-                          <w:szCs w:val="22"/>
-                        </w:rPr>
-                      </w:pPr>
-                    </w:p>
-                    <w:p>
-                      <w:pPr>
-                        <w:rPr>
-                          <w:rFonts w:ascii="Century Gothic" w:hAnsi="Century Gothic" w:cstheme="minorHAnsi"/>
-                          <w:color w:val="808080"/>
-                          <w:sz w:val="18"/>
-                          <w:szCs w:val="22"/>
-                        </w:rPr>
-                      </w:pPr>
-                    </w:p>
-                    <w:p>
-                      <w:pPr>
-                        <w:rPr>
-                          <w:rFonts w:ascii="Century Gothic" w:hAnsi="Century Gothic" w:cstheme="minorHAnsi"/>
-                          <w:color w:val="808080"/>
-                          <w:sz w:val="18"/>
-                          <w:szCs w:val="22"/>
-                        </w:rPr>
-                      </w:pPr>
-                    </w:p>
-                    <w:p>
-                      <w:pPr>
-                        <w:rPr>
-                          <w:rFonts w:ascii="Century Gothic" w:hAnsi="Century Gothic" w:cstheme="minorHAnsi"/>
-                          <w:color w:val="808080"/>
-                          <w:sz w:val="18"/>
-                          <w:szCs w:val="22"/>
-                        </w:rPr>
-                      </w:pPr>
-                    </w:p>
-                    <w:p>
-                      <w:pPr>
-                        <w:rPr>
-                          <w:rFonts w:ascii="Century Gothic" w:hAnsi="Century Gothic" w:cstheme="minorHAnsi"/>
-                          <w:color w:val="808080"/>
-                          <w:sz w:val="18"/>
-                          <w:szCs w:val="22"/>
-                        </w:rPr>
-                      </w:pPr>
-                    </w:p>
-                    <w:p>
-                      <w:pPr>
-                        <w:rPr>
-                          <w:rFonts w:ascii="Century Gothic" w:hAnsi="Century Gothic" w:cstheme="minorHAnsi"/>
-                          <w:color w:val="808080"/>
-                          <w:sz w:val="18"/>
-                          <w:szCs w:val="22"/>
-                        </w:rPr>
-                      </w:pPr>
-                    </w:p>
-                    <w:p>
-                      <w:pPr>
-                        <w:rPr>
-                          <w:rFonts w:ascii="Century Gothic" w:hAnsi="Century Gothic" w:cstheme="minorHAnsi"/>
-                          <w:color w:val="808080"/>
-                          <w:sz w:val="18"/>
-                          <w:szCs w:val="22"/>
-                        </w:rPr>
-                      </w:pPr>
-                    </w:p>
-                    <w:p>
-                      <w:pPr>
-                        <w:rPr>
-                          <w:rFonts w:ascii="Century Gothic" w:hAnsi="Century Gothic" w:cstheme="minorHAnsi"/>
-                          <w:color w:val="808080"/>
-                          <w:sz w:val="18"/>
-                          <w:szCs w:val="22"/>
-                        </w:rPr>
-                      </w:pPr>
-                    </w:p>
-                    <w:p>
-                      <w:pPr>
-                        <w:rPr>
-                          <w:rFonts w:ascii="Century Gothic" w:hAnsi="Century Gothic" w:cstheme="minorHAnsi"/>
-                          <w:color w:val="808080"/>
-                          <w:sz w:val="12"/>
-                          <w:szCs w:val="16"/>
-                        </w:rPr>
-                      </w:pPr>
-                    </w:p>
-                    <w:p>
-                      <w:pPr>
-                        <w:rPr>
-                          <w:rFonts w:ascii="Century Gothic" w:hAnsi="Century Gothic" w:cstheme="minorHAnsi"/>
-                          <w:color w:val="808080"/>
-                          <w:sz w:val="4"/>
-                          <w:szCs w:val="8"/>
-                        </w:rPr>
-                      </w:pPr>
-                    </w:p>
-                    <w:p>
-                      <w:pPr>
-                        <w:rPr>
-                          <w:rFonts w:ascii="Century Gothic" w:hAnsi="Century Gothic" w:cstheme="minorHAnsi"/>
-                          <w:color w:val="808080"/>
-                          <w:sz w:val="12"/>
-                          <w:szCs w:val="16"/>
-                        </w:rPr>
-                      </w:pPr>
-                    </w:p>
-                    <w:p>
-                      <w:pPr>
-                        <w:rPr>
-                          <w:rFonts w:ascii="Century Gothic" w:hAnsi="Century Gothic" w:cstheme="minorHAnsi"/>
-                          <w:color w:val="808080"/>
-                          <w:sz w:val="12"/>
-                          <w:szCs w:val="16"/>
-                        </w:rPr>
-                      </w:pPr>
-                    </w:p>
-                    <w:p>
-                      <w:pPr>
-                        <w:rPr>
-                          <w:rFonts w:ascii="Century Gothic" w:hAnsi="Century Gothic" w:cstheme="minorHAnsi"/>
-                          <w:color w:val="808080"/>
-                          <w:sz w:val="14"/>
-                          <w:szCs w:val="18"/>
-                        </w:rPr>
-                      </w:pPr>
-                    </w:p>
-                    <w:p>
-                      <w:pPr>
-                        <w:rPr>
-                          <w:rFonts w:ascii="Century Gothic" w:hAnsi="Century Gothic" w:cstheme="minorHAnsi"/>
-                          <w:color w:val="808080"/>
-                          <w:sz w:val="14"/>
-                          <w:szCs w:val="18"/>
-                        </w:rPr>
-                      </w:pPr>
-                    </w:p>
-                    <w:p>
-                      <w:pPr>
-                        <w:rPr>
-                          <w:rFonts w:ascii="Century Gothic" w:hAnsi="Century Gothic" w:cstheme="minorHAnsi"/>
-                          <w:color w:val="808080"/>
-                          <w:sz w:val="14"/>
-                          <w:szCs w:val="18"/>
-                        </w:rPr>
-                      </w:pPr>
-                    </w:p>
-                    <w:p>
-                      <w:pPr>
-                        <w:rPr>
-                          <w:rFonts w:ascii="Century Gothic" w:hAnsi="Century Gothic" w:cstheme="minorHAnsi"/>
-                          <w:color w:val="808080"/>
-                          <w:sz w:val="14"/>
-                          <w:szCs w:val="18"/>
-                        </w:rPr>
-                      </w:pPr>
-                    </w:p>
-                    <w:p>
-                      <w:pPr>
-                        <w:rPr>
-                          <w:rFonts w:ascii="Century Gothic" w:hAnsi="Century Gothic" w:cstheme="minorHAnsi"/>
-                          <w:color w:val="808080"/>
-                          <w:sz w:val="8"/>
-                          <w:szCs w:val="12"/>
-                        </w:rPr>
-                      </w:pPr>
-                    </w:p>
-                    <w:p>
-                      <w:pPr>
-                        <w:rPr>
-                          <w:rFonts w:ascii="Century Gothic" w:hAnsi="Century Gothic" w:cstheme="minorHAnsi"/>
-                          <w:color w:val="808080"/>
-                          <w:sz w:val="8"/>
-                          <w:szCs w:val="12"/>
-                        </w:rPr>
-                      </w:pPr>
-                    </w:p>
-                    <w:p>
-                      <w:pPr>
-                        <w:rPr>
-                          <w:rFonts w:ascii="Century Gothic" w:hAnsi="Century Gothic" w:cstheme="minorHAnsi"/>
-                          <w:color w:val="808080"/>
-                          <w:sz w:val="8"/>
-                          <w:szCs w:val="12"/>
-                        </w:rPr>
-                      </w:pPr>
-                    </w:p>
-                    <w:p>
-                      <w:pPr>
-                        <w:rPr>
-                          <w:rFonts w:ascii="Century Gothic" w:hAnsi="Century Gothic" w:cstheme="minorHAnsi"/>
-                          <w:color w:val="808080"/>
-                          <w:sz w:val="8"/>
-                          <w:szCs w:val="12"/>
-                        </w:rPr>
-                      </w:pPr>
-                    </w:p>
-                    <w:p>
-                      <w:pPr>
-                        <w:rPr>
-                          <w:rFonts w:ascii="Century Gothic" w:hAnsi="Century Gothic" w:cstheme="minorHAnsi"/>
-                          <w:color w:val="808080"/>
-                          <w:sz w:val="8"/>
-                          <w:szCs w:val="12"/>
-                        </w:rPr>
-                      </w:pPr>
-                    </w:p>
-                    <w:p>
-                      <w:pPr>
-                        <w:rPr>
-                          <w:rFonts w:ascii="Century Gothic" w:hAnsi="Century Gothic" w:cstheme="minorHAnsi"/>
-                          <w:color w:val="808080"/>
-                          <w:sz w:val="8"/>
-                          <w:szCs w:val="12"/>
-                        </w:rPr>
-                      </w:pPr>
-                    </w:p>
-                    <w:p>
-                      <w:pPr>
-                        <w:rPr>
-                          <w:rFonts w:ascii="Century Gothic" w:hAnsi="Century Gothic" w:cstheme="minorHAnsi"/>
-                          <w:color w:val="808080"/>
-                          <w:sz w:val="8"/>
-                          <w:szCs w:val="12"/>
-                        </w:rPr>
-                      </w:pPr>
-                    </w:p>
-                    <w:p>
-                      <w:pPr>
-                        <w:rPr>
-                          <w:rFonts w:ascii="Century Gothic" w:hAnsi="Century Gothic" w:cstheme="minorHAnsi"/>
-                          <w:color w:val="808080"/>
-                          <w:sz w:val="8"/>
-                          <w:szCs w:val="12"/>
-                        </w:rPr>
-                      </w:pPr>
-                    </w:p>
-                    <w:p>
-                      <w:pPr>
-                        <w:rPr>
-                          <w:rFonts w:ascii="Century Gothic" w:hAnsi="Century Gothic" w:cstheme="minorHAnsi"/>
-                          <w:color w:val="808080"/>
-                          <w:sz w:val="8"/>
-                          <w:szCs w:val="12"/>
-                        </w:rPr>
-                      </w:pPr>
-                    </w:p>
-                    <w:p>
-                      <w:pPr>
-                        <w:rPr>
-                          <w:rFonts w:ascii="Century Gothic" w:hAnsi="Century Gothic" w:cstheme="minorHAnsi"/>
-                          <w:color w:val="808080"/>
-                          <w:sz w:val="8"/>
-                          <w:szCs w:val="12"/>
-                        </w:rPr>
-                      </w:pPr>
-                    </w:p>
-                    <w:p>
-                      <w:pPr>
-                        <w:rPr>
-                          <w:rFonts w:ascii="Century Gothic" w:hAnsi="Century Gothic" w:cstheme="minorHAnsi"/>
-                          <w:color w:val="808080"/>
-                          <w:sz w:val="10"/>
-                          <w:szCs w:val="14"/>
-                        </w:rPr>
-                      </w:pPr>
-                    </w:p>
-                    <w:p>
-                      <w:pPr>
-                        <w:rPr>
-                          <w:rFonts w:ascii="Century Gothic" w:hAnsi="Century Gothic" w:cstheme="minorHAnsi"/>
-                          <w:color w:val="808080"/>
-                          <w:sz w:val="4"/>
-                          <w:szCs w:val="8"/>
-                        </w:rPr>
-                      </w:pPr>
-                    </w:p>
-                    <w:p>
-                      <w:pPr>
-                        <w:rPr>
-                          <w:rFonts w:ascii="Century Gothic" w:hAnsi="Century Gothic" w:cstheme="minorHAnsi"/>
-                          <w:color w:val="808080"/>
-                          <w:sz w:val="15"/>
-                          <w:szCs w:val="15"/>
-                        </w:rPr>
-                      </w:pPr>
-                      <w:r>
-                        <w:rPr>
-                          <w:rFonts w:ascii="Century Gothic" w:hAnsi="Century Gothic" w:cstheme="minorHAnsi"/>
-                          <w:color w:val="808080"/>
-                          <w:sz w:val="15"/>
-                          <w:szCs w:val="15"/>
-                        </w:rPr>
-                        <w:t>01</w:t>
-                      </w:r>
-                      <w:r>
-                        <w:rPr>
-                          <w:rFonts w:ascii="Century Gothic" w:hAnsi="Century Gothic" w:cstheme="minorHAnsi"/>
-                          <w:color w:val="808080"/>
-                          <w:sz w:val="15"/>
-                          <w:szCs w:val="15"/>
-                        </w:rPr>
-                        <w:t>/202</w:t>
-                      </w:r>
-                      <w:r>
-                        <w:rPr>
-                          <w:rFonts w:ascii="Century Gothic" w:hAnsi="Century Gothic" w:cstheme="minorHAnsi"/>
-                          <w:color w:val="808080"/>
-                          <w:sz w:val="15"/>
-                          <w:szCs w:val="15"/>
-                        </w:rPr>
-                        <w:t>3</w:t>
-                      </w:r>
-                      <w:r>
-                        <w:rPr>
-                          <w:rFonts w:ascii="Century Gothic" w:hAnsi="Century Gothic" w:cstheme="minorHAnsi"/>
-                          <w:color w:val="808080"/>
-                          <w:sz w:val="15"/>
-                          <w:szCs w:val="15"/>
-                        </w:rPr>
-                        <w:t xml:space="preserve"> </w:t>
-                      </w:r>
-                      <w:r>
-                        <w:rPr>
-                          <w:rFonts w:ascii="Century Gothic" w:hAnsi="Century Gothic" w:cstheme="minorHAnsi"/>
-                          <w:color w:val="808080"/>
-                          <w:sz w:val="15"/>
-                          <w:szCs w:val="15"/>
-                        </w:rPr>
-                        <w:t>–</w:t>
-                      </w:r>
-                      <w:r>
-                        <w:rPr>
-                          <w:rFonts w:ascii="Century Gothic" w:hAnsi="Century Gothic" w:cstheme="minorHAnsi"/>
-                          <w:color w:val="808080"/>
-                          <w:sz w:val="15"/>
-                          <w:szCs w:val="15"/>
-                        </w:rPr>
-                        <w:t xml:space="preserve"> </w:t>
-                      </w:r>
-                      <w:r>
-                        <w:rPr>
-                          <w:rFonts w:ascii="Century Gothic" w:hAnsi="Century Gothic" w:cstheme="minorHAnsi"/>
-                          <w:color w:val="808080"/>
-                          <w:sz w:val="15"/>
-                          <w:szCs w:val="15"/>
-                        </w:rPr>
-                        <w:t>09/2023</w:t>
-                      </w:r>
-                    </w:p>
-                    <w:p>
-                      <w:pPr>
-                        <w:rPr>
-                          <w:rFonts w:ascii="Century Gothic" w:hAnsi="Century Gothic" w:cstheme="minorHAnsi"/>
-                          <w:color w:val="808080"/>
-                          <w:sz w:val="13"/>
-                          <w:szCs w:val="13"/>
-                        </w:rPr>
-                      </w:pPr>
-                      <w:proofErr w:type="spellStart"/>
-                      <w:r>
-                        <w:rPr>
-                          <w:rFonts w:ascii="Century Gothic" w:hAnsi="Century Gothic" w:cstheme="minorHAnsi"/>
-                          <w:color w:val="808080"/>
-                          <w:sz w:val="13"/>
-                          <w:szCs w:val="13"/>
-                        </w:rPr>
-                        <w:t>Ha</w:t>
-                      </w:r>
-                      <w:r>
-                        <w:rPr>
-                          <w:rFonts w:ascii="Century Gothic" w:hAnsi="Century Gothic" w:cstheme="minorHAnsi"/>
-                          <w:color w:val="808080"/>
-                          <w:sz w:val="13"/>
-                          <w:szCs w:val="13"/>
-                        </w:rPr>
-                        <w:t>v</w:t>
-                      </w:r>
-                      <w:r>
-                        <w:rPr>
-                          <w:rFonts w:ascii="Century Gothic" w:hAnsi="Century Gothic" w:cstheme="minorHAnsi"/>
-                          <w:color w:val="808080"/>
-                          <w:sz w:val="13"/>
-                          <w:szCs w:val="13"/>
-                        </w:rPr>
-                        <w:t>ana</w:t>
-                      </w:r>
-                      <w:proofErr w:type="spellEnd"/>
-                      <w:r>
-                        <w:rPr>
-                          <w:rFonts w:ascii="Century Gothic" w:hAnsi="Century Gothic" w:cstheme="minorHAnsi"/>
-                          <w:color w:val="808080"/>
-                          <w:sz w:val="13"/>
-                          <w:szCs w:val="13"/>
-                        </w:rPr>
-                        <w:t xml:space="preserve"> - Cuba</w:t>
-                      </w:r>
                     </w:p>
                     <w:p>
                       <w:pPr>
@@ -8875,7 +8564,7 @@
                         <a:effectLst/>
                         <a:extLst>
                           <a:ext uri="{C572A759-6A51-4108-AA02-DFA0A04FC94B}">
-                            <ma14:wrappingTextBoxFlag xmlns:oel="http://schemas.microsoft.com/office/2019/extlst" xmlns:w16du="http://schemas.microsoft.com/office/word/2023/wordml/word16du" xmlns="" xmlns:mo="http://schemas.microsoft.com/office/mac/office/2008/main" xmlns:mv="urn:schemas-microsoft-com:mac:vml" xmlns:o="urn:schemas-microsoft-com:office:office" xmlns:v="urn:schemas-microsoft-com:vml" xmlns:w10="urn:schemas-microsoft-com:office:word" xmlns:w="http://schemas.openxmlformats.org/wordprocessingml/2006/main" xmlns:ma14="http://schemas.microsoft.com/office/mac/drawingml/2011/main"/>
+                            <ma14:wrappingTextBoxFlag xmlns:ma14="http://schemas.microsoft.com/office/mac/drawingml/2011/main" xmlns:w="http://schemas.openxmlformats.org/wordprocessingml/2006/main" xmlns:w10="urn:schemas-microsoft-com:office:word" xmlns:v="urn:schemas-microsoft-com:vml" xmlns:o="urn:schemas-microsoft-com:office:office" xmlns:mv="urn:schemas-microsoft-com:mac:vml" xmlns:mo="http://schemas.microsoft.com/office/mac/office/2008/main" xmlns="" xmlns:w16du="http://schemas.microsoft.com/office/word/2023/wordml/word16du" xmlns:oel="http://schemas.microsoft.com/office/2019/extlst"/>
                           </a:ext>
                         </a:extLst>
                       </wps:spPr>
@@ -8886,45 +8575,45 @@
                               <w:spacing w:line="276" w:lineRule="auto"/>
                               <w:rPr>
                                 <w:rFonts w:ascii="Century Gothic" w:hAnsi="Century Gothic" w:cstheme="minorHAnsi"/>
-                                <w:color w:val="000000"/>
+                                <w:b/>
+                                <w:bCs/>
                                 <w:sz w:val="22"/>
-                                <w:szCs w:val="22"/>
-                                <w:lang w:val="en-US"/>
-                              </w:rPr>
-                            </w:pPr>
-                            <w:proofErr w:type="spellStart"/>
+                                <w:szCs w:val="20"/>
+                                <w:lang w:val="en-US"/>
+                              </w:rPr>
+                            </w:pPr>
                             <w:r>
                               <w:rPr>
                                 <w:rFonts w:ascii="Century Gothic" w:hAnsi="Century Gothic" w:cstheme="minorHAnsi"/>
                                 <w:b/>
-                                <w:color w:val="000000"/>
+                                <w:bCs/>
                                 <w:sz w:val="22"/>
-                                <w:szCs w:val="22"/>
-                                <w:lang w:val="en-US"/>
-                              </w:rPr>
-                              <w:t>Zyrcled</w:t>
-                            </w:r>
-                            <w:proofErr w:type="spellEnd"/>
-                            <w:r>
-                              <w:rPr>
-                                <w:rFonts w:ascii="Century Gothic" w:hAnsi="Century Gothic" w:cstheme="minorHAnsi"/>
-                                <w:b/>
-                                <w:color w:val="000000"/>
+                                <w:szCs w:val="20"/>
+                                <w:lang w:val="en-US"/>
+                              </w:rPr>
+                              <w:t>Medium Coders</w:t>
+                            </w:r>
+                          </w:p>
+                          <w:p>
+                            <w:pPr>
+                              <w:spacing w:line="276" w:lineRule="auto"/>
+                              <w:rPr>
+                                <w:rFonts w:ascii="Century Gothic" w:hAnsi="Century Gothic" w:cstheme="minorHAnsi"/>
+                                <w:color w:val="808080" w:themeColor="background1" w:themeShade="80"/>
                                 <w:sz w:val="22"/>
-                                <w:szCs w:val="22"/>
-                                <w:lang w:val="en-US"/>
-                              </w:rPr>
-                              <w:t xml:space="preserve"> Social Group</w:t>
-                            </w:r>
-                            <w:r>
-                              <w:rPr>
-                                <w:rFonts w:ascii="Century Gothic" w:hAnsi="Century Gothic" w:cstheme="minorHAnsi"/>
-                                <w:color w:val="000000"/>
+                                <w:szCs w:val="20"/>
+                                <w:lang w:val="en-US"/>
+                              </w:rPr>
+                            </w:pPr>
+                            <w:r>
+                              <w:rPr>
+                                <w:rFonts w:ascii="Century Gothic" w:hAnsi="Century Gothic" w:cstheme="minorHAnsi"/>
+                                <w:color w:val="808080" w:themeColor="background1" w:themeShade="80"/>
                                 <w:sz w:val="22"/>
-                                <w:szCs w:val="22"/>
-                                <w:lang w:val="en-US"/>
-                              </w:rPr>
-                              <w:t xml:space="preserve">,  </w:t>
+                                <w:szCs w:val="20"/>
+                                <w:lang w:val="en-US"/>
+                              </w:rPr>
+                              <w:t>Front-End Developer</w:t>
                             </w:r>
                           </w:p>
                           <w:p>
@@ -8932,83 +8621,19 @@
                               <w:spacing w:line="276" w:lineRule="auto"/>
                               <w:rPr>
                                 <w:rFonts w:ascii="Century Gothic" w:hAnsi="Century Gothic" w:cstheme="minorHAnsi"/>
-                                <w:color w:val="808080"/>
-                                <w:sz w:val="22"/>
-                                <w:szCs w:val="22"/>
-                                <w:lang w:val="en-US"/>
-                              </w:rPr>
-                            </w:pPr>
-                            <w:r>
-                              <w:rPr>
-                                <w:rFonts w:ascii="Century Gothic" w:hAnsi="Century Gothic" w:cstheme="minorHAnsi"/>
-                                <w:color w:val="808080"/>
-                                <w:sz w:val="22"/>
-                                <w:szCs w:val="22"/>
-                                <w:lang w:val="en-US"/>
-                              </w:rPr>
-                              <w:t>F</w:t>
-                            </w:r>
-                            <w:r>
-                              <w:rPr>
-                                <w:rFonts w:ascii="Century Gothic" w:hAnsi="Century Gothic" w:cstheme="minorHAnsi"/>
-                                <w:color w:val="808080"/>
-                                <w:sz w:val="22"/>
-                                <w:szCs w:val="22"/>
-                                <w:lang w:val="en-US"/>
-                              </w:rPr>
-                              <w:t>ront-end</w:t>
-                            </w:r>
-                            <w:r>
-                              <w:rPr>
-                                <w:rFonts w:ascii="Century Gothic" w:hAnsi="Century Gothic" w:cstheme="minorHAnsi"/>
-                                <w:color w:val="808080"/>
-                                <w:sz w:val="22"/>
-                                <w:szCs w:val="22"/>
-                                <w:lang w:val="en-US"/>
-                              </w:rPr>
-                              <w:t xml:space="preserve"> </w:t>
-                            </w:r>
-                            <w:r>
-                              <w:rPr>
-                                <w:rFonts w:ascii="Century Gothic" w:hAnsi="Century Gothic" w:cstheme="minorHAnsi"/>
-                                <w:color w:val="808080"/>
-                                <w:sz w:val="22"/>
-                                <w:szCs w:val="22"/>
-                                <w:lang w:val="en-US"/>
-                              </w:rPr>
-                              <w:t>developer</w:t>
-                            </w:r>
-                          </w:p>
-                          <w:p>
-                            <w:pPr>
-                              <w:spacing w:line="276" w:lineRule="auto"/>
-                              <w:rPr>
-                                <w:rFonts w:ascii="Century Gothic" w:hAnsi="Century Gothic" w:cstheme="minorHAnsi"/>
-                                <w:color w:val="000000"/>
                                 <w:sz w:val="18"/>
-                                <w:szCs w:val="18"/>
-                                <w:lang w:val="en-US"/>
-                              </w:rPr>
-                            </w:pPr>
-                            <w:r>
-                              <w:rPr>
-                                <w:rFonts w:ascii="Century Gothic" w:hAnsi="Century Gothic" w:cstheme="minorHAnsi"/>
-                                <w:color w:val="000000"/>
+                                <w:szCs w:val="16"/>
+                                <w:lang w:val="en-US"/>
+                              </w:rPr>
+                            </w:pPr>
+                            <w:r>
+                              <w:rPr>
+                                <w:rFonts w:ascii="Century Gothic" w:hAnsi="Century Gothic" w:cstheme="minorHAnsi"/>
                                 <w:sz w:val="18"/>
-                                <w:szCs w:val="18"/>
+                                <w:szCs w:val="16"/>
                                 <w:lang w:val="en-US"/>
                               </w:rPr>
                               <w:t>Achievements / Tasks:</w:t>
-                            </w:r>
-                            <w:r>
-                              <w:rPr>
-                                <w:rFonts w:ascii="Century Gothic" w:hAnsi="Century Gothic" w:cstheme="minorHAnsi"/>
-                                <w:color w:val="000000"/>
-                                <w:sz w:val="18"/>
-                                <w:szCs w:val="18"/>
-                                <w:lang w:val="en-US"/>
-                              </w:rPr>
-                              <w:t xml:space="preserve"> </w:t>
                             </w:r>
                           </w:p>
                           <w:p>
@@ -9030,51 +8655,55 @@
                             <w:r>
                               <w:rPr>
                                 <w:rFonts w:ascii="Century Gothic" w:hAnsi="Century Gothic" w:cstheme="minorHAnsi"/>
-                                <w:color w:val="000000"/>
                                 <w:sz w:val="18"/>
                                 <w:szCs w:val="16"/>
                                 <w:lang w:val="en-US"/>
                               </w:rPr>
-                              <w:t xml:space="preserve">Android and iOS app development using </w:t>
+                              <w:t xml:space="preserve">Interpretation and adaptation of </w:t>
                             </w:r>
                             <w:r>
                               <w:rPr>
                                 <w:rFonts w:ascii="Century Gothic" w:hAnsi="Century Gothic" w:cstheme="minorHAnsi"/>
                                 <w:b/>
                                 <w:bCs/>
-                                <w:color w:val="000000"/>
                                 <w:sz w:val="18"/>
                                 <w:szCs w:val="16"/>
                                 <w:lang w:val="en-US"/>
                               </w:rPr>
-                              <w:t>Dart</w:t>
-                            </w:r>
-                            <w:r>
-                              <w:rPr>
-                                <w:rFonts w:ascii="Century Gothic" w:hAnsi="Century Gothic" w:cstheme="minorHAnsi"/>
-                                <w:color w:val="000000"/>
+                              <w:t>UI/UX</w:t>
+                            </w:r>
+                            <w:r>
+                              <w:rPr>
+                                <w:rFonts w:ascii="Century Gothic" w:hAnsi="Century Gothic" w:cstheme="minorHAnsi"/>
                                 <w:sz w:val="18"/>
                                 <w:szCs w:val="16"/>
                                 <w:lang w:val="en-US"/>
                               </w:rPr>
-                              <w:t xml:space="preserve"> and </w:t>
+                              <w:t xml:space="preserve"> designs in </w:t>
                             </w:r>
                             <w:r>
                               <w:rPr>
                                 <w:rFonts w:ascii="Century Gothic" w:hAnsi="Century Gothic" w:cstheme="minorHAnsi"/>
                                 <w:b/>
                                 <w:bCs/>
-                                <w:color w:val="000000"/>
                                 <w:sz w:val="18"/>
                                 <w:szCs w:val="16"/>
                                 <w:lang w:val="en-US"/>
                               </w:rPr>
-                              <w:t>Flutter</w:t>
-                            </w:r>
-                            <w:r>
-                              <w:rPr>
-                                <w:rFonts w:ascii="Century Gothic" w:hAnsi="Century Gothic" w:cstheme="minorHAnsi"/>
-                                <w:color w:val="000000"/>
+                              <w:t>Figma</w:t>
+                            </w:r>
+                            <w:r>
+                              <w:rPr>
+                                <w:rFonts w:ascii="Century Gothic" w:hAnsi="Century Gothic" w:cstheme="minorHAnsi"/>
+                                <w:sz w:val="18"/>
+                                <w:szCs w:val="16"/>
+                                <w:lang w:val="en-US"/>
+                              </w:rPr>
+                              <w:t xml:space="preserve"> for implementation in mobile applications</w:t>
+                            </w:r>
+                            <w:r>
+                              <w:rPr>
+                                <w:rFonts w:ascii="Century Gothic" w:hAnsi="Century Gothic" w:cstheme="minorHAnsi"/>
                                 <w:sz w:val="18"/>
                                 <w:szCs w:val="16"/>
                                 <w:lang w:val="en-US"/>
@@ -9091,169 +8720,99 @@
                               </w:numPr>
                               <w:spacing w:line="276" w:lineRule="auto"/>
                               <w:rPr>
-                                <w:rFonts w:ascii="Century Gothic" w:hAnsi="Century Gothic" w:cs="Arial"/>
-                                <w:color w:val="000000"/>
+                                <w:rFonts w:ascii="Century Gothic" w:hAnsi="Century Gothic" w:cstheme="minorHAnsi"/>
                                 <w:sz w:val="18"/>
-                                <w:szCs w:val="18"/>
-                                <w:lang w:val="en-US"/>
-                              </w:rPr>
-                            </w:pPr>
-                            <w:r>
-                              <w:rPr>
-                                <w:rFonts w:ascii="Century Gothic" w:hAnsi="Century Gothic" w:cs="Arial"/>
-                                <w:color w:val="000000"/>
-                                <w:sz w:val="18"/>
-                                <w:szCs w:val="18"/>
-                                <w:lang w:val="en-US"/>
-                              </w:rPr>
-                              <w:t xml:space="preserve">Integration with Google/Firebase services: </w:t>
-                            </w:r>
-                            <w:proofErr w:type="spellStart"/>
-                            <w:r>
-                              <w:rPr>
-                                <w:rFonts w:ascii="Century Gothic" w:hAnsi="Century Gothic" w:cs="Arial"/>
+                                <w:szCs w:val="16"/>
+                                <w:lang w:val="en-US"/>
+                              </w:rPr>
+                            </w:pPr>
+                            <w:r>
+                              <w:rPr>
+                                <w:rFonts w:ascii="Century Gothic" w:hAnsi="Century Gothic" w:cstheme="minorHAnsi"/>
                                 <w:b/>
                                 <w:bCs/>
-                                <w:color w:val="000000"/>
                                 <w:sz w:val="18"/>
-                                <w:szCs w:val="18"/>
-                                <w:lang w:val="en-US"/>
-                              </w:rPr>
-                              <w:t>Firestore</w:t>
-                            </w:r>
-                            <w:proofErr w:type="spellEnd"/>
-                            <w:r>
-                              <w:rPr>
-                                <w:rFonts w:ascii="Century Gothic" w:hAnsi="Century Gothic" w:cs="Arial"/>
-                                <w:color w:val="000000"/>
-                                <w:sz w:val="18"/>
-                                <w:szCs w:val="18"/>
-                                <w:lang w:val="en-US"/>
-                              </w:rPr>
-                              <w:t xml:space="preserve">, </w:t>
-                            </w:r>
-                            <w:r>
-                              <w:rPr>
-                                <w:rFonts w:ascii="Century Gothic" w:hAnsi="Century Gothic" w:cs="Arial"/>
+                                <w:szCs w:val="16"/>
+                                <w:lang w:val="en-US"/>
+                              </w:rPr>
+                              <w:t>Requirement’s</w:t>
+                            </w:r>
+                            <w:r>
+                              <w:rPr>
+                                <w:rFonts w:ascii="Century Gothic" w:hAnsi="Century Gothic" w:cstheme="minorHAnsi"/>
                                 <w:b/>
                                 <w:bCs/>
-                                <w:color w:val="000000"/>
                                 <w:sz w:val="18"/>
-                                <w:szCs w:val="18"/>
-                                <w:lang w:val="en-US"/>
-                              </w:rPr>
-                              <w:t>FCM</w:t>
-                            </w:r>
-                            <w:r>
-                              <w:rPr>
-                                <w:rFonts w:ascii="Century Gothic" w:hAnsi="Century Gothic" w:cs="Arial"/>
-                                <w:color w:val="000000"/>
+                                <w:szCs w:val="16"/>
+                                <w:lang w:val="en-US"/>
+                              </w:rPr>
+                              <w:t xml:space="preserve"> analysis</w:t>
+                            </w:r>
+                            <w:r>
+                              <w:rPr>
+                                <w:rFonts w:ascii="Century Gothic" w:hAnsi="Century Gothic" w:cstheme="minorHAnsi"/>
                                 <w:sz w:val="18"/>
-                                <w:szCs w:val="18"/>
-                                <w:lang w:val="en-US"/>
-                              </w:rPr>
-                              <w:t>,</w:t>
-                            </w:r>
-                          </w:p>
-                          <w:p>
-                            <w:pPr>
-                              <w:pStyle w:val="Prrafodelista"/>
-                              <w:spacing w:line="276" w:lineRule="auto"/>
-                              <w:ind w:left="502"/>
-                              <w:rPr>
-                                <w:rFonts w:ascii="Century Gothic" w:hAnsi="Century Gothic" w:cs="Arial"/>
-                                <w:color w:val="000000"/>
-                                <w:sz w:val="18"/>
-                                <w:szCs w:val="18"/>
-                                <w:lang w:val="en-US"/>
-                              </w:rPr>
-                            </w:pPr>
-                            <w:r>
-                              <w:rPr>
-                                <w:rFonts w:ascii="Century Gothic" w:hAnsi="Century Gothic" w:cs="Arial"/>
+                                <w:szCs w:val="16"/>
+                                <w:lang w:val="en-US"/>
+                              </w:rPr>
+                              <w:t xml:space="preserve"> and translation of </w:t>
+                            </w:r>
+                            <w:r>
+                              <w:rPr>
+                                <w:rFonts w:ascii="Century Gothic" w:hAnsi="Century Gothic" w:cstheme="minorHAnsi"/>
                                 <w:b/>
                                 <w:bCs/>
-                                <w:color w:val="000000"/>
                                 <w:sz w:val="18"/>
-                                <w:szCs w:val="18"/>
-                                <w:lang w:val="en-US"/>
-                              </w:rPr>
-                              <w:t>Authentication</w:t>
-                            </w:r>
-                            <w:r>
-                              <w:rPr>
-                                <w:rFonts w:ascii="Century Gothic" w:hAnsi="Century Gothic" w:cs="Arial"/>
-                                <w:color w:val="000000"/>
+                                <w:szCs w:val="16"/>
+                                <w:lang w:val="en-US"/>
+                              </w:rPr>
+                              <w:t>client needs</w:t>
+                            </w:r>
+                            <w:r>
+                              <w:rPr>
+                                <w:rFonts w:ascii="Century Gothic" w:hAnsi="Century Gothic" w:cstheme="minorHAnsi"/>
                                 <w:sz w:val="18"/>
-                                <w:szCs w:val="18"/>
-                                <w:lang w:val="en-US"/>
-                              </w:rPr>
-                              <w:t xml:space="preserve">, </w:t>
-                            </w:r>
-                            <w:r>
-                              <w:rPr>
-                                <w:rFonts w:ascii="Century Gothic" w:hAnsi="Century Gothic" w:cs="Arial"/>
+                                <w:szCs w:val="16"/>
+                                <w:lang w:val="en-US"/>
+                              </w:rPr>
+                              <w:t xml:space="preserve"> into functional designs for </w:t>
+                            </w:r>
+                            <w:r>
+                              <w:rPr>
+                                <w:rFonts w:ascii="Century Gothic" w:hAnsi="Century Gothic" w:cstheme="minorHAnsi"/>
                                 <w:b/>
                                 <w:bCs/>
-                                <w:color w:val="000000"/>
                                 <w:sz w:val="18"/>
-                                <w:szCs w:val="18"/>
-                                <w:lang w:val="en-US"/>
-                              </w:rPr>
-                              <w:t>Storage</w:t>
-                            </w:r>
-                            <w:r>
-                              <w:rPr>
-                                <w:rFonts w:ascii="Century Gothic" w:hAnsi="Century Gothic" w:cs="Arial"/>
-                                <w:color w:val="000000"/>
+                                <w:szCs w:val="16"/>
+                                <w:lang w:val="en-US"/>
+                              </w:rPr>
+                              <w:t>iOS</w:t>
+                            </w:r>
+                            <w:r>
+                              <w:rPr>
+                                <w:rFonts w:ascii="Century Gothic" w:hAnsi="Century Gothic" w:cstheme="minorHAnsi"/>
                                 <w:sz w:val="18"/>
-                                <w:szCs w:val="18"/>
-                                <w:lang w:val="en-US"/>
-                              </w:rPr>
-                              <w:t xml:space="preserve">, </w:t>
-                            </w:r>
-                            <w:r>
-                              <w:rPr>
-                                <w:rFonts w:ascii="Century Gothic" w:hAnsi="Century Gothic" w:cs="Arial"/>
+                                <w:szCs w:val="16"/>
+                                <w:lang w:val="en-US"/>
+                              </w:rPr>
+                              <w:t xml:space="preserve"> and </w:t>
+                            </w:r>
+                            <w:r>
+                              <w:rPr>
+                                <w:rFonts w:ascii="Century Gothic" w:hAnsi="Century Gothic" w:cstheme="minorHAnsi"/>
                                 <w:b/>
                                 <w:bCs/>
-                                <w:color w:val="000000"/>
                                 <w:sz w:val="18"/>
-                                <w:szCs w:val="18"/>
-                                <w:lang w:val="en-US"/>
-                              </w:rPr>
-                              <w:t>Maps</w:t>
-                            </w:r>
-                            <w:r>
-                              <w:rPr>
-                                <w:rFonts w:ascii="Century Gothic" w:hAnsi="Century Gothic" w:cs="Arial"/>
-                                <w:color w:val="000000"/>
+                                <w:szCs w:val="16"/>
+                                <w:lang w:val="en-US"/>
+                              </w:rPr>
+                              <w:t>Android</w:t>
+                            </w:r>
+                            <w:r>
+                              <w:rPr>
+                                <w:rFonts w:ascii="Century Gothic" w:hAnsi="Century Gothic" w:cstheme="minorHAnsi"/>
                                 <w:sz w:val="18"/>
-                                <w:szCs w:val="18"/>
-                                <w:lang w:val="en-US"/>
-                              </w:rPr>
-                              <w:t xml:space="preserve"> and </w:t>
-                            </w:r>
-                            <w:proofErr w:type="spellStart"/>
-                            <w:r>
-                              <w:rPr>
-                                <w:rFonts w:ascii="Century Gothic" w:hAnsi="Century Gothic" w:cs="Arial"/>
-                                <w:b/>
-                                <w:bCs/>
-                                <w:color w:val="000000"/>
-                                <w:sz w:val="18"/>
-                                <w:szCs w:val="18"/>
-                                <w:lang w:val="en-US"/>
-                              </w:rPr>
-                              <w:t>Crashlytics</w:t>
-                            </w:r>
-                            <w:proofErr w:type="spellEnd"/>
-                            <w:r>
-                              <w:rPr>
-                                <w:rFonts w:ascii="Century Gothic" w:hAnsi="Century Gothic" w:cs="Arial"/>
-                                <w:color w:val="000000"/>
-                                <w:sz w:val="18"/>
-                                <w:szCs w:val="18"/>
+                                <w:szCs w:val="16"/>
                                 <w:lang w:val="en-US"/>
                               </w:rPr>
                               <w:t>.</w:t>
@@ -9268,121 +8827,97 @@
                               </w:numPr>
                               <w:spacing w:line="276" w:lineRule="auto"/>
                               <w:rPr>
-                                <w:rFonts w:ascii="Century Gothic" w:hAnsi="Century Gothic" w:cs="Arial"/>
-                                <w:color w:val="000000"/>
+                                <w:rFonts w:ascii="Century Gothic" w:hAnsi="Century Gothic" w:cstheme="minorHAnsi"/>
                                 <w:sz w:val="18"/>
-                                <w:szCs w:val="18"/>
-                                <w:lang w:val="en-US"/>
-                              </w:rPr>
-                            </w:pPr>
-                            <w:r>
-                              <w:rPr>
-                                <w:rFonts w:ascii="Century Gothic" w:hAnsi="Century Gothic" w:cs="Arial"/>
-                                <w:color w:val="000000"/>
+                                <w:szCs w:val="16"/>
+                                <w:lang w:val="en-US"/>
+                              </w:rPr>
+                            </w:pPr>
+                            <w:r>
+                              <w:rPr>
+                                <w:rFonts w:ascii="Century Gothic" w:hAnsi="Century Gothic" w:cstheme="minorHAnsi"/>
                                 <w:sz w:val="18"/>
-                                <w:szCs w:val="18"/>
-                                <w:lang w:val="en-US"/>
-                              </w:rPr>
-                              <w:t xml:space="preserve">Integration with </w:t>
-                            </w:r>
-                            <w:proofErr w:type="spellStart"/>
-                            <w:r>
-                              <w:rPr>
-                                <w:rFonts w:ascii="Century Gothic" w:hAnsi="Century Gothic" w:cs="Arial"/>
+                                <w:szCs w:val="16"/>
+                                <w:lang w:val="en-US"/>
+                              </w:rPr>
+                              <w:t xml:space="preserve">Development of </w:t>
+                            </w:r>
+                            <w:r>
+                              <w:rPr>
+                                <w:rFonts w:ascii="Century Gothic" w:hAnsi="Century Gothic" w:cstheme="minorHAnsi"/>
                                 <w:b/>
                                 <w:bCs/>
-                                <w:color w:val="000000"/>
-                                <w:sz w:val="18"/>
-                                <w:szCs w:val="18"/>
-                                <w:lang w:val="en-US"/>
-                              </w:rPr>
-                              <w:t>Supabase</w:t>
-                            </w:r>
-                            <w:proofErr w:type="spellEnd"/>
-                            <w:r>
-                              <w:rPr>
-                                <w:rFonts w:ascii="Century Gothic" w:hAnsi="Century Gothic" w:cs="Arial"/>
-                                <w:color w:val="000000"/>
-                                <w:sz w:val="18"/>
-                                <w:szCs w:val="18"/>
-                                <w:lang w:val="en-US"/>
-                              </w:rPr>
-                              <w:t xml:space="preserve"> services, with a focus on user</w:t>
-                            </w:r>
-                          </w:p>
-                          <w:p>
-                            <w:pPr>
-                              <w:pStyle w:val="Prrafodelista"/>
-                              <w:spacing w:line="276" w:lineRule="auto"/>
-                              <w:ind w:left="502"/>
-                              <w:rPr>
-                                <w:rFonts w:ascii="Century Gothic" w:hAnsi="Century Gothic" w:cstheme="minorHAnsi"/>
-                                <w:color w:val="000000"/>
                                 <w:sz w:val="18"/>
                                 <w:szCs w:val="16"/>
                                 <w:lang w:val="en-US"/>
                               </w:rPr>
-                            </w:pPr>
-                            <w:r>
-                              <w:rPr>
-                                <w:rFonts w:ascii="Century Gothic" w:hAnsi="Century Gothic" w:cs="Arial"/>
-                                <w:color w:val="000000"/>
+                              <w:t>e-commerce</w:t>
+                            </w:r>
+                            <w:r>
+                              <w:rPr>
+                                <w:rFonts w:ascii="Century Gothic" w:hAnsi="Century Gothic" w:cstheme="minorHAnsi"/>
                                 <w:sz w:val="18"/>
-                                <w:szCs w:val="18"/>
-                                <w:lang w:val="en-US"/>
-                              </w:rPr>
-                              <w:t xml:space="preserve">management and </w:t>
-                            </w:r>
-                            <w:r>
-                              <w:rPr>
-                                <w:rFonts w:ascii="Century Gothic" w:hAnsi="Century Gothic" w:cs="Arial"/>
+                                <w:szCs w:val="16"/>
+                                <w:lang w:val="en-US"/>
+                              </w:rPr>
+                              <w:t xml:space="preserve">, </w:t>
+                            </w:r>
+                            <w:r>
+                              <w:rPr>
+                                <w:rFonts w:ascii="Century Gothic" w:hAnsi="Century Gothic" w:cstheme="minorHAnsi"/>
                                 <w:b/>
                                 <w:bCs/>
-                                <w:color w:val="000000"/>
                                 <w:sz w:val="18"/>
-                                <w:szCs w:val="18"/>
-                                <w:lang w:val="en-US"/>
-                              </w:rPr>
-                              <w:t>PostgreSQL</w:t>
-                            </w:r>
-                            <w:r>
-                              <w:rPr>
-                                <w:rFonts w:ascii="Century Gothic" w:hAnsi="Century Gothic" w:cs="Arial"/>
-                                <w:color w:val="000000"/>
+                                <w:szCs w:val="16"/>
+                                <w:lang w:val="en-US"/>
+                              </w:rPr>
+                              <w:t>services</w:t>
+                            </w:r>
+                            <w:r>
+                              <w:rPr>
+                                <w:rFonts w:ascii="Century Gothic" w:hAnsi="Century Gothic" w:cstheme="minorHAnsi"/>
                                 <w:sz w:val="18"/>
-                                <w:szCs w:val="18"/>
-                                <w:lang w:val="en-US"/>
-                              </w:rPr>
-                              <w:t xml:space="preserve"> with its </w:t>
-                            </w:r>
-                            <w:proofErr w:type="spellStart"/>
-                            <w:r>
-                              <w:rPr>
-                                <w:rFonts w:ascii="Century Gothic" w:hAnsi="Century Gothic" w:cs="Arial"/>
-                                <w:color w:val="000000"/>
+                                <w:szCs w:val="16"/>
+                                <w:lang w:val="en-US"/>
+                              </w:rPr>
+                              <w:t xml:space="preserve">, and </w:t>
+                            </w:r>
+                            <w:r>
+                              <w:rPr>
+                                <w:rFonts w:ascii="Century Gothic" w:hAnsi="Century Gothic" w:cstheme="minorHAnsi"/>
+                                <w:b/>
+                                <w:bCs/>
                                 <w:sz w:val="18"/>
-                                <w:szCs w:val="18"/>
-                                <w:lang w:val="en-US"/>
-                              </w:rPr>
-                              <w:t>realtime</w:t>
-                            </w:r>
-                            <w:proofErr w:type="spellEnd"/>
-                            <w:r>
-                              <w:rPr>
-                                <w:rFonts w:ascii="Century Gothic" w:hAnsi="Century Gothic" w:cs="Arial"/>
-                                <w:color w:val="000000"/>
+                                <w:szCs w:val="16"/>
+                                <w:lang w:val="en-US"/>
+                              </w:rPr>
+                              <w:t>digital banking</w:t>
+                            </w:r>
+                            <w:r>
+                              <w:rPr>
+                                <w:rFonts w:ascii="Century Gothic" w:hAnsi="Century Gothic" w:cstheme="minorHAnsi"/>
                                 <w:sz w:val="18"/>
-                                <w:szCs w:val="18"/>
-                                <w:lang w:val="en-US"/>
-                              </w:rPr>
-                              <w:t xml:space="preserve"> work</w:t>
-                            </w:r>
-                            <w:r>
-                              <w:rPr>
-                                <w:rFonts w:ascii="Century Gothic" w:hAnsi="Century Gothic" w:cs="Arial"/>
-                                <w:color w:val="000000"/>
+                                <w:szCs w:val="16"/>
+                                <w:lang w:val="en-US"/>
+                              </w:rPr>
+                              <w:t xml:space="preserve"> applications, with a focus on </w:t>
+                            </w:r>
+                            <w:r>
+                              <w:rPr>
+                                <w:rFonts w:ascii="Century Gothic" w:hAnsi="Century Gothic" w:cstheme="minorHAnsi"/>
+                                <w:b/>
+                                <w:bCs/>
                                 <w:sz w:val="18"/>
-                                <w:szCs w:val="18"/>
+                                <w:szCs w:val="16"/>
+                                <w:lang w:val="en-US"/>
+                              </w:rPr>
+                              <w:t>user experience</w:t>
+                            </w:r>
+                            <w:r>
+                              <w:rPr>
+                                <w:rFonts w:ascii="Century Gothic" w:hAnsi="Century Gothic" w:cstheme="minorHAnsi"/>
+                                <w:sz w:val="18"/>
+                                <w:szCs w:val="16"/>
                                 <w:lang w:val="en-US"/>
                               </w:rPr>
                               <w:t>.</w:t>
@@ -9398,7 +8933,6 @@
                               <w:spacing w:line="276" w:lineRule="auto"/>
                               <w:rPr>
                                 <w:rFonts w:ascii="Century Gothic" w:hAnsi="Century Gothic" w:cstheme="minorHAnsi"/>
-                                <w:color w:val="000000"/>
                                 <w:sz w:val="18"/>
                                 <w:szCs w:val="16"/>
                                 <w:lang w:val="en-US"/>
@@ -9407,80 +8941,113 @@
                             <w:r>
                               <w:rPr>
                                 <w:rFonts w:ascii="Century Gothic" w:hAnsi="Century Gothic" w:cstheme="minorHAnsi"/>
-                                <w:color w:val="000000"/>
                                 <w:sz w:val="18"/>
                                 <w:szCs w:val="16"/>
                                 <w:lang w:val="en-US"/>
                               </w:rPr>
-                              <w:t xml:space="preserve">Use of modular architectures using </w:t>
+                              <w:t xml:space="preserve">Implementation of </w:t>
                             </w:r>
                             <w:r>
                               <w:rPr>
                                 <w:rFonts w:ascii="Century Gothic" w:hAnsi="Century Gothic" w:cstheme="minorHAnsi"/>
                                 <w:b/>
                                 <w:bCs/>
-                                <w:color w:val="000000"/>
                                 <w:sz w:val="18"/>
                                 <w:szCs w:val="16"/>
                                 <w:lang w:val="en-US"/>
                               </w:rPr>
-                              <w:t>Melo</w:t>
-                            </w:r>
-                            <w:r>
-                              <w:rPr>
-                                <w:rFonts w:ascii="Century Gothic" w:hAnsi="Century Gothic" w:cstheme="minorHAnsi"/>
-                                <w:color w:val="000000"/>
+                              <w:t>Clean</w:t>
+                            </w:r>
+                            <w:r>
+                              <w:rPr>
+                                <w:rFonts w:ascii="Century Gothic" w:hAnsi="Century Gothic" w:cstheme="minorHAnsi"/>
                                 <w:sz w:val="18"/>
                                 <w:szCs w:val="16"/>
                                 <w:lang w:val="en-US"/>
                               </w:rPr>
-                              <w:t xml:space="preserve"> for better organization</w:t>
-                            </w:r>
-                          </w:p>
-                          <w:p>
-                            <w:pPr>
-                              <w:pStyle w:val="Prrafodelista"/>
-                              <w:spacing w:line="276" w:lineRule="auto"/>
-                              <w:ind w:left="502"/>
-                              <w:rPr>
-                                <w:rFonts w:ascii="Century Gothic" w:hAnsi="Century Gothic" w:cstheme="minorHAnsi"/>
-                                <w:color w:val="000000"/>
+                              <w:t xml:space="preserve"> and </w:t>
+                            </w:r>
+                            <w:r>
+                              <w:rPr>
+                                <w:rFonts w:ascii="Century Gothic" w:hAnsi="Century Gothic" w:cstheme="minorHAnsi"/>
+                                <w:b/>
+                                <w:bCs/>
                                 <w:sz w:val="18"/>
                                 <w:szCs w:val="16"/>
-                                <w:lang w:val="es-419"/>
-                              </w:rPr>
-                            </w:pPr>
-                            <w:r>
-                              <w:rPr>
-                                <w:rFonts w:ascii="Century Gothic" w:hAnsi="Century Gothic" w:cstheme="minorHAnsi"/>
-                                <w:color w:val="000000"/>
+                                <w:lang w:val="en-US"/>
+                              </w:rPr>
+                              <w:t>MVVM</w:t>
+                            </w:r>
+                            <w:r>
+                              <w:rPr>
+                                <w:rFonts w:ascii="Century Gothic" w:hAnsi="Century Gothic" w:cstheme="minorHAnsi"/>
                                 <w:sz w:val="18"/>
                                 <w:szCs w:val="16"/>
-                                <w:lang w:val="es-419"/>
-                              </w:rPr>
-                              <w:t xml:space="preserve">and </w:t>
+                                <w:lang w:val="en-US"/>
+                              </w:rPr>
+                              <w:t xml:space="preserve"> architectures, using </w:t>
                             </w:r>
                             <w:proofErr w:type="spellStart"/>
                             <w:r>
                               <w:rPr>
                                 <w:rFonts w:ascii="Century Gothic" w:hAnsi="Century Gothic" w:cstheme="minorHAnsi"/>
-                                <w:color w:val="000000"/>
+                                <w:b/>
+                                <w:bCs/>
                                 <w:sz w:val="18"/>
                                 <w:szCs w:val="16"/>
-                                <w:lang w:val="es-419"/>
-                              </w:rPr>
-                              <w:t>scalability</w:t>
+                                <w:lang w:val="en-US"/>
+                              </w:rPr>
+                              <w:t>GetX</w:t>
                             </w:r>
                             <w:proofErr w:type="spellEnd"/>
                             <w:r>
                               <w:rPr>
                                 <w:rFonts w:ascii="Century Gothic" w:hAnsi="Century Gothic" w:cstheme="minorHAnsi"/>
-                                <w:color w:val="000000"/>
                                 <w:sz w:val="18"/>
                                 <w:szCs w:val="16"/>
-                                <w:lang w:val="es-419"/>
-                              </w:rPr>
-                              <w:t>.</w:t>
+                                <w:lang w:val="en-US"/>
+                              </w:rPr>
+                              <w:t xml:space="preserve">, </w:t>
+                            </w:r>
+                            <w:r>
+                              <w:rPr>
+                                <w:rFonts w:ascii="Century Gothic" w:hAnsi="Century Gothic" w:cstheme="minorHAnsi"/>
+                                <w:b/>
+                                <w:bCs/>
+                                <w:sz w:val="18"/>
+                                <w:szCs w:val="16"/>
+                                <w:lang w:val="en-US"/>
+                              </w:rPr>
+                              <w:t>Bloc/Cubit</w:t>
+                            </w:r>
+                            <w:r>
+                              <w:rPr>
+                                <w:rFonts w:ascii="Century Gothic" w:hAnsi="Century Gothic" w:cstheme="minorHAnsi"/>
+                                <w:sz w:val="18"/>
+                                <w:szCs w:val="16"/>
+                                <w:lang w:val="en-US"/>
+                              </w:rPr>
+                              <w:t xml:space="preserve">, and </w:t>
+                            </w:r>
+                            <w:r>
+                              <w:rPr>
+                                <w:rFonts w:ascii="Century Gothic" w:hAnsi="Century Gothic" w:cstheme="minorHAnsi"/>
+                                <w:b/>
+                                <w:bCs/>
+                                <w:sz w:val="18"/>
+                                <w:szCs w:val="16"/>
+                                <w:lang w:val="en-US"/>
+                              </w:rPr>
+                              <w:t>Provider</w:t>
+                            </w:r>
+                            <w:r>
+                              <w:rPr>
+                                <w:rFonts w:ascii="Century Gothic" w:hAnsi="Century Gothic" w:cstheme="minorHAnsi"/>
+                                <w:sz w:val="18"/>
+                                <w:szCs w:val="16"/>
+                                <w:lang w:val="en-US"/>
+                              </w:rPr>
+                              <w:t xml:space="preserve"> for state management.</w:t>
                             </w:r>
                           </w:p>
                           <w:p>
@@ -9493,93 +9060,79 @@
                               <w:spacing w:line="276" w:lineRule="auto"/>
                               <w:rPr>
                                 <w:rFonts w:ascii="Century Gothic" w:hAnsi="Century Gothic" w:cstheme="minorHAnsi"/>
+                                <w:sz w:val="18"/>
+                                <w:szCs w:val="16"/>
+                                <w:lang w:val="en-US"/>
+                              </w:rPr>
+                            </w:pPr>
+                            <w:r>
+                              <w:rPr>
+                                <w:rFonts w:ascii="Century Gothic" w:hAnsi="Century Gothic" w:cstheme="minorHAnsi"/>
+                                <w:sz w:val="18"/>
+                                <w:szCs w:val="16"/>
+                                <w:lang w:val="en-US"/>
+                              </w:rPr>
+                              <w:t xml:space="preserve">Use of </w:t>
+                            </w:r>
+                            <w:r>
+                              <w:rPr>
+                                <w:rFonts w:ascii="Century Gothic" w:hAnsi="Century Gothic" w:cstheme="minorHAnsi"/>
                                 <w:b/>
                                 <w:bCs/>
-                                <w:color w:val="000000"/>
                                 <w:sz w:val="18"/>
                                 <w:szCs w:val="16"/>
                                 <w:lang w:val="en-US"/>
                               </w:rPr>
-                            </w:pPr>
-                            <w:r>
-                              <w:rPr>
-                                <w:rFonts w:ascii="Century Gothic" w:hAnsi="Century Gothic" w:cstheme="minorHAnsi"/>
-                                <w:color w:val="000000"/>
+                              <w:t>GitHub</w:t>
+                            </w:r>
+                            <w:r>
+                              <w:rPr>
+                                <w:rFonts w:ascii="Century Gothic" w:hAnsi="Century Gothic" w:cstheme="minorHAnsi"/>
                                 <w:sz w:val="18"/>
                                 <w:szCs w:val="16"/>
                                 <w:lang w:val="en-US"/>
                               </w:rPr>
-                              <w:t xml:space="preserve">Consumption of </w:t>
+                              <w:t xml:space="preserve"> and </w:t>
                             </w:r>
                             <w:r>
                               <w:rPr>
                                 <w:rFonts w:ascii="Century Gothic" w:hAnsi="Century Gothic" w:cstheme="minorHAnsi"/>
                                 <w:b/>
                                 <w:bCs/>
-                                <w:color w:val="000000"/>
                                 <w:sz w:val="18"/>
                                 <w:szCs w:val="16"/>
                                 <w:lang w:val="en-US"/>
                               </w:rPr>
-                              <w:t>third-party APIs</w:t>
-                            </w:r>
-                            <w:r>
-                              <w:rPr>
-                                <w:rFonts w:ascii="Century Gothic" w:hAnsi="Century Gothic" w:cstheme="minorHAnsi"/>
-                                <w:color w:val="000000"/>
+                              <w:t>Bitbucket</w:t>
+                            </w:r>
+                            <w:r>
+                              <w:rPr>
+                                <w:rFonts w:ascii="Century Gothic" w:hAnsi="Century Gothic" w:cstheme="minorHAnsi"/>
                                 <w:sz w:val="18"/>
                                 <w:szCs w:val="16"/>
                                 <w:lang w:val="en-US"/>
                               </w:rPr>
-                              <w:t xml:space="preserve"> and integration with </w:t>
+                              <w:t xml:space="preserve">, including </w:t>
                             </w:r>
                             <w:r>
                               <w:rPr>
                                 <w:rFonts w:ascii="Century Gothic" w:hAnsi="Century Gothic" w:cstheme="minorHAnsi"/>
                                 <w:b/>
                                 <w:bCs/>
-                                <w:color w:val="000000"/>
                                 <w:sz w:val="18"/>
                                 <w:szCs w:val="16"/>
                                 <w:lang w:val="en-US"/>
                               </w:rPr>
-                              <w:t>Cloud</w:t>
-                            </w:r>
-                          </w:p>
-                          <w:p>
-                            <w:pPr>
-                              <w:pStyle w:val="Prrafodelista"/>
-                              <w:spacing w:line="276" w:lineRule="auto"/>
-                              <w:ind w:left="502"/>
-                              <w:rPr>
-                                <w:rFonts w:ascii="Century Gothic" w:hAnsi="Century Gothic" w:cstheme="minorHAnsi"/>
-                                <w:color w:val="000000"/>
+                              <w:t>CI/CD</w:t>
+                            </w:r>
+                            <w:r>
+                              <w:rPr>
+                                <w:rFonts w:ascii="Century Gothic" w:hAnsi="Century Gothic" w:cstheme="minorHAnsi"/>
                                 <w:sz w:val="18"/>
                                 <w:szCs w:val="16"/>
                                 <w:lang w:val="en-US"/>
                               </w:rPr>
-                            </w:pPr>
-                            <w:r>
-                              <w:rPr>
-                                <w:rFonts w:ascii="Century Gothic" w:hAnsi="Century Gothic" w:cstheme="minorHAnsi"/>
-                                <w:b/>
-                                <w:bCs/>
-                                <w:color w:val="000000"/>
-                                <w:sz w:val="18"/>
-                                <w:szCs w:val="16"/>
-                                <w:lang w:val="en-US"/>
-                              </w:rPr>
-                              <w:t>Functions</w:t>
-                            </w:r>
-                            <w:r>
-                              <w:rPr>
-                                <w:rFonts w:ascii="Century Gothic" w:hAnsi="Century Gothic" w:cstheme="minorHAnsi"/>
-                                <w:color w:val="000000"/>
-                                <w:sz w:val="18"/>
-                                <w:szCs w:val="16"/>
-                                <w:lang w:val="en-US"/>
-                              </w:rPr>
-                              <w:t>, as well as the internal backend.</w:t>
+                              <w:t xml:space="preserve"> for testing and deployment automation.</w:t>
                             </w:r>
                           </w:p>
                           <w:p>
@@ -9592,7 +9145,6 @@
                               <w:spacing w:line="276" w:lineRule="auto"/>
                               <w:rPr>
                                 <w:rFonts w:ascii="Century Gothic" w:hAnsi="Century Gothic" w:cstheme="minorHAnsi"/>
-                                <w:color w:val="000000"/>
                                 <w:sz w:val="18"/>
                                 <w:szCs w:val="16"/>
                                 <w:lang w:val="en-US"/>
@@ -9601,82 +9153,53 @@
                             <w:r>
                               <w:rPr>
                                 <w:rFonts w:ascii="Century Gothic" w:hAnsi="Century Gothic" w:cstheme="minorHAnsi"/>
-                                <w:color w:val="000000"/>
                                 <w:sz w:val="18"/>
                                 <w:szCs w:val="16"/>
                                 <w:lang w:val="en-US"/>
                               </w:rPr>
-                              <w:t xml:space="preserve">Application of </w:t>
-                            </w:r>
-                            <w:proofErr w:type="spellStart"/>
+                              <w:t xml:space="preserve">Consumption of </w:t>
+                            </w:r>
                             <w:r>
                               <w:rPr>
                                 <w:rFonts w:ascii="Century Gothic" w:hAnsi="Century Gothic" w:cstheme="minorHAnsi"/>
                                 <w:b/>
                                 <w:bCs/>
-                                <w:color w:val="000000"/>
                                 <w:sz w:val="18"/>
                                 <w:szCs w:val="16"/>
                                 <w:lang w:val="en-US"/>
                               </w:rPr>
-                              <w:t>realtime</w:t>
-                            </w:r>
-                            <w:proofErr w:type="spellEnd"/>
-                            <w:r>
-                              <w:rPr>
-                                <w:rFonts w:ascii="Century Gothic" w:hAnsi="Century Gothic" w:cstheme="minorHAnsi"/>
-                                <w:color w:val="000000"/>
+                              <w:t>REST</w:t>
+                            </w:r>
+                            <w:r>
+                              <w:rPr>
+                                <w:rFonts w:ascii="Century Gothic" w:hAnsi="Century Gothic" w:cstheme="minorHAnsi"/>
                                 <w:sz w:val="18"/>
                                 <w:szCs w:val="16"/>
                                 <w:lang w:val="en-US"/>
                               </w:rPr>
-                              <w:t xml:space="preserve"> techniques and work with </w:t>
-                            </w:r>
+                              <w:t xml:space="preserve"> and </w:t>
+                            </w:r>
+                            <w:proofErr w:type="spellStart"/>
                             <w:r>
                               <w:rPr>
                                 <w:rFonts w:ascii="Century Gothic" w:hAnsi="Century Gothic" w:cstheme="minorHAnsi"/>
                                 <w:b/>
                                 <w:bCs/>
-                                <w:color w:val="000000"/>
                                 <w:sz w:val="18"/>
                                 <w:szCs w:val="16"/>
                                 <w:lang w:val="en-US"/>
                               </w:rPr>
-                              <w:t>Stream</w:t>
-                            </w:r>
-                            <w:r>
-                              <w:rPr>
-                                <w:rFonts w:ascii="Century Gothic" w:hAnsi="Century Gothic" w:cstheme="minorHAnsi"/>
-                                <w:color w:val="000000"/>
+                              <w:t>GraphQL</w:t>
+                            </w:r>
+                            <w:proofErr w:type="spellEnd"/>
+                            <w:r>
+                              <w:rPr>
+                                <w:rFonts w:ascii="Century Gothic" w:hAnsi="Century Gothic" w:cstheme="minorHAnsi"/>
                                 <w:sz w:val="18"/>
                                 <w:szCs w:val="16"/>
                                 <w:lang w:val="en-US"/>
                               </w:rPr>
-                              <w:t xml:space="preserve"> to</w:t>
-                            </w:r>
-                          </w:p>
-                          <w:p>
-                            <w:pPr>
-                              <w:pStyle w:val="Prrafodelista"/>
-                              <w:spacing w:line="276" w:lineRule="auto"/>
-                              <w:ind w:left="502"/>
-                              <w:rPr>
-                                <w:rFonts w:ascii="Century Gothic" w:hAnsi="Century Gothic" w:cstheme="minorHAnsi"/>
-                                <w:color w:val="000000"/>
-                                <w:sz w:val="18"/>
-                                <w:szCs w:val="16"/>
-                                <w:lang w:val="en-US"/>
-                              </w:rPr>
-                            </w:pPr>
-                            <w:r>
-                              <w:rPr>
-                                <w:rFonts w:ascii="Century Gothic" w:hAnsi="Century Gothic" w:cstheme="minorHAnsi"/>
-                                <w:color w:val="000000"/>
-                                <w:sz w:val="18"/>
-                                <w:szCs w:val="16"/>
-                                <w:lang w:val="en-US"/>
-                              </w:rPr>
-                              <w:t>ensure an effective updating of data.</w:t>
+                              <w:t xml:space="preserve"> APIs, both internal and external.</w:t>
                             </w:r>
                           </w:p>
                           <w:p>
@@ -9689,7 +9212,6 @@
                               <w:spacing w:line="276" w:lineRule="auto"/>
                               <w:rPr>
                                 <w:rFonts w:ascii="Century Gothic" w:hAnsi="Century Gothic" w:cstheme="minorHAnsi"/>
-                                <w:color w:val="000000"/>
                                 <w:sz w:val="18"/>
                                 <w:szCs w:val="16"/>
                                 <w:lang w:val="en-US"/>
@@ -9698,34 +9220,121 @@
                             <w:r>
                               <w:rPr>
                                 <w:rFonts w:ascii="Century Gothic" w:hAnsi="Century Gothic" w:cstheme="minorHAnsi"/>
-                                <w:color w:val="000000"/>
                                 <w:sz w:val="18"/>
                                 <w:szCs w:val="16"/>
                                 <w:lang w:val="en-US"/>
                               </w:rPr>
-                              <w:t xml:space="preserve">Development of </w:t>
+                              <w:t xml:space="preserve">Integration of payment gateways such as </w:t>
                             </w:r>
                             <w:r>
                               <w:rPr>
                                 <w:rFonts w:ascii="Century Gothic" w:hAnsi="Century Gothic" w:cstheme="minorHAnsi"/>
                                 <w:b/>
                                 <w:bCs/>
-                                <w:color w:val="000000"/>
                                 <w:sz w:val="18"/>
                                 <w:szCs w:val="16"/>
                                 <w:lang w:val="en-US"/>
                               </w:rPr>
-                              <w:t>dating-apps</w:t>
-                            </w:r>
-                            <w:r>
-                              <w:rPr>
-                                <w:rFonts w:ascii="Century Gothic" w:hAnsi="Century Gothic" w:cstheme="minorHAnsi"/>
-                                <w:color w:val="000000"/>
+                              <w:t>Stripe</w:t>
+                            </w:r>
+                            <w:r>
+                              <w:rPr>
+                                <w:rFonts w:ascii="Century Gothic" w:hAnsi="Century Gothic" w:cstheme="minorHAnsi"/>
                                 <w:sz w:val="18"/>
                                 <w:szCs w:val="16"/>
                                 <w:lang w:val="en-US"/>
                               </w:rPr>
-                              <w:t xml:space="preserve"> type applications with a strong</w:t>
+                              <w:t>.</w:t>
+                            </w:r>
+                          </w:p>
+                          <w:p>
+                            <w:pPr>
+                              <w:spacing w:line="276" w:lineRule="auto"/>
+                              <w:rPr>
+                                <w:rFonts w:ascii="Century Gothic" w:hAnsi="Century Gothic" w:cstheme="minorHAnsi"/>
+                                <w:sz w:val="36"/>
+                                <w:szCs w:val="32"/>
+                                <w:lang w:val="en-US"/>
+                              </w:rPr>
+                            </w:pPr>
+                          </w:p>
+                          <w:p>
+                            <w:pPr>
+                              <w:spacing w:line="276" w:lineRule="auto"/>
+                              <w:rPr>
+                                <w:rFonts w:ascii="Century Gothic" w:hAnsi="Century Gothic" w:cstheme="minorHAnsi"/>
+                                <w:b/>
+                                <w:bCs/>
+                                <w:sz w:val="22"/>
+                                <w:szCs w:val="20"/>
+                                <w:lang w:val="en-US"/>
+                              </w:rPr>
+                            </w:pPr>
+                            <w:proofErr w:type="spellStart"/>
+                            <w:r>
+                              <w:rPr>
+                                <w:rFonts w:ascii="Century Gothic" w:hAnsi="Century Gothic" w:cstheme="minorHAnsi"/>
+                                <w:b/>
+                                <w:bCs/>
+                                <w:sz w:val="22"/>
+                                <w:szCs w:val="20"/>
+                                <w:lang w:val="en-US"/>
+                              </w:rPr>
+                              <w:t>Zyrcled</w:t>
+                            </w:r>
+                            <w:proofErr w:type="spellEnd"/>
+                            <w:r>
+                              <w:rPr>
+                                <w:rFonts w:ascii="Century Gothic" w:hAnsi="Century Gothic" w:cstheme="minorHAnsi"/>
+                                <w:b/>
+                                <w:bCs/>
+                                <w:sz w:val="22"/>
+                                <w:szCs w:val="20"/>
+                                <w:lang w:val="en-US"/>
+                              </w:rPr>
+                              <w:t xml:space="preserve"> Social Group,</w:t>
+                            </w:r>
+                          </w:p>
+                          <w:p>
+                            <w:pPr>
+                              <w:spacing w:line="276" w:lineRule="auto"/>
+                              <w:rPr>
+                                <w:rFonts w:ascii="Century Gothic" w:hAnsi="Century Gothic" w:cstheme="minorHAnsi"/>
+                                <w:color w:val="808080" w:themeColor="background1" w:themeShade="80"/>
+                                <w:sz w:val="22"/>
+                                <w:szCs w:val="20"/>
+                                <w:lang w:val="en-US"/>
+                              </w:rPr>
+                            </w:pPr>
+                            <w:r>
+                              <w:rPr>
+                                <w:rFonts w:ascii="Century Gothic" w:hAnsi="Century Gothic" w:cstheme="minorHAnsi"/>
+                                <w:color w:val="808080" w:themeColor="background1" w:themeShade="80"/>
+                                <w:sz w:val="22"/>
+                                <w:szCs w:val="20"/>
+                                <w:lang w:val="en-US"/>
+                              </w:rPr>
+                              <w:t>Front-End Developer</w:t>
+                            </w:r>
+                          </w:p>
+                          <w:p>
+                            <w:pPr>
+                              <w:spacing w:line="276" w:lineRule="auto"/>
+                              <w:rPr>
+                                <w:rFonts w:ascii="Century Gothic" w:hAnsi="Century Gothic" w:cstheme="minorHAnsi"/>
+                                <w:sz w:val="18"/>
+                                <w:szCs w:val="16"/>
+                                <w:lang w:val="en-US"/>
+                              </w:rPr>
+                            </w:pPr>
+                            <w:r>
+                              <w:rPr>
+                                <w:rFonts w:ascii="Century Gothic" w:hAnsi="Century Gothic" w:cstheme="minorHAnsi"/>
+                                <w:sz w:val="18"/>
+                                <w:szCs w:val="16"/>
+                                <w:lang w:val="en-US"/>
+                              </w:rPr>
+                              <w:t>Achievements / Tasks:</w:t>
                             </w:r>
                           </w:p>
                           <w:p>
@@ -9738,7 +9347,6 @@
                               <w:spacing w:line="276" w:lineRule="auto"/>
                               <w:rPr>
                                 <w:rFonts w:ascii="Century Gothic" w:hAnsi="Century Gothic" w:cstheme="minorHAnsi"/>
-                                <w:color w:val="000000"/>
                                 <w:sz w:val="18"/>
                                 <w:szCs w:val="16"/>
                                 <w:lang w:val="en-US"/>
@@ -9747,12 +9355,91 @@
                             <w:r>
                               <w:rPr>
                                 <w:rFonts w:ascii="Century Gothic" w:hAnsi="Century Gothic" w:cstheme="minorHAnsi"/>
-                                <w:color w:val="000000"/>
                                 <w:sz w:val="18"/>
                                 <w:szCs w:val="16"/>
                                 <w:lang w:val="en-US"/>
                               </w:rPr>
-                              <w:t>social sense and high volume of traffic.</w:t>
+                              <w:t xml:space="preserve">Development of </w:t>
+                            </w:r>
+                            <w:r>
+                              <w:rPr>
+                                <w:rFonts w:ascii="Century Gothic" w:hAnsi="Century Gothic" w:cstheme="minorHAnsi"/>
+                                <w:b/>
+                                <w:bCs/>
+                                <w:sz w:val="18"/>
+                                <w:szCs w:val="16"/>
+                                <w:lang w:val="en-US"/>
+                              </w:rPr>
+                              <w:t>Android</w:t>
+                            </w:r>
+                            <w:r>
+                              <w:rPr>
+                                <w:rFonts w:ascii="Century Gothic" w:hAnsi="Century Gothic" w:cstheme="minorHAnsi"/>
+                                <w:sz w:val="18"/>
+                                <w:szCs w:val="16"/>
+                                <w:lang w:val="en-US"/>
+                              </w:rPr>
+                              <w:t xml:space="preserve"> and </w:t>
+                            </w:r>
+                            <w:r>
+                              <w:rPr>
+                                <w:rFonts w:ascii="Century Gothic" w:hAnsi="Century Gothic" w:cstheme="minorHAnsi"/>
+                                <w:b/>
+                                <w:bCs/>
+                                <w:sz w:val="18"/>
+                                <w:szCs w:val="16"/>
+                                <w:lang w:val="en-US"/>
+                              </w:rPr>
+                              <w:t>iOS</w:t>
+                            </w:r>
+                            <w:r>
+                              <w:rPr>
+                                <w:rFonts w:ascii="Century Gothic" w:hAnsi="Century Gothic" w:cstheme="minorHAnsi"/>
+                                <w:sz w:val="18"/>
+                                <w:szCs w:val="16"/>
+                                <w:lang w:val="en-US"/>
+                              </w:rPr>
+                              <w:t xml:space="preserve"> applications using </w:t>
+                            </w:r>
+                            <w:r>
+                              <w:rPr>
+                                <w:rFonts w:ascii="Century Gothic" w:hAnsi="Century Gothic" w:cstheme="minorHAnsi"/>
+                                <w:b/>
+                                <w:bCs/>
+                                <w:sz w:val="18"/>
+                                <w:szCs w:val="16"/>
+                                <w:lang w:val="en-US"/>
+                              </w:rPr>
+                              <w:t>Dart</w:t>
+                            </w:r>
+                            <w:r>
+                              <w:rPr>
+                                <w:rFonts w:ascii="Century Gothic" w:hAnsi="Century Gothic" w:cstheme="minorHAnsi"/>
+                                <w:sz w:val="18"/>
+                                <w:szCs w:val="16"/>
+                                <w:lang w:val="en-US"/>
+                              </w:rPr>
+                              <w:t xml:space="preserve"> and </w:t>
+                            </w:r>
+                            <w:r>
+                              <w:rPr>
+                                <w:rFonts w:ascii="Century Gothic" w:hAnsi="Century Gothic" w:cstheme="minorHAnsi"/>
+                                <w:b/>
+                                <w:bCs/>
+                                <w:sz w:val="18"/>
+                                <w:szCs w:val="16"/>
+                                <w:lang w:val="en-US"/>
+                              </w:rPr>
+                              <w:t>Flutter</w:t>
+                            </w:r>
+                            <w:r>
+                              <w:rPr>
+                                <w:rFonts w:ascii="Century Gothic" w:hAnsi="Century Gothic" w:cstheme="minorHAnsi"/>
+                                <w:sz w:val="18"/>
+                                <w:szCs w:val="16"/>
+                                <w:lang w:val="en-US"/>
+                              </w:rPr>
+                              <w:t>.</w:t>
                             </w:r>
                           </w:p>
                           <w:p>
@@ -9765,7 +9452,6 @@
                               <w:spacing w:line="276" w:lineRule="auto"/>
                               <w:rPr>
                                 <w:rFonts w:ascii="Century Gothic" w:hAnsi="Century Gothic" w:cstheme="minorHAnsi"/>
-                                <w:color w:val="000000"/>
                                 <w:sz w:val="18"/>
                                 <w:szCs w:val="16"/>
                                 <w:lang w:val="en-US"/>
@@ -9774,43 +9460,12 @@
                             <w:r>
                               <w:rPr>
                                 <w:rFonts w:ascii="Century Gothic" w:hAnsi="Century Gothic" w:cstheme="minorHAnsi"/>
-                                <w:color w:val="000000"/>
                                 <w:sz w:val="18"/>
                                 <w:szCs w:val="16"/>
                                 <w:lang w:val="en-US"/>
                               </w:rPr>
-                              <w:t>Collaboration in multiple community packages such as:</w:t>
-                            </w:r>
-                          </w:p>
-                          <w:p>
-                            <w:pPr>
-                              <w:pStyle w:val="Prrafodelista"/>
-                              <w:spacing w:line="276" w:lineRule="auto"/>
-                              <w:ind w:left="502"/>
-                              <w:rPr>
-                                <w:rFonts w:ascii="Century Gothic" w:hAnsi="Century Gothic" w:cstheme="minorHAnsi"/>
-                                <w:color w:val="000000"/>
-                                <w:sz w:val="18"/>
-                                <w:szCs w:val="16"/>
-                                <w:lang w:val="en-US"/>
-                              </w:rPr>
-                            </w:pPr>
-                            <w:hyperlink r:id="rId23" w:history="1">
-                              <w:r>
-                                <w:rPr>
-                                  <w:rStyle w:val="Hipervnculo"/>
-                                  <w:rFonts w:ascii="Century Gothic" w:hAnsi="Century Gothic" w:cstheme="minorHAnsi"/>
-                                  <w:b/>
-                                  <w:bCs/>
-                                  <w:color w:val="auto"/>
-                                  <w:sz w:val="18"/>
-                                  <w:szCs w:val="16"/>
-                                  <w:u w:val="none"/>
-                                  <w:lang w:val="en-US"/>
-                                </w:rPr>
-                                <w:t>feedback</w:t>
-                              </w:r>
-                            </w:hyperlink>
+                              <w:t xml:space="preserve">Integration with </w:t>
+                            </w:r>
                             <w:r>
                               <w:rPr>
                                 <w:rFonts w:ascii="Century Gothic" w:hAnsi="Century Gothic" w:cstheme="minorHAnsi"/>
@@ -9820,198 +9475,48 @@
                                 <w:szCs w:val="16"/>
                                 <w:lang w:val="en-US"/>
                               </w:rPr>
-                              <w:t xml:space="preserve">, </w:t>
-                            </w:r>
-                            <w:hyperlink r:id="rId24" w:history="1">
-                              <w:proofErr w:type="spellStart"/>
-                              <w:r>
-                                <w:rPr>
-                                  <w:rStyle w:val="Hipervnculo"/>
-                                  <w:rFonts w:ascii="Century Gothic" w:hAnsi="Century Gothic" w:cstheme="minorHAnsi"/>
-                                  <w:b/>
-                                  <w:bCs/>
-                                  <w:color w:val="auto"/>
-                                  <w:sz w:val="18"/>
-                                  <w:szCs w:val="16"/>
-                                  <w:u w:val="none"/>
-                                  <w:lang w:val="en-US"/>
-                                </w:rPr>
-                                <w:t>flutter_zoom_drawer</w:t>
-                              </w:r>
-                              <w:proofErr w:type="spellEnd"/>
-                            </w:hyperlink>
-                            <w:r>
-                              <w:rPr>
-                                <w:rFonts w:ascii="Century Gothic" w:hAnsi="Century Gothic" w:cstheme="minorHAnsi"/>
-                                <w:b/>
-                                <w:bCs/>
+                              <w:t>Firebase</w:t>
+                            </w:r>
+                            <w:r>
+                              <w:rPr>
+                                <w:rFonts w:ascii="Century Gothic" w:hAnsi="Century Gothic" w:cstheme="minorHAnsi"/>
                                 <w:sz w:val="18"/>
                                 <w:szCs w:val="16"/>
                                 <w:lang w:val="en-US"/>
                               </w:rPr>
-                              <w:t xml:space="preserve">, </w:t>
-                            </w:r>
-                            <w:hyperlink r:id="rId25" w:history="1">
-                              <w:proofErr w:type="spellStart"/>
-                              <w:r>
-                                <w:rPr>
-                                  <w:rStyle w:val="Hipervnculo"/>
-                                  <w:rFonts w:ascii="Century Gothic" w:hAnsi="Century Gothic" w:cstheme="minorHAnsi"/>
-                                  <w:b/>
-                                  <w:bCs/>
-                                  <w:color w:val="auto"/>
-                                  <w:sz w:val="18"/>
-                                  <w:szCs w:val="16"/>
-                                  <w:u w:val="none"/>
-                                  <w:lang w:val="en-US"/>
-                                </w:rPr>
-                                <w:t>circular_countdown_timer</w:t>
-                              </w:r>
-                              <w:proofErr w:type="spellEnd"/>
-                            </w:hyperlink>
-                            <w:r>
-                              <w:rPr>
-                                <w:rFonts w:ascii="Century Gothic" w:hAnsi="Century Gothic" w:cstheme="minorHAnsi"/>
-                                <w:b/>
-                                <w:bCs/>
+                              <w:t xml:space="preserve"> services: </w:t>
+                            </w:r>
+                            <w:proofErr w:type="spellStart"/>
+                            <w:r>
+                              <w:rPr>
+                                <w:rFonts w:ascii="Century Gothic" w:hAnsi="Century Gothic" w:cstheme="minorHAnsi"/>
                                 <w:sz w:val="18"/>
                                 <w:szCs w:val="16"/>
                                 <w:lang w:val="en-US"/>
                               </w:rPr>
-                              <w:t xml:space="preserve">, </w:t>
-                            </w:r>
-                            <w:hyperlink r:id="rId26" w:history="1">
-                              <w:proofErr w:type="spellStart"/>
-                              <w:r>
-                                <w:rPr>
-                                  <w:rStyle w:val="Hipervnculo"/>
-                                  <w:rFonts w:ascii="Century Gothic" w:hAnsi="Century Gothic" w:cstheme="minorHAnsi"/>
-                                  <w:b/>
-                                  <w:bCs/>
-                                  <w:color w:val="auto"/>
-                                  <w:sz w:val="18"/>
-                                  <w:szCs w:val="16"/>
-                                  <w:u w:val="none"/>
-                                  <w:lang w:val="en-US"/>
-                                </w:rPr>
-                                <w:t>custom_dropdown</w:t>
-                              </w:r>
-                              <w:proofErr w:type="spellEnd"/>
-                            </w:hyperlink>
-                            <w:r>
-                              <w:rPr>
-                                <w:rFonts w:ascii="Century Gothic" w:hAnsi="Century Gothic" w:cstheme="minorHAnsi"/>
-                                <w:b/>
-                                <w:bCs/>
+                              <w:t>Firestore</w:t>
+                            </w:r>
+                            <w:proofErr w:type="spellEnd"/>
+                            <w:r>
+                              <w:rPr>
+                                <w:rFonts w:ascii="Century Gothic" w:hAnsi="Century Gothic" w:cstheme="minorHAnsi"/>
                                 <w:sz w:val="18"/>
                                 <w:szCs w:val="16"/>
                                 <w:lang w:val="en-US"/>
                               </w:rPr>
-                              <w:t>.</w:t>
-                            </w:r>
-                          </w:p>
-                          <w:p>
-                            <w:pPr>
-                              <w:pStyle w:val="Prrafodelista"/>
-                              <w:spacing w:line="360" w:lineRule="auto"/>
-                              <w:ind w:left="502"/>
-                              <w:rPr>
-                                <w:rFonts w:ascii="Century Gothic" w:hAnsi="Century Gothic" w:cstheme="minorHAnsi"/>
-                                <w:color w:val="000000"/>
+                              <w:t xml:space="preserve">, FCM, Authentication, Storage, Maps, and </w:t>
+                            </w:r>
+                            <w:proofErr w:type="spellStart"/>
+                            <w:r>
+                              <w:rPr>
+                                <w:rFonts w:ascii="Century Gothic" w:hAnsi="Century Gothic" w:cstheme="minorHAnsi"/>
                                 <w:sz w:val="18"/>
                                 <w:szCs w:val="16"/>
                                 <w:lang w:val="en-US"/>
                               </w:rPr>
-                            </w:pPr>
-                          </w:p>
-                          <w:p>
-                            <w:pPr>
-                              <w:spacing w:line="276" w:lineRule="auto"/>
-                              <w:rPr>
-                                <w:rFonts w:ascii="Century Gothic" w:hAnsi="Century Gothic" w:cstheme="minorHAnsi"/>
-                                <w:color w:val="000000"/>
-                                <w:sz w:val="22"/>
-                                <w:szCs w:val="22"/>
-                                <w:lang w:val="en-US"/>
-                              </w:rPr>
-                            </w:pPr>
-                            <w:proofErr w:type="spellStart"/>
-                            <w:r>
-                              <w:rPr>
-                                <w:rFonts w:ascii="Century Gothic" w:hAnsi="Century Gothic" w:cstheme="minorHAnsi"/>
-                                <w:b/>
-                                <w:color w:val="000000"/>
-                                <w:sz w:val="22"/>
-                                <w:szCs w:val="22"/>
-                                <w:lang w:val="en-US"/>
-                              </w:rPr>
-                              <w:t>TuVendor</w:t>
+                              <w:t>Crashlytics.</w:t>
                             </w:r>
                             <w:proofErr w:type="spellEnd"/>
-                          </w:p>
-                          <w:p>
-                            <w:pPr>
-                              <w:spacing w:line="276" w:lineRule="auto"/>
-                              <w:rPr>
-                                <w:rFonts w:ascii="Century Gothic" w:hAnsi="Century Gothic" w:cstheme="minorHAnsi"/>
-                                <w:color w:val="808080"/>
-                                <w:sz w:val="22"/>
-                                <w:szCs w:val="22"/>
-                                <w:lang w:val="en-US"/>
-                              </w:rPr>
-                            </w:pPr>
-                            <w:r>
-                              <w:rPr>
-                                <w:rFonts w:ascii="Century Gothic" w:hAnsi="Century Gothic" w:cstheme="minorHAnsi"/>
-                                <w:color w:val="808080"/>
-                                <w:sz w:val="22"/>
-                                <w:szCs w:val="22"/>
-                                <w:lang w:val="en-US"/>
-                              </w:rPr>
-                              <w:t>F</w:t>
-                            </w:r>
-                            <w:r>
-                              <w:rPr>
-                                <w:rFonts w:ascii="Century Gothic" w:hAnsi="Century Gothic" w:cstheme="minorHAnsi"/>
-                                <w:color w:val="808080"/>
-                                <w:sz w:val="22"/>
-                                <w:szCs w:val="22"/>
-                                <w:lang w:val="en-US"/>
-                              </w:rPr>
-                              <w:t xml:space="preserve">ront-end </w:t>
-                            </w:r>
-                            <w:r>
-                              <w:rPr>
-                                <w:rFonts w:ascii="Century Gothic" w:hAnsi="Century Gothic" w:cstheme="minorHAnsi"/>
-                                <w:color w:val="808080"/>
-                                <w:sz w:val="22"/>
-                                <w:szCs w:val="22"/>
-                                <w:lang w:val="en-US"/>
-                              </w:rPr>
-                              <w:t>developer</w:t>
-                            </w:r>
-                          </w:p>
-                          <w:p>
-                            <w:pPr>
-                              <w:spacing w:line="276" w:lineRule="auto"/>
-                              <w:rPr>
-                                <w:rFonts w:ascii="Century Gothic" w:hAnsi="Century Gothic" w:cstheme="minorHAnsi"/>
-                                <w:color w:val="000000"/>
-                                <w:sz w:val="18"/>
-                                <w:szCs w:val="18"/>
-                                <w:lang w:val="en-US"/>
-                              </w:rPr>
-                            </w:pPr>
-                            <w:r>
-                              <w:rPr>
-                                <w:rFonts w:ascii="Century Gothic" w:hAnsi="Century Gothic" w:cstheme="minorHAnsi"/>
-                                <w:color w:val="000000"/>
-                                <w:sz w:val="18"/>
-                                <w:szCs w:val="18"/>
-                                <w:lang w:val="en-US"/>
-                              </w:rPr>
-                              <w:t xml:space="preserve">Achievements / Tasks: </w:t>
-                            </w:r>
                           </w:p>
                           <w:p>
                             <w:pPr>
@@ -10021,68 +9526,83 @@
                                 <w:numId w:val="13"/>
                               </w:numPr>
                               <w:spacing w:line="276" w:lineRule="auto"/>
-                              <w:jc w:val="both"/>
-                              <w:rPr>
-                                <w:rFonts w:ascii="Century Gothic" w:hAnsi="Century Gothic" w:cs="Arial"/>
-                                <w:color w:val="000000"/>
+                              <w:rPr>
+                                <w:rFonts w:ascii="Century Gothic" w:hAnsi="Century Gothic" w:cstheme="minorHAnsi"/>
                                 <w:sz w:val="18"/>
-                                <w:szCs w:val="18"/>
-                                <w:lang w:val="en-US"/>
-                              </w:rPr>
-                            </w:pPr>
-                            <w:r>
-                              <w:rPr>
-                                <w:rFonts w:ascii="Century Gothic" w:hAnsi="Century Gothic" w:cs="Arial"/>
-                                <w:color w:val="000000"/>
+                                <w:szCs w:val="16"/>
+                                <w:lang w:val="en-US"/>
+                              </w:rPr>
+                            </w:pPr>
+                            <w:r>
+                              <w:rPr>
+                                <w:rFonts w:ascii="Century Gothic" w:hAnsi="Century Gothic" w:cstheme="minorHAnsi"/>
                                 <w:sz w:val="18"/>
-                                <w:szCs w:val="18"/>
-                                <w:lang w:val="en-US"/>
-                              </w:rPr>
-                              <w:t xml:space="preserve">Interpretation of </w:t>
-                            </w:r>
-                            <w:r>
-                              <w:rPr>
-                                <w:rFonts w:ascii="Century Gothic" w:hAnsi="Century Gothic" w:cs="Arial"/>
+                                <w:szCs w:val="16"/>
+                                <w:lang w:val="en-US"/>
+                              </w:rPr>
+                              <w:t xml:space="preserve">Implementation of </w:t>
+                            </w:r>
+                            <w:proofErr w:type="spellStart"/>
+                            <w:r>
+                              <w:rPr>
+                                <w:rFonts w:ascii="Century Gothic" w:hAnsi="Century Gothic" w:cstheme="minorHAnsi"/>
                                 <w:b/>
                                 <w:bCs/>
-                                <w:color w:val="000000"/>
                                 <w:sz w:val="18"/>
-                                <w:szCs w:val="18"/>
-                                <w:lang w:val="en-US"/>
-                              </w:rPr>
-                              <w:t>UI/UX</w:t>
-                            </w:r>
-                            <w:r>
-                              <w:rPr>
-                                <w:rFonts w:ascii="Century Gothic" w:hAnsi="Century Gothic" w:cs="Arial"/>
-                                <w:color w:val="000000"/>
+                                <w:szCs w:val="16"/>
+                                <w:lang w:val="en-US"/>
+                              </w:rPr>
+                              <w:t>Supabase</w:t>
+                            </w:r>
+                            <w:proofErr w:type="spellEnd"/>
+                            <w:r>
+                              <w:rPr>
+                                <w:rFonts w:ascii="Century Gothic" w:hAnsi="Century Gothic" w:cstheme="minorHAnsi"/>
                                 <w:sz w:val="18"/>
-                                <w:szCs w:val="18"/>
-                                <w:lang w:val="en-US"/>
-                              </w:rPr>
-                              <w:t xml:space="preserve"> designs made in </w:t>
-                            </w:r>
-                            <w:r>
-                              <w:rPr>
-                                <w:rFonts w:ascii="Century Gothic" w:hAnsi="Century Gothic" w:cs="Arial"/>
+                                <w:szCs w:val="16"/>
+                                <w:lang w:val="en-US"/>
+                              </w:rPr>
+                              <w:t xml:space="preserve"> for user management and </w:t>
+                            </w:r>
+                            <w:r>
+                              <w:rPr>
+                                <w:rFonts w:ascii="Century Gothic" w:hAnsi="Century Gothic" w:cstheme="minorHAnsi"/>
                                 <w:b/>
                                 <w:bCs/>
-                                <w:color w:val="000000"/>
                                 <w:sz w:val="18"/>
-                                <w:szCs w:val="18"/>
-                                <w:lang w:val="en-US"/>
-                              </w:rPr>
-                              <w:t>Figma</w:t>
-                            </w:r>
-                            <w:r>
-                              <w:rPr>
-                                <w:rFonts w:ascii="Century Gothic" w:hAnsi="Century Gothic" w:cs="Arial"/>
-                                <w:color w:val="000000"/>
+                                <w:szCs w:val="16"/>
+                                <w:lang w:val="en-US"/>
+                              </w:rPr>
+                              <w:t>PostgreSQL</w:t>
+                            </w:r>
+                            <w:r>
+                              <w:rPr>
+                                <w:rFonts w:ascii="Century Gothic" w:hAnsi="Century Gothic" w:cstheme="minorHAnsi"/>
                                 <w:sz w:val="18"/>
-                                <w:szCs w:val="18"/>
-                                <w:lang w:val="en-US"/>
-                              </w:rPr>
-                              <w:t xml:space="preserve"> and adaptation of them to the visual of the application.</w:t>
+                                <w:szCs w:val="16"/>
+                                <w:lang w:val="en-US"/>
+                              </w:rPr>
+                              <w:t xml:space="preserve"> databases with </w:t>
+                            </w:r>
+                            <w:r>
+                              <w:rPr>
+                                <w:rFonts w:ascii="Century Gothic" w:hAnsi="Century Gothic" w:cstheme="minorHAnsi"/>
+                                <w:b/>
+                                <w:bCs/>
+                                <w:sz w:val="18"/>
+                                <w:szCs w:val="16"/>
+                                <w:lang w:val="en-US"/>
+                              </w:rPr>
+                              <w:t>real-time</w:t>
+                            </w:r>
+                            <w:r>
+                              <w:rPr>
+                                <w:rFonts w:ascii="Century Gothic" w:hAnsi="Century Gothic" w:cstheme="minorHAnsi"/>
+                                <w:sz w:val="18"/>
+                                <w:szCs w:val="16"/>
+                                <w:lang w:val="en-US"/>
+                              </w:rPr>
+                              <w:t xml:space="preserve"> synchronization.</w:t>
                             </w:r>
                           </w:p>
                           <w:p>
@@ -10095,7 +9615,6 @@
                               <w:spacing w:line="276" w:lineRule="auto"/>
                               <w:rPr>
                                 <w:rFonts w:ascii="Century Gothic" w:hAnsi="Century Gothic" w:cstheme="minorHAnsi"/>
-                                <w:color w:val="000000"/>
                                 <w:sz w:val="18"/>
                                 <w:szCs w:val="16"/>
                                 <w:lang w:val="en-US"/>
@@ -10104,12 +9623,51 @@
                             <w:r>
                               <w:rPr>
                                 <w:rFonts w:ascii="Century Gothic" w:hAnsi="Century Gothic" w:cstheme="minorHAnsi"/>
-                                <w:color w:val="000000"/>
                                 <w:sz w:val="18"/>
                                 <w:szCs w:val="16"/>
                                 <w:lang w:val="en-US"/>
                               </w:rPr>
-                              <w:t>Analysis of user requirements and translation of customer needs</w:t>
+                              <w:t xml:space="preserve">Use of modular architectures with </w:t>
+                            </w:r>
+                            <w:r>
+                              <w:rPr>
+                                <w:rFonts w:ascii="Century Gothic" w:hAnsi="Century Gothic" w:cstheme="minorHAnsi"/>
+                                <w:b/>
+                                <w:bCs/>
+                                <w:sz w:val="18"/>
+                                <w:szCs w:val="16"/>
+                                <w:lang w:val="en-US"/>
+                              </w:rPr>
+                              <w:t>Melo</w:t>
+                            </w:r>
+                            <w:r>
+                              <w:rPr>
+                                <w:rFonts w:ascii="Century Gothic" w:hAnsi="Century Gothic" w:cstheme="minorHAnsi"/>
+                                <w:sz w:val="18"/>
+                                <w:szCs w:val="16"/>
+                                <w:lang w:val="en-US"/>
+                              </w:rPr>
+                              <w:t xml:space="preserve">, improving project organization and </w:t>
+                            </w:r>
+                            <w:r>
+                              <w:rPr>
+                                <w:rFonts w:ascii="Century Gothic" w:hAnsi="Century Gothic" w:cstheme="minorHAnsi"/>
+                                <w:b/>
+                                <w:bCs/>
+                                <w:sz w:val="18"/>
+                                <w:szCs w:val="16"/>
+                                <w:lang w:val="en-US"/>
+                              </w:rPr>
+                              <w:t>scalability</w:t>
+                            </w:r>
+                            <w:r>
+                              <w:rPr>
+                                <w:rFonts w:ascii="Century Gothic" w:hAnsi="Century Gothic" w:cstheme="minorHAnsi"/>
+                                <w:sz w:val="18"/>
+                                <w:szCs w:val="16"/>
+                                <w:lang w:val="en-US"/>
+                              </w:rPr>
+                              <w:t>.</w:t>
                             </w:r>
                           </w:p>
                           <w:p>
@@ -10122,7 +9680,6 @@
                               <w:spacing w:line="276" w:lineRule="auto"/>
                               <w:rPr>
                                 <w:rFonts w:ascii="Century Gothic" w:hAnsi="Century Gothic" w:cstheme="minorHAnsi"/>
-                                <w:color w:val="000000"/>
                                 <w:sz w:val="18"/>
                                 <w:szCs w:val="16"/>
                                 <w:lang w:val="en-US"/>
@@ -10131,56 +9688,31 @@
                             <w:r>
                               <w:rPr>
                                 <w:rFonts w:ascii="Century Gothic" w:hAnsi="Century Gothic" w:cstheme="minorHAnsi"/>
-                                <w:color w:val="000000"/>
                                 <w:sz w:val="18"/>
                                 <w:szCs w:val="16"/>
                                 <w:lang w:val="en-US"/>
                               </w:rPr>
-                              <w:t xml:space="preserve">into </w:t>
+                              <w:t xml:space="preserve">Consumption of </w:t>
                             </w:r>
                             <w:r>
                               <w:rPr>
                                 <w:rFonts w:ascii="Century Gothic" w:hAnsi="Century Gothic" w:cstheme="minorHAnsi"/>
                                 <w:b/>
                                 <w:bCs/>
-                                <w:color w:val="000000"/>
                                 <w:sz w:val="18"/>
                                 <w:szCs w:val="16"/>
                                 <w:lang w:val="en-US"/>
                               </w:rPr>
-                              <w:t>iOS</w:t>
-                            </w:r>
-                            <w:r>
-                              <w:rPr>
-                                <w:rFonts w:ascii="Century Gothic" w:hAnsi="Century Gothic" w:cstheme="minorHAnsi"/>
-                                <w:color w:val="000000"/>
+                              <w:t>third-party APIs</w:t>
+                            </w:r>
+                            <w:r>
+                              <w:rPr>
+                                <w:rFonts w:ascii="Century Gothic" w:hAnsi="Century Gothic" w:cstheme="minorHAnsi"/>
                                 <w:sz w:val="18"/>
                                 <w:szCs w:val="16"/>
                                 <w:lang w:val="en-US"/>
                               </w:rPr>
-                              <w:t xml:space="preserve"> and </w:t>
-                            </w:r>
-                            <w:r>
-                              <w:rPr>
-                                <w:rFonts w:ascii="Century Gothic" w:hAnsi="Century Gothic" w:cstheme="minorHAnsi"/>
-                                <w:b/>
-                                <w:bCs/>
-                                <w:color w:val="000000"/>
-                                <w:sz w:val="18"/>
-                                <w:szCs w:val="16"/>
-                                <w:lang w:val="en-US"/>
-                              </w:rPr>
-                              <w:t>Android</w:t>
-                            </w:r>
-                            <w:r>
-                              <w:rPr>
-                                <w:rFonts w:ascii="Century Gothic" w:hAnsi="Century Gothic" w:cstheme="minorHAnsi"/>
-                                <w:color w:val="000000"/>
-                                <w:sz w:val="18"/>
-                                <w:szCs w:val="16"/>
-                                <w:lang w:val="en-US"/>
-                              </w:rPr>
-                              <w:t xml:space="preserve"> application designs.</w:t>
+                              <w:t xml:space="preserve"> and integration with Cloud Functions and internal backend.</w:t>
                             </w:r>
                           </w:p>
                           <w:p>
@@ -10193,7 +9725,6 @@
                               <w:spacing w:line="276" w:lineRule="auto"/>
                               <w:rPr>
                                 <w:rFonts w:ascii="Century Gothic" w:hAnsi="Century Gothic" w:cstheme="minorHAnsi"/>
-                                <w:color w:val="000000"/>
                                 <w:sz w:val="18"/>
                                 <w:szCs w:val="16"/>
                                 <w:lang w:val="en-US"/>
@@ -10202,124 +9733,49 @@
                             <w:r>
                               <w:rPr>
                                 <w:rFonts w:ascii="Century Gothic" w:hAnsi="Century Gothic" w:cstheme="minorHAnsi"/>
-                                <w:color w:val="000000"/>
                                 <w:sz w:val="18"/>
                                 <w:szCs w:val="16"/>
                                 <w:lang w:val="en-US"/>
                               </w:rPr>
-                              <w:t xml:space="preserve">Development of </w:t>
+                              <w:t xml:space="preserve">Application of </w:t>
                             </w:r>
                             <w:r>
                               <w:rPr>
                                 <w:rFonts w:ascii="Century Gothic" w:hAnsi="Century Gothic" w:cstheme="minorHAnsi"/>
                                 <w:b/>
                                 <w:bCs/>
-                                <w:color w:val="000000"/>
                                 <w:sz w:val="18"/>
                                 <w:szCs w:val="16"/>
                                 <w:lang w:val="en-US"/>
                               </w:rPr>
-                              <w:t>e-commerce</w:t>
-                            </w:r>
-                            <w:r>
-                              <w:rPr>
-                                <w:rFonts w:ascii="Century Gothic" w:hAnsi="Century Gothic" w:cstheme="minorHAnsi"/>
-                                <w:color w:val="000000"/>
+                              <w:t>real-time</w:t>
+                            </w:r>
+                            <w:r>
+                              <w:rPr>
+                                <w:rFonts w:ascii="Century Gothic" w:hAnsi="Century Gothic" w:cstheme="minorHAnsi"/>
                                 <w:sz w:val="18"/>
                                 <w:szCs w:val="16"/>
                                 <w:lang w:val="en-US"/>
                               </w:rPr>
-                              <w:t xml:space="preserve">, </w:t>
+                              <w:t xml:space="preserve"> update techniques using </w:t>
                             </w:r>
                             <w:r>
                               <w:rPr>
                                 <w:rFonts w:ascii="Century Gothic" w:hAnsi="Century Gothic" w:cstheme="minorHAnsi"/>
                                 <w:b/>
                                 <w:bCs/>
-                                <w:color w:val="000000"/>
                                 <w:sz w:val="18"/>
                                 <w:szCs w:val="16"/>
                                 <w:lang w:val="en-US"/>
                               </w:rPr>
-                              <w:t>services</w:t>
-                            </w:r>
-                            <w:r>
-                              <w:rPr>
-                                <w:rFonts w:ascii="Century Gothic" w:hAnsi="Century Gothic" w:cstheme="minorHAnsi"/>
-                                <w:color w:val="000000"/>
+                              <w:t>Streams</w:t>
+                            </w:r>
+                            <w:r>
+                              <w:rPr>
+                                <w:rFonts w:ascii="Century Gothic" w:hAnsi="Century Gothic" w:cstheme="minorHAnsi"/>
                                 <w:sz w:val="18"/>
                                 <w:szCs w:val="16"/>
                                 <w:lang w:val="en-US"/>
-                              </w:rPr>
-                              <w:t xml:space="preserve">, </w:t>
-                            </w:r>
-                            <w:r>
-                              <w:rPr>
-                                <w:rFonts w:ascii="Century Gothic" w:hAnsi="Century Gothic" w:cstheme="minorHAnsi"/>
-                                <w:b/>
-                                <w:bCs/>
-                                <w:color w:val="000000"/>
-                                <w:sz w:val="18"/>
-                                <w:szCs w:val="16"/>
-                                <w:lang w:val="en-US"/>
-                              </w:rPr>
-                              <w:t>news</w:t>
-                            </w:r>
-                            <w:r>
-                              <w:rPr>
-                                <w:rFonts w:ascii="Century Gothic" w:hAnsi="Century Gothic" w:cstheme="minorHAnsi"/>
-                                <w:color w:val="000000"/>
-                                <w:sz w:val="18"/>
-                                <w:szCs w:val="16"/>
-                                <w:lang w:val="en-US"/>
-                              </w:rPr>
-                              <w:t xml:space="preserve"> and </w:t>
-                            </w:r>
-                            <w:r>
-                              <w:rPr>
-                                <w:rFonts w:ascii="Century Gothic" w:hAnsi="Century Gothic" w:cstheme="minorHAnsi"/>
-                                <w:b/>
-                                <w:bCs/>
-                                <w:color w:val="000000"/>
-                                <w:sz w:val="18"/>
-                                <w:szCs w:val="16"/>
-                                <w:lang w:val="en-US"/>
-                              </w:rPr>
-                              <w:t>transportation</w:t>
-                            </w:r>
-                          </w:p>
-                          <w:p>
-                            <w:pPr>
-                              <w:pStyle w:val="Prrafodelista"/>
-                              <w:spacing w:line="276" w:lineRule="auto"/>
-                              <w:ind w:left="502"/>
-                              <w:rPr>
-                                <w:rFonts w:ascii="Century Gothic" w:hAnsi="Century Gothic" w:cstheme="minorHAnsi"/>
-                                <w:color w:val="000000"/>
-                                <w:sz w:val="18"/>
-                                <w:szCs w:val="16"/>
-                                <w:lang w:val="es-419"/>
-                              </w:rPr>
-                            </w:pPr>
-                            <w:proofErr w:type="spellStart"/>
-                            <w:r>
-                              <w:rPr>
-                                <w:rFonts w:ascii="Century Gothic" w:hAnsi="Century Gothic" w:cstheme="minorHAnsi"/>
-                                <w:color w:val="000000"/>
-                                <w:sz w:val="18"/>
-                                <w:szCs w:val="16"/>
-                                <w:lang w:val="es-419"/>
-                              </w:rPr>
-                              <w:t>applications</w:t>
-                            </w:r>
-                            <w:proofErr w:type="spellEnd"/>
-                            <w:r>
-                              <w:rPr>
-                                <w:rFonts w:ascii="Century Gothic" w:hAnsi="Century Gothic" w:cstheme="minorHAnsi"/>
-                                <w:color w:val="000000"/>
-                                <w:sz w:val="18"/>
-                                <w:szCs w:val="16"/>
-                                <w:lang w:val="es-419"/>
                               </w:rPr>
                               <w:t>.</w:t>
                             </w:r>
@@ -10343,141 +9799,46 @@
                             <w:r>
                               <w:rPr>
                                 <w:rFonts w:ascii="Century Gothic" w:hAnsi="Century Gothic" w:cstheme="minorHAnsi"/>
-                                <w:color w:val="000000"/>
                                 <w:sz w:val="18"/>
                                 <w:szCs w:val="16"/>
                                 <w:lang w:val="en-US"/>
                               </w:rPr>
-                              <w:t xml:space="preserve">Use of various architectures such as </w:t>
+                              <w:t xml:space="preserve">Development of dating apps with </w:t>
                             </w:r>
                             <w:r>
                               <w:rPr>
                                 <w:rFonts w:ascii="Century Gothic" w:hAnsi="Century Gothic" w:cstheme="minorHAnsi"/>
                                 <w:b/>
                                 <w:bCs/>
-                                <w:color w:val="000000"/>
                                 <w:sz w:val="18"/>
                                 <w:szCs w:val="16"/>
                                 <w:lang w:val="en-US"/>
                               </w:rPr>
-                              <w:t>Clean</w:t>
-                            </w:r>
-                            <w:r>
-                              <w:rPr>
-                                <w:rFonts w:ascii="Century Gothic" w:hAnsi="Century Gothic" w:cstheme="minorHAnsi"/>
-                                <w:color w:val="000000"/>
+                              <w:t>high traffic</w:t>
+                            </w:r>
+                            <w:r>
+                              <w:rPr>
+                                <w:rFonts w:ascii="Century Gothic" w:hAnsi="Century Gothic" w:cstheme="minorHAnsi"/>
                                 <w:sz w:val="18"/>
                                 <w:szCs w:val="16"/>
                                 <w:lang w:val="en-US"/>
                               </w:rPr>
-                              <w:t xml:space="preserve"> and </w:t>
+                              <w:t xml:space="preserve"> and a </w:t>
                             </w:r>
                             <w:r>
                               <w:rPr>
                                 <w:rFonts w:ascii="Century Gothic" w:hAnsi="Century Gothic" w:cstheme="minorHAnsi"/>
                                 <w:b/>
                                 <w:bCs/>
-                                <w:color w:val="000000"/>
                                 <w:sz w:val="18"/>
                                 <w:szCs w:val="16"/>
                                 <w:lang w:val="en-US"/>
                               </w:rPr>
-                              <w:t>MVVM</w:t>
-                            </w:r>
-                            <w:r>
-                              <w:rPr>
-                                <w:rFonts w:ascii="Century Gothic" w:hAnsi="Century Gothic" w:cstheme="minorHAnsi"/>
-                                <w:color w:val="000000"/>
-                                <w:sz w:val="18"/>
-                                <w:szCs w:val="16"/>
-                                <w:lang w:val="en-US"/>
-                              </w:rPr>
-                              <w:t>, and state</w:t>
-                            </w:r>
-                          </w:p>
-                          <w:p>
-                            <w:pPr>
-                              <w:pStyle w:val="Prrafodelista"/>
-                              <w:spacing w:line="276" w:lineRule="auto"/>
-                              <w:ind w:left="502"/>
-                              <w:rPr>
-                                <w:rFonts w:ascii="Century Gothic" w:hAnsi="Century Gothic" w:cstheme="minorHAnsi"/>
-                                <w:color w:val="000000"/>
-                                <w:sz w:val="18"/>
-                                <w:szCs w:val="16"/>
-                                <w:lang w:val="en-US"/>
-                              </w:rPr>
-                            </w:pPr>
-                            <w:r>
-                              <w:rPr>
-                                <w:rFonts w:ascii="Century Gothic" w:hAnsi="Century Gothic" w:cstheme="minorHAnsi"/>
-                                <w:color w:val="000000"/>
-                                <w:sz w:val="18"/>
-                                <w:szCs w:val="16"/>
-                                <w:lang w:val="en-US"/>
-                              </w:rPr>
-                              <w:t xml:space="preserve">managers such as </w:t>
-                            </w:r>
-                            <w:r>
-                              <w:rPr>
-                                <w:rFonts w:ascii="Century Gothic" w:hAnsi="Century Gothic" w:cstheme="minorHAnsi"/>
-                                <w:b/>
-                                <w:bCs/>
-                                <w:color w:val="000000"/>
-                                <w:sz w:val="18"/>
-                                <w:szCs w:val="16"/>
-                                <w:lang w:val="en-US"/>
-                              </w:rPr>
-                              <w:t>Get</w:t>
-                            </w:r>
-                            <w:r>
-                              <w:rPr>
-                                <w:rFonts w:ascii="Century Gothic" w:hAnsi="Century Gothic" w:cstheme="minorHAnsi"/>
-                                <w:color w:val="000000"/>
-                                <w:sz w:val="18"/>
-                                <w:szCs w:val="16"/>
-                                <w:lang w:val="en-US"/>
-                              </w:rPr>
-                              <w:t xml:space="preserve">, </w:t>
-                            </w:r>
-                            <w:r>
-                              <w:rPr>
-                                <w:rFonts w:ascii="Century Gothic" w:hAnsi="Century Gothic" w:cstheme="minorHAnsi"/>
-                                <w:b/>
-                                <w:bCs/>
-                                <w:color w:val="000000"/>
-                                <w:sz w:val="18"/>
-                                <w:szCs w:val="16"/>
-                                <w:lang w:val="en-US"/>
-                              </w:rPr>
-                              <w:t>Bloc/Cubit</w:t>
-                            </w:r>
-                            <w:r>
-                              <w:rPr>
-                                <w:rFonts w:ascii="Century Gothic" w:hAnsi="Century Gothic" w:cstheme="minorHAnsi"/>
-                                <w:color w:val="000000"/>
-                                <w:sz w:val="18"/>
-                                <w:szCs w:val="16"/>
-                                <w:lang w:val="en-US"/>
-                              </w:rPr>
-                              <w:t xml:space="preserve"> and </w:t>
-                            </w:r>
-                            <w:r>
-                              <w:rPr>
-                                <w:rFonts w:ascii="Century Gothic" w:hAnsi="Century Gothic" w:cstheme="minorHAnsi"/>
-                                <w:b/>
-                                <w:bCs/>
-                                <w:color w:val="000000"/>
-                                <w:sz w:val="18"/>
-                                <w:szCs w:val="16"/>
-                                <w:lang w:val="en-US"/>
-                              </w:rPr>
-                              <w:t>Provider</w:t>
-                            </w:r>
-                            <w:r>
-                              <w:rPr>
-                                <w:rFonts w:ascii="Century Gothic" w:hAnsi="Century Gothic" w:cstheme="minorHAnsi"/>
-                                <w:color w:val="000000"/>
+                              <w:t>social focus</w:t>
+                            </w:r>
+                            <w:r>
+                              <w:rPr>
+                                <w:rFonts w:ascii="Century Gothic" w:hAnsi="Century Gothic" w:cstheme="minorHAnsi"/>
                                 <w:sz w:val="18"/>
                                 <w:szCs w:val="16"/>
                                 <w:lang w:val="en-US"/>
@@ -10504,239 +9865,92 @@
                             <w:r>
                               <w:rPr>
                                 <w:rFonts w:ascii="Century Gothic" w:hAnsi="Century Gothic" w:cstheme="minorHAnsi"/>
-                                <w:color w:val="000000"/>
                                 <w:sz w:val="18"/>
                                 <w:szCs w:val="16"/>
                                 <w:lang w:val="en-US"/>
                               </w:rPr>
-                              <w:t>Use of version control systems (</w:t>
+                              <w:t xml:space="preserve">Contribution to multiple community packages such as: </w:t>
                             </w:r>
                             <w:r>
                               <w:rPr>
                                 <w:rFonts w:ascii="Century Gothic" w:hAnsi="Century Gothic" w:cstheme="minorHAnsi"/>
                                 <w:b/>
                                 <w:bCs/>
-                                <w:color w:val="000000"/>
                                 <w:sz w:val="18"/>
                                 <w:szCs w:val="16"/>
                                 <w:lang w:val="en-US"/>
                               </w:rPr>
-                              <w:t>GitHub</w:t>
-                            </w:r>
-                            <w:r>
-                              <w:rPr>
-                                <w:rFonts w:ascii="Century Gothic" w:hAnsi="Century Gothic" w:cstheme="minorHAnsi"/>
-                                <w:color w:val="000000"/>
+                              <w:t>feedback</w:t>
+                            </w:r>
+                            <w:r>
+                              <w:rPr>
+                                <w:rFonts w:ascii="Century Gothic" w:hAnsi="Century Gothic" w:cstheme="minorHAnsi"/>
                                 <w:sz w:val="18"/>
                                 <w:szCs w:val="16"/>
                                 <w:lang w:val="en-US"/>
                               </w:rPr>
-                              <w:t>)</w:t>
-                            </w:r>
-                            <w:r>
-                              <w:rPr>
-                                <w:rFonts w:ascii="Century Gothic" w:hAnsi="Century Gothic" w:cstheme="minorHAnsi"/>
-                                <w:color w:val="000000"/>
+                              <w:t xml:space="preserve">, </w:t>
+                            </w:r>
+                            <w:proofErr w:type="spellStart"/>
+                            <w:r>
+                              <w:rPr>
+                                <w:rFonts w:ascii="Century Gothic" w:hAnsi="Century Gothic" w:cstheme="minorHAnsi"/>
+                                <w:b/>
+                                <w:bCs/>
                                 <w:sz w:val="18"/>
                                 <w:szCs w:val="16"/>
                                 <w:lang w:val="en-US"/>
                               </w:rPr>
-                              <w:t xml:space="preserve"> and </w:t>
-                            </w:r>
-                            <w:proofErr w:type="gramStart"/>
-                            <w:r>
-                              <w:rPr>
-                                <w:rFonts w:ascii="Century Gothic" w:hAnsi="Century Gothic" w:cstheme="minorHAnsi"/>
-                                <w:color w:val="000000"/>
+                              <w:t>flutter_zoom_drawer</w:t>
+                            </w:r>
+                            <w:proofErr w:type="spellEnd"/>
+                            <w:r>
+                              <w:rPr>
+                                <w:rFonts w:ascii="Century Gothic" w:hAnsi="Century Gothic" w:cstheme="minorHAnsi"/>
                                 <w:sz w:val="18"/>
                                 <w:szCs w:val="16"/>
                                 <w:lang w:val="en-US"/>
                               </w:rPr>
-                              <w:t>it’s</w:t>
-                            </w:r>
-                            <w:proofErr w:type="gramEnd"/>
-                            <w:r>
-                              <w:rPr>
-                                <w:rFonts w:ascii="Century Gothic" w:hAnsi="Century Gothic" w:cstheme="minorHAnsi"/>
-                                <w:color w:val="000000"/>
+                              <w:t xml:space="preserve">, </w:t>
+                            </w:r>
+                            <w:proofErr w:type="spellStart"/>
+                            <w:r>
+                              <w:rPr>
+                                <w:rFonts w:ascii="Century Gothic" w:hAnsi="Century Gothic" w:cstheme="minorHAnsi"/>
+                                <w:b/>
+                                <w:bCs/>
                                 <w:sz w:val="18"/>
                                 <w:szCs w:val="16"/>
                                 <w:lang w:val="en-US"/>
                               </w:rPr>
-                              <w:t xml:space="preserve"> </w:t>
-                            </w:r>
+                              <w:t>circular_countdown_timer</w:t>
+                            </w:r>
+                            <w:proofErr w:type="spellEnd"/>
+                            <w:r>
+                              <w:rPr>
+                                <w:rFonts w:ascii="Century Gothic" w:hAnsi="Century Gothic" w:cstheme="minorHAnsi"/>
+                                <w:sz w:val="18"/>
+                                <w:szCs w:val="16"/>
+                                <w:lang w:val="en-US"/>
+                              </w:rPr>
+                              <w:t xml:space="preserve">, and </w:t>
+                            </w:r>
+                            <w:proofErr w:type="spellStart"/>
                             <w:r>
                               <w:rPr>
                                 <w:rFonts w:ascii="Century Gothic" w:hAnsi="Century Gothic" w:cstheme="minorHAnsi"/>
                                 <w:b/>
                                 <w:bCs/>
-                                <w:color w:val="000000"/>
                                 <w:sz w:val="18"/>
                                 <w:szCs w:val="16"/>
                                 <w:lang w:val="en-US"/>
                               </w:rPr>
-                              <w:t>CI/CD</w:t>
-                            </w:r>
-                            <w:r>
-                              <w:rPr>
-                                <w:rFonts w:ascii="Century Gothic" w:hAnsi="Century Gothic" w:cstheme="minorHAnsi"/>
-                                <w:color w:val="000000"/>
-                                <w:sz w:val="18"/>
-                                <w:szCs w:val="16"/>
-                                <w:lang w:val="en-US"/>
-                              </w:rPr>
-                              <w:t xml:space="preserve"> for testing and deploying</w:t>
-                            </w:r>
-                            <w:r>
-                              <w:rPr>
-                                <w:rFonts w:ascii="Century Gothic" w:hAnsi="Century Gothic" w:cstheme="minorHAnsi"/>
-                                <w:color w:val="000000"/>
-                                <w:sz w:val="18"/>
-                                <w:szCs w:val="16"/>
-                                <w:lang w:val="en-US"/>
-                              </w:rPr>
-                              <w:t>.</w:t>
-                            </w:r>
-                          </w:p>
-                          <w:p>
-                            <w:pPr>
-                              <w:pStyle w:val="Prrafodelista"/>
-                              <w:numPr>
-                                <w:ilvl w:val="0"/>
-                                <w:numId w:val="13"/>
-                              </w:numPr>
-                              <w:spacing w:line="276" w:lineRule="auto"/>
-                              <w:rPr>
-                                <w:rFonts w:ascii="Century Gothic" w:hAnsi="Century Gothic" w:cstheme="minorHAnsi"/>
-                                <w:color w:val="000000"/>
-                                <w:sz w:val="18"/>
-                                <w:szCs w:val="16"/>
-                                <w:lang w:val="en-US"/>
-                              </w:rPr>
-                            </w:pPr>
-                            <w:r>
-                              <w:rPr>
-                                <w:rFonts w:ascii="Century Gothic" w:hAnsi="Century Gothic" w:cstheme="minorHAnsi"/>
-                                <w:color w:val="000000"/>
-                                <w:sz w:val="18"/>
-                                <w:szCs w:val="16"/>
-                                <w:lang w:val="en-US"/>
-                              </w:rPr>
-                              <w:t xml:space="preserve">Consumption of </w:t>
-                            </w:r>
-                            <w:r>
-                              <w:rPr>
-                                <w:rFonts w:ascii="Century Gothic" w:hAnsi="Century Gothic" w:cstheme="minorHAnsi"/>
-                                <w:b/>
-                                <w:bCs/>
-                                <w:color w:val="000000"/>
-                                <w:sz w:val="18"/>
-                                <w:szCs w:val="16"/>
-                                <w:lang w:val="en-US"/>
-                              </w:rPr>
-                              <w:t>REST</w:t>
-                            </w:r>
-                            <w:r>
-                              <w:rPr>
-                                <w:rFonts w:ascii="Century Gothic" w:hAnsi="Century Gothic" w:cstheme="minorHAnsi"/>
-                                <w:color w:val="000000"/>
-                                <w:sz w:val="18"/>
-                                <w:szCs w:val="16"/>
-                                <w:lang w:val="en-US"/>
-                              </w:rPr>
-                              <w:t xml:space="preserve"> and </w:t>
-                            </w:r>
-                            <w:proofErr w:type="spellStart"/>
-                            <w:r>
-                              <w:rPr>
-                                <w:rFonts w:ascii="Century Gothic" w:hAnsi="Century Gothic" w:cstheme="minorHAnsi"/>
-                                <w:b/>
-                                <w:bCs/>
-                                <w:color w:val="000000"/>
-                                <w:sz w:val="18"/>
-                                <w:szCs w:val="16"/>
-                                <w:lang w:val="en-US"/>
-                              </w:rPr>
-                              <w:t>GraphQL</w:t>
+                              <w:t>custom_dropdown</w:t>
                             </w:r>
                             <w:proofErr w:type="spellEnd"/>
                             <w:r>
                               <w:rPr>
                                 <w:rFonts w:ascii="Century Gothic" w:hAnsi="Century Gothic" w:cstheme="minorHAnsi"/>
-                                <w:color w:val="000000"/>
-                                <w:sz w:val="18"/>
-                                <w:szCs w:val="16"/>
-                                <w:lang w:val="en-US"/>
-                              </w:rPr>
-                              <w:t xml:space="preserve"> APIs.</w:t>
-                            </w:r>
-                          </w:p>
-                          <w:p>
-                            <w:pPr>
-                              <w:pStyle w:val="Prrafodelista"/>
-                              <w:numPr>
-                                <w:ilvl w:val="0"/>
-                                <w:numId w:val="13"/>
-                              </w:numPr>
-                              <w:spacing w:line="276" w:lineRule="auto"/>
-                              <w:rPr>
-                                <w:rFonts w:ascii="Century Gothic" w:hAnsi="Century Gothic" w:cstheme="minorHAnsi"/>
-                                <w:color w:val="000000"/>
-                                <w:sz w:val="18"/>
-                                <w:szCs w:val="16"/>
-                                <w:lang w:val="en-US"/>
-                              </w:rPr>
-                            </w:pPr>
-                            <w:r>
-                              <w:rPr>
-                                <w:rFonts w:ascii="Century Gothic" w:hAnsi="Century Gothic" w:cstheme="minorHAnsi"/>
-                                <w:color w:val="000000"/>
-                                <w:sz w:val="18"/>
-                                <w:szCs w:val="16"/>
-                                <w:lang w:val="en-US"/>
-                              </w:rPr>
-                              <w:t xml:space="preserve">Integration with payment gateways such as </w:t>
-                            </w:r>
-                            <w:r>
-                              <w:rPr>
-                                <w:rFonts w:ascii="Century Gothic" w:hAnsi="Century Gothic" w:cstheme="minorHAnsi"/>
-                                <w:b/>
-                                <w:bCs/>
-                                <w:color w:val="000000"/>
-                                <w:sz w:val="18"/>
-                                <w:szCs w:val="16"/>
-                                <w:lang w:val="en-US"/>
-                              </w:rPr>
-                              <w:t>Stripe</w:t>
-                            </w:r>
-                            <w:r>
-                              <w:rPr>
-                                <w:rFonts w:ascii="Century Gothic" w:hAnsi="Century Gothic" w:cstheme="minorHAnsi"/>
-                                <w:color w:val="000000"/>
-                                <w:sz w:val="18"/>
-                                <w:szCs w:val="16"/>
-                                <w:lang w:val="en-US"/>
-                              </w:rPr>
-                              <w:t xml:space="preserve"> and </w:t>
-                            </w:r>
-                            <w:proofErr w:type="spellStart"/>
-                            <w:r>
-                              <w:rPr>
-                                <w:rFonts w:ascii="Century Gothic" w:hAnsi="Century Gothic" w:cstheme="minorHAnsi"/>
-                                <w:b/>
-                                <w:bCs/>
-                                <w:color w:val="000000"/>
-                                <w:sz w:val="18"/>
-                                <w:szCs w:val="16"/>
-                                <w:lang w:val="en-US"/>
-                              </w:rPr>
-                              <w:t>Tropipay</w:t>
-                            </w:r>
-                            <w:proofErr w:type="spellEnd"/>
-                            <w:r>
-                              <w:rPr>
-                                <w:rFonts w:ascii="Century Gothic" w:hAnsi="Century Gothic" w:cstheme="minorHAnsi"/>
-                                <w:color w:val="000000"/>
                                 <w:sz w:val="18"/>
                                 <w:szCs w:val="16"/>
                                 <w:lang w:val="en-US"/>
@@ -10766,11 +9980,7 @@
           </mc:Choice>
           <mc:Fallback>
             <w:pict>
-              <v:shapetype w14:anchorId="451B9039" id="_x0000_t202" coordsize="21600,21600" o:spt="202" path="m,l,21600r21600,l21600,xe">
-                <v:stroke joinstyle="miter"/>
-                <v:path gradientshapeok="t" o:connecttype="rect"/>
-              </v:shapetype>
-              <v:shape id="Cuadro de texto 10" o:spid="_x0000_s1042" type="#_x0000_t202" style="position:absolute;margin-left:2.75pt;margin-top:5.95pt;width:322.15pt;height:480.55pt;z-index:251622400;visibility:visible;mso-wrap-style:square;mso-width-percent:0;mso-height-percent:0;mso-wrap-distance-left:9pt;mso-wrap-distance-top:0;mso-wrap-distance-right:9pt;mso-wrap-distance-bottom:0;mso-position-horizontal:absolute;mso-position-horizontal-relative:text;mso-position-vertical:absolute;mso-position-vertical-relative:text;mso-width-percent:0;mso-height-percent:0;mso-width-relative:margin;mso-height-relative:margin;v-text-anchor:top" o:gfxdata="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" filled="f" stroked="f">
+              <v:shape w14:anchorId="451B9039" id="Cuadro de texto 10" o:spid="_x0000_s1042" type="#_x0000_t202" style="position:absolute;margin-left:2.75pt;margin-top:5.95pt;width:322.15pt;height:480.55pt;z-index:251622400;visibility:visible;mso-wrap-style:square;mso-width-percent:0;mso-height-percent:0;mso-wrap-distance-left:9pt;mso-wrap-distance-top:0;mso-wrap-distance-right:9pt;mso-wrap-distance-bottom:0;mso-position-horizontal:absolute;mso-position-horizontal-relative:text;mso-position-vertical:absolute;mso-position-vertical-relative:text;mso-width-percent:0;mso-height-percent:0;mso-width-relative:margin;mso-height-relative:margin;v-text-anchor:top" o:gfxdata="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" filled="f" stroked="f">
                 <v:textbox>
                   <w:txbxContent>
                     <w:p>
@@ -10778,45 +9988,45 @@
                         <w:spacing w:line="276" w:lineRule="auto"/>
                         <w:rPr>
                           <w:rFonts w:ascii="Century Gothic" w:hAnsi="Century Gothic" w:cstheme="minorHAnsi"/>
-                          <w:color w:val="000000"/>
+                          <w:b/>
+                          <w:bCs/>
                           <w:sz w:val="22"/>
-                          <w:szCs w:val="22"/>
-                          <w:lang w:val="en-US"/>
-                        </w:rPr>
-                      </w:pPr>
-                      <w:proofErr w:type="spellStart"/>
+                          <w:szCs w:val="20"/>
+                          <w:lang w:val="en-US"/>
+                        </w:rPr>
+                      </w:pPr>
                       <w:r>
                         <w:rPr>
                           <w:rFonts w:ascii="Century Gothic" w:hAnsi="Century Gothic" w:cstheme="minorHAnsi"/>
                           <w:b/>
-                          <w:color w:val="000000"/>
+                          <w:bCs/>
                           <w:sz w:val="22"/>
-                          <w:szCs w:val="22"/>
-                          <w:lang w:val="en-US"/>
-                        </w:rPr>
-                        <w:t>Zyrcled</w:t>
-                      </w:r>
-                      <w:proofErr w:type="spellEnd"/>
-                      <w:r>
-                        <w:rPr>
-                          <w:rFonts w:ascii="Century Gothic" w:hAnsi="Century Gothic" w:cstheme="minorHAnsi"/>
-                          <w:b/>
-                          <w:color w:val="000000"/>
+                          <w:szCs w:val="20"/>
+                          <w:lang w:val="en-US"/>
+                        </w:rPr>
+                        <w:t>Medium Coders</w:t>
+                      </w:r>
+                    </w:p>
+                    <w:p>
+                      <w:pPr>
+                        <w:spacing w:line="276" w:lineRule="auto"/>
+                        <w:rPr>
+                          <w:rFonts w:ascii="Century Gothic" w:hAnsi="Century Gothic" w:cstheme="minorHAnsi"/>
+                          <w:color w:val="808080" w:themeColor="background1" w:themeShade="80"/>
                           <w:sz w:val="22"/>
-                          <w:szCs w:val="22"/>
-                          <w:lang w:val="en-US"/>
-                        </w:rPr>
-                        <w:t xml:space="preserve"> Social Group</w:t>
-                      </w:r>
-                      <w:r>
-                        <w:rPr>
-                          <w:rFonts w:ascii="Century Gothic" w:hAnsi="Century Gothic" w:cstheme="minorHAnsi"/>
-                          <w:color w:val="000000"/>
+                          <w:szCs w:val="20"/>
+                          <w:lang w:val="en-US"/>
+                        </w:rPr>
+                      </w:pPr>
+                      <w:r>
+                        <w:rPr>
+                          <w:rFonts w:ascii="Century Gothic" w:hAnsi="Century Gothic" w:cstheme="minorHAnsi"/>
+                          <w:color w:val="808080" w:themeColor="background1" w:themeShade="80"/>
                           <w:sz w:val="22"/>
-                          <w:szCs w:val="22"/>
-                          <w:lang w:val="en-US"/>
-                        </w:rPr>
-                        <w:t xml:space="preserve">,  </w:t>
+                          <w:szCs w:val="20"/>
+                          <w:lang w:val="en-US"/>
+                        </w:rPr>
+                        <w:t>Front-End Developer</w:t>
                       </w:r>
                     </w:p>
                     <w:p>
@@ -10824,83 +10034,19 @@
                         <w:spacing w:line="276" w:lineRule="auto"/>
                         <w:rPr>
                           <w:rFonts w:ascii="Century Gothic" w:hAnsi="Century Gothic" w:cstheme="minorHAnsi"/>
-                          <w:color w:val="808080"/>
-                          <w:sz w:val="22"/>
-                          <w:szCs w:val="22"/>
-                          <w:lang w:val="en-US"/>
-                        </w:rPr>
-                      </w:pPr>
-                      <w:r>
-                        <w:rPr>
-                          <w:rFonts w:ascii="Century Gothic" w:hAnsi="Century Gothic" w:cstheme="minorHAnsi"/>
-                          <w:color w:val="808080"/>
-                          <w:sz w:val="22"/>
-                          <w:szCs w:val="22"/>
-                          <w:lang w:val="en-US"/>
-                        </w:rPr>
-                        <w:t>F</w:t>
-                      </w:r>
-                      <w:r>
-                        <w:rPr>
-                          <w:rFonts w:ascii="Century Gothic" w:hAnsi="Century Gothic" w:cstheme="minorHAnsi"/>
-                          <w:color w:val="808080"/>
-                          <w:sz w:val="22"/>
-                          <w:szCs w:val="22"/>
-                          <w:lang w:val="en-US"/>
-                        </w:rPr>
-                        <w:t>ront-end</w:t>
-                      </w:r>
-                      <w:r>
-                        <w:rPr>
-                          <w:rFonts w:ascii="Century Gothic" w:hAnsi="Century Gothic" w:cstheme="minorHAnsi"/>
-                          <w:color w:val="808080"/>
-                          <w:sz w:val="22"/>
-                          <w:szCs w:val="22"/>
-                          <w:lang w:val="en-US"/>
-                        </w:rPr>
-                        <w:t xml:space="preserve"> </w:t>
-                      </w:r>
-                      <w:r>
-                        <w:rPr>
-                          <w:rFonts w:ascii="Century Gothic" w:hAnsi="Century Gothic" w:cstheme="minorHAnsi"/>
-                          <w:color w:val="808080"/>
-                          <w:sz w:val="22"/>
-                          <w:szCs w:val="22"/>
-                          <w:lang w:val="en-US"/>
-                        </w:rPr>
-                        <w:t>developer</w:t>
-                      </w:r>
-                    </w:p>
-                    <w:p>
-                      <w:pPr>
-                        <w:spacing w:line="276" w:lineRule="auto"/>
-                        <w:rPr>
-                          <w:rFonts w:ascii="Century Gothic" w:hAnsi="Century Gothic" w:cstheme="minorHAnsi"/>
-                          <w:color w:val="000000"/>
                           <w:sz w:val="18"/>
-                          <w:szCs w:val="18"/>
-                          <w:lang w:val="en-US"/>
-                        </w:rPr>
-                      </w:pPr>
-                      <w:r>
-                        <w:rPr>
-                          <w:rFonts w:ascii="Century Gothic" w:hAnsi="Century Gothic" w:cstheme="minorHAnsi"/>
-                          <w:color w:val="000000"/>
+                          <w:szCs w:val="16"/>
+                          <w:lang w:val="en-US"/>
+                        </w:rPr>
+                      </w:pPr>
+                      <w:r>
+                        <w:rPr>
+                          <w:rFonts w:ascii="Century Gothic" w:hAnsi="Century Gothic" w:cstheme="minorHAnsi"/>
                           <w:sz w:val="18"/>
-                          <w:szCs w:val="18"/>
+                          <w:szCs w:val="16"/>
                           <w:lang w:val="en-US"/>
                         </w:rPr>
                         <w:t>Achievements / Tasks:</w:t>
-                      </w:r>
-                      <w:r>
-                        <w:rPr>
-                          <w:rFonts w:ascii="Century Gothic" w:hAnsi="Century Gothic" w:cstheme="minorHAnsi"/>
-                          <w:color w:val="000000"/>
-                          <w:sz w:val="18"/>
-                          <w:szCs w:val="18"/>
-                          <w:lang w:val="en-US"/>
-                        </w:rPr>
-                        <w:t xml:space="preserve"> </w:t>
                       </w:r>
                     </w:p>
                     <w:p>
@@ -10922,51 +10068,55 @@
                       <w:r>
                         <w:rPr>
                           <w:rFonts w:ascii="Century Gothic" w:hAnsi="Century Gothic" w:cstheme="minorHAnsi"/>
-                          <w:color w:val="000000"/>
                           <w:sz w:val="18"/>
                           <w:szCs w:val="16"/>
                           <w:lang w:val="en-US"/>
                         </w:rPr>
-                        <w:t xml:space="preserve">Android and iOS app development using </w:t>
+                        <w:t xml:space="preserve">Interpretation and adaptation of </w:t>
                       </w:r>
                       <w:r>
                         <w:rPr>
                           <w:rFonts w:ascii="Century Gothic" w:hAnsi="Century Gothic" w:cstheme="minorHAnsi"/>
                           <w:b/>
                           <w:bCs/>
-                          <w:color w:val="000000"/>
                           <w:sz w:val="18"/>
                           <w:szCs w:val="16"/>
                           <w:lang w:val="en-US"/>
                         </w:rPr>
-                        <w:t>Dart</w:t>
-                      </w:r>
-                      <w:r>
-                        <w:rPr>
-                          <w:rFonts w:ascii="Century Gothic" w:hAnsi="Century Gothic" w:cstheme="minorHAnsi"/>
-                          <w:color w:val="000000"/>
+                        <w:t>UI/UX</w:t>
+                      </w:r>
+                      <w:r>
+                        <w:rPr>
+                          <w:rFonts w:ascii="Century Gothic" w:hAnsi="Century Gothic" w:cstheme="minorHAnsi"/>
                           <w:sz w:val="18"/>
                           <w:szCs w:val="16"/>
                           <w:lang w:val="en-US"/>
                         </w:rPr>
-                        <w:t xml:space="preserve"> and </w:t>
+                        <w:t xml:space="preserve"> designs in </w:t>
                       </w:r>
                       <w:r>
                         <w:rPr>
                           <w:rFonts w:ascii="Century Gothic" w:hAnsi="Century Gothic" w:cstheme="minorHAnsi"/>
                           <w:b/>
                           <w:bCs/>
-                          <w:color w:val="000000"/>
                           <w:sz w:val="18"/>
                           <w:szCs w:val="16"/>
                           <w:lang w:val="en-US"/>
                         </w:rPr>
-                        <w:t>Flutter</w:t>
-                      </w:r>
-                      <w:r>
-                        <w:rPr>
-                          <w:rFonts w:ascii="Century Gothic" w:hAnsi="Century Gothic" w:cstheme="minorHAnsi"/>
-                          <w:color w:val="000000"/>
+                        <w:t>Figma</w:t>
+                      </w:r>
+                      <w:r>
+                        <w:rPr>
+                          <w:rFonts w:ascii="Century Gothic" w:hAnsi="Century Gothic" w:cstheme="minorHAnsi"/>
+                          <w:sz w:val="18"/>
+                          <w:szCs w:val="16"/>
+                          <w:lang w:val="en-US"/>
+                        </w:rPr>
+                        <w:t xml:space="preserve"> for implementation in mobile applications</w:t>
+                      </w:r>
+                      <w:r>
+                        <w:rPr>
+                          <w:rFonts w:ascii="Century Gothic" w:hAnsi="Century Gothic" w:cstheme="minorHAnsi"/>
                           <w:sz w:val="18"/>
                           <w:szCs w:val="16"/>
                           <w:lang w:val="en-US"/>
@@ -10983,169 +10133,99 @@
                         </w:numPr>
                         <w:spacing w:line="276" w:lineRule="auto"/>
                         <w:rPr>
-                          <w:rFonts w:ascii="Century Gothic" w:hAnsi="Century Gothic" w:cs="Arial"/>
-                          <w:color w:val="000000"/>
+                          <w:rFonts w:ascii="Century Gothic" w:hAnsi="Century Gothic" w:cstheme="minorHAnsi"/>
                           <w:sz w:val="18"/>
-                          <w:szCs w:val="18"/>
-                          <w:lang w:val="en-US"/>
-                        </w:rPr>
-                      </w:pPr>
-                      <w:r>
-                        <w:rPr>
-                          <w:rFonts w:ascii="Century Gothic" w:hAnsi="Century Gothic" w:cs="Arial"/>
-                          <w:color w:val="000000"/>
-                          <w:sz w:val="18"/>
-                          <w:szCs w:val="18"/>
-                          <w:lang w:val="en-US"/>
-                        </w:rPr>
-                        <w:t xml:space="preserve">Integration with Google/Firebase services: </w:t>
-                      </w:r>
-                      <w:proofErr w:type="spellStart"/>
-                      <w:r>
-                        <w:rPr>
-                          <w:rFonts w:ascii="Century Gothic" w:hAnsi="Century Gothic" w:cs="Arial"/>
+                          <w:szCs w:val="16"/>
+                          <w:lang w:val="en-US"/>
+                        </w:rPr>
+                      </w:pPr>
+                      <w:r>
+                        <w:rPr>
+                          <w:rFonts w:ascii="Century Gothic" w:hAnsi="Century Gothic" w:cstheme="minorHAnsi"/>
                           <w:b/>
                           <w:bCs/>
-                          <w:color w:val="000000"/>
                           <w:sz w:val="18"/>
-                          <w:szCs w:val="18"/>
-                          <w:lang w:val="en-US"/>
-                        </w:rPr>
-                        <w:t>Firestore</w:t>
-                      </w:r>
-                      <w:proofErr w:type="spellEnd"/>
-                      <w:r>
-                        <w:rPr>
-                          <w:rFonts w:ascii="Century Gothic" w:hAnsi="Century Gothic" w:cs="Arial"/>
-                          <w:color w:val="000000"/>
-                          <w:sz w:val="18"/>
-                          <w:szCs w:val="18"/>
-                          <w:lang w:val="en-US"/>
-                        </w:rPr>
-                        <w:t xml:space="preserve">, </w:t>
-                      </w:r>
-                      <w:r>
-                        <w:rPr>
-                          <w:rFonts w:ascii="Century Gothic" w:hAnsi="Century Gothic" w:cs="Arial"/>
+                          <w:szCs w:val="16"/>
+                          <w:lang w:val="en-US"/>
+                        </w:rPr>
+                        <w:t>Requirement’s</w:t>
+                      </w:r>
+                      <w:r>
+                        <w:rPr>
+                          <w:rFonts w:ascii="Century Gothic" w:hAnsi="Century Gothic" w:cstheme="minorHAnsi"/>
                           <w:b/>
                           <w:bCs/>
-                          <w:color w:val="000000"/>
                           <w:sz w:val="18"/>
-                          <w:szCs w:val="18"/>
-                          <w:lang w:val="en-US"/>
-                        </w:rPr>
-                        <w:t>FCM</w:t>
-                      </w:r>
-                      <w:r>
-                        <w:rPr>
-                          <w:rFonts w:ascii="Century Gothic" w:hAnsi="Century Gothic" w:cs="Arial"/>
-                          <w:color w:val="000000"/>
+                          <w:szCs w:val="16"/>
+                          <w:lang w:val="en-US"/>
+                        </w:rPr>
+                        <w:t xml:space="preserve"> analysis</w:t>
+                      </w:r>
+                      <w:r>
+                        <w:rPr>
+                          <w:rFonts w:ascii="Century Gothic" w:hAnsi="Century Gothic" w:cstheme="minorHAnsi"/>
                           <w:sz w:val="18"/>
-                          <w:szCs w:val="18"/>
-                          <w:lang w:val="en-US"/>
-                        </w:rPr>
-                        <w:t>,</w:t>
-                      </w:r>
-                    </w:p>
-                    <w:p>
-                      <w:pPr>
-                        <w:pStyle w:val="Prrafodelista"/>
-                        <w:spacing w:line="276" w:lineRule="auto"/>
-                        <w:ind w:left="502"/>
-                        <w:rPr>
-                          <w:rFonts w:ascii="Century Gothic" w:hAnsi="Century Gothic" w:cs="Arial"/>
-                          <w:color w:val="000000"/>
-                          <w:sz w:val="18"/>
-                          <w:szCs w:val="18"/>
-                          <w:lang w:val="en-US"/>
-                        </w:rPr>
-                      </w:pPr>
-                      <w:r>
-                        <w:rPr>
-                          <w:rFonts w:ascii="Century Gothic" w:hAnsi="Century Gothic" w:cs="Arial"/>
+                          <w:szCs w:val="16"/>
+                          <w:lang w:val="en-US"/>
+                        </w:rPr>
+                        <w:t xml:space="preserve"> and translation of </w:t>
+                      </w:r>
+                      <w:r>
+                        <w:rPr>
+                          <w:rFonts w:ascii="Century Gothic" w:hAnsi="Century Gothic" w:cstheme="minorHAnsi"/>
                           <w:b/>
                           <w:bCs/>
-                          <w:color w:val="000000"/>
                           <w:sz w:val="18"/>
-                          <w:szCs w:val="18"/>
-                          <w:lang w:val="en-US"/>
-                        </w:rPr>
-                        <w:t>Authentication</w:t>
-                      </w:r>
-                      <w:r>
-                        <w:rPr>
-                          <w:rFonts w:ascii="Century Gothic" w:hAnsi="Century Gothic" w:cs="Arial"/>
-                          <w:color w:val="000000"/>
+                          <w:szCs w:val="16"/>
+                          <w:lang w:val="en-US"/>
+                        </w:rPr>
+                        <w:t>client needs</w:t>
+                      </w:r>
+                      <w:r>
+                        <w:rPr>
+                          <w:rFonts w:ascii="Century Gothic" w:hAnsi="Century Gothic" w:cstheme="minorHAnsi"/>
                           <w:sz w:val="18"/>
-                          <w:szCs w:val="18"/>
-                          <w:lang w:val="en-US"/>
-                        </w:rPr>
-                        <w:t xml:space="preserve">, </w:t>
-                      </w:r>
-                      <w:r>
-                        <w:rPr>
-                          <w:rFonts w:ascii="Century Gothic" w:hAnsi="Century Gothic" w:cs="Arial"/>
+                          <w:szCs w:val="16"/>
+                          <w:lang w:val="en-US"/>
+                        </w:rPr>
+                        <w:t xml:space="preserve"> into functional designs for </w:t>
+                      </w:r>
+                      <w:r>
+                        <w:rPr>
+                          <w:rFonts w:ascii="Century Gothic" w:hAnsi="Century Gothic" w:cstheme="minorHAnsi"/>
                           <w:b/>
                           <w:bCs/>
-                          <w:color w:val="000000"/>
                           <w:sz w:val="18"/>
-                          <w:szCs w:val="18"/>
-                          <w:lang w:val="en-US"/>
-                        </w:rPr>
-                        <w:t>Storage</w:t>
-                      </w:r>
-                      <w:r>
-                        <w:rPr>
-                          <w:rFonts w:ascii="Century Gothic" w:hAnsi="Century Gothic" w:cs="Arial"/>
-                          <w:color w:val="000000"/>
+                          <w:szCs w:val="16"/>
+                          <w:lang w:val="en-US"/>
+                        </w:rPr>
+                        <w:t>iOS</w:t>
+                      </w:r>
+                      <w:r>
+                        <w:rPr>
+                          <w:rFonts w:ascii="Century Gothic" w:hAnsi="Century Gothic" w:cstheme="minorHAnsi"/>
                           <w:sz w:val="18"/>
-                          <w:szCs w:val="18"/>
-                          <w:lang w:val="en-US"/>
-                        </w:rPr>
-                        <w:t xml:space="preserve">, </w:t>
-                      </w:r>
-                      <w:r>
-                        <w:rPr>
-                          <w:rFonts w:ascii="Century Gothic" w:hAnsi="Century Gothic" w:cs="Arial"/>
+                          <w:szCs w:val="16"/>
+                          <w:lang w:val="en-US"/>
+                        </w:rPr>
+                        <w:t xml:space="preserve"> and </w:t>
+                      </w:r>
+                      <w:r>
+                        <w:rPr>
+                          <w:rFonts w:ascii="Century Gothic" w:hAnsi="Century Gothic" w:cstheme="minorHAnsi"/>
                           <w:b/>
                           <w:bCs/>
-                          <w:color w:val="000000"/>
                           <w:sz w:val="18"/>
-                          <w:szCs w:val="18"/>
-                          <w:lang w:val="en-US"/>
-                        </w:rPr>
-                        <w:t>Maps</w:t>
-                      </w:r>
-                      <w:r>
-                        <w:rPr>
-                          <w:rFonts w:ascii="Century Gothic" w:hAnsi="Century Gothic" w:cs="Arial"/>
-                          <w:color w:val="000000"/>
+                          <w:szCs w:val="16"/>
+                          <w:lang w:val="en-US"/>
+                        </w:rPr>
+                        <w:t>Android</w:t>
+                      </w:r>
+                      <w:r>
+                        <w:rPr>
+                          <w:rFonts w:ascii="Century Gothic" w:hAnsi="Century Gothic" w:cstheme="minorHAnsi"/>
                           <w:sz w:val="18"/>
-                          <w:szCs w:val="18"/>
-                          <w:lang w:val="en-US"/>
-                        </w:rPr>
-                        <w:t xml:space="preserve"> and </w:t>
-                      </w:r>
-                      <w:proofErr w:type="spellStart"/>
-                      <w:r>
-                        <w:rPr>
-                          <w:rFonts w:ascii="Century Gothic" w:hAnsi="Century Gothic" w:cs="Arial"/>
-                          <w:b/>
-                          <w:bCs/>
-                          <w:color w:val="000000"/>
-                          <w:sz w:val="18"/>
-                          <w:szCs w:val="18"/>
-                          <w:lang w:val="en-US"/>
-                        </w:rPr>
-                        <w:t>Crashlytics</w:t>
-                      </w:r>
-                      <w:proofErr w:type="spellEnd"/>
-                      <w:r>
-                        <w:rPr>
-                          <w:rFonts w:ascii="Century Gothic" w:hAnsi="Century Gothic" w:cs="Arial"/>
-                          <w:color w:val="000000"/>
-                          <w:sz w:val="18"/>
-                          <w:szCs w:val="18"/>
+                          <w:szCs w:val="16"/>
                           <w:lang w:val="en-US"/>
                         </w:rPr>
                         <w:t>.</w:t>
@@ -11160,121 +10240,97 @@
                         </w:numPr>
                         <w:spacing w:line="276" w:lineRule="auto"/>
                         <w:rPr>
-                          <w:rFonts w:ascii="Century Gothic" w:hAnsi="Century Gothic" w:cs="Arial"/>
-                          <w:color w:val="000000"/>
+                          <w:rFonts w:ascii="Century Gothic" w:hAnsi="Century Gothic" w:cstheme="minorHAnsi"/>
                           <w:sz w:val="18"/>
-                          <w:szCs w:val="18"/>
-                          <w:lang w:val="en-US"/>
-                        </w:rPr>
-                      </w:pPr>
-                      <w:r>
-                        <w:rPr>
-                          <w:rFonts w:ascii="Century Gothic" w:hAnsi="Century Gothic" w:cs="Arial"/>
-                          <w:color w:val="000000"/>
+                          <w:szCs w:val="16"/>
+                          <w:lang w:val="en-US"/>
+                        </w:rPr>
+                      </w:pPr>
+                      <w:r>
+                        <w:rPr>
+                          <w:rFonts w:ascii="Century Gothic" w:hAnsi="Century Gothic" w:cstheme="minorHAnsi"/>
                           <w:sz w:val="18"/>
-                          <w:szCs w:val="18"/>
-                          <w:lang w:val="en-US"/>
-                        </w:rPr>
-                        <w:t xml:space="preserve">Integration with </w:t>
-                      </w:r>
-                      <w:proofErr w:type="spellStart"/>
-                      <w:r>
-                        <w:rPr>
-                          <w:rFonts w:ascii="Century Gothic" w:hAnsi="Century Gothic" w:cs="Arial"/>
+                          <w:szCs w:val="16"/>
+                          <w:lang w:val="en-US"/>
+                        </w:rPr>
+                        <w:t xml:space="preserve">Development of </w:t>
+                      </w:r>
+                      <w:r>
+                        <w:rPr>
+                          <w:rFonts w:ascii="Century Gothic" w:hAnsi="Century Gothic" w:cstheme="minorHAnsi"/>
                           <w:b/>
                           <w:bCs/>
-                          <w:color w:val="000000"/>
-                          <w:sz w:val="18"/>
-                          <w:szCs w:val="18"/>
-                          <w:lang w:val="en-US"/>
-                        </w:rPr>
-                        <w:t>Supabase</w:t>
-                      </w:r>
-                      <w:proofErr w:type="spellEnd"/>
-                      <w:r>
-                        <w:rPr>
-                          <w:rFonts w:ascii="Century Gothic" w:hAnsi="Century Gothic" w:cs="Arial"/>
-                          <w:color w:val="000000"/>
-                          <w:sz w:val="18"/>
-                          <w:szCs w:val="18"/>
-                          <w:lang w:val="en-US"/>
-                        </w:rPr>
-                        <w:t xml:space="preserve"> services, with a focus on user</w:t>
-                      </w:r>
-                    </w:p>
-                    <w:p>
-                      <w:pPr>
-                        <w:pStyle w:val="Prrafodelista"/>
-                        <w:spacing w:line="276" w:lineRule="auto"/>
-                        <w:ind w:left="502"/>
-                        <w:rPr>
-                          <w:rFonts w:ascii="Century Gothic" w:hAnsi="Century Gothic" w:cstheme="minorHAnsi"/>
-                          <w:color w:val="000000"/>
                           <w:sz w:val="18"/>
                           <w:szCs w:val="16"/>
                           <w:lang w:val="en-US"/>
                         </w:rPr>
-                      </w:pPr>
-                      <w:r>
-                        <w:rPr>
-                          <w:rFonts w:ascii="Century Gothic" w:hAnsi="Century Gothic" w:cs="Arial"/>
-                          <w:color w:val="000000"/>
+                        <w:t>e-commerce</w:t>
+                      </w:r>
+                      <w:r>
+                        <w:rPr>
+                          <w:rFonts w:ascii="Century Gothic" w:hAnsi="Century Gothic" w:cstheme="minorHAnsi"/>
                           <w:sz w:val="18"/>
-                          <w:szCs w:val="18"/>
-                          <w:lang w:val="en-US"/>
-                        </w:rPr>
-                        <w:t xml:space="preserve">management and </w:t>
-                      </w:r>
-                      <w:r>
-                        <w:rPr>
-                          <w:rFonts w:ascii="Century Gothic" w:hAnsi="Century Gothic" w:cs="Arial"/>
+                          <w:szCs w:val="16"/>
+                          <w:lang w:val="en-US"/>
+                        </w:rPr>
+                        <w:t xml:space="preserve">, </w:t>
+                      </w:r>
+                      <w:r>
+                        <w:rPr>
+                          <w:rFonts w:ascii="Century Gothic" w:hAnsi="Century Gothic" w:cstheme="minorHAnsi"/>
                           <w:b/>
                           <w:bCs/>
-                          <w:color w:val="000000"/>
                           <w:sz w:val="18"/>
-                          <w:szCs w:val="18"/>
-                          <w:lang w:val="en-US"/>
-                        </w:rPr>
-                        <w:t>PostgreSQL</w:t>
-                      </w:r>
-                      <w:r>
-                        <w:rPr>
-                          <w:rFonts w:ascii="Century Gothic" w:hAnsi="Century Gothic" w:cs="Arial"/>
-                          <w:color w:val="000000"/>
+                          <w:szCs w:val="16"/>
+                          <w:lang w:val="en-US"/>
+                        </w:rPr>
+                        <w:t>services</w:t>
+                      </w:r>
+                      <w:r>
+                        <w:rPr>
+                          <w:rFonts w:ascii="Century Gothic" w:hAnsi="Century Gothic" w:cstheme="minorHAnsi"/>
                           <w:sz w:val="18"/>
-                          <w:szCs w:val="18"/>
-                          <w:lang w:val="en-US"/>
-                        </w:rPr>
-                        <w:t xml:space="preserve"> with its </w:t>
-                      </w:r>
-                      <w:proofErr w:type="spellStart"/>
-                      <w:r>
-                        <w:rPr>
-                          <w:rFonts w:ascii="Century Gothic" w:hAnsi="Century Gothic" w:cs="Arial"/>
-                          <w:color w:val="000000"/>
+                          <w:szCs w:val="16"/>
+                          <w:lang w:val="en-US"/>
+                        </w:rPr>
+                        <w:t xml:space="preserve">, and </w:t>
+                      </w:r>
+                      <w:r>
+                        <w:rPr>
+                          <w:rFonts w:ascii="Century Gothic" w:hAnsi="Century Gothic" w:cstheme="minorHAnsi"/>
+                          <w:b/>
+                          <w:bCs/>
                           <w:sz w:val="18"/>
-                          <w:szCs w:val="18"/>
-                          <w:lang w:val="en-US"/>
-                        </w:rPr>
-                        <w:t>realtime</w:t>
-                      </w:r>
-                      <w:proofErr w:type="spellEnd"/>
-                      <w:r>
-                        <w:rPr>
-                          <w:rFonts w:ascii="Century Gothic" w:hAnsi="Century Gothic" w:cs="Arial"/>
-                          <w:color w:val="000000"/>
+                          <w:szCs w:val="16"/>
+                          <w:lang w:val="en-US"/>
+                        </w:rPr>
+                        <w:t>digital banking</w:t>
+                      </w:r>
+                      <w:r>
+                        <w:rPr>
+                          <w:rFonts w:ascii="Century Gothic" w:hAnsi="Century Gothic" w:cstheme="minorHAnsi"/>
                           <w:sz w:val="18"/>
-                          <w:szCs w:val="18"/>
-                          <w:lang w:val="en-US"/>
-                        </w:rPr>
-                        <w:t xml:space="preserve"> work</w:t>
-                      </w:r>
-                      <w:r>
-                        <w:rPr>
-                          <w:rFonts w:ascii="Century Gothic" w:hAnsi="Century Gothic" w:cs="Arial"/>
-                          <w:color w:val="000000"/>
+                          <w:szCs w:val="16"/>
+                          <w:lang w:val="en-US"/>
+                        </w:rPr>
+                        <w:t xml:space="preserve"> applications, with a focus on </w:t>
+                      </w:r>
+                      <w:r>
+                        <w:rPr>
+                          <w:rFonts w:ascii="Century Gothic" w:hAnsi="Century Gothic" w:cstheme="minorHAnsi"/>
+                          <w:b/>
+                          <w:bCs/>
                           <w:sz w:val="18"/>
-                          <w:szCs w:val="18"/>
+                          <w:szCs w:val="16"/>
+                          <w:lang w:val="en-US"/>
+                        </w:rPr>
+                        <w:t>user experience</w:t>
+                      </w:r>
+                      <w:r>
+                        <w:rPr>
+                          <w:rFonts w:ascii="Century Gothic" w:hAnsi="Century Gothic" w:cstheme="minorHAnsi"/>
+                          <w:sz w:val="18"/>
+                          <w:szCs w:val="16"/>
                           <w:lang w:val="en-US"/>
                         </w:rPr>
                         <w:t>.</w:t>
@@ -11290,7 +10346,6 @@
                         <w:spacing w:line="276" w:lineRule="auto"/>
                         <w:rPr>
                           <w:rFonts w:ascii="Century Gothic" w:hAnsi="Century Gothic" w:cstheme="minorHAnsi"/>
-                          <w:color w:val="000000"/>
                           <w:sz w:val="18"/>
                           <w:szCs w:val="16"/>
                           <w:lang w:val="en-US"/>
@@ -11299,80 +10354,113 @@
                       <w:r>
                         <w:rPr>
                           <w:rFonts w:ascii="Century Gothic" w:hAnsi="Century Gothic" w:cstheme="minorHAnsi"/>
-                          <w:color w:val="000000"/>
                           <w:sz w:val="18"/>
                           <w:szCs w:val="16"/>
                           <w:lang w:val="en-US"/>
                         </w:rPr>
-                        <w:t xml:space="preserve">Use of modular architectures using </w:t>
+                        <w:t xml:space="preserve">Implementation of </w:t>
                       </w:r>
                       <w:r>
                         <w:rPr>
                           <w:rFonts w:ascii="Century Gothic" w:hAnsi="Century Gothic" w:cstheme="minorHAnsi"/>
                           <w:b/>
                           <w:bCs/>
-                          <w:color w:val="000000"/>
                           <w:sz w:val="18"/>
                           <w:szCs w:val="16"/>
                           <w:lang w:val="en-US"/>
                         </w:rPr>
-                        <w:t>Melo</w:t>
-                      </w:r>
-                      <w:r>
-                        <w:rPr>
-                          <w:rFonts w:ascii="Century Gothic" w:hAnsi="Century Gothic" w:cstheme="minorHAnsi"/>
-                          <w:color w:val="000000"/>
+                        <w:t>Clean</w:t>
+                      </w:r>
+                      <w:r>
+                        <w:rPr>
+                          <w:rFonts w:ascii="Century Gothic" w:hAnsi="Century Gothic" w:cstheme="minorHAnsi"/>
                           <w:sz w:val="18"/>
                           <w:szCs w:val="16"/>
                           <w:lang w:val="en-US"/>
                         </w:rPr>
-                        <w:t xml:space="preserve"> for better organization</w:t>
-                      </w:r>
-                    </w:p>
-                    <w:p>
-                      <w:pPr>
-                        <w:pStyle w:val="Prrafodelista"/>
-                        <w:spacing w:line="276" w:lineRule="auto"/>
-                        <w:ind w:left="502"/>
-                        <w:rPr>
-                          <w:rFonts w:ascii="Century Gothic" w:hAnsi="Century Gothic" w:cstheme="minorHAnsi"/>
-                          <w:color w:val="000000"/>
+                        <w:t xml:space="preserve"> and </w:t>
+                      </w:r>
+                      <w:r>
+                        <w:rPr>
+                          <w:rFonts w:ascii="Century Gothic" w:hAnsi="Century Gothic" w:cstheme="minorHAnsi"/>
+                          <w:b/>
+                          <w:bCs/>
                           <w:sz w:val="18"/>
                           <w:szCs w:val="16"/>
-                          <w:lang w:val="es-419"/>
-                        </w:rPr>
-                      </w:pPr>
-                      <w:r>
-                        <w:rPr>
-                          <w:rFonts w:ascii="Century Gothic" w:hAnsi="Century Gothic" w:cstheme="minorHAnsi"/>
-                          <w:color w:val="000000"/>
+                          <w:lang w:val="en-US"/>
+                        </w:rPr>
+                        <w:t>MVVM</w:t>
+                      </w:r>
+                      <w:r>
+                        <w:rPr>
+                          <w:rFonts w:ascii="Century Gothic" w:hAnsi="Century Gothic" w:cstheme="minorHAnsi"/>
                           <w:sz w:val="18"/>
                           <w:szCs w:val="16"/>
-                          <w:lang w:val="es-419"/>
-                        </w:rPr>
-                        <w:t xml:space="preserve">and </w:t>
+                          <w:lang w:val="en-US"/>
+                        </w:rPr>
+                        <w:t xml:space="preserve"> architectures, using </w:t>
                       </w:r>
                       <w:proofErr w:type="spellStart"/>
                       <w:r>
                         <w:rPr>
                           <w:rFonts w:ascii="Century Gothic" w:hAnsi="Century Gothic" w:cstheme="minorHAnsi"/>
-                          <w:color w:val="000000"/>
+                          <w:b/>
+                          <w:bCs/>
                           <w:sz w:val="18"/>
                           <w:szCs w:val="16"/>
-                          <w:lang w:val="es-419"/>
-                        </w:rPr>
-                        <w:t>scalability</w:t>
+                          <w:lang w:val="en-US"/>
+                        </w:rPr>
+                        <w:t>GetX</w:t>
                       </w:r>
                       <w:proofErr w:type="spellEnd"/>
                       <w:r>
                         <w:rPr>
                           <w:rFonts w:ascii="Century Gothic" w:hAnsi="Century Gothic" w:cstheme="minorHAnsi"/>
-                          <w:color w:val="000000"/>
                           <w:sz w:val="18"/>
                           <w:szCs w:val="16"/>
-                          <w:lang w:val="es-419"/>
-                        </w:rPr>
-                        <w:t>.</w:t>
+                          <w:lang w:val="en-US"/>
+                        </w:rPr>
+                        <w:t xml:space="preserve">, </w:t>
+                      </w:r>
+                      <w:r>
+                        <w:rPr>
+                          <w:rFonts w:ascii="Century Gothic" w:hAnsi="Century Gothic" w:cstheme="minorHAnsi"/>
+                          <w:b/>
+                          <w:bCs/>
+                          <w:sz w:val="18"/>
+                          <w:szCs w:val="16"/>
+                          <w:lang w:val="en-US"/>
+                        </w:rPr>
+                        <w:t>Bloc/Cubit</w:t>
+                      </w:r>
+                      <w:r>
+                        <w:rPr>
+                          <w:rFonts w:ascii="Century Gothic" w:hAnsi="Century Gothic" w:cstheme="minorHAnsi"/>
+                          <w:sz w:val="18"/>
+                          <w:szCs w:val="16"/>
+                          <w:lang w:val="en-US"/>
+                        </w:rPr>
+                        <w:t xml:space="preserve">, and </w:t>
+                      </w:r>
+                      <w:r>
+                        <w:rPr>
+                          <w:rFonts w:ascii="Century Gothic" w:hAnsi="Century Gothic" w:cstheme="minorHAnsi"/>
+                          <w:b/>
+                          <w:bCs/>
+                          <w:sz w:val="18"/>
+                          <w:szCs w:val="16"/>
+                          <w:lang w:val="en-US"/>
+                        </w:rPr>
+                        <w:t>Provider</w:t>
+                      </w:r>
+                      <w:r>
+                        <w:rPr>
+                          <w:rFonts w:ascii="Century Gothic" w:hAnsi="Century Gothic" w:cstheme="minorHAnsi"/>
+                          <w:sz w:val="18"/>
+                          <w:szCs w:val="16"/>
+                          <w:lang w:val="en-US"/>
+                        </w:rPr>
+                        <w:t xml:space="preserve"> for state management.</w:t>
                       </w:r>
                     </w:p>
                     <w:p>
@@ -11385,93 +10473,79 @@
                         <w:spacing w:line="276" w:lineRule="auto"/>
                         <w:rPr>
                           <w:rFonts w:ascii="Century Gothic" w:hAnsi="Century Gothic" w:cstheme="minorHAnsi"/>
+                          <w:sz w:val="18"/>
+                          <w:szCs w:val="16"/>
+                          <w:lang w:val="en-US"/>
+                        </w:rPr>
+                      </w:pPr>
+                      <w:r>
+                        <w:rPr>
+                          <w:rFonts w:ascii="Century Gothic" w:hAnsi="Century Gothic" w:cstheme="minorHAnsi"/>
+                          <w:sz w:val="18"/>
+                          <w:szCs w:val="16"/>
+                          <w:lang w:val="en-US"/>
+                        </w:rPr>
+                        <w:t xml:space="preserve">Use of </w:t>
+                      </w:r>
+                      <w:r>
+                        <w:rPr>
+                          <w:rFonts w:ascii="Century Gothic" w:hAnsi="Century Gothic" w:cstheme="minorHAnsi"/>
                           <w:b/>
                           <w:bCs/>
-                          <w:color w:val="000000"/>
                           <w:sz w:val="18"/>
                           <w:szCs w:val="16"/>
                           <w:lang w:val="en-US"/>
                         </w:rPr>
-                      </w:pPr>
-                      <w:r>
-                        <w:rPr>
-                          <w:rFonts w:ascii="Century Gothic" w:hAnsi="Century Gothic" w:cstheme="minorHAnsi"/>
-                          <w:color w:val="000000"/>
+                        <w:t>GitHub</w:t>
+                      </w:r>
+                      <w:r>
+                        <w:rPr>
+                          <w:rFonts w:ascii="Century Gothic" w:hAnsi="Century Gothic" w:cstheme="minorHAnsi"/>
                           <w:sz w:val="18"/>
                           <w:szCs w:val="16"/>
                           <w:lang w:val="en-US"/>
                         </w:rPr>
-                        <w:t xml:space="preserve">Consumption of </w:t>
+                        <w:t xml:space="preserve"> and </w:t>
                       </w:r>
                       <w:r>
                         <w:rPr>
                           <w:rFonts w:ascii="Century Gothic" w:hAnsi="Century Gothic" w:cstheme="minorHAnsi"/>
                           <w:b/>
                           <w:bCs/>
-                          <w:color w:val="000000"/>
                           <w:sz w:val="18"/>
                           <w:szCs w:val="16"/>
                           <w:lang w:val="en-US"/>
                         </w:rPr>
-                        <w:t>third-party APIs</w:t>
-                      </w:r>
-                      <w:r>
-                        <w:rPr>
-                          <w:rFonts w:ascii="Century Gothic" w:hAnsi="Century Gothic" w:cstheme="minorHAnsi"/>
-                          <w:color w:val="000000"/>
+                        <w:t>Bitbucket</w:t>
+                      </w:r>
+                      <w:r>
+                        <w:rPr>
+                          <w:rFonts w:ascii="Century Gothic" w:hAnsi="Century Gothic" w:cstheme="minorHAnsi"/>
                           <w:sz w:val="18"/>
                           <w:szCs w:val="16"/>
                           <w:lang w:val="en-US"/>
                         </w:rPr>
-                        <w:t xml:space="preserve"> and integration with </w:t>
+                        <w:t xml:space="preserve">, including </w:t>
                       </w:r>
                       <w:r>
                         <w:rPr>
                           <w:rFonts w:ascii="Century Gothic" w:hAnsi="Century Gothic" w:cstheme="minorHAnsi"/>
                           <w:b/>
                           <w:bCs/>
-                          <w:color w:val="000000"/>
                           <w:sz w:val="18"/>
                           <w:szCs w:val="16"/>
                           <w:lang w:val="en-US"/>
                         </w:rPr>
-                        <w:t>Cloud</w:t>
-                      </w:r>
-                    </w:p>
-                    <w:p>
-                      <w:pPr>
-                        <w:pStyle w:val="Prrafodelista"/>
-                        <w:spacing w:line="276" w:lineRule="auto"/>
-                        <w:ind w:left="502"/>
-                        <w:rPr>
-                          <w:rFonts w:ascii="Century Gothic" w:hAnsi="Century Gothic" w:cstheme="minorHAnsi"/>
-                          <w:color w:val="000000"/>
+                        <w:t>CI/CD</w:t>
+                      </w:r>
+                      <w:r>
+                        <w:rPr>
+                          <w:rFonts w:ascii="Century Gothic" w:hAnsi="Century Gothic" w:cstheme="minorHAnsi"/>
                           <w:sz w:val="18"/>
                           <w:szCs w:val="16"/>
                           <w:lang w:val="en-US"/>
                         </w:rPr>
-                      </w:pPr>
-                      <w:r>
-                        <w:rPr>
-                          <w:rFonts w:ascii="Century Gothic" w:hAnsi="Century Gothic" w:cstheme="minorHAnsi"/>
-                          <w:b/>
-                          <w:bCs/>
-                          <w:color w:val="000000"/>
-                          <w:sz w:val="18"/>
-                          <w:szCs w:val="16"/>
-                          <w:lang w:val="en-US"/>
-                        </w:rPr>
-                        <w:t>Functions</w:t>
-                      </w:r>
-                      <w:r>
-                        <w:rPr>
-                          <w:rFonts w:ascii="Century Gothic" w:hAnsi="Century Gothic" w:cstheme="minorHAnsi"/>
-                          <w:color w:val="000000"/>
-                          <w:sz w:val="18"/>
-                          <w:szCs w:val="16"/>
-                          <w:lang w:val="en-US"/>
-                        </w:rPr>
-                        <w:t>, as well as the internal backend.</w:t>
+                        <w:t xml:space="preserve"> for testing and deployment automation.</w:t>
                       </w:r>
                     </w:p>
                     <w:p>
@@ -11484,7 +10558,6 @@
                         <w:spacing w:line="276" w:lineRule="auto"/>
                         <w:rPr>
                           <w:rFonts w:ascii="Century Gothic" w:hAnsi="Century Gothic" w:cstheme="minorHAnsi"/>
-                          <w:color w:val="000000"/>
                           <w:sz w:val="18"/>
                           <w:szCs w:val="16"/>
                           <w:lang w:val="en-US"/>
@@ -11493,82 +10566,53 @@
                       <w:r>
                         <w:rPr>
                           <w:rFonts w:ascii="Century Gothic" w:hAnsi="Century Gothic" w:cstheme="minorHAnsi"/>
-                          <w:color w:val="000000"/>
                           <w:sz w:val="18"/>
                           <w:szCs w:val="16"/>
                           <w:lang w:val="en-US"/>
                         </w:rPr>
-                        <w:t xml:space="preserve">Application of </w:t>
-                      </w:r>
-                      <w:proofErr w:type="spellStart"/>
+                        <w:t xml:space="preserve">Consumption of </w:t>
+                      </w:r>
                       <w:r>
                         <w:rPr>
                           <w:rFonts w:ascii="Century Gothic" w:hAnsi="Century Gothic" w:cstheme="minorHAnsi"/>
                           <w:b/>
                           <w:bCs/>
-                          <w:color w:val="000000"/>
                           <w:sz w:val="18"/>
                           <w:szCs w:val="16"/>
                           <w:lang w:val="en-US"/>
                         </w:rPr>
-                        <w:t>realtime</w:t>
-                      </w:r>
-                      <w:proofErr w:type="spellEnd"/>
-                      <w:r>
-                        <w:rPr>
-                          <w:rFonts w:ascii="Century Gothic" w:hAnsi="Century Gothic" w:cstheme="minorHAnsi"/>
-                          <w:color w:val="000000"/>
+                        <w:t>REST</w:t>
+                      </w:r>
+                      <w:r>
+                        <w:rPr>
+                          <w:rFonts w:ascii="Century Gothic" w:hAnsi="Century Gothic" w:cstheme="minorHAnsi"/>
                           <w:sz w:val="18"/>
                           <w:szCs w:val="16"/>
                           <w:lang w:val="en-US"/>
                         </w:rPr>
-                        <w:t xml:space="preserve"> techniques and work with </w:t>
-                      </w:r>
+                        <w:t xml:space="preserve"> and </w:t>
+                      </w:r>
+                      <w:proofErr w:type="spellStart"/>
                       <w:r>
                         <w:rPr>
                           <w:rFonts w:ascii="Century Gothic" w:hAnsi="Century Gothic" w:cstheme="minorHAnsi"/>
                           <w:b/>
                           <w:bCs/>
-                          <w:color w:val="000000"/>
                           <w:sz w:val="18"/>
                           <w:szCs w:val="16"/>
                           <w:lang w:val="en-US"/>
                         </w:rPr>
-                        <w:t>Stream</w:t>
-                      </w:r>
-                      <w:r>
-                        <w:rPr>
-                          <w:rFonts w:ascii="Century Gothic" w:hAnsi="Century Gothic" w:cstheme="minorHAnsi"/>
-                          <w:color w:val="000000"/>
+                        <w:t>GraphQL</w:t>
+                      </w:r>
+                      <w:proofErr w:type="spellEnd"/>
+                      <w:r>
+                        <w:rPr>
+                          <w:rFonts w:ascii="Century Gothic" w:hAnsi="Century Gothic" w:cstheme="minorHAnsi"/>
                           <w:sz w:val="18"/>
                           <w:szCs w:val="16"/>
                           <w:lang w:val="en-US"/>
                         </w:rPr>
-                        <w:t xml:space="preserve"> to</w:t>
-                      </w:r>
-                    </w:p>
-                    <w:p>
-                      <w:pPr>
-                        <w:pStyle w:val="Prrafodelista"/>
-                        <w:spacing w:line="276" w:lineRule="auto"/>
-                        <w:ind w:left="502"/>
-                        <w:rPr>
-                          <w:rFonts w:ascii="Century Gothic" w:hAnsi="Century Gothic" w:cstheme="minorHAnsi"/>
-                          <w:color w:val="000000"/>
-                          <w:sz w:val="18"/>
-                          <w:szCs w:val="16"/>
-                          <w:lang w:val="en-US"/>
-                        </w:rPr>
-                      </w:pPr>
-                      <w:r>
-                        <w:rPr>
-                          <w:rFonts w:ascii="Century Gothic" w:hAnsi="Century Gothic" w:cstheme="minorHAnsi"/>
-                          <w:color w:val="000000"/>
-                          <w:sz w:val="18"/>
-                          <w:szCs w:val="16"/>
-                          <w:lang w:val="en-US"/>
-                        </w:rPr>
-                        <w:t>ensure an effective updating of data.</w:t>
+                        <w:t xml:space="preserve"> APIs, both internal and external.</w:t>
                       </w:r>
                     </w:p>
                     <w:p>
@@ -11581,7 +10625,6 @@
                         <w:spacing w:line="276" w:lineRule="auto"/>
                         <w:rPr>
                           <w:rFonts w:ascii="Century Gothic" w:hAnsi="Century Gothic" w:cstheme="minorHAnsi"/>
-                          <w:color w:val="000000"/>
                           <w:sz w:val="18"/>
                           <w:szCs w:val="16"/>
                           <w:lang w:val="en-US"/>
@@ -11590,34 +10633,121 @@
                       <w:r>
                         <w:rPr>
                           <w:rFonts w:ascii="Century Gothic" w:hAnsi="Century Gothic" w:cstheme="minorHAnsi"/>
-                          <w:color w:val="000000"/>
                           <w:sz w:val="18"/>
                           <w:szCs w:val="16"/>
                           <w:lang w:val="en-US"/>
                         </w:rPr>
-                        <w:t xml:space="preserve">Development of </w:t>
+                        <w:t xml:space="preserve">Integration of payment gateways such as </w:t>
                       </w:r>
                       <w:r>
                         <w:rPr>
                           <w:rFonts w:ascii="Century Gothic" w:hAnsi="Century Gothic" w:cstheme="minorHAnsi"/>
                           <w:b/>
                           <w:bCs/>
-                          <w:color w:val="000000"/>
                           <w:sz w:val="18"/>
                           <w:szCs w:val="16"/>
                           <w:lang w:val="en-US"/>
                         </w:rPr>
-                        <w:t>dating-apps</w:t>
-                      </w:r>
-                      <w:r>
-                        <w:rPr>
-                          <w:rFonts w:ascii="Century Gothic" w:hAnsi="Century Gothic" w:cstheme="minorHAnsi"/>
-                          <w:color w:val="000000"/>
+                        <w:t>Stripe</w:t>
+                      </w:r>
+                      <w:r>
+                        <w:rPr>
+                          <w:rFonts w:ascii="Century Gothic" w:hAnsi="Century Gothic" w:cstheme="minorHAnsi"/>
                           <w:sz w:val="18"/>
                           <w:szCs w:val="16"/>
                           <w:lang w:val="en-US"/>
                         </w:rPr>
-                        <w:t xml:space="preserve"> type applications with a strong</w:t>
+                        <w:t>.</w:t>
+                      </w:r>
+                    </w:p>
+                    <w:p>
+                      <w:pPr>
+                        <w:spacing w:line="276" w:lineRule="auto"/>
+                        <w:rPr>
+                          <w:rFonts w:ascii="Century Gothic" w:hAnsi="Century Gothic" w:cstheme="minorHAnsi"/>
+                          <w:sz w:val="36"/>
+                          <w:szCs w:val="32"/>
+                          <w:lang w:val="en-US"/>
+                        </w:rPr>
+                      </w:pPr>
+                    </w:p>
+                    <w:p>
+                      <w:pPr>
+                        <w:spacing w:line="276" w:lineRule="auto"/>
+                        <w:rPr>
+                          <w:rFonts w:ascii="Century Gothic" w:hAnsi="Century Gothic" w:cstheme="minorHAnsi"/>
+                          <w:b/>
+                          <w:bCs/>
+                          <w:sz w:val="22"/>
+                          <w:szCs w:val="20"/>
+                          <w:lang w:val="en-US"/>
+                        </w:rPr>
+                      </w:pPr>
+                      <w:proofErr w:type="spellStart"/>
+                      <w:r>
+                        <w:rPr>
+                          <w:rFonts w:ascii="Century Gothic" w:hAnsi="Century Gothic" w:cstheme="minorHAnsi"/>
+                          <w:b/>
+                          <w:bCs/>
+                          <w:sz w:val="22"/>
+                          <w:szCs w:val="20"/>
+                          <w:lang w:val="en-US"/>
+                        </w:rPr>
+                        <w:t>Zyrcled</w:t>
+                      </w:r>
+                      <w:proofErr w:type="spellEnd"/>
+                      <w:r>
+                        <w:rPr>
+                          <w:rFonts w:ascii="Century Gothic" w:hAnsi="Century Gothic" w:cstheme="minorHAnsi"/>
+                          <w:b/>
+                          <w:bCs/>
+                          <w:sz w:val="22"/>
+                          <w:szCs w:val="20"/>
+                          <w:lang w:val="en-US"/>
+                        </w:rPr>
+                        <w:t xml:space="preserve"> Social Group,</w:t>
+                      </w:r>
+                    </w:p>
+                    <w:p>
+                      <w:pPr>
+                        <w:spacing w:line="276" w:lineRule="auto"/>
+                        <w:rPr>
+                          <w:rFonts w:ascii="Century Gothic" w:hAnsi="Century Gothic" w:cstheme="minorHAnsi"/>
+                          <w:color w:val="808080" w:themeColor="background1" w:themeShade="80"/>
+                          <w:sz w:val="22"/>
+                          <w:szCs w:val="20"/>
+                          <w:lang w:val="en-US"/>
+                        </w:rPr>
+                      </w:pPr>
+                      <w:r>
+                        <w:rPr>
+                          <w:rFonts w:ascii="Century Gothic" w:hAnsi="Century Gothic" w:cstheme="minorHAnsi"/>
+                          <w:color w:val="808080" w:themeColor="background1" w:themeShade="80"/>
+                          <w:sz w:val="22"/>
+                          <w:szCs w:val="20"/>
+                          <w:lang w:val="en-US"/>
+                        </w:rPr>
+                        <w:t>Front-End Developer</w:t>
+                      </w:r>
+                    </w:p>
+                    <w:p>
+                      <w:pPr>
+                        <w:spacing w:line="276" w:lineRule="auto"/>
+                        <w:rPr>
+                          <w:rFonts w:ascii="Century Gothic" w:hAnsi="Century Gothic" w:cstheme="minorHAnsi"/>
+                          <w:sz w:val="18"/>
+                          <w:szCs w:val="16"/>
+                          <w:lang w:val="en-US"/>
+                        </w:rPr>
+                      </w:pPr>
+                      <w:r>
+                        <w:rPr>
+                          <w:rFonts w:ascii="Century Gothic" w:hAnsi="Century Gothic" w:cstheme="minorHAnsi"/>
+                          <w:sz w:val="18"/>
+                          <w:szCs w:val="16"/>
+                          <w:lang w:val="en-US"/>
+                        </w:rPr>
+                        <w:t>Achievements / Tasks:</w:t>
                       </w:r>
                     </w:p>
                     <w:p>
@@ -11630,7 +10760,6 @@
                         <w:spacing w:line="276" w:lineRule="auto"/>
                         <w:rPr>
                           <w:rFonts w:ascii="Century Gothic" w:hAnsi="Century Gothic" w:cstheme="minorHAnsi"/>
-                          <w:color w:val="000000"/>
                           <w:sz w:val="18"/>
                           <w:szCs w:val="16"/>
                           <w:lang w:val="en-US"/>
@@ -11639,12 +10768,91 @@
                       <w:r>
                         <w:rPr>
                           <w:rFonts w:ascii="Century Gothic" w:hAnsi="Century Gothic" w:cstheme="minorHAnsi"/>
-                          <w:color w:val="000000"/>
                           <w:sz w:val="18"/>
                           <w:szCs w:val="16"/>
                           <w:lang w:val="en-US"/>
                         </w:rPr>
-                        <w:t>social sense and high volume of traffic.</w:t>
+                        <w:t xml:space="preserve">Development of </w:t>
+                      </w:r>
+                      <w:r>
+                        <w:rPr>
+                          <w:rFonts w:ascii="Century Gothic" w:hAnsi="Century Gothic" w:cstheme="minorHAnsi"/>
+                          <w:b/>
+                          <w:bCs/>
+                          <w:sz w:val="18"/>
+                          <w:szCs w:val="16"/>
+                          <w:lang w:val="en-US"/>
+                        </w:rPr>
+                        <w:t>Android</w:t>
+                      </w:r>
+                      <w:r>
+                        <w:rPr>
+                          <w:rFonts w:ascii="Century Gothic" w:hAnsi="Century Gothic" w:cstheme="minorHAnsi"/>
+                          <w:sz w:val="18"/>
+                          <w:szCs w:val="16"/>
+                          <w:lang w:val="en-US"/>
+                        </w:rPr>
+                        <w:t xml:space="preserve"> and </w:t>
+                      </w:r>
+                      <w:r>
+                        <w:rPr>
+                          <w:rFonts w:ascii="Century Gothic" w:hAnsi="Century Gothic" w:cstheme="minorHAnsi"/>
+                          <w:b/>
+                          <w:bCs/>
+                          <w:sz w:val="18"/>
+                          <w:szCs w:val="16"/>
+                          <w:lang w:val="en-US"/>
+                        </w:rPr>
+                        <w:t>iOS</w:t>
+                      </w:r>
+                      <w:r>
+                        <w:rPr>
+                          <w:rFonts w:ascii="Century Gothic" w:hAnsi="Century Gothic" w:cstheme="minorHAnsi"/>
+                          <w:sz w:val="18"/>
+                          <w:szCs w:val="16"/>
+                          <w:lang w:val="en-US"/>
+                        </w:rPr>
+                        <w:t xml:space="preserve"> applications using </w:t>
+                      </w:r>
+                      <w:r>
+                        <w:rPr>
+                          <w:rFonts w:ascii="Century Gothic" w:hAnsi="Century Gothic" w:cstheme="minorHAnsi"/>
+                          <w:b/>
+                          <w:bCs/>
+                          <w:sz w:val="18"/>
+                          <w:szCs w:val="16"/>
+                          <w:lang w:val="en-US"/>
+                        </w:rPr>
+                        <w:t>Dart</w:t>
+                      </w:r>
+                      <w:r>
+                        <w:rPr>
+                          <w:rFonts w:ascii="Century Gothic" w:hAnsi="Century Gothic" w:cstheme="minorHAnsi"/>
+                          <w:sz w:val="18"/>
+                          <w:szCs w:val="16"/>
+                          <w:lang w:val="en-US"/>
+                        </w:rPr>
+                        <w:t xml:space="preserve"> and </w:t>
+                      </w:r>
+                      <w:r>
+                        <w:rPr>
+                          <w:rFonts w:ascii="Century Gothic" w:hAnsi="Century Gothic" w:cstheme="minorHAnsi"/>
+                          <w:b/>
+                          <w:bCs/>
+                          <w:sz w:val="18"/>
+                          <w:szCs w:val="16"/>
+                          <w:lang w:val="en-US"/>
+                        </w:rPr>
+                        <w:t>Flutter</w:t>
+                      </w:r>
+                      <w:r>
+                        <w:rPr>
+                          <w:rFonts w:ascii="Century Gothic" w:hAnsi="Century Gothic" w:cstheme="minorHAnsi"/>
+                          <w:sz w:val="18"/>
+                          <w:szCs w:val="16"/>
+                          <w:lang w:val="en-US"/>
+                        </w:rPr>
+                        <w:t>.</w:t>
                       </w:r>
                     </w:p>
                     <w:p>
@@ -11657,7 +10865,6 @@
                         <w:spacing w:line="276" w:lineRule="auto"/>
                         <w:rPr>
                           <w:rFonts w:ascii="Century Gothic" w:hAnsi="Century Gothic" w:cstheme="minorHAnsi"/>
-                          <w:color w:val="000000"/>
                           <w:sz w:val="18"/>
                           <w:szCs w:val="16"/>
                           <w:lang w:val="en-US"/>
@@ -11666,43 +10873,12 @@
                       <w:r>
                         <w:rPr>
                           <w:rFonts w:ascii="Century Gothic" w:hAnsi="Century Gothic" w:cstheme="minorHAnsi"/>
-                          <w:color w:val="000000"/>
                           <w:sz w:val="18"/>
                           <w:szCs w:val="16"/>
                           <w:lang w:val="en-US"/>
                         </w:rPr>
-                        <w:t>Collaboration in multiple community packages such as:</w:t>
-                      </w:r>
-                    </w:p>
-                    <w:p>
-                      <w:pPr>
-                        <w:pStyle w:val="Prrafodelista"/>
-                        <w:spacing w:line="276" w:lineRule="auto"/>
-                        <w:ind w:left="502"/>
-                        <w:rPr>
-                          <w:rFonts w:ascii="Century Gothic" w:hAnsi="Century Gothic" w:cstheme="minorHAnsi"/>
-                          <w:color w:val="000000"/>
-                          <w:sz w:val="18"/>
-                          <w:szCs w:val="16"/>
-                          <w:lang w:val="en-US"/>
-                        </w:rPr>
-                      </w:pPr>
-                      <w:hyperlink r:id="rId27" w:history="1">
-                        <w:r>
-                          <w:rPr>
-                            <w:rStyle w:val="Hipervnculo"/>
-                            <w:rFonts w:ascii="Century Gothic" w:hAnsi="Century Gothic" w:cstheme="minorHAnsi"/>
-                            <w:b/>
-                            <w:bCs/>
-                            <w:color w:val="auto"/>
-                            <w:sz w:val="18"/>
-                            <w:szCs w:val="16"/>
-                            <w:u w:val="none"/>
-                            <w:lang w:val="en-US"/>
-                          </w:rPr>
-                          <w:t>feedback</w:t>
-                        </w:r>
-                      </w:hyperlink>
+                        <w:t xml:space="preserve">Integration with </w:t>
+                      </w:r>
                       <w:r>
                         <w:rPr>
                           <w:rFonts w:ascii="Century Gothic" w:hAnsi="Century Gothic" w:cstheme="minorHAnsi"/>
@@ -11712,198 +10888,48 @@
                           <w:szCs w:val="16"/>
                           <w:lang w:val="en-US"/>
                         </w:rPr>
-                        <w:t xml:space="preserve">, </w:t>
-                      </w:r>
-                      <w:hyperlink r:id="rId28" w:history="1">
-                        <w:proofErr w:type="spellStart"/>
-                        <w:r>
-                          <w:rPr>
-                            <w:rStyle w:val="Hipervnculo"/>
-                            <w:rFonts w:ascii="Century Gothic" w:hAnsi="Century Gothic" w:cstheme="minorHAnsi"/>
-                            <w:b/>
-                            <w:bCs/>
-                            <w:color w:val="auto"/>
-                            <w:sz w:val="18"/>
-                            <w:szCs w:val="16"/>
-                            <w:u w:val="none"/>
-                            <w:lang w:val="en-US"/>
-                          </w:rPr>
-                          <w:t>flutter_zoom_drawer</w:t>
-                        </w:r>
-                        <w:proofErr w:type="spellEnd"/>
-                      </w:hyperlink>
-                      <w:r>
-                        <w:rPr>
-                          <w:rFonts w:ascii="Century Gothic" w:hAnsi="Century Gothic" w:cstheme="minorHAnsi"/>
-                          <w:b/>
-                          <w:bCs/>
+                        <w:t>Firebase</w:t>
+                      </w:r>
+                      <w:r>
+                        <w:rPr>
+                          <w:rFonts w:ascii="Century Gothic" w:hAnsi="Century Gothic" w:cstheme="minorHAnsi"/>
                           <w:sz w:val="18"/>
                           <w:szCs w:val="16"/>
                           <w:lang w:val="en-US"/>
                         </w:rPr>
-                        <w:t xml:space="preserve">, </w:t>
-                      </w:r>
-                      <w:hyperlink r:id="rId29" w:history="1">
-                        <w:proofErr w:type="spellStart"/>
-                        <w:r>
-                          <w:rPr>
-                            <w:rStyle w:val="Hipervnculo"/>
-                            <w:rFonts w:ascii="Century Gothic" w:hAnsi="Century Gothic" w:cstheme="minorHAnsi"/>
-                            <w:b/>
-                            <w:bCs/>
-                            <w:color w:val="auto"/>
-                            <w:sz w:val="18"/>
-                            <w:szCs w:val="16"/>
-                            <w:u w:val="none"/>
-                            <w:lang w:val="en-US"/>
-                          </w:rPr>
-                          <w:t>circular_countdown_timer</w:t>
-                        </w:r>
-                        <w:proofErr w:type="spellEnd"/>
-                      </w:hyperlink>
-                      <w:r>
-                        <w:rPr>
-                          <w:rFonts w:ascii="Century Gothic" w:hAnsi="Century Gothic" w:cstheme="minorHAnsi"/>
-                          <w:b/>
-                          <w:bCs/>
+                        <w:t xml:space="preserve"> services: </w:t>
+                      </w:r>
+                      <w:proofErr w:type="spellStart"/>
+                      <w:r>
+                        <w:rPr>
+                          <w:rFonts w:ascii="Century Gothic" w:hAnsi="Century Gothic" w:cstheme="minorHAnsi"/>
                           <w:sz w:val="18"/>
                           <w:szCs w:val="16"/>
                           <w:lang w:val="en-US"/>
                         </w:rPr>
-                        <w:t xml:space="preserve">, </w:t>
-                      </w:r>
-                      <w:hyperlink r:id="rId30" w:history="1">
-                        <w:proofErr w:type="spellStart"/>
-                        <w:r>
-                          <w:rPr>
-                            <w:rStyle w:val="Hipervnculo"/>
-                            <w:rFonts w:ascii="Century Gothic" w:hAnsi="Century Gothic" w:cstheme="minorHAnsi"/>
-                            <w:b/>
-                            <w:bCs/>
-                            <w:color w:val="auto"/>
-                            <w:sz w:val="18"/>
-                            <w:szCs w:val="16"/>
-                            <w:u w:val="none"/>
-                            <w:lang w:val="en-US"/>
-                          </w:rPr>
-                          <w:t>custom_dropdown</w:t>
-                        </w:r>
-                        <w:proofErr w:type="spellEnd"/>
-                      </w:hyperlink>
-                      <w:r>
-                        <w:rPr>
-                          <w:rFonts w:ascii="Century Gothic" w:hAnsi="Century Gothic" w:cstheme="minorHAnsi"/>
-                          <w:b/>
-                          <w:bCs/>
+                        <w:t>Firestore</w:t>
+                      </w:r>
+                      <w:proofErr w:type="spellEnd"/>
+                      <w:r>
+                        <w:rPr>
+                          <w:rFonts w:ascii="Century Gothic" w:hAnsi="Century Gothic" w:cstheme="minorHAnsi"/>
                           <w:sz w:val="18"/>
                           <w:szCs w:val="16"/>
                           <w:lang w:val="en-US"/>
                         </w:rPr>
-                        <w:t>.</w:t>
-                      </w:r>
-                    </w:p>
-                    <w:p>
-                      <w:pPr>
-                        <w:pStyle w:val="Prrafodelista"/>
-                        <w:spacing w:line="360" w:lineRule="auto"/>
-                        <w:ind w:left="502"/>
-                        <w:rPr>
-                          <w:rFonts w:ascii="Century Gothic" w:hAnsi="Century Gothic" w:cstheme="minorHAnsi"/>
-                          <w:color w:val="000000"/>
+                        <w:t xml:space="preserve">, FCM, Authentication, Storage, Maps, and </w:t>
+                      </w:r>
+                      <w:proofErr w:type="spellStart"/>
+                      <w:r>
+                        <w:rPr>
+                          <w:rFonts w:ascii="Century Gothic" w:hAnsi="Century Gothic" w:cstheme="minorHAnsi"/>
                           <w:sz w:val="18"/>
                           <w:szCs w:val="16"/>
                           <w:lang w:val="en-US"/>
                         </w:rPr>
-                      </w:pPr>
-                    </w:p>
-                    <w:p>
-                      <w:pPr>
-                        <w:spacing w:line="276" w:lineRule="auto"/>
-                        <w:rPr>
-                          <w:rFonts w:ascii="Century Gothic" w:hAnsi="Century Gothic" w:cstheme="minorHAnsi"/>
-                          <w:color w:val="000000"/>
-                          <w:sz w:val="22"/>
-                          <w:szCs w:val="22"/>
-                          <w:lang w:val="en-US"/>
-                        </w:rPr>
-                      </w:pPr>
-                      <w:proofErr w:type="spellStart"/>
-                      <w:r>
-                        <w:rPr>
-                          <w:rFonts w:ascii="Century Gothic" w:hAnsi="Century Gothic" w:cstheme="minorHAnsi"/>
-                          <w:b/>
-                          <w:color w:val="000000"/>
-                          <w:sz w:val="22"/>
-                          <w:szCs w:val="22"/>
-                          <w:lang w:val="en-US"/>
-                        </w:rPr>
-                        <w:t>TuVendor</w:t>
+                        <w:t>Crashlytics.</w:t>
                       </w:r>
                       <w:proofErr w:type="spellEnd"/>
-                    </w:p>
-                    <w:p>
-                      <w:pPr>
-                        <w:spacing w:line="276" w:lineRule="auto"/>
-                        <w:rPr>
-                          <w:rFonts w:ascii="Century Gothic" w:hAnsi="Century Gothic" w:cstheme="minorHAnsi"/>
-                          <w:color w:val="808080"/>
-                          <w:sz w:val="22"/>
-                          <w:szCs w:val="22"/>
-                          <w:lang w:val="en-US"/>
-                        </w:rPr>
-                      </w:pPr>
-                      <w:r>
-                        <w:rPr>
-                          <w:rFonts w:ascii="Century Gothic" w:hAnsi="Century Gothic" w:cstheme="minorHAnsi"/>
-                          <w:color w:val="808080"/>
-                          <w:sz w:val="22"/>
-                          <w:szCs w:val="22"/>
-                          <w:lang w:val="en-US"/>
-                        </w:rPr>
-                        <w:t>F</w:t>
-                      </w:r>
-                      <w:r>
-                        <w:rPr>
-                          <w:rFonts w:ascii="Century Gothic" w:hAnsi="Century Gothic" w:cstheme="minorHAnsi"/>
-                          <w:color w:val="808080"/>
-                          <w:sz w:val="22"/>
-                          <w:szCs w:val="22"/>
-                          <w:lang w:val="en-US"/>
-                        </w:rPr>
-                        <w:t xml:space="preserve">ront-end </w:t>
-                      </w:r>
-                      <w:r>
-                        <w:rPr>
-                          <w:rFonts w:ascii="Century Gothic" w:hAnsi="Century Gothic" w:cstheme="minorHAnsi"/>
-                          <w:color w:val="808080"/>
-                          <w:sz w:val="22"/>
-                          <w:szCs w:val="22"/>
-                          <w:lang w:val="en-US"/>
-                        </w:rPr>
-                        <w:t>developer</w:t>
-                      </w:r>
-                    </w:p>
-                    <w:p>
-                      <w:pPr>
-                        <w:spacing w:line="276" w:lineRule="auto"/>
-                        <w:rPr>
-                          <w:rFonts w:ascii="Century Gothic" w:hAnsi="Century Gothic" w:cstheme="minorHAnsi"/>
-                          <w:color w:val="000000"/>
-                          <w:sz w:val="18"/>
-                          <w:szCs w:val="18"/>
-                          <w:lang w:val="en-US"/>
-                        </w:rPr>
-                      </w:pPr>
-                      <w:r>
-                        <w:rPr>
-                          <w:rFonts w:ascii="Century Gothic" w:hAnsi="Century Gothic" w:cstheme="minorHAnsi"/>
-                          <w:color w:val="000000"/>
-                          <w:sz w:val="18"/>
-                          <w:szCs w:val="18"/>
-                          <w:lang w:val="en-US"/>
-                        </w:rPr>
-                        <w:t xml:space="preserve">Achievements / Tasks: </w:t>
-                      </w:r>
                     </w:p>
                     <w:p>
                       <w:pPr>
@@ -11913,68 +10939,83 @@
                           <w:numId w:val="13"/>
                         </w:numPr>
                         <w:spacing w:line="276" w:lineRule="auto"/>
-                        <w:jc w:val="both"/>
-                        <w:rPr>
-                          <w:rFonts w:ascii="Century Gothic" w:hAnsi="Century Gothic" w:cs="Arial"/>
-                          <w:color w:val="000000"/>
+                        <w:rPr>
+                          <w:rFonts w:ascii="Century Gothic" w:hAnsi="Century Gothic" w:cstheme="minorHAnsi"/>
                           <w:sz w:val="18"/>
-                          <w:szCs w:val="18"/>
-                          <w:lang w:val="en-US"/>
-                        </w:rPr>
-                      </w:pPr>
-                      <w:r>
-                        <w:rPr>
-                          <w:rFonts w:ascii="Century Gothic" w:hAnsi="Century Gothic" w:cs="Arial"/>
-                          <w:color w:val="000000"/>
+                          <w:szCs w:val="16"/>
+                          <w:lang w:val="en-US"/>
+                        </w:rPr>
+                      </w:pPr>
+                      <w:r>
+                        <w:rPr>
+                          <w:rFonts w:ascii="Century Gothic" w:hAnsi="Century Gothic" w:cstheme="minorHAnsi"/>
                           <w:sz w:val="18"/>
-                          <w:szCs w:val="18"/>
-                          <w:lang w:val="en-US"/>
-                        </w:rPr>
-                        <w:t xml:space="preserve">Interpretation of </w:t>
-                      </w:r>
-                      <w:r>
-                        <w:rPr>
-                          <w:rFonts w:ascii="Century Gothic" w:hAnsi="Century Gothic" w:cs="Arial"/>
+                          <w:szCs w:val="16"/>
+                          <w:lang w:val="en-US"/>
+                        </w:rPr>
+                        <w:t xml:space="preserve">Implementation of </w:t>
+                      </w:r>
+                      <w:proofErr w:type="spellStart"/>
+                      <w:r>
+                        <w:rPr>
+                          <w:rFonts w:ascii="Century Gothic" w:hAnsi="Century Gothic" w:cstheme="minorHAnsi"/>
                           <w:b/>
                           <w:bCs/>
-                          <w:color w:val="000000"/>
                           <w:sz w:val="18"/>
-                          <w:szCs w:val="18"/>
-                          <w:lang w:val="en-US"/>
-                        </w:rPr>
-                        <w:t>UI/UX</w:t>
-                      </w:r>
-                      <w:r>
-                        <w:rPr>
-                          <w:rFonts w:ascii="Century Gothic" w:hAnsi="Century Gothic" w:cs="Arial"/>
-                          <w:color w:val="000000"/>
+                          <w:szCs w:val="16"/>
+                          <w:lang w:val="en-US"/>
+                        </w:rPr>
+                        <w:t>Supabase</w:t>
+                      </w:r>
+                      <w:proofErr w:type="spellEnd"/>
+                      <w:r>
+                        <w:rPr>
+                          <w:rFonts w:ascii="Century Gothic" w:hAnsi="Century Gothic" w:cstheme="minorHAnsi"/>
                           <w:sz w:val="18"/>
-                          <w:szCs w:val="18"/>
-                          <w:lang w:val="en-US"/>
-                        </w:rPr>
-                        <w:t xml:space="preserve"> designs made in </w:t>
-                      </w:r>
-                      <w:r>
-                        <w:rPr>
-                          <w:rFonts w:ascii="Century Gothic" w:hAnsi="Century Gothic" w:cs="Arial"/>
+                          <w:szCs w:val="16"/>
+                          <w:lang w:val="en-US"/>
+                        </w:rPr>
+                        <w:t xml:space="preserve"> for user management and </w:t>
+                      </w:r>
+                      <w:r>
+                        <w:rPr>
+                          <w:rFonts w:ascii="Century Gothic" w:hAnsi="Century Gothic" w:cstheme="minorHAnsi"/>
                           <w:b/>
                           <w:bCs/>
-                          <w:color w:val="000000"/>
                           <w:sz w:val="18"/>
-                          <w:szCs w:val="18"/>
-                          <w:lang w:val="en-US"/>
-                        </w:rPr>
-                        <w:t>Figma</w:t>
-                      </w:r>
-                      <w:r>
-                        <w:rPr>
-                          <w:rFonts w:ascii="Century Gothic" w:hAnsi="Century Gothic" w:cs="Arial"/>
-                          <w:color w:val="000000"/>
+                          <w:szCs w:val="16"/>
+                          <w:lang w:val="en-US"/>
+                        </w:rPr>
+                        <w:t>PostgreSQL</w:t>
+                      </w:r>
+                      <w:r>
+                        <w:rPr>
+                          <w:rFonts w:ascii="Century Gothic" w:hAnsi="Century Gothic" w:cstheme="minorHAnsi"/>
                           <w:sz w:val="18"/>
-                          <w:szCs w:val="18"/>
-                          <w:lang w:val="en-US"/>
-                        </w:rPr>
-                        <w:t xml:space="preserve"> and adaptation of them to the visual of the application.</w:t>
+                          <w:szCs w:val="16"/>
+                          <w:lang w:val="en-US"/>
+                        </w:rPr>
+                        <w:t xml:space="preserve"> databases with </w:t>
+                      </w:r>
+                      <w:r>
+                        <w:rPr>
+                          <w:rFonts w:ascii="Century Gothic" w:hAnsi="Century Gothic" w:cstheme="minorHAnsi"/>
+                          <w:b/>
+                          <w:bCs/>
+                          <w:sz w:val="18"/>
+                          <w:szCs w:val="16"/>
+                          <w:lang w:val="en-US"/>
+                        </w:rPr>
+                        <w:t>real-time</w:t>
+                      </w:r>
+                      <w:r>
+                        <w:rPr>
+                          <w:rFonts w:ascii="Century Gothic" w:hAnsi="Century Gothic" w:cstheme="minorHAnsi"/>
+                          <w:sz w:val="18"/>
+                          <w:szCs w:val="16"/>
+                          <w:lang w:val="en-US"/>
+                        </w:rPr>
+                        <w:t xml:space="preserve"> synchronization.</w:t>
                       </w:r>
                     </w:p>
                     <w:p>
@@ -11987,7 +11028,6 @@
                         <w:spacing w:line="276" w:lineRule="auto"/>
                         <w:rPr>
                           <w:rFonts w:ascii="Century Gothic" w:hAnsi="Century Gothic" w:cstheme="minorHAnsi"/>
-                          <w:color w:val="000000"/>
                           <w:sz w:val="18"/>
                           <w:szCs w:val="16"/>
                           <w:lang w:val="en-US"/>
@@ -11996,12 +11036,51 @@
                       <w:r>
                         <w:rPr>
                           <w:rFonts w:ascii="Century Gothic" w:hAnsi="Century Gothic" w:cstheme="minorHAnsi"/>
-                          <w:color w:val="000000"/>
                           <w:sz w:val="18"/>
                           <w:szCs w:val="16"/>
                           <w:lang w:val="en-US"/>
                         </w:rPr>
-                        <w:t>Analysis of user requirements and translation of customer needs</w:t>
+                        <w:t xml:space="preserve">Use of modular architectures with </w:t>
+                      </w:r>
+                      <w:r>
+                        <w:rPr>
+                          <w:rFonts w:ascii="Century Gothic" w:hAnsi="Century Gothic" w:cstheme="minorHAnsi"/>
+                          <w:b/>
+                          <w:bCs/>
+                          <w:sz w:val="18"/>
+                          <w:szCs w:val="16"/>
+                          <w:lang w:val="en-US"/>
+                        </w:rPr>
+                        <w:t>Melo</w:t>
+                      </w:r>
+                      <w:r>
+                        <w:rPr>
+                          <w:rFonts w:ascii="Century Gothic" w:hAnsi="Century Gothic" w:cstheme="minorHAnsi"/>
+                          <w:sz w:val="18"/>
+                          <w:szCs w:val="16"/>
+                          <w:lang w:val="en-US"/>
+                        </w:rPr>
+                        <w:t xml:space="preserve">, improving project organization and </w:t>
+                      </w:r>
+                      <w:r>
+                        <w:rPr>
+                          <w:rFonts w:ascii="Century Gothic" w:hAnsi="Century Gothic" w:cstheme="minorHAnsi"/>
+                          <w:b/>
+                          <w:bCs/>
+                          <w:sz w:val="18"/>
+                          <w:szCs w:val="16"/>
+                          <w:lang w:val="en-US"/>
+                        </w:rPr>
+                        <w:t>scalability</w:t>
+                      </w:r>
+                      <w:r>
+                        <w:rPr>
+                          <w:rFonts w:ascii="Century Gothic" w:hAnsi="Century Gothic" w:cstheme="minorHAnsi"/>
+                          <w:sz w:val="18"/>
+                          <w:szCs w:val="16"/>
+                          <w:lang w:val="en-US"/>
+                        </w:rPr>
+                        <w:t>.</w:t>
                       </w:r>
                     </w:p>
                     <w:p>
@@ -12014,7 +11093,6 @@
                         <w:spacing w:line="276" w:lineRule="auto"/>
                         <w:rPr>
                           <w:rFonts w:ascii="Century Gothic" w:hAnsi="Century Gothic" w:cstheme="minorHAnsi"/>
-                          <w:color w:val="000000"/>
                           <w:sz w:val="18"/>
                           <w:szCs w:val="16"/>
                           <w:lang w:val="en-US"/>
@@ -12023,56 +11101,31 @@
                       <w:r>
                         <w:rPr>
                           <w:rFonts w:ascii="Century Gothic" w:hAnsi="Century Gothic" w:cstheme="minorHAnsi"/>
-                          <w:color w:val="000000"/>
                           <w:sz w:val="18"/>
                           <w:szCs w:val="16"/>
                           <w:lang w:val="en-US"/>
                         </w:rPr>
-                        <w:t xml:space="preserve">into </w:t>
+                        <w:t xml:space="preserve">Consumption of </w:t>
                       </w:r>
                       <w:r>
                         <w:rPr>
                           <w:rFonts w:ascii="Century Gothic" w:hAnsi="Century Gothic" w:cstheme="minorHAnsi"/>
                           <w:b/>
                           <w:bCs/>
-                          <w:color w:val="000000"/>
                           <w:sz w:val="18"/>
                           <w:szCs w:val="16"/>
                           <w:lang w:val="en-US"/>
                         </w:rPr>
-                        <w:t>iOS</w:t>
-                      </w:r>
-                      <w:r>
-                        <w:rPr>
-                          <w:rFonts w:ascii="Century Gothic" w:hAnsi="Century Gothic" w:cstheme="minorHAnsi"/>
-                          <w:color w:val="000000"/>
+                        <w:t>third-party APIs</w:t>
+                      </w:r>
+                      <w:r>
+                        <w:rPr>
+                          <w:rFonts w:ascii="Century Gothic" w:hAnsi="Century Gothic" w:cstheme="minorHAnsi"/>
                           <w:sz w:val="18"/>
                           <w:szCs w:val="16"/>
                           <w:lang w:val="en-US"/>
                         </w:rPr>
-                        <w:t xml:space="preserve"> and </w:t>
-                      </w:r>
-                      <w:r>
-                        <w:rPr>
-                          <w:rFonts w:ascii="Century Gothic" w:hAnsi="Century Gothic" w:cstheme="minorHAnsi"/>
-                          <w:b/>
-                          <w:bCs/>
-                          <w:color w:val="000000"/>
-                          <w:sz w:val="18"/>
-                          <w:szCs w:val="16"/>
-                          <w:lang w:val="en-US"/>
-                        </w:rPr>
-                        <w:t>Android</w:t>
-                      </w:r>
-                      <w:r>
-                        <w:rPr>
-                          <w:rFonts w:ascii="Century Gothic" w:hAnsi="Century Gothic" w:cstheme="minorHAnsi"/>
-                          <w:color w:val="000000"/>
-                          <w:sz w:val="18"/>
-                          <w:szCs w:val="16"/>
-                          <w:lang w:val="en-US"/>
-                        </w:rPr>
-                        <w:t xml:space="preserve"> application designs.</w:t>
+                        <w:t xml:space="preserve"> and integration with Cloud Functions and internal backend.</w:t>
                       </w:r>
                     </w:p>
                     <w:p>
@@ -12085,7 +11138,6 @@
                         <w:spacing w:line="276" w:lineRule="auto"/>
                         <w:rPr>
                           <w:rFonts w:ascii="Century Gothic" w:hAnsi="Century Gothic" w:cstheme="minorHAnsi"/>
-                          <w:color w:val="000000"/>
                           <w:sz w:val="18"/>
                           <w:szCs w:val="16"/>
                           <w:lang w:val="en-US"/>
@@ -12094,124 +11146,49 @@
                       <w:r>
                         <w:rPr>
                           <w:rFonts w:ascii="Century Gothic" w:hAnsi="Century Gothic" w:cstheme="minorHAnsi"/>
-                          <w:color w:val="000000"/>
                           <w:sz w:val="18"/>
                           <w:szCs w:val="16"/>
                           <w:lang w:val="en-US"/>
                         </w:rPr>
-                        <w:t xml:space="preserve">Development of </w:t>
+                        <w:t xml:space="preserve">Application of </w:t>
                       </w:r>
                       <w:r>
                         <w:rPr>
                           <w:rFonts w:ascii="Century Gothic" w:hAnsi="Century Gothic" w:cstheme="minorHAnsi"/>
                           <w:b/>
                           <w:bCs/>
-                          <w:color w:val="000000"/>
                           <w:sz w:val="18"/>
                           <w:szCs w:val="16"/>
                           <w:lang w:val="en-US"/>
                         </w:rPr>
-                        <w:t>e-commerce</w:t>
-                      </w:r>
-                      <w:r>
-                        <w:rPr>
-                          <w:rFonts w:ascii="Century Gothic" w:hAnsi="Century Gothic" w:cstheme="minorHAnsi"/>
-                          <w:color w:val="000000"/>
+                        <w:t>real-time</w:t>
+                      </w:r>
+                      <w:r>
+                        <w:rPr>
+                          <w:rFonts w:ascii="Century Gothic" w:hAnsi="Century Gothic" w:cstheme="minorHAnsi"/>
                           <w:sz w:val="18"/>
                           <w:szCs w:val="16"/>
                           <w:lang w:val="en-US"/>
                         </w:rPr>
-                        <w:t xml:space="preserve">, </w:t>
+                        <w:t xml:space="preserve"> update techniques using </w:t>
                       </w:r>
                       <w:r>
                         <w:rPr>
                           <w:rFonts w:ascii="Century Gothic" w:hAnsi="Century Gothic" w:cstheme="minorHAnsi"/>
                           <w:b/>
                           <w:bCs/>
-                          <w:color w:val="000000"/>
                           <w:sz w:val="18"/>
                           <w:szCs w:val="16"/>
                           <w:lang w:val="en-US"/>
                         </w:rPr>
-                        <w:t>services</w:t>
-                      </w:r>
-                      <w:r>
-                        <w:rPr>
-                          <w:rFonts w:ascii="Century Gothic" w:hAnsi="Century Gothic" w:cstheme="minorHAnsi"/>
-                          <w:color w:val="000000"/>
+                        <w:t>Streams</w:t>
+                      </w:r>
+                      <w:r>
+                        <w:rPr>
+                          <w:rFonts w:ascii="Century Gothic" w:hAnsi="Century Gothic" w:cstheme="minorHAnsi"/>
                           <w:sz w:val="18"/>
                           <w:szCs w:val="16"/>
                           <w:lang w:val="en-US"/>
-                        </w:rPr>
-                        <w:t xml:space="preserve">, </w:t>
-                      </w:r>
-                      <w:r>
-                        <w:rPr>
-                          <w:rFonts w:ascii="Century Gothic" w:hAnsi="Century Gothic" w:cstheme="minorHAnsi"/>
-                          <w:b/>
-                          <w:bCs/>
-                          <w:color w:val="000000"/>
-                          <w:sz w:val="18"/>
-                          <w:szCs w:val="16"/>
-                          <w:lang w:val="en-US"/>
-                        </w:rPr>
-                        <w:t>news</w:t>
-                      </w:r>
-                      <w:r>
-                        <w:rPr>
-                          <w:rFonts w:ascii="Century Gothic" w:hAnsi="Century Gothic" w:cstheme="minorHAnsi"/>
-                          <w:color w:val="000000"/>
-                          <w:sz w:val="18"/>
-                          <w:szCs w:val="16"/>
-                          <w:lang w:val="en-US"/>
-                        </w:rPr>
-                        <w:t xml:space="preserve"> and </w:t>
-                      </w:r>
-                      <w:r>
-                        <w:rPr>
-                          <w:rFonts w:ascii="Century Gothic" w:hAnsi="Century Gothic" w:cstheme="minorHAnsi"/>
-                          <w:b/>
-                          <w:bCs/>
-                          <w:color w:val="000000"/>
-                          <w:sz w:val="18"/>
-                          <w:szCs w:val="16"/>
-                          <w:lang w:val="en-US"/>
-                        </w:rPr>
-                        <w:t>transportation</w:t>
-                      </w:r>
-                    </w:p>
-                    <w:p>
-                      <w:pPr>
-                        <w:pStyle w:val="Prrafodelista"/>
-                        <w:spacing w:line="276" w:lineRule="auto"/>
-                        <w:ind w:left="502"/>
-                        <w:rPr>
-                          <w:rFonts w:ascii="Century Gothic" w:hAnsi="Century Gothic" w:cstheme="minorHAnsi"/>
-                          <w:color w:val="000000"/>
-                          <w:sz w:val="18"/>
-                          <w:szCs w:val="16"/>
-                          <w:lang w:val="es-419"/>
-                        </w:rPr>
-                      </w:pPr>
-                      <w:proofErr w:type="spellStart"/>
-                      <w:r>
-                        <w:rPr>
-                          <w:rFonts w:ascii="Century Gothic" w:hAnsi="Century Gothic" w:cstheme="minorHAnsi"/>
-                          <w:color w:val="000000"/>
-                          <w:sz w:val="18"/>
-                          <w:szCs w:val="16"/>
-                          <w:lang w:val="es-419"/>
-                        </w:rPr>
-                        <w:t>applications</w:t>
-                      </w:r>
-                      <w:proofErr w:type="spellEnd"/>
-                      <w:r>
-                        <w:rPr>
-                          <w:rFonts w:ascii="Century Gothic" w:hAnsi="Century Gothic" w:cstheme="minorHAnsi"/>
-                          <w:color w:val="000000"/>
-                          <w:sz w:val="18"/>
-                          <w:szCs w:val="16"/>
-                          <w:lang w:val="es-419"/>
                         </w:rPr>
                         <w:t>.</w:t>
                       </w:r>
@@ -12235,141 +11212,46 @@
                       <w:r>
                         <w:rPr>
                           <w:rFonts w:ascii="Century Gothic" w:hAnsi="Century Gothic" w:cstheme="minorHAnsi"/>
-                          <w:color w:val="000000"/>
                           <w:sz w:val="18"/>
                           <w:szCs w:val="16"/>
                           <w:lang w:val="en-US"/>
                         </w:rPr>
-                        <w:t xml:space="preserve">Use of various architectures such as </w:t>
+                        <w:t xml:space="preserve">Development of dating apps with </w:t>
                       </w:r>
                       <w:r>
                         <w:rPr>
                           <w:rFonts w:ascii="Century Gothic" w:hAnsi="Century Gothic" w:cstheme="minorHAnsi"/>
                           <w:b/>
                           <w:bCs/>
-                          <w:color w:val="000000"/>
                           <w:sz w:val="18"/>
                           <w:szCs w:val="16"/>
                           <w:lang w:val="en-US"/>
                         </w:rPr>
-                        <w:t>Clean</w:t>
-                      </w:r>
-                      <w:r>
-                        <w:rPr>
-                          <w:rFonts w:ascii="Century Gothic" w:hAnsi="Century Gothic" w:cstheme="minorHAnsi"/>
-                          <w:color w:val="000000"/>
+                        <w:t>high traffic</w:t>
+                      </w:r>
+                      <w:r>
+                        <w:rPr>
+                          <w:rFonts w:ascii="Century Gothic" w:hAnsi="Century Gothic" w:cstheme="minorHAnsi"/>
                           <w:sz w:val="18"/>
                           <w:szCs w:val="16"/>
                           <w:lang w:val="en-US"/>
                         </w:rPr>
-                        <w:t xml:space="preserve"> and </w:t>
+                        <w:t xml:space="preserve"> and a </w:t>
                       </w:r>
                       <w:r>
                         <w:rPr>
                           <w:rFonts w:ascii="Century Gothic" w:hAnsi="Century Gothic" w:cstheme="minorHAnsi"/>
                           <w:b/>
                           <w:bCs/>
-                          <w:color w:val="000000"/>
                           <w:sz w:val="18"/>
                           <w:szCs w:val="16"/>
                           <w:lang w:val="en-US"/>
                         </w:rPr>
-                        <w:t>MVVM</w:t>
-                      </w:r>
-                      <w:r>
-                        <w:rPr>
-                          <w:rFonts w:ascii="Century Gothic" w:hAnsi="Century Gothic" w:cstheme="minorHAnsi"/>
-                          <w:color w:val="000000"/>
-                          <w:sz w:val="18"/>
-                          <w:szCs w:val="16"/>
-                          <w:lang w:val="en-US"/>
-                        </w:rPr>
-                        <w:t>, and state</w:t>
-                      </w:r>
-                    </w:p>
-                    <w:p>
-                      <w:pPr>
-                        <w:pStyle w:val="Prrafodelista"/>
-                        <w:spacing w:line="276" w:lineRule="auto"/>
-                        <w:ind w:left="502"/>
-                        <w:rPr>
-                          <w:rFonts w:ascii="Century Gothic" w:hAnsi="Century Gothic" w:cstheme="minorHAnsi"/>
-                          <w:color w:val="000000"/>
-                          <w:sz w:val="18"/>
-                          <w:szCs w:val="16"/>
-                          <w:lang w:val="en-US"/>
-                        </w:rPr>
-                      </w:pPr>
-                      <w:r>
-                        <w:rPr>
-                          <w:rFonts w:ascii="Century Gothic" w:hAnsi="Century Gothic" w:cstheme="minorHAnsi"/>
-                          <w:color w:val="000000"/>
-                          <w:sz w:val="18"/>
-                          <w:szCs w:val="16"/>
-                          <w:lang w:val="en-US"/>
-                        </w:rPr>
-                        <w:t xml:space="preserve">managers such as </w:t>
-                      </w:r>
-                      <w:r>
-                        <w:rPr>
-                          <w:rFonts w:ascii="Century Gothic" w:hAnsi="Century Gothic" w:cstheme="minorHAnsi"/>
-                          <w:b/>
-                          <w:bCs/>
-                          <w:color w:val="000000"/>
-                          <w:sz w:val="18"/>
-                          <w:szCs w:val="16"/>
-                          <w:lang w:val="en-US"/>
-                        </w:rPr>
-                        <w:t>Get</w:t>
-                      </w:r>
-                      <w:r>
-                        <w:rPr>
-                          <w:rFonts w:ascii="Century Gothic" w:hAnsi="Century Gothic" w:cstheme="minorHAnsi"/>
-                          <w:color w:val="000000"/>
-                          <w:sz w:val="18"/>
-                          <w:szCs w:val="16"/>
-                          <w:lang w:val="en-US"/>
-                        </w:rPr>
-                        <w:t xml:space="preserve">, </w:t>
-                      </w:r>
-                      <w:r>
-                        <w:rPr>
-                          <w:rFonts w:ascii="Century Gothic" w:hAnsi="Century Gothic" w:cstheme="minorHAnsi"/>
-                          <w:b/>
-                          <w:bCs/>
-                          <w:color w:val="000000"/>
-                          <w:sz w:val="18"/>
-                          <w:szCs w:val="16"/>
-                          <w:lang w:val="en-US"/>
-                        </w:rPr>
-                        <w:t>Bloc/Cubit</w:t>
-                      </w:r>
-                      <w:r>
-                        <w:rPr>
-                          <w:rFonts w:ascii="Century Gothic" w:hAnsi="Century Gothic" w:cstheme="minorHAnsi"/>
-                          <w:color w:val="000000"/>
-                          <w:sz w:val="18"/>
-                          <w:szCs w:val="16"/>
-                          <w:lang w:val="en-US"/>
-                        </w:rPr>
-                        <w:t xml:space="preserve"> and </w:t>
-                      </w:r>
-                      <w:r>
-                        <w:rPr>
-                          <w:rFonts w:ascii="Century Gothic" w:hAnsi="Century Gothic" w:cstheme="minorHAnsi"/>
-                          <w:b/>
-                          <w:bCs/>
-                          <w:color w:val="000000"/>
-                          <w:sz w:val="18"/>
-                          <w:szCs w:val="16"/>
-                          <w:lang w:val="en-US"/>
-                        </w:rPr>
-                        <w:t>Provider</w:t>
-                      </w:r>
-                      <w:r>
-                        <w:rPr>
-                          <w:rFonts w:ascii="Century Gothic" w:hAnsi="Century Gothic" w:cstheme="minorHAnsi"/>
-                          <w:color w:val="000000"/>
+                        <w:t>social focus</w:t>
+                      </w:r>
+                      <w:r>
+                        <w:rPr>
+                          <w:rFonts w:ascii="Century Gothic" w:hAnsi="Century Gothic" w:cstheme="minorHAnsi"/>
                           <w:sz w:val="18"/>
                           <w:szCs w:val="16"/>
                           <w:lang w:val="en-US"/>
@@ -12396,239 +11278,92 @@
                       <w:r>
                         <w:rPr>
                           <w:rFonts w:ascii="Century Gothic" w:hAnsi="Century Gothic" w:cstheme="minorHAnsi"/>
-                          <w:color w:val="000000"/>
                           <w:sz w:val="18"/>
                           <w:szCs w:val="16"/>
                           <w:lang w:val="en-US"/>
                         </w:rPr>
-                        <w:t>Use of version control systems (</w:t>
+                        <w:t xml:space="preserve">Contribution to multiple community packages such as: </w:t>
                       </w:r>
                       <w:r>
                         <w:rPr>
                           <w:rFonts w:ascii="Century Gothic" w:hAnsi="Century Gothic" w:cstheme="minorHAnsi"/>
                           <w:b/>
                           <w:bCs/>
-                          <w:color w:val="000000"/>
                           <w:sz w:val="18"/>
                           <w:szCs w:val="16"/>
                           <w:lang w:val="en-US"/>
                         </w:rPr>
-                        <w:t>GitHub</w:t>
-                      </w:r>
-                      <w:r>
-                        <w:rPr>
-                          <w:rFonts w:ascii="Century Gothic" w:hAnsi="Century Gothic" w:cstheme="minorHAnsi"/>
-                          <w:color w:val="000000"/>
+                        <w:t>feedback</w:t>
+                      </w:r>
+                      <w:r>
+                        <w:rPr>
+                          <w:rFonts w:ascii="Century Gothic" w:hAnsi="Century Gothic" w:cstheme="minorHAnsi"/>
                           <w:sz w:val="18"/>
                           <w:szCs w:val="16"/>
                           <w:lang w:val="en-US"/>
                         </w:rPr>
-                        <w:t>)</w:t>
-                      </w:r>
-                      <w:r>
-                        <w:rPr>
-                          <w:rFonts w:ascii="Century Gothic" w:hAnsi="Century Gothic" w:cstheme="minorHAnsi"/>
-                          <w:color w:val="000000"/>
+                        <w:t xml:space="preserve">, </w:t>
+                      </w:r>
+                      <w:proofErr w:type="spellStart"/>
+                      <w:r>
+                        <w:rPr>
+                          <w:rFonts w:ascii="Century Gothic" w:hAnsi="Century Gothic" w:cstheme="minorHAnsi"/>
+                          <w:b/>
+                          <w:bCs/>
                           <w:sz w:val="18"/>
                           <w:szCs w:val="16"/>
                           <w:lang w:val="en-US"/>
                         </w:rPr>
-                        <w:t xml:space="preserve"> and </w:t>
-                      </w:r>
-                      <w:proofErr w:type="gramStart"/>
-                      <w:r>
-                        <w:rPr>
-                          <w:rFonts w:ascii="Century Gothic" w:hAnsi="Century Gothic" w:cstheme="minorHAnsi"/>
-                          <w:color w:val="000000"/>
+                        <w:t>flutter_zoom_drawer</w:t>
+                      </w:r>
+                      <w:proofErr w:type="spellEnd"/>
+                      <w:r>
+                        <w:rPr>
+                          <w:rFonts w:ascii="Century Gothic" w:hAnsi="Century Gothic" w:cstheme="minorHAnsi"/>
                           <w:sz w:val="18"/>
                           <w:szCs w:val="16"/>
                           <w:lang w:val="en-US"/>
                         </w:rPr>
-                        <w:t>it’s</w:t>
-                      </w:r>
-                      <w:proofErr w:type="gramEnd"/>
-                      <w:r>
-                        <w:rPr>
-                          <w:rFonts w:ascii="Century Gothic" w:hAnsi="Century Gothic" w:cstheme="minorHAnsi"/>
-                          <w:color w:val="000000"/>
+                        <w:t xml:space="preserve">, </w:t>
+                      </w:r>
+                      <w:proofErr w:type="spellStart"/>
+                      <w:r>
+                        <w:rPr>
+                          <w:rFonts w:ascii="Century Gothic" w:hAnsi="Century Gothic" w:cstheme="minorHAnsi"/>
+                          <w:b/>
+                          <w:bCs/>
                           <w:sz w:val="18"/>
                           <w:szCs w:val="16"/>
                           <w:lang w:val="en-US"/>
                         </w:rPr>
-                        <w:t xml:space="preserve"> </w:t>
-                      </w:r>
+                        <w:t>circular_countdown_timer</w:t>
+                      </w:r>
+                      <w:proofErr w:type="spellEnd"/>
+                      <w:r>
+                        <w:rPr>
+                          <w:rFonts w:ascii="Century Gothic" w:hAnsi="Century Gothic" w:cstheme="minorHAnsi"/>
+                          <w:sz w:val="18"/>
+                          <w:szCs w:val="16"/>
+                          <w:lang w:val="en-US"/>
+                        </w:rPr>
+                        <w:t xml:space="preserve">, and </w:t>
+                      </w:r>
+                      <w:proofErr w:type="spellStart"/>
                       <w:r>
                         <w:rPr>
                           <w:rFonts w:ascii="Century Gothic" w:hAnsi="Century Gothic" w:cstheme="minorHAnsi"/>
                           <w:b/>
                           <w:bCs/>
-                          <w:color w:val="000000"/>
                           <w:sz w:val="18"/>
                           <w:szCs w:val="16"/>
                           <w:lang w:val="en-US"/>
                         </w:rPr>
-                        <w:t>CI/CD</w:t>
-                      </w:r>
-                      <w:r>
-                        <w:rPr>
-                          <w:rFonts w:ascii="Century Gothic" w:hAnsi="Century Gothic" w:cstheme="minorHAnsi"/>
-                          <w:color w:val="000000"/>
-                          <w:sz w:val="18"/>
-                          <w:szCs w:val="16"/>
-                          <w:lang w:val="en-US"/>
-                        </w:rPr>
-                        <w:t xml:space="preserve"> for testing and deploying</w:t>
-                      </w:r>
-                      <w:r>
-                        <w:rPr>
-                          <w:rFonts w:ascii="Century Gothic" w:hAnsi="Century Gothic" w:cstheme="minorHAnsi"/>
-                          <w:color w:val="000000"/>
-                          <w:sz w:val="18"/>
-                          <w:szCs w:val="16"/>
-                          <w:lang w:val="en-US"/>
-                        </w:rPr>
-                        <w:t>.</w:t>
-                      </w:r>
-                    </w:p>
-                    <w:p>
-                      <w:pPr>
-                        <w:pStyle w:val="Prrafodelista"/>
-                        <w:numPr>
-                          <w:ilvl w:val="0"/>
-                          <w:numId w:val="13"/>
-                        </w:numPr>
-                        <w:spacing w:line="276" w:lineRule="auto"/>
-                        <w:rPr>
-                          <w:rFonts w:ascii="Century Gothic" w:hAnsi="Century Gothic" w:cstheme="minorHAnsi"/>
-                          <w:color w:val="000000"/>
-                          <w:sz w:val="18"/>
-                          <w:szCs w:val="16"/>
-                          <w:lang w:val="en-US"/>
-                        </w:rPr>
-                      </w:pPr>
-                      <w:r>
-                        <w:rPr>
-                          <w:rFonts w:ascii="Century Gothic" w:hAnsi="Century Gothic" w:cstheme="minorHAnsi"/>
-                          <w:color w:val="000000"/>
-                          <w:sz w:val="18"/>
-                          <w:szCs w:val="16"/>
-                          <w:lang w:val="en-US"/>
-                        </w:rPr>
-                        <w:t xml:space="preserve">Consumption of </w:t>
-                      </w:r>
-                      <w:r>
-                        <w:rPr>
-                          <w:rFonts w:ascii="Century Gothic" w:hAnsi="Century Gothic" w:cstheme="minorHAnsi"/>
-                          <w:b/>
-                          <w:bCs/>
-                          <w:color w:val="000000"/>
-                          <w:sz w:val="18"/>
-                          <w:szCs w:val="16"/>
-                          <w:lang w:val="en-US"/>
-                        </w:rPr>
-                        <w:t>REST</w:t>
-                      </w:r>
-                      <w:r>
-                        <w:rPr>
-                          <w:rFonts w:ascii="Century Gothic" w:hAnsi="Century Gothic" w:cstheme="minorHAnsi"/>
-                          <w:color w:val="000000"/>
-                          <w:sz w:val="18"/>
-                          <w:szCs w:val="16"/>
-                          <w:lang w:val="en-US"/>
-                        </w:rPr>
-                        <w:t xml:space="preserve"> and </w:t>
-                      </w:r>
-                      <w:proofErr w:type="spellStart"/>
-                      <w:r>
-                        <w:rPr>
-                          <w:rFonts w:ascii="Century Gothic" w:hAnsi="Century Gothic" w:cstheme="minorHAnsi"/>
-                          <w:b/>
-                          <w:bCs/>
-                          <w:color w:val="000000"/>
-                          <w:sz w:val="18"/>
-                          <w:szCs w:val="16"/>
-                          <w:lang w:val="en-US"/>
-                        </w:rPr>
-                        <w:t>GraphQL</w:t>
+                        <w:t>custom_dropdown</w:t>
                       </w:r>
                       <w:proofErr w:type="spellEnd"/>
                       <w:r>
                         <w:rPr>
                           <w:rFonts w:ascii="Century Gothic" w:hAnsi="Century Gothic" w:cstheme="minorHAnsi"/>
-                          <w:color w:val="000000"/>
-                          <w:sz w:val="18"/>
-                          <w:szCs w:val="16"/>
-                          <w:lang w:val="en-US"/>
-                        </w:rPr>
-                        <w:t xml:space="preserve"> APIs.</w:t>
-                      </w:r>
-                    </w:p>
-                    <w:p>
-                      <w:pPr>
-                        <w:pStyle w:val="Prrafodelista"/>
-                        <w:numPr>
-                          <w:ilvl w:val="0"/>
-                          <w:numId w:val="13"/>
-                        </w:numPr>
-                        <w:spacing w:line="276" w:lineRule="auto"/>
-                        <w:rPr>
-                          <w:rFonts w:ascii="Century Gothic" w:hAnsi="Century Gothic" w:cstheme="minorHAnsi"/>
-                          <w:color w:val="000000"/>
-                          <w:sz w:val="18"/>
-                          <w:szCs w:val="16"/>
-                          <w:lang w:val="en-US"/>
-                        </w:rPr>
-                      </w:pPr>
-                      <w:r>
-                        <w:rPr>
-                          <w:rFonts w:ascii="Century Gothic" w:hAnsi="Century Gothic" w:cstheme="minorHAnsi"/>
-                          <w:color w:val="000000"/>
-                          <w:sz w:val="18"/>
-                          <w:szCs w:val="16"/>
-                          <w:lang w:val="en-US"/>
-                        </w:rPr>
-                        <w:t xml:space="preserve">Integration with payment gateways such as </w:t>
-                      </w:r>
-                      <w:r>
-                        <w:rPr>
-                          <w:rFonts w:ascii="Century Gothic" w:hAnsi="Century Gothic" w:cstheme="minorHAnsi"/>
-                          <w:b/>
-                          <w:bCs/>
-                          <w:color w:val="000000"/>
-                          <w:sz w:val="18"/>
-                          <w:szCs w:val="16"/>
-                          <w:lang w:val="en-US"/>
-                        </w:rPr>
-                        <w:t>Stripe</w:t>
-                      </w:r>
-                      <w:r>
-                        <w:rPr>
-                          <w:rFonts w:ascii="Century Gothic" w:hAnsi="Century Gothic" w:cstheme="minorHAnsi"/>
-                          <w:color w:val="000000"/>
-                          <w:sz w:val="18"/>
-                          <w:szCs w:val="16"/>
-                          <w:lang w:val="en-US"/>
-                        </w:rPr>
-                        <w:t xml:space="preserve"> and </w:t>
-                      </w:r>
-                      <w:proofErr w:type="spellStart"/>
-                      <w:r>
-                        <w:rPr>
-                          <w:rFonts w:ascii="Century Gothic" w:hAnsi="Century Gothic" w:cstheme="minorHAnsi"/>
-                          <w:b/>
-                          <w:bCs/>
-                          <w:color w:val="000000"/>
-                          <w:sz w:val="18"/>
-                          <w:szCs w:val="16"/>
-                          <w:lang w:val="en-US"/>
-                        </w:rPr>
-                        <w:t>Tropipay</w:t>
-                      </w:r>
-                      <w:proofErr w:type="spellEnd"/>
-                      <w:r>
-                        <w:rPr>
-                          <w:rFonts w:ascii="Century Gothic" w:hAnsi="Century Gothic" w:cstheme="minorHAnsi"/>
-                          <w:color w:val="000000"/>
                           <w:sz w:val="18"/>
                           <w:szCs w:val="16"/>
                           <w:lang w:val="en-US"/>
@@ -12718,7 +11453,7 @@
               </wp:anchor>
             </w:drawing>
           </mc:Choice>
-          <mc:Fallback xmlns:oel="http://schemas.microsoft.com/office/2019/extlst" xmlns:w16du="http://schemas.microsoft.com/office/word/2023/wordml/word16du">
+          <mc:Fallback xmlns:w16du="http://schemas.microsoft.com/office/word/2023/wordml/word16du" xmlns:oel="http://schemas.microsoft.com/office/2019/extlst">
             <w:pict>
               <v:shapetype w14:anchorId="6C5A4CB9" id="_x0000_t32" coordsize="21600,21600" o:spt="32" o:oned="t" path="m,l21600,21600e" filled="f">
                 <v:path arrowok="t" fillok="f" o:connecttype="none"/>
@@ -12813,6 +11548,7 @@
                                 <w:lang w:val="en-US"/>
                               </w:rPr>
                             </w:pPr>
+                            <w:proofErr w:type="spellStart"/>
                             <w:r>
                               <w:rPr>
                                 <w:rFonts w:ascii="Century Gothic" w:hAnsi="Century Gothic" w:cstheme="minorHAnsi"/>
@@ -12821,36 +11557,42 @@
                                 <w:szCs w:val="22"/>
                                 <w:lang w:val="en-US"/>
                               </w:rPr>
-                              <w:t>Jessica A. García</w:t>
-                            </w:r>
-                          </w:p>
-                          <w:p>
-                            <w:pPr>
-                              <w:rPr>
-                                <w:rFonts w:ascii="Century Gothic" w:hAnsi="Century Gothic" w:cstheme="minorHAnsi"/>
+                              <w:t>Amed</w:t>
+                            </w:r>
+                            <w:proofErr w:type="spellEnd"/>
+                            <w:r>
+                              <w:rPr>
+                                <w:rFonts w:ascii="Century Gothic" w:hAnsi="Century Gothic" w:cstheme="minorHAnsi"/>
+                                <w:b/>
                                 <w:sz w:val="22"/>
                                 <w:szCs w:val="22"/>
                                 <w:lang w:val="en-US"/>
                               </w:rPr>
-                            </w:pPr>
-                            <w:r>
-                              <w:rPr>
-                                <w:rFonts w:ascii="Century Gothic" w:hAnsi="Century Gothic" w:cstheme="minorHAnsi"/>
+                              <w:t xml:space="preserve"> Abreu </w:t>
+                            </w:r>
+                            <w:proofErr w:type="spellStart"/>
+                            <w:r>
+                              <w:rPr>
+                                <w:rFonts w:ascii="Century Gothic" w:hAnsi="Century Gothic" w:cstheme="minorHAnsi"/>
+                                <w:b/>
                                 <w:sz w:val="22"/>
                                 <w:szCs w:val="22"/>
                                 <w:lang w:val="en-US"/>
                               </w:rPr>
-                              <w:t>Root101</w:t>
-                            </w:r>
-                            <w:r>
+                              <w:t>Albor</w:t>
+                            </w:r>
+                            <w:proofErr w:type="spellEnd"/>
+                          </w:p>
+                          <w:p>
+                            <w:pPr>
                               <w:rPr>
                                 <w:rFonts w:ascii="Century Gothic" w:hAnsi="Century Gothic" w:cstheme="minorHAnsi"/>
                                 <w:sz w:val="22"/>
                                 <w:szCs w:val="22"/>
                                 <w:lang w:val="en-US"/>
                               </w:rPr>
-                              <w:t xml:space="preserve"> | C</w:t>
-                            </w:r>
+                            </w:pPr>
+                            <w:proofErr w:type="spellStart"/>
                             <w:r>
                               <w:rPr>
                                 <w:rFonts w:ascii="Century Gothic" w:hAnsi="Century Gothic" w:cstheme="minorHAnsi"/>
@@ -12858,16 +11600,71 @@
                                 <w:szCs w:val="22"/>
                                 <w:lang w:val="en-US"/>
                               </w:rPr>
-                              <w:t>o-Owner</w:t>
-                            </w:r>
-                          </w:p>
-                          <w:p>
-                            <w:pPr>
+                              <w:t>Zyrcled</w:t>
+                            </w:r>
+                            <w:proofErr w:type="spellEnd"/>
+                            <w:r>
                               <w:rPr>
                                 <w:rFonts w:ascii="Century Gothic" w:hAnsi="Century Gothic" w:cstheme="minorHAnsi"/>
                                 <w:sz w:val="22"/>
                                 <w:szCs w:val="22"/>
-                                <w:lang w:val="es-ES"/>
+                                <w:lang w:val="en-US"/>
+                              </w:rPr>
+                              <w:t xml:space="preserve"> S</w:t>
+                            </w:r>
+                            <w:r>
+                              <w:rPr>
+                                <w:rFonts w:ascii="Century Gothic" w:hAnsi="Century Gothic" w:cstheme="minorHAnsi"/>
+                                <w:sz w:val="22"/>
+                                <w:szCs w:val="22"/>
+                                <w:lang w:val="en-US"/>
+                              </w:rPr>
+                              <w:t>.</w:t>
+                            </w:r>
+                            <w:r>
+                              <w:rPr>
+                                <w:rFonts w:ascii="Century Gothic" w:hAnsi="Century Gothic" w:cstheme="minorHAnsi"/>
+                                <w:sz w:val="22"/>
+                                <w:szCs w:val="22"/>
+                                <w:lang w:val="en-US"/>
+                              </w:rPr>
+                              <w:t>G</w:t>
+                            </w:r>
+                            <w:r>
+                              <w:rPr>
+                                <w:rFonts w:ascii="Century Gothic" w:hAnsi="Century Gothic" w:cstheme="minorHAnsi"/>
+                                <w:sz w:val="22"/>
+                                <w:szCs w:val="22"/>
+                                <w:lang w:val="en-US"/>
+                              </w:rPr>
+                              <w:t>.</w:t>
+                            </w:r>
+                            <w:r>
+                              <w:rPr>
+                                <w:rFonts w:ascii="Century Gothic" w:hAnsi="Century Gothic" w:cstheme="minorHAnsi"/>
+                                <w:sz w:val="22"/>
+                                <w:szCs w:val="22"/>
+                                <w:lang w:val="en-US"/>
+                              </w:rPr>
+                              <w:t xml:space="preserve"> | </w:t>
+                            </w:r>
+                            <w:r>
+                              <w:rPr>
+                                <w:rFonts w:ascii="Century Gothic" w:hAnsi="Century Gothic" w:cstheme="minorHAnsi"/>
+                                <w:sz w:val="22"/>
+                                <w:szCs w:val="22"/>
+                                <w:lang w:val="en-US"/>
+                              </w:rPr>
+                              <w:t>CTO</w:t>
+                            </w:r>
+                          </w:p>
+                          <w:p>
+                            <w:pPr>
+                              <w:rPr>
+                                <w:rFonts w:ascii="Century Gothic" w:hAnsi="Century Gothic" w:cstheme="minorHAnsi"/>
+                                <w:sz w:val="22"/>
+                                <w:szCs w:val="22"/>
+                                <w:lang w:val="en-US"/>
                               </w:rPr>
                             </w:pPr>
                             <w:r>
@@ -12876,29 +11673,29 @@
                                 <w:rFonts w:ascii="Century Gothic" w:hAnsi="Century Gothic"/>
                                 <w:sz w:val="22"/>
                                 <w:szCs w:val="22"/>
-                                <w:lang w:val="es-ES"/>
-                              </w:rPr>
-                              <w:t>+</w:t>
-                            </w:r>
-                            <w:r>
-                              <w:rPr>
-                                <w:rStyle w:val="translatable-message"/>
-                                <w:rFonts w:ascii="Century Gothic" w:hAnsi="Century Gothic"/>
+                                <w:lang w:val="en-US"/>
+                              </w:rPr>
+                              <w:t>+34 697 16 79 49</w:t>
+                            </w:r>
+                          </w:p>
+                          <w:p>
+                            <w:pPr>
+                              <w:spacing w:line="276" w:lineRule="auto"/>
+                              <w:rPr>
+                                <w:rFonts w:ascii="Century Gothic" w:hAnsi="Century Gothic" w:cs="Arial"/>
                                 <w:sz w:val="22"/>
                                 <w:szCs w:val="22"/>
-                                <w:lang w:val="es-ES"/>
-                              </w:rPr>
-                              <w:t xml:space="preserve">53 5 </w:t>
-                            </w:r>
-                            <w:r>
-                              <w:rPr>
-                                <w:rStyle w:val="translatable-message"/>
-                                <w:rFonts w:ascii="Century Gothic" w:hAnsi="Century Gothic"/>
+                                <w:lang w:val="en-US"/>
+                              </w:rPr>
+                            </w:pPr>
+                            <w:r>
+                              <w:rPr>
+                                <w:rFonts w:ascii="Century Gothic" w:hAnsi="Century Gothic" w:cs="Arial"/>
                                 <w:sz w:val="22"/>
                                 <w:szCs w:val="22"/>
-                                <w:lang w:val="es-ES"/>
-                              </w:rPr>
-                              <w:t>824 1170</w:t>
+                                <w:lang w:val="en-US"/>
+                              </w:rPr>
+                              <w:t>amed901117@gmail.com</w:t>
                             </w:r>
                           </w:p>
                           <w:p>
@@ -12907,28 +11704,47 @@
                                 <w:rFonts w:ascii="Century Gothic" w:hAnsi="Century Gothic" w:cstheme="minorHAnsi"/>
                                 <w:sz w:val="22"/>
                                 <w:szCs w:val="22"/>
-                                <w:lang w:val="es-ES"/>
-                              </w:rPr>
-                            </w:pPr>
-                            <w:bookmarkStart w:id="2" w:name="_Hlk188865408"/>
-                            <w:r>
+                                <w:lang w:val="en-US"/>
+                              </w:rPr>
+                            </w:pPr>
+                          </w:p>
+                          <w:p>
+                            <w:pPr>
                               <w:rPr>
                                 <w:rFonts w:ascii="Century Gothic" w:hAnsi="Century Gothic" w:cstheme="minorHAnsi"/>
                                 <w:sz w:val="22"/>
                                 <w:szCs w:val="22"/>
-                                <w:lang w:val="es-ES"/>
-                              </w:rPr>
-                              <w:t>aidylalbalah@gmail.com</w:t>
-                            </w:r>
-                          </w:p>
-                          <w:bookmarkEnd w:id="2"/>
+                                <w:lang w:val="en-US"/>
+                              </w:rPr>
+                            </w:pPr>
+                          </w:p>
                           <w:p>
                             <w:pPr>
                               <w:rPr>
                                 <w:rFonts w:ascii="Century Gothic" w:hAnsi="Century Gothic" w:cstheme="minorHAnsi"/>
                                 <w:sz w:val="22"/>
                                 <w:szCs w:val="22"/>
-                                <w:lang w:val="es-ES"/>
+                                <w:lang w:val="en-US"/>
+                              </w:rPr>
+                            </w:pPr>
+                          </w:p>
+                          <w:p>
+                            <w:pPr>
+                              <w:rPr>
+                                <w:rFonts w:ascii="Century Gothic" w:hAnsi="Century Gothic" w:cstheme="minorHAnsi"/>
+                                <w:sz w:val="22"/>
+                                <w:szCs w:val="22"/>
+                                <w:lang w:val="en-US"/>
+                              </w:rPr>
+                            </w:pPr>
+                          </w:p>
+                          <w:p>
+                            <w:pPr>
+                              <w:rPr>
+                                <w:rFonts w:ascii="Century Gothic" w:hAnsi="Century Gothic" w:cstheme="minorHAnsi"/>
+                                <w:sz w:val="22"/>
+                                <w:szCs w:val="22"/>
+                                <w:lang w:val="en-US"/>
                               </w:rPr>
                             </w:pPr>
                           </w:p>
@@ -12984,6 +11800,7 @@
                           <w:lang w:val="en-US"/>
                         </w:rPr>
                       </w:pPr>
+                      <w:proofErr w:type="spellStart"/>
                       <w:r>
                         <w:rPr>
                           <w:rFonts w:ascii="Century Gothic" w:hAnsi="Century Gothic" w:cstheme="minorHAnsi"/>
@@ -12992,36 +11809,42 @@
                           <w:szCs w:val="22"/>
                           <w:lang w:val="en-US"/>
                         </w:rPr>
-                        <w:t>Jessica A. García</w:t>
-                      </w:r>
-                    </w:p>
-                    <w:p>
-                      <w:pPr>
-                        <w:rPr>
-                          <w:rFonts w:ascii="Century Gothic" w:hAnsi="Century Gothic" w:cstheme="minorHAnsi"/>
+                        <w:t>Amed</w:t>
+                      </w:r>
+                      <w:proofErr w:type="spellEnd"/>
+                      <w:r>
+                        <w:rPr>
+                          <w:rFonts w:ascii="Century Gothic" w:hAnsi="Century Gothic" w:cstheme="minorHAnsi"/>
+                          <w:b/>
                           <w:sz w:val="22"/>
                           <w:szCs w:val="22"/>
                           <w:lang w:val="en-US"/>
                         </w:rPr>
-                      </w:pPr>
-                      <w:r>
-                        <w:rPr>
-                          <w:rFonts w:ascii="Century Gothic" w:hAnsi="Century Gothic" w:cstheme="minorHAnsi"/>
+                        <w:t xml:space="preserve"> Abreu </w:t>
+                      </w:r>
+                      <w:proofErr w:type="spellStart"/>
+                      <w:r>
+                        <w:rPr>
+                          <w:rFonts w:ascii="Century Gothic" w:hAnsi="Century Gothic" w:cstheme="minorHAnsi"/>
+                          <w:b/>
                           <w:sz w:val="22"/>
                           <w:szCs w:val="22"/>
                           <w:lang w:val="en-US"/>
                         </w:rPr>
-                        <w:t>Root101</w:t>
-                      </w:r>
-                      <w:r>
+                        <w:t>Albor</w:t>
+                      </w:r>
+                      <w:proofErr w:type="spellEnd"/>
+                    </w:p>
+                    <w:p>
+                      <w:pPr>
                         <w:rPr>
                           <w:rFonts w:ascii="Century Gothic" w:hAnsi="Century Gothic" w:cstheme="minorHAnsi"/>
                           <w:sz w:val="22"/>
                           <w:szCs w:val="22"/>
                           <w:lang w:val="en-US"/>
                         </w:rPr>
-                        <w:t xml:space="preserve"> | C</w:t>
-                      </w:r>
+                      </w:pPr>
+                      <w:proofErr w:type="spellStart"/>
                       <w:r>
                         <w:rPr>
                           <w:rFonts w:ascii="Century Gothic" w:hAnsi="Century Gothic" w:cstheme="minorHAnsi"/>
@@ -13029,16 +11852,71 @@
                           <w:szCs w:val="22"/>
                           <w:lang w:val="en-US"/>
                         </w:rPr>
-                        <w:t>o-Owner</w:t>
-                      </w:r>
-                    </w:p>
-                    <w:p>
-                      <w:pPr>
+                        <w:t>Zyrcled</w:t>
+                      </w:r>
+                      <w:proofErr w:type="spellEnd"/>
+                      <w:r>
                         <w:rPr>
                           <w:rFonts w:ascii="Century Gothic" w:hAnsi="Century Gothic" w:cstheme="minorHAnsi"/>
                           <w:sz w:val="22"/>
                           <w:szCs w:val="22"/>
-                          <w:lang w:val="es-ES"/>
+                          <w:lang w:val="en-US"/>
+                        </w:rPr>
+                        <w:t xml:space="preserve"> S</w:t>
+                      </w:r>
+                      <w:r>
+                        <w:rPr>
+                          <w:rFonts w:ascii="Century Gothic" w:hAnsi="Century Gothic" w:cstheme="minorHAnsi"/>
+                          <w:sz w:val="22"/>
+                          <w:szCs w:val="22"/>
+                          <w:lang w:val="en-US"/>
+                        </w:rPr>
+                        <w:t>.</w:t>
+                      </w:r>
+                      <w:r>
+                        <w:rPr>
+                          <w:rFonts w:ascii="Century Gothic" w:hAnsi="Century Gothic" w:cstheme="minorHAnsi"/>
+                          <w:sz w:val="22"/>
+                          <w:szCs w:val="22"/>
+                          <w:lang w:val="en-US"/>
+                        </w:rPr>
+                        <w:t>G</w:t>
+                      </w:r>
+                      <w:r>
+                        <w:rPr>
+                          <w:rFonts w:ascii="Century Gothic" w:hAnsi="Century Gothic" w:cstheme="minorHAnsi"/>
+                          <w:sz w:val="22"/>
+                          <w:szCs w:val="22"/>
+                          <w:lang w:val="en-US"/>
+                        </w:rPr>
+                        <w:t>.</w:t>
+                      </w:r>
+                      <w:r>
+                        <w:rPr>
+                          <w:rFonts w:ascii="Century Gothic" w:hAnsi="Century Gothic" w:cstheme="minorHAnsi"/>
+                          <w:sz w:val="22"/>
+                          <w:szCs w:val="22"/>
+                          <w:lang w:val="en-US"/>
+                        </w:rPr>
+                        <w:t xml:space="preserve"> | </w:t>
+                      </w:r>
+                      <w:r>
+                        <w:rPr>
+                          <w:rFonts w:ascii="Century Gothic" w:hAnsi="Century Gothic" w:cstheme="minorHAnsi"/>
+                          <w:sz w:val="22"/>
+                          <w:szCs w:val="22"/>
+                          <w:lang w:val="en-US"/>
+                        </w:rPr>
+                        <w:t>CTO</w:t>
+                      </w:r>
+                    </w:p>
+                    <w:p>
+                      <w:pPr>
+                        <w:rPr>
+                          <w:rFonts w:ascii="Century Gothic" w:hAnsi="Century Gothic" w:cstheme="minorHAnsi"/>
+                          <w:sz w:val="22"/>
+                          <w:szCs w:val="22"/>
+                          <w:lang w:val="en-US"/>
                         </w:rPr>
                       </w:pPr>
                       <w:r>
@@ -13047,29 +11925,29 @@
                           <w:rFonts w:ascii="Century Gothic" w:hAnsi="Century Gothic"/>
                           <w:sz w:val="22"/>
                           <w:szCs w:val="22"/>
-                          <w:lang w:val="es-ES"/>
-                        </w:rPr>
-                        <w:t>+</w:t>
-                      </w:r>
-                      <w:r>
-                        <w:rPr>
-                          <w:rStyle w:val="translatable-message"/>
-                          <w:rFonts w:ascii="Century Gothic" w:hAnsi="Century Gothic"/>
+                          <w:lang w:val="en-US"/>
+                        </w:rPr>
+                        <w:t>+34 697 16 79 49</w:t>
+                      </w:r>
+                    </w:p>
+                    <w:p>
+                      <w:pPr>
+                        <w:spacing w:line="276" w:lineRule="auto"/>
+                        <w:rPr>
+                          <w:rFonts w:ascii="Century Gothic" w:hAnsi="Century Gothic" w:cs="Arial"/>
                           <w:sz w:val="22"/>
                           <w:szCs w:val="22"/>
-                          <w:lang w:val="es-ES"/>
-                        </w:rPr>
-                        <w:t xml:space="preserve">53 5 </w:t>
-                      </w:r>
-                      <w:r>
-                        <w:rPr>
-                          <w:rStyle w:val="translatable-message"/>
-                          <w:rFonts w:ascii="Century Gothic" w:hAnsi="Century Gothic"/>
+                          <w:lang w:val="en-US"/>
+                        </w:rPr>
+                      </w:pPr>
+                      <w:r>
+                        <w:rPr>
+                          <w:rFonts w:ascii="Century Gothic" w:hAnsi="Century Gothic" w:cs="Arial"/>
                           <w:sz w:val="22"/>
                           <w:szCs w:val="22"/>
-                          <w:lang w:val="es-ES"/>
-                        </w:rPr>
-                        <w:t>824 1170</w:t>
+                          <w:lang w:val="en-US"/>
+                        </w:rPr>
+                        <w:t>amed901117@gmail.com</w:t>
                       </w:r>
                     </w:p>
                     <w:p>
@@ -13078,28 +11956,47 @@
                           <w:rFonts w:ascii="Century Gothic" w:hAnsi="Century Gothic" w:cstheme="minorHAnsi"/>
                           <w:sz w:val="22"/>
                           <w:szCs w:val="22"/>
-                          <w:lang w:val="es-ES"/>
-                        </w:rPr>
-                      </w:pPr>
-                      <w:bookmarkStart w:id="5" w:name="_Hlk188865408"/>
-                      <w:r>
+                          <w:lang w:val="en-US"/>
+                        </w:rPr>
+                      </w:pPr>
+                    </w:p>
+                    <w:p>
+                      <w:pPr>
                         <w:rPr>
                           <w:rFonts w:ascii="Century Gothic" w:hAnsi="Century Gothic" w:cstheme="minorHAnsi"/>
                           <w:sz w:val="22"/>
                           <w:szCs w:val="22"/>
-                          <w:lang w:val="es-ES"/>
-                        </w:rPr>
-                        <w:t>aidylalbalah@gmail.com</w:t>
-                      </w:r>
-                    </w:p>
-                    <w:bookmarkEnd w:id="5"/>
+                          <w:lang w:val="en-US"/>
+                        </w:rPr>
+                      </w:pPr>
+                    </w:p>
                     <w:p>
                       <w:pPr>
                         <w:rPr>
                           <w:rFonts w:ascii="Century Gothic" w:hAnsi="Century Gothic" w:cstheme="minorHAnsi"/>
                           <w:sz w:val="22"/>
                           <w:szCs w:val="22"/>
-                          <w:lang w:val="es-ES"/>
+                          <w:lang w:val="en-US"/>
+                        </w:rPr>
+                      </w:pPr>
+                    </w:p>
+                    <w:p>
+                      <w:pPr>
+                        <w:rPr>
+                          <w:rFonts w:ascii="Century Gothic" w:hAnsi="Century Gothic" w:cstheme="minorHAnsi"/>
+                          <w:sz w:val="22"/>
+                          <w:szCs w:val="22"/>
+                          <w:lang w:val="en-US"/>
+                        </w:rPr>
+                      </w:pPr>
+                    </w:p>
+                    <w:p>
+                      <w:pPr>
+                        <w:rPr>
+                          <w:rFonts w:ascii="Century Gothic" w:hAnsi="Century Gothic" w:cstheme="minorHAnsi"/>
+                          <w:sz w:val="22"/>
+                          <w:szCs w:val="22"/>
+                          <w:lang w:val="en-US"/>
                         </w:rPr>
                       </w:pPr>
                     </w:p>
@@ -13186,7 +12083,6 @@
                                 <w:lang w:val="en-US"/>
                               </w:rPr>
                             </w:pPr>
-                            <w:proofErr w:type="spellStart"/>
                             <w:r>
                               <w:rPr>
                                 <w:rFonts w:ascii="Century Gothic" w:hAnsi="Century Gothic" w:cstheme="minorHAnsi"/>
@@ -13195,9 +12091,9 @@
                                 <w:szCs w:val="22"/>
                                 <w:lang w:val="en-US"/>
                               </w:rPr>
-                              <w:t>Amed</w:t>
-                            </w:r>
-                            <w:proofErr w:type="spellEnd"/>
+                              <w:t xml:space="preserve">Leandro </w:t>
+                            </w:r>
+                            <w:proofErr w:type="spellStart"/>
                             <w:r>
                               <w:rPr>
                                 <w:rFonts w:ascii="Century Gothic" w:hAnsi="Century Gothic" w:cstheme="minorHAnsi"/>
@@ -13206,31 +12102,28 @@
                                 <w:szCs w:val="22"/>
                                 <w:lang w:val="en-US"/>
                               </w:rPr>
-                              <w:t xml:space="preserve"> Abreu </w:t>
-                            </w:r>
-                            <w:proofErr w:type="spellStart"/>
-                            <w:r>
-                              <w:rPr>
-                                <w:rFonts w:ascii="Century Gothic" w:hAnsi="Century Gothic" w:cstheme="minorHAnsi"/>
-                                <w:b/>
+                              <w:t>Carmenaty</w:t>
+                            </w:r>
+                            <w:proofErr w:type="spellEnd"/>
+                          </w:p>
+                          <w:p>
+                            <w:pPr>
+                              <w:rPr>
+                                <w:rFonts w:ascii="Century Gothic" w:hAnsi="Century Gothic" w:cstheme="minorHAnsi"/>
                                 <w:sz w:val="22"/>
                                 <w:szCs w:val="22"/>
                                 <w:lang w:val="en-US"/>
                               </w:rPr>
-                              <w:t>Albor</w:t>
-                            </w:r>
-                            <w:proofErr w:type="spellEnd"/>
-                          </w:p>
-                          <w:p>
-                            <w:pPr>
+                            </w:pPr>
+                            <w:r>
                               <w:rPr>
                                 <w:rFonts w:ascii="Century Gothic" w:hAnsi="Century Gothic" w:cstheme="minorHAnsi"/>
                                 <w:sz w:val="22"/>
                                 <w:szCs w:val="22"/>
                                 <w:lang w:val="en-US"/>
                               </w:rPr>
-                            </w:pPr>
-                            <w:proofErr w:type="spellStart"/>
+                              <w:t>Medium Coders.</w:t>
+                            </w:r>
                             <w:r>
                               <w:rPr>
                                 <w:rFonts w:ascii="Century Gothic" w:hAnsi="Century Gothic" w:cstheme="minorHAnsi"/>
@@ -13238,71 +12131,25 @@
                                 <w:szCs w:val="22"/>
                                 <w:lang w:val="en-US"/>
                               </w:rPr>
-                              <w:t>Zyrcled</w:t>
-                            </w:r>
-                            <w:proofErr w:type="spellEnd"/>
-                            <w:r>
+                              <w:t xml:space="preserve"> | </w:t>
+                            </w:r>
+                            <w:r>
+                              <w:rPr>
+                                <w:rFonts w:ascii="Century Gothic" w:hAnsi="Century Gothic" w:cstheme="minorHAnsi"/>
+                                <w:sz w:val="20"/>
+                                <w:szCs w:val="20"/>
+                                <w:lang w:val="en-US"/>
+                              </w:rPr>
+                              <w:t>Team Leader</w:t>
+                            </w:r>
+                          </w:p>
+                          <w:p>
+                            <w:pPr>
                               <w:rPr>
                                 <w:rFonts w:ascii="Century Gothic" w:hAnsi="Century Gothic" w:cstheme="minorHAnsi"/>
                                 <w:sz w:val="22"/>
                                 <w:szCs w:val="22"/>
-                                <w:lang w:val="en-US"/>
-                              </w:rPr>
-                              <w:t xml:space="preserve"> S</w:t>
-                            </w:r>
-                            <w:r>
-                              <w:rPr>
-                                <w:rFonts w:ascii="Century Gothic" w:hAnsi="Century Gothic" w:cstheme="minorHAnsi"/>
-                                <w:sz w:val="22"/>
-                                <w:szCs w:val="22"/>
-                                <w:lang w:val="en-US"/>
-                              </w:rPr>
-                              <w:t>.</w:t>
-                            </w:r>
-                            <w:r>
-                              <w:rPr>
-                                <w:rFonts w:ascii="Century Gothic" w:hAnsi="Century Gothic" w:cstheme="minorHAnsi"/>
-                                <w:sz w:val="22"/>
-                                <w:szCs w:val="22"/>
-                                <w:lang w:val="en-US"/>
-                              </w:rPr>
-                              <w:t>G</w:t>
-                            </w:r>
-                            <w:r>
-                              <w:rPr>
-                                <w:rFonts w:ascii="Century Gothic" w:hAnsi="Century Gothic" w:cstheme="minorHAnsi"/>
-                                <w:sz w:val="22"/>
-                                <w:szCs w:val="22"/>
-                                <w:lang w:val="en-US"/>
-                              </w:rPr>
-                              <w:t>.</w:t>
-                            </w:r>
-                            <w:r>
-                              <w:rPr>
-                                <w:rFonts w:ascii="Century Gothic" w:hAnsi="Century Gothic" w:cstheme="minorHAnsi"/>
-                                <w:sz w:val="22"/>
-                                <w:szCs w:val="22"/>
-                                <w:lang w:val="en-US"/>
-                              </w:rPr>
-                              <w:t xml:space="preserve"> | </w:t>
-                            </w:r>
-                            <w:r>
-                              <w:rPr>
-                                <w:rFonts w:ascii="Century Gothic" w:hAnsi="Century Gothic" w:cstheme="minorHAnsi"/>
-                                <w:sz w:val="22"/>
-                                <w:szCs w:val="22"/>
-                                <w:lang w:val="en-US"/>
-                              </w:rPr>
-                              <w:t>CTO</w:t>
-                            </w:r>
-                          </w:p>
-                          <w:p>
-                            <w:pPr>
-                              <w:rPr>
-                                <w:rFonts w:ascii="Century Gothic" w:hAnsi="Century Gothic" w:cstheme="minorHAnsi"/>
-                                <w:sz w:val="22"/>
-                                <w:szCs w:val="22"/>
-                                <w:lang w:val="en-US"/>
+                                <w:lang w:val="es-ES"/>
                               </w:rPr>
                             </w:pPr>
                             <w:r>
@@ -13311,80 +12158,28 @@
                                 <w:rFonts w:ascii="Century Gothic" w:hAnsi="Century Gothic"/>
                                 <w:sz w:val="22"/>
                                 <w:szCs w:val="22"/>
-                                <w:lang w:val="en-US"/>
-                              </w:rPr>
-                              <w:t>+34 697 16 79 49</w:t>
-                            </w:r>
-                          </w:p>
-                          <w:p>
-                            <w:pPr>
-                              <w:spacing w:line="276" w:lineRule="auto"/>
-                              <w:rPr>
-                                <w:rFonts w:ascii="Century Gothic" w:hAnsi="Century Gothic" w:cs="Arial"/>
+                                <w:lang w:val="es-ES"/>
+                              </w:rPr>
+                              <w:t>+593 98 062 9597</w:t>
+                            </w:r>
+                          </w:p>
+                          <w:p>
+                            <w:pPr>
+                              <w:rPr>
+                                <w:rFonts w:ascii="Century Gothic" w:hAnsi="Century Gothic" w:cstheme="minorHAnsi"/>
+                                <w:sz w:val="20"/>
+                                <w:szCs w:val="20"/>
+                                <w:lang w:val="es-ES"/>
+                              </w:rPr>
+                            </w:pPr>
+                            <w:r>
+                              <w:rPr>
+                                <w:rFonts w:ascii="Century Gothic" w:hAnsi="Century Gothic"/>
                                 <w:sz w:val="22"/>
                                 <w:szCs w:val="22"/>
-                                <w:lang w:val="en-US"/>
-                              </w:rPr>
-                            </w:pPr>
-                            <w:r>
-                              <w:rPr>
-                                <w:rFonts w:ascii="Century Gothic" w:hAnsi="Century Gothic" w:cs="Arial"/>
-                                <w:sz w:val="22"/>
-                                <w:szCs w:val="22"/>
-                                <w:lang w:val="en-US"/>
-                              </w:rPr>
-                              <w:t>amed901117@gmail.com</w:t>
-                            </w:r>
-                          </w:p>
-                          <w:p>
-                            <w:pPr>
-                              <w:rPr>
-                                <w:rFonts w:ascii="Century Gothic" w:hAnsi="Century Gothic" w:cstheme="minorHAnsi"/>
-                                <w:sz w:val="22"/>
-                                <w:szCs w:val="22"/>
-                                <w:lang w:val="en-US"/>
-                              </w:rPr>
-                            </w:pPr>
-                          </w:p>
-                          <w:p>
-                            <w:pPr>
-                              <w:rPr>
-                                <w:rFonts w:ascii="Century Gothic" w:hAnsi="Century Gothic" w:cstheme="minorHAnsi"/>
-                                <w:sz w:val="22"/>
-                                <w:szCs w:val="22"/>
-                                <w:lang w:val="en-US"/>
-                              </w:rPr>
-                            </w:pPr>
-                          </w:p>
-                          <w:p>
-                            <w:pPr>
-                              <w:rPr>
-                                <w:rFonts w:ascii="Century Gothic" w:hAnsi="Century Gothic" w:cstheme="minorHAnsi"/>
-                                <w:sz w:val="22"/>
-                                <w:szCs w:val="22"/>
-                                <w:lang w:val="en-US"/>
-                              </w:rPr>
-                            </w:pPr>
-                          </w:p>
-                          <w:p>
-                            <w:pPr>
-                              <w:rPr>
-                                <w:rFonts w:ascii="Century Gothic" w:hAnsi="Century Gothic" w:cstheme="minorHAnsi"/>
-                                <w:sz w:val="22"/>
-                                <w:szCs w:val="22"/>
-                                <w:lang w:val="en-US"/>
-                              </w:rPr>
-                            </w:pPr>
-                          </w:p>
-                          <w:p>
-                            <w:pPr>
-                              <w:rPr>
-                                <w:rFonts w:ascii="Century Gothic" w:hAnsi="Century Gothic" w:cstheme="minorHAnsi"/>
-                                <w:sz w:val="22"/>
-                                <w:szCs w:val="22"/>
-                                <w:lang w:val="en-US"/>
-                              </w:rPr>
-                            </w:pPr>
+                              </w:rPr>
+                              <w:t>leo.cty@gmail.com</w:t>
+                            </w:r>
                           </w:p>
                         </w:txbxContent>
                       </wps:txbx>
@@ -13418,7 +12213,6 @@
                           <w:lang w:val="en-US"/>
                         </w:rPr>
                       </w:pPr>
-                      <w:proofErr w:type="spellStart"/>
                       <w:r>
                         <w:rPr>
                           <w:rFonts w:ascii="Century Gothic" w:hAnsi="Century Gothic" w:cstheme="minorHAnsi"/>
@@ -13427,9 +12221,9 @@
                           <w:szCs w:val="22"/>
                           <w:lang w:val="en-US"/>
                         </w:rPr>
-                        <w:t>Amed</w:t>
-                      </w:r>
-                      <w:proofErr w:type="spellEnd"/>
+                        <w:t xml:space="preserve">Leandro </w:t>
+                      </w:r>
+                      <w:proofErr w:type="spellStart"/>
                       <w:r>
                         <w:rPr>
                           <w:rFonts w:ascii="Century Gothic" w:hAnsi="Century Gothic" w:cstheme="minorHAnsi"/>
@@ -13438,31 +12232,28 @@
                           <w:szCs w:val="22"/>
                           <w:lang w:val="en-US"/>
                         </w:rPr>
-                        <w:t xml:space="preserve"> Abreu </w:t>
-                      </w:r>
-                      <w:proofErr w:type="spellStart"/>
-                      <w:r>
-                        <w:rPr>
-                          <w:rFonts w:ascii="Century Gothic" w:hAnsi="Century Gothic" w:cstheme="minorHAnsi"/>
-                          <w:b/>
+                        <w:t>Carmenaty</w:t>
+                      </w:r>
+                      <w:proofErr w:type="spellEnd"/>
+                    </w:p>
+                    <w:p>
+                      <w:pPr>
+                        <w:rPr>
+                          <w:rFonts w:ascii="Century Gothic" w:hAnsi="Century Gothic" w:cstheme="minorHAnsi"/>
                           <w:sz w:val="22"/>
                           <w:szCs w:val="22"/>
                           <w:lang w:val="en-US"/>
                         </w:rPr>
-                        <w:t>Albor</w:t>
-                      </w:r>
-                      <w:proofErr w:type="spellEnd"/>
-                    </w:p>
-                    <w:p>
-                      <w:pPr>
+                      </w:pPr>
+                      <w:r>
                         <w:rPr>
                           <w:rFonts w:ascii="Century Gothic" w:hAnsi="Century Gothic" w:cstheme="minorHAnsi"/>
                           <w:sz w:val="22"/>
                           <w:szCs w:val="22"/>
                           <w:lang w:val="en-US"/>
                         </w:rPr>
-                      </w:pPr>
-                      <w:proofErr w:type="spellStart"/>
+                        <w:t>Medium Coders.</w:t>
+                      </w:r>
                       <w:r>
                         <w:rPr>
                           <w:rFonts w:ascii="Century Gothic" w:hAnsi="Century Gothic" w:cstheme="minorHAnsi"/>
@@ -13470,71 +12261,25 @@
                           <w:szCs w:val="22"/>
                           <w:lang w:val="en-US"/>
                         </w:rPr>
-                        <w:t>Zyrcled</w:t>
-                      </w:r>
-                      <w:proofErr w:type="spellEnd"/>
-                      <w:r>
+                        <w:t xml:space="preserve"> | </w:t>
+                      </w:r>
+                      <w:r>
+                        <w:rPr>
+                          <w:rFonts w:ascii="Century Gothic" w:hAnsi="Century Gothic" w:cstheme="minorHAnsi"/>
+                          <w:sz w:val="20"/>
+                          <w:szCs w:val="20"/>
+                          <w:lang w:val="en-US"/>
+                        </w:rPr>
+                        <w:t>Team Leader</w:t>
+                      </w:r>
+                    </w:p>
+                    <w:p>
+                      <w:pPr>
                         <w:rPr>
                           <w:rFonts w:ascii="Century Gothic" w:hAnsi="Century Gothic" w:cstheme="minorHAnsi"/>
                           <w:sz w:val="22"/>
                           <w:szCs w:val="22"/>
-                          <w:lang w:val="en-US"/>
-                        </w:rPr>
-                        <w:t xml:space="preserve"> S</w:t>
-                      </w:r>
-                      <w:r>
-                        <w:rPr>
-                          <w:rFonts w:ascii="Century Gothic" w:hAnsi="Century Gothic" w:cstheme="minorHAnsi"/>
-                          <w:sz w:val="22"/>
-                          <w:szCs w:val="22"/>
-                          <w:lang w:val="en-US"/>
-                        </w:rPr>
-                        <w:t>.</w:t>
-                      </w:r>
-                      <w:r>
-                        <w:rPr>
-                          <w:rFonts w:ascii="Century Gothic" w:hAnsi="Century Gothic" w:cstheme="minorHAnsi"/>
-                          <w:sz w:val="22"/>
-                          <w:szCs w:val="22"/>
-                          <w:lang w:val="en-US"/>
-                        </w:rPr>
-                        <w:t>G</w:t>
-                      </w:r>
-                      <w:r>
-                        <w:rPr>
-                          <w:rFonts w:ascii="Century Gothic" w:hAnsi="Century Gothic" w:cstheme="minorHAnsi"/>
-                          <w:sz w:val="22"/>
-                          <w:szCs w:val="22"/>
-                          <w:lang w:val="en-US"/>
-                        </w:rPr>
-                        <w:t>.</w:t>
-                      </w:r>
-                      <w:r>
-                        <w:rPr>
-                          <w:rFonts w:ascii="Century Gothic" w:hAnsi="Century Gothic" w:cstheme="minorHAnsi"/>
-                          <w:sz w:val="22"/>
-                          <w:szCs w:val="22"/>
-                          <w:lang w:val="en-US"/>
-                        </w:rPr>
-                        <w:t xml:space="preserve"> | </w:t>
-                      </w:r>
-                      <w:r>
-                        <w:rPr>
-                          <w:rFonts w:ascii="Century Gothic" w:hAnsi="Century Gothic" w:cstheme="minorHAnsi"/>
-                          <w:sz w:val="22"/>
-                          <w:szCs w:val="22"/>
-                          <w:lang w:val="en-US"/>
-                        </w:rPr>
-                        <w:t>CTO</w:t>
-                      </w:r>
-                    </w:p>
-                    <w:p>
-                      <w:pPr>
-                        <w:rPr>
-                          <w:rFonts w:ascii="Century Gothic" w:hAnsi="Century Gothic" w:cstheme="minorHAnsi"/>
-                          <w:sz w:val="22"/>
-                          <w:szCs w:val="22"/>
-                          <w:lang w:val="en-US"/>
+                          <w:lang w:val="es-ES"/>
                         </w:rPr>
                       </w:pPr>
                       <w:r>
@@ -13543,80 +12288,28 @@
                           <w:rFonts w:ascii="Century Gothic" w:hAnsi="Century Gothic"/>
                           <w:sz w:val="22"/>
                           <w:szCs w:val="22"/>
-                          <w:lang w:val="en-US"/>
-                        </w:rPr>
-                        <w:t>+34 697 16 79 49</w:t>
-                      </w:r>
-                    </w:p>
-                    <w:p>
-                      <w:pPr>
-                        <w:spacing w:line="276" w:lineRule="auto"/>
-                        <w:rPr>
-                          <w:rFonts w:ascii="Century Gothic" w:hAnsi="Century Gothic" w:cs="Arial"/>
+                          <w:lang w:val="es-ES"/>
+                        </w:rPr>
+                        <w:t>+593 98 062 9597</w:t>
+                      </w:r>
+                    </w:p>
+                    <w:p>
+                      <w:pPr>
+                        <w:rPr>
+                          <w:rFonts w:ascii="Century Gothic" w:hAnsi="Century Gothic" w:cstheme="minorHAnsi"/>
+                          <w:sz w:val="20"/>
+                          <w:szCs w:val="20"/>
+                          <w:lang w:val="es-ES"/>
+                        </w:rPr>
+                      </w:pPr>
+                      <w:r>
+                        <w:rPr>
+                          <w:rFonts w:ascii="Century Gothic" w:hAnsi="Century Gothic"/>
                           <w:sz w:val="22"/>
                           <w:szCs w:val="22"/>
-                          <w:lang w:val="en-US"/>
-                        </w:rPr>
-                      </w:pPr>
-                      <w:r>
-                        <w:rPr>
-                          <w:rFonts w:ascii="Century Gothic" w:hAnsi="Century Gothic" w:cs="Arial"/>
-                          <w:sz w:val="22"/>
-                          <w:szCs w:val="22"/>
-                          <w:lang w:val="en-US"/>
-                        </w:rPr>
-                        <w:t>amed901117@gmail.com</w:t>
-                      </w:r>
-                    </w:p>
-                    <w:p>
-                      <w:pPr>
-                        <w:rPr>
-                          <w:rFonts w:ascii="Century Gothic" w:hAnsi="Century Gothic" w:cstheme="minorHAnsi"/>
-                          <w:sz w:val="22"/>
-                          <w:szCs w:val="22"/>
-                          <w:lang w:val="en-US"/>
-                        </w:rPr>
-                      </w:pPr>
-                    </w:p>
-                    <w:p>
-                      <w:pPr>
-                        <w:rPr>
-                          <w:rFonts w:ascii="Century Gothic" w:hAnsi="Century Gothic" w:cstheme="minorHAnsi"/>
-                          <w:sz w:val="22"/>
-                          <w:szCs w:val="22"/>
-                          <w:lang w:val="en-US"/>
-                        </w:rPr>
-                      </w:pPr>
-                    </w:p>
-                    <w:p>
-                      <w:pPr>
-                        <w:rPr>
-                          <w:rFonts w:ascii="Century Gothic" w:hAnsi="Century Gothic" w:cstheme="minorHAnsi"/>
-                          <w:sz w:val="22"/>
-                          <w:szCs w:val="22"/>
-                          <w:lang w:val="en-US"/>
-                        </w:rPr>
-                      </w:pPr>
-                    </w:p>
-                    <w:p>
-                      <w:pPr>
-                        <w:rPr>
-                          <w:rFonts w:ascii="Century Gothic" w:hAnsi="Century Gothic" w:cstheme="minorHAnsi"/>
-                          <w:sz w:val="22"/>
-                          <w:szCs w:val="22"/>
-                          <w:lang w:val="en-US"/>
-                        </w:rPr>
-                      </w:pPr>
-                    </w:p>
-                    <w:p>
-                      <w:pPr>
-                        <w:rPr>
-                          <w:rFonts w:ascii="Century Gothic" w:hAnsi="Century Gothic" w:cstheme="minorHAnsi"/>
-                          <w:sz w:val="22"/>
-                          <w:szCs w:val="22"/>
-                          <w:lang w:val="en-US"/>
-                        </w:rPr>
-                      </w:pPr>
+                        </w:rPr>
+                        <w:t>leo.cty@gmail.com</w:t>
+                      </w:r>
                     </w:p>
                   </w:txbxContent>
                 </v:textbox>
@@ -13795,7 +12488,7 @@
                         <a:effectLst/>
                         <a:extLst>
                           <a:ext uri="{C572A759-6A51-4108-AA02-DFA0A04FC94B}">
-                            <ma14:wrappingTextBoxFlag xmlns:oel="http://schemas.microsoft.com/office/2019/extlst" xmlns:w16du="http://schemas.microsoft.com/office/word/2023/wordml/word16du" xmlns="" xmlns:mo="http://schemas.microsoft.com/office/mac/office/2008/main" xmlns:mv="urn:schemas-microsoft-com:mac:vml" xmlns:o="urn:schemas-microsoft-com:office:office" xmlns:v="urn:schemas-microsoft-com:vml" xmlns:w10="urn:schemas-microsoft-com:office:word" xmlns:w="http://schemas.openxmlformats.org/wordprocessingml/2006/main" xmlns:ma14="http://schemas.microsoft.com/office/mac/drawingml/2011/main"/>
+                            <ma14:wrappingTextBoxFlag xmlns:ma14="http://schemas.microsoft.com/office/mac/drawingml/2011/main" xmlns:w="http://schemas.openxmlformats.org/wordprocessingml/2006/main" xmlns:w10="urn:schemas-microsoft-com:office:word" xmlns:v="urn:schemas-microsoft-com:vml" xmlns:o="urn:schemas-microsoft-com:office:office" xmlns:mv="urn:schemas-microsoft-com:mac:vml" xmlns:mo="http://schemas.microsoft.com/office/mac/office/2008/main" xmlns="" xmlns:w16du="http://schemas.microsoft.com/office/word/2023/wordml/word16du" xmlns:oel="http://schemas.microsoft.com/office/2019/extlst"/>
                           </a:ext>
                         </a:extLst>
                       </wps:spPr>
@@ -14333,7 +13026,7 @@
                 <wp:effectExtent l="0" t="0" r="0" b="4445"/>
                 <wp:wrapNone/>
                 <wp:docPr id="28" name="Cuadro de texto 28">
-                  <a:hlinkClick xmlns:a="http://schemas.openxmlformats.org/drawingml/2006/main" r:id="rId31"/>
+                  <a:hlinkClick xmlns:a="http://schemas.openxmlformats.org/drawingml/2006/main" r:id="rId23"/>
                 </wp:docPr>
                 <wp:cNvGraphicFramePr/>
                 <a:graphic xmlns:a="http://schemas.openxmlformats.org/drawingml/2006/main">
@@ -14530,7 +13223,7 @@
             <wp:effectExtent l="0" t="0" r="0" b="0"/>
             <wp:wrapNone/>
             <wp:docPr id="1059" name="Imagen 1059">
-              <a:hlinkClick xmlns:a="http://schemas.openxmlformats.org/drawingml/2006/main" r:id="rId31"/>
+              <a:hlinkClick xmlns:a="http://schemas.openxmlformats.org/drawingml/2006/main" r:id="rId23"/>
             </wp:docPr>
             <wp:cNvGraphicFramePr>
               <a:graphicFrameLocks xmlns:a="http://schemas.openxmlformats.org/drawingml/2006/main" noChangeAspect="1"/>
@@ -14540,14 +13233,14 @@
                 <pic:pic xmlns:pic="http://schemas.openxmlformats.org/drawingml/2006/picture">
                   <pic:nvPicPr>
                     <pic:cNvPr id="1059" name="Imagen 1059">
-                      <a:hlinkClick r:id="rId31"/>
+                      <a:hlinkClick r:id="rId23"/>
                     </pic:cNvPr>
                     <pic:cNvPicPr>
                       <a:picLocks noChangeAspect="1" noChangeArrowheads="1"/>
                     </pic:cNvPicPr>
                   </pic:nvPicPr>
                   <pic:blipFill>
-                    <a:blip r:embed="rId32"/>
+                    <a:blip r:embed="rId24"/>
                     <a:stretch>
                       <a:fillRect/>
                     </a:stretch>
@@ -14596,7 +13289,7 @@
             <wp:effectExtent l="0" t="0" r="0" b="0"/>
             <wp:wrapNone/>
             <wp:docPr id="23" name="Imagen 23">
-              <a:hlinkClick xmlns:a="http://schemas.openxmlformats.org/drawingml/2006/main" r:id="rId33"/>
+              <a:hlinkClick xmlns:a="http://schemas.openxmlformats.org/drawingml/2006/main" r:id="rId25"/>
             </wp:docPr>
             <wp:cNvGraphicFramePr>
               <a:graphicFrameLocks xmlns:a="http://schemas.openxmlformats.org/drawingml/2006/main" noChangeAspect="1"/>
@@ -14606,14 +13299,14 @@
                 <pic:pic xmlns:pic="http://schemas.openxmlformats.org/drawingml/2006/picture">
                   <pic:nvPicPr>
                     <pic:cNvPr id="54" name="Imagen 54">
-                      <a:hlinkClick r:id="rId33"/>
+                      <a:hlinkClick r:id="rId25"/>
                     </pic:cNvPr>
                     <pic:cNvPicPr>
                       <a:picLocks noChangeAspect="1" noChangeArrowheads="1"/>
                     </pic:cNvPicPr>
                   </pic:nvPicPr>
                   <pic:blipFill>
-                    <a:blip r:embed="rId34"/>
+                    <a:blip r:embed="rId26"/>
                     <a:stretch>
                       <a:fillRect/>
                     </a:stretch>
@@ -14664,7 +13357,7 @@
                 <wp:effectExtent l="0" t="0" r="0" b="5715"/>
                 <wp:wrapNone/>
                 <wp:docPr id="21" name="Cuadro de texto 21">
-                  <a:hlinkClick xmlns:a="http://schemas.openxmlformats.org/drawingml/2006/main" r:id="rId35"/>
+                  <a:hlinkClick xmlns:a="http://schemas.openxmlformats.org/drawingml/2006/main" r:id="rId27"/>
                 </wp:docPr>
                 <wp:cNvGraphicFramePr/>
                 <a:graphic xmlns:a="http://schemas.openxmlformats.org/drawingml/2006/main">
@@ -14789,7 +13482,7 @@
                 <wp:effectExtent l="0" t="0" r="0" b="5715"/>
                 <wp:wrapNone/>
                 <wp:docPr id="26" name="Cuadro de texto 26">
-                  <a:hlinkClick xmlns:a="http://schemas.openxmlformats.org/drawingml/2006/main" r:id="rId33"/>
+                  <a:hlinkClick xmlns:a="http://schemas.openxmlformats.org/drawingml/2006/main" r:id="rId25"/>
                 </wp:docPr>
                 <wp:cNvGraphicFramePr/>
                 <a:graphic xmlns:a="http://schemas.openxmlformats.org/drawingml/2006/main">
@@ -14912,7 +13605,7 @@
             <wp:effectExtent l="0" t="0" r="0" b="0"/>
             <wp:wrapNone/>
             <wp:docPr id="54" name="Imagen 54">
-              <a:hlinkClick xmlns:a="http://schemas.openxmlformats.org/drawingml/2006/main" r:id="rId33"/>
+              <a:hlinkClick xmlns:a="http://schemas.openxmlformats.org/drawingml/2006/main" r:id="rId25"/>
             </wp:docPr>
             <wp:cNvGraphicFramePr>
               <a:graphicFrameLocks xmlns:a="http://schemas.openxmlformats.org/drawingml/2006/main" noChangeAspect="1"/>
@@ -14922,14 +13615,14 @@
                 <pic:pic xmlns:pic="http://schemas.openxmlformats.org/drawingml/2006/picture">
                   <pic:nvPicPr>
                     <pic:cNvPr id="54" name="Imagen 54">
-                      <a:hlinkClick r:id="rId33"/>
+                      <a:hlinkClick r:id="rId25"/>
                     </pic:cNvPr>
                     <pic:cNvPicPr>
                       <a:picLocks noChangeAspect="1" noChangeArrowheads="1"/>
                     </pic:cNvPicPr>
                   </pic:nvPicPr>
                   <pic:blipFill>
-                    <a:blip r:embed="rId34"/>
+                    <a:blip r:embed="rId26"/>
                     <a:stretch>
                       <a:fillRect/>
                     </a:stretch>
@@ -15102,7 +13795,7 @@
             <wp:effectExtent l="0" t="0" r="0" b="0"/>
             <wp:wrapNone/>
             <wp:docPr id="12" name="Imagen 12">
-              <a:hlinkClick xmlns:a="http://schemas.openxmlformats.org/drawingml/2006/main" r:id="rId31"/>
+              <a:hlinkClick xmlns:a="http://schemas.openxmlformats.org/drawingml/2006/main" r:id="rId23"/>
             </wp:docPr>
             <wp:cNvGraphicFramePr>
               <a:graphicFrameLocks xmlns:a="http://schemas.openxmlformats.org/drawingml/2006/main" noChangeAspect="1"/>
@@ -15112,14 +13805,14 @@
                 <pic:pic xmlns:pic="http://schemas.openxmlformats.org/drawingml/2006/picture">
                   <pic:nvPicPr>
                     <pic:cNvPr id="12" name="Imagen 12">
-                      <a:hlinkClick r:id="rId31"/>
+                      <a:hlinkClick r:id="rId23"/>
                     </pic:cNvPr>
                     <pic:cNvPicPr>
                       <a:picLocks noChangeAspect="1" noChangeArrowheads="1"/>
                     </pic:cNvPicPr>
                   </pic:nvPicPr>
                   <pic:blipFill>
-                    <a:blip r:embed="rId36"/>
+                    <a:blip r:embed="rId28"/>
                     <a:stretch>
                       <a:fillRect/>
                     </a:stretch>
@@ -15324,7 +14017,7 @@
 <w:numbering xmlns:wpc="http://schemas.microsoft.com/office/word/2010/wordprocessingCanvas" xmlns:cx="http://schemas.microsoft.com/office/drawing/2014/chartex" xmlns:cx1="http://schemas.microsoft.com/office/drawing/2015/9/8/chartex" xmlns:cx2="http://schemas.microsoft.com/office/drawing/2015/10/21/chartex" xmlns:cx3="http://schemas.microsoft.com/office/drawing/2016/5/9/chartex" xmlns:cx4="http://schemas.microsoft.com/office/drawing/2016/5/10/chartex" xmlns:cx5="http://schemas.microsoft.com/office/drawing/2016/5/11/chartex" xmlns:cx6="http://schemas.microsoft.com/office/drawing/2016/5/12/chartex" xmlns:cx7="http://schemas.microsoft.com/office/drawing/2016/5/13/chartex" xmlns:cx8="http://schemas.microsoft.com/office/drawing/2016/5/14/chartex" xmlns:mc="http://schemas.openxmlformats.org/markup-compatibility/2006" xmlns:aink="http://schemas.microsoft.com/office/drawing/2016/ink" xmlns:am3d="http://schemas.microsoft.com/office/drawing/2017/model3d" xmlns:o="urn:schemas-microsoft-com:office:office" xmlns:r="http://schemas.openxmlformats.org/officeDocument/2006/relationships" xmlns:m="http://schemas.openxmlformats.org/officeDocument/2006/math" xmlns:v="urn:schemas-microsoft-com:vml" xmlns:wp14="http://schemas.microsoft.com/office/word/2010/wordprocessingDrawing" xmlns:wp="http://schemas.openxmlformats.org/drawingml/2006/wordprocessingDrawing" xmlns:w10="urn:schemas-microsoft-com:office:word" xmlns:w="http://schemas.openxmlformats.org/wordprocessingml/2006/main" xmlns:w14="http://schemas.microsoft.com/office/word/2010/wordml" xmlns:w15="http://schemas.microsoft.com/office/word/2012/wordml" xmlns:w16cex="http://schemas.microsoft.com/office/word/2018/wordml/cex" xmlns:w16cid="http://schemas.microsoft.com/office/word/2016/wordml/cid" xmlns:w16="http://schemas.microsoft.com/office/word/2018/wordml" xmlns:w16sdtdh="http://schemas.microsoft.com/office/word/2020/wordml/sdtdatahash" xmlns:w16se="http://schemas.microsoft.com/office/word/2015/wordml/symex" xmlns:wpg="http://schemas.microsoft.com/office/word/2010/wordprocessingGroup" xmlns:wpi="http://schemas.microsoft.com/office/word/2010/wordprocessingInk" xmlns:wne="http://schemas.microsoft.com/office/word/2006/wordml" xmlns:wps="http://schemas.microsoft.com/office/word/2010/wordprocessingShape" mc:Ignorable="w14 w15 w16se w16cid w16 w16cex w16sdtdh wp14">
   <w:numPicBullet w:numPicBulletId="0">
     <w:pict>
-      <v:shapetype w14:anchorId="0D9CF4E8" id="_x0000_t75" coordsize="21600,21600" o:spt="75" o:preferrelative="t" path="m@4@5l@4@11@9@11@9@5xe" filled="f" stroked="f">
+      <v:shapetype w14:anchorId="5173B5FE" id="_x0000_t75" coordsize="21600,21600" o:spt="75" o:preferrelative="t" path="m@4@5l@4@11@9@11@9@5xe" filled="f" stroked="f">
         <v:stroke joinstyle="miter"/>
         <v:formulas>
           <v:f eqn="if lineDrawn pixelLineWidth 0"/>
@@ -15343,7 +14036,7 @@
         <v:path o:extrusionok="f" gradientshapeok="t" o:connecttype="rect"/>
         <o:lock v:ext="edit" aspectratio="t"/>
       </v:shapetype>
-      <v:shape id="_x0000_i1046" type="#_x0000_t75" style="width:12pt;height:12pt;visibility:visible" o:gfxdata="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" o:bullet="t">
+      <v:shape id="_x0000_i1243" type="#_x0000_t75" style="width:12pt;height:12pt;visibility:visible" o:gfxdata="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" o:bullet="t">
         <v:imagedata r:id="rId1" o:title=""/>
       </v:shape>
     </w:pict>
@@ -16255,6 +14948,118 @@
     </w:lvl>
   </w:abstractNum>
   <w:abstractNum w:abstractNumId="8" w15:restartNumberingAfterBreak="0">
+    <w:nsid w:val="3070081D"/>
+    <w:multiLevelType w:val="hybridMultilevel"/>
+    <w:tmpl w:val="DC9611BC"/>
+    <w:lvl w:ilvl="0" w:tplc="923A49C0">
+      <w:numFmt w:val="bullet"/>
+      <w:lvlText w:val=""/>
+      <w:lvlJc w:val="left"/>
+      <w:pPr>
+        <w:ind w:left="360" w:hanging="360"/>
+      </w:pPr>
+      <w:rPr>
+        <w:rFonts w:ascii="Symbol" w:eastAsia="MS Mincho" w:hAnsi="Symbol" w:cstheme="minorHAnsi" w:hint="default"/>
+      </w:rPr>
+    </w:lvl>
+    <w:lvl w:ilvl="1" w:tplc="04090003" w:tentative="1">
+      <w:start w:val="1"/>
+      <w:numFmt w:val="bullet"/>
+      <w:lvlText w:val="o"/>
+      <w:lvlJc w:val="left"/>
+      <w:pPr>
+        <w:ind w:left="1080" w:hanging="360"/>
+      </w:pPr>
+      <w:rPr>
+        <w:rFonts w:ascii="Courier New" w:hAnsi="Courier New" w:cs="Courier New" w:hint="default"/>
+      </w:rPr>
+    </w:lvl>
+    <w:lvl w:ilvl="2" w:tplc="04090005" w:tentative="1">
+      <w:start w:val="1"/>
+      <w:numFmt w:val="bullet"/>
+      <w:lvlText w:val=""/>
+      <w:lvlJc w:val="left"/>
+      <w:pPr>
+        <w:ind w:left="1800" w:hanging="360"/>
+      </w:pPr>
+      <w:rPr>
+        <w:rFonts w:ascii="Wingdings" w:hAnsi="Wingdings" w:hint="default"/>
+      </w:rPr>
+    </w:lvl>
+    <w:lvl w:ilvl="3" w:tplc="04090001" w:tentative="1">
+      <w:start w:val="1"/>
+      <w:numFmt w:val="bullet"/>
+      <w:lvlText w:val=""/>
+      <w:lvlJc w:val="left"/>
+      <w:pPr>
+        <w:ind w:left="2520" w:hanging="360"/>
+      </w:pPr>
+      <w:rPr>
+        <w:rFonts w:ascii="Symbol" w:hAnsi="Symbol" w:hint="default"/>
+      </w:rPr>
+    </w:lvl>
+    <w:lvl w:ilvl="4" w:tplc="04090003" w:tentative="1">
+      <w:start w:val="1"/>
+      <w:numFmt w:val="bullet"/>
+      <w:lvlText w:val="o"/>
+      <w:lvlJc w:val="left"/>
+      <w:pPr>
+        <w:ind w:left="3240" w:hanging="360"/>
+      </w:pPr>
+      <w:rPr>
+        <w:rFonts w:ascii="Courier New" w:hAnsi="Courier New" w:cs="Courier New" w:hint="default"/>
+      </w:rPr>
+    </w:lvl>
+    <w:lvl w:ilvl="5" w:tplc="04090005" w:tentative="1">
+      <w:start w:val="1"/>
+      <w:numFmt w:val="bullet"/>
+      <w:lvlText w:val=""/>
+      <w:lvlJc w:val="left"/>
+      <w:pPr>
+        <w:ind w:left="3960" w:hanging="360"/>
+      </w:pPr>
+      <w:rPr>
+        <w:rFonts w:ascii="Wingdings" w:hAnsi="Wingdings" w:hint="default"/>
+      </w:rPr>
+    </w:lvl>
+    <w:lvl w:ilvl="6" w:tplc="04090001" w:tentative="1">
+      <w:start w:val="1"/>
+      <w:numFmt w:val="bullet"/>
+      <w:lvlText w:val=""/>
+      <w:lvlJc w:val="left"/>
+      <w:pPr>
+        <w:ind w:left="4680" w:hanging="360"/>
+      </w:pPr>
+      <w:rPr>
+        <w:rFonts w:ascii="Symbol" w:hAnsi="Symbol" w:hint="default"/>
+      </w:rPr>
+    </w:lvl>
+    <w:lvl w:ilvl="7" w:tplc="04090003" w:tentative="1">
+      <w:start w:val="1"/>
+      <w:numFmt w:val="bullet"/>
+      <w:lvlText w:val="o"/>
+      <w:lvlJc w:val="left"/>
+      <w:pPr>
+        <w:ind w:left="5400" w:hanging="360"/>
+      </w:pPr>
+      <w:rPr>
+        <w:rFonts w:ascii="Courier New" w:hAnsi="Courier New" w:cs="Courier New" w:hint="default"/>
+      </w:rPr>
+    </w:lvl>
+    <w:lvl w:ilvl="8" w:tplc="04090005" w:tentative="1">
+      <w:start w:val="1"/>
+      <w:numFmt w:val="bullet"/>
+      <w:lvlText w:val=""/>
+      <w:lvlJc w:val="left"/>
+      <w:pPr>
+        <w:ind w:left="6120" w:hanging="360"/>
+      </w:pPr>
+      <w:rPr>
+        <w:rFonts w:ascii="Wingdings" w:hAnsi="Wingdings" w:hint="default"/>
+      </w:rPr>
+    </w:lvl>
+  </w:abstractNum>
+  <w:abstractNum w:abstractNumId="9" w15:restartNumberingAfterBreak="0">
     <w:nsid w:val="31C51F26"/>
     <w:multiLevelType w:val="hybridMultilevel"/>
     <w:tmpl w:val="459E38BC"/>
@@ -16367,7 +15172,7 @@
       </w:rPr>
     </w:lvl>
   </w:abstractNum>
-  <w:abstractNum w:abstractNumId="9" w15:restartNumberingAfterBreak="0">
+  <w:abstractNum w:abstractNumId="10" w15:restartNumberingAfterBreak="0">
     <w:nsid w:val="37C24A69"/>
     <w:multiLevelType w:val="hybridMultilevel"/>
     <w:tmpl w:val="77ECF8DC"/>
@@ -16481,7 +15286,7 @@
       </w:rPr>
     </w:lvl>
   </w:abstractNum>
-  <w:abstractNum w:abstractNumId="10" w15:restartNumberingAfterBreak="0">
+  <w:abstractNum w:abstractNumId="11" w15:restartNumberingAfterBreak="0">
     <w:nsid w:val="3C18264A"/>
     <w:multiLevelType w:val="hybridMultilevel"/>
     <w:tmpl w:val="489624FE"/>
@@ -16594,7 +15399,7 @@
       </w:rPr>
     </w:lvl>
   </w:abstractNum>
-  <w:abstractNum w:abstractNumId="11" w15:restartNumberingAfterBreak="0">
+  <w:abstractNum w:abstractNumId="12" w15:restartNumberingAfterBreak="0">
     <w:nsid w:val="73876411"/>
     <w:multiLevelType w:val="hybridMultilevel"/>
     <w:tmpl w:val="33603D6A"/>
@@ -16707,7 +15512,119 @@
       </w:rPr>
     </w:lvl>
   </w:abstractNum>
-  <w:abstractNum w:abstractNumId="12" w15:restartNumberingAfterBreak="0">
+  <w:abstractNum w:abstractNumId="13" w15:restartNumberingAfterBreak="0">
+    <w:nsid w:val="78AF21A4"/>
+    <w:multiLevelType w:val="hybridMultilevel"/>
+    <w:tmpl w:val="09AC8FD8"/>
+    <w:lvl w:ilvl="0" w:tplc="180834EE">
+      <w:numFmt w:val="bullet"/>
+      <w:lvlText w:val=""/>
+      <w:lvlJc w:val="left"/>
+      <w:pPr>
+        <w:ind w:left="720" w:hanging="360"/>
+      </w:pPr>
+      <w:rPr>
+        <w:rFonts w:ascii="Symbol" w:eastAsia="MS Mincho" w:hAnsi="Symbol" w:cstheme="minorHAnsi" w:hint="default"/>
+      </w:rPr>
+    </w:lvl>
+    <w:lvl w:ilvl="1" w:tplc="04090003" w:tentative="1">
+      <w:start w:val="1"/>
+      <w:numFmt w:val="bullet"/>
+      <w:lvlText w:val="o"/>
+      <w:lvlJc w:val="left"/>
+      <w:pPr>
+        <w:ind w:left="1440" w:hanging="360"/>
+      </w:pPr>
+      <w:rPr>
+        <w:rFonts w:ascii="Courier New" w:hAnsi="Courier New" w:cs="Courier New" w:hint="default"/>
+      </w:rPr>
+    </w:lvl>
+    <w:lvl w:ilvl="2" w:tplc="04090005" w:tentative="1">
+      <w:start w:val="1"/>
+      <w:numFmt w:val="bullet"/>
+      <w:lvlText w:val=""/>
+      <w:lvlJc w:val="left"/>
+      <w:pPr>
+        <w:ind w:left="2160" w:hanging="360"/>
+      </w:pPr>
+      <w:rPr>
+        <w:rFonts w:ascii="Wingdings" w:hAnsi="Wingdings" w:hint="default"/>
+      </w:rPr>
+    </w:lvl>
+    <w:lvl w:ilvl="3" w:tplc="04090001" w:tentative="1">
+      <w:start w:val="1"/>
+      <w:numFmt w:val="bullet"/>
+      <w:lvlText w:val=""/>
+      <w:lvlJc w:val="left"/>
+      <w:pPr>
+        <w:ind w:left="2880" w:hanging="360"/>
+      </w:pPr>
+      <w:rPr>
+        <w:rFonts w:ascii="Symbol" w:hAnsi="Symbol" w:hint="default"/>
+      </w:rPr>
+    </w:lvl>
+    <w:lvl w:ilvl="4" w:tplc="04090003" w:tentative="1">
+      <w:start w:val="1"/>
+      <w:numFmt w:val="bullet"/>
+      <w:lvlText w:val="o"/>
+      <w:lvlJc w:val="left"/>
+      <w:pPr>
+        <w:ind w:left="3600" w:hanging="360"/>
+      </w:pPr>
+      <w:rPr>
+        <w:rFonts w:ascii="Courier New" w:hAnsi="Courier New" w:cs="Courier New" w:hint="default"/>
+      </w:rPr>
+    </w:lvl>
+    <w:lvl w:ilvl="5" w:tplc="04090005" w:tentative="1">
+      <w:start w:val="1"/>
+      <w:numFmt w:val="bullet"/>
+      <w:lvlText w:val=""/>
+      <w:lvlJc w:val="left"/>
+      <w:pPr>
+        <w:ind w:left="4320" w:hanging="360"/>
+      </w:pPr>
+      <w:rPr>
+        <w:rFonts w:ascii="Wingdings" w:hAnsi="Wingdings" w:hint="default"/>
+      </w:rPr>
+    </w:lvl>
+    <w:lvl w:ilvl="6" w:tplc="04090001" w:tentative="1">
+      <w:start w:val="1"/>
+      <w:numFmt w:val="bullet"/>
+      <w:lvlText w:val=""/>
+      <w:lvlJc w:val="left"/>
+      <w:pPr>
+        <w:ind w:left="5040" w:hanging="360"/>
+      </w:pPr>
+      <w:rPr>
+        <w:rFonts w:ascii="Symbol" w:hAnsi="Symbol" w:hint="default"/>
+      </w:rPr>
+    </w:lvl>
+    <w:lvl w:ilvl="7" w:tplc="04090003" w:tentative="1">
+      <w:start w:val="1"/>
+      <w:numFmt w:val="bullet"/>
+      <w:lvlText w:val="o"/>
+      <w:lvlJc w:val="left"/>
+      <w:pPr>
+        <w:ind w:left="5760" w:hanging="360"/>
+      </w:pPr>
+      <w:rPr>
+        <w:rFonts w:ascii="Courier New" w:hAnsi="Courier New" w:cs="Courier New" w:hint="default"/>
+      </w:rPr>
+    </w:lvl>
+    <w:lvl w:ilvl="8" w:tplc="04090005" w:tentative="1">
+      <w:start w:val="1"/>
+      <w:numFmt w:val="bullet"/>
+      <w:lvlText w:val=""/>
+      <w:lvlJc w:val="left"/>
+      <w:pPr>
+        <w:ind w:left="6480" w:hanging="360"/>
+      </w:pPr>
+      <w:rPr>
+        <w:rFonts w:ascii="Wingdings" w:hAnsi="Wingdings" w:hint="default"/>
+      </w:rPr>
+    </w:lvl>
+  </w:abstractNum>
+  <w:abstractNum w:abstractNumId="14" w15:restartNumberingAfterBreak="0">
     <w:nsid w:val="79697A90"/>
     <w:multiLevelType w:val="hybridMultilevel"/>
     <w:tmpl w:val="03843964"/>
@@ -16819,7 +15736,7 @@
       </w:rPr>
     </w:lvl>
   </w:abstractNum>
-  <w:abstractNum w:abstractNumId="13" w15:restartNumberingAfterBreak="0">
+  <w:abstractNum w:abstractNumId="15" w15:restartNumberingAfterBreak="0">
     <w:nsid w:val="7ABC42DE"/>
     <w:multiLevelType w:val="hybridMultilevel"/>
     <w:tmpl w:val="FE06DB80"/>
@@ -16932,7 +15849,7 @@
       </w:rPr>
     </w:lvl>
   </w:abstractNum>
-  <w:abstractNum w:abstractNumId="14" w15:restartNumberingAfterBreak="0">
+  <w:abstractNum w:abstractNumId="16" w15:restartNumberingAfterBreak="0">
     <w:nsid w:val="7F9F52D7"/>
     <w:multiLevelType w:val="hybridMultilevel"/>
     <w:tmpl w:val="90046F6C"/>
@@ -17046,13 +15963,13 @@
     </w:lvl>
   </w:abstractNum>
   <w:num w:numId="1">
-    <w:abstractNumId w:val="10"/>
+    <w:abstractNumId w:val="11"/>
   </w:num>
   <w:num w:numId="2">
     <w:abstractNumId w:val="1"/>
   </w:num>
   <w:num w:numId="3">
-    <w:abstractNumId w:val="9"/>
+    <w:abstractNumId w:val="10"/>
   </w:num>
   <w:num w:numId="4">
     <w:abstractNumId w:val="7"/>
@@ -17064,7 +15981,7 @@
     <w:abstractNumId w:val="2"/>
   </w:num>
   <w:num w:numId="7">
-    <w:abstractNumId w:val="13"/>
+    <w:abstractNumId w:val="15"/>
   </w:num>
   <w:num w:numId="8">
     <w:abstractNumId w:val="4"/>
@@ -17073,22 +15990,28 @@
     <w:abstractNumId w:val="5"/>
   </w:num>
   <w:num w:numId="10">
-    <w:abstractNumId w:val="8"/>
+    <w:abstractNumId w:val="9"/>
   </w:num>
   <w:num w:numId="11">
-    <w:abstractNumId w:val="11"/>
+    <w:abstractNumId w:val="12"/>
   </w:num>
   <w:num w:numId="12">
-    <w:abstractNumId w:val="12"/>
+    <w:abstractNumId w:val="14"/>
   </w:num>
   <w:num w:numId="13">
     <w:abstractNumId w:val="6"/>
   </w:num>
   <w:num w:numId="14">
-    <w:abstractNumId w:val="14"/>
+    <w:abstractNumId w:val="16"/>
   </w:num>
   <w:num w:numId="15">
     <w:abstractNumId w:val="0"/>
+  </w:num>
+  <w:num w:numId="16">
+    <w:abstractNumId w:val="13"/>
+  </w:num>
+  <w:num w:numId="17">
+    <w:abstractNumId w:val="8"/>
   </w:num>
 </w:numbering>
 </file>
@@ -17482,7 +16405,7 @@
   <w:style w:type="paragraph" w:default="1" w:styleId="Normal">
     <w:name w:val="Normal"/>
     <w:qFormat/>
-    <w:rsid w:val="00A71D52"/>
+    <w:rsid w:val="00D571CD"/>
     <w:rPr>
       <w:sz w:val="24"/>
       <w:szCs w:val="24"/>
